--- a/LATAR BELAKANG SKRIPSI _ Unsaved _ New Version.docx
+++ b/LATAR BELAKANG SKRIPSI _ Unsaved _ New Version.docx
@@ -28400,7 +28400,7 @@
                 </mc:Choice>
                 <mc:Fallback>
                   <w:pict>
-                    <v:shapetype w14:anchorId="29BDCC4A" id="_x0000_t32" coordsize="21600,21600" o:spt="32" o:oned="t" path="m,l21600,21600e" filled="f">
+                    <v:shapetype w14:anchorId="6818A4D5" id="_x0000_t32" coordsize="21600,21600" o:spt="32" o:oned="t" path="m,l21600,21600e" filled="f">
                       <v:path arrowok="t" fillok="f" o:connecttype="none"/>
                       <o:lock v:ext="edit" shapetype="t"/>
                     </v:shapetype>
@@ -28901,7 +28901,7 @@
                 </mc:Choice>
                 <mc:Fallback>
                   <w:pict>
-                    <v:shape w14:anchorId="5BBC29C5" id="AutoShape 6" o:spid="_x0000_s1026" type="#_x0000_t32" style="position:absolute;margin-left:65.25pt;margin-top:17.05pt;width:71.25pt;height:0;z-index:251665920;visibility:visible;mso-wrap-style:square;mso-width-percent:0;mso-height-percent:0;mso-wrap-distance-left:9pt;mso-wrap-distance-top:0;mso-wrap-distance-right:9pt;mso-wrap-distance-bottom:0;mso-position-horizontal:absolute;mso-position-horizontal-relative:text;mso-position-vertical:absolute;mso-position-vertical-relative:text;mso-width-percent:0;mso-height-percent:0;mso-width-relative:page;mso-height-relative:page" o:gfxdata="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">
+                    <v:shape w14:anchorId="424C655A" id="AutoShape 6" o:spid="_x0000_s1026" type="#_x0000_t32" style="position:absolute;margin-left:65.25pt;margin-top:17.05pt;width:71.25pt;height:0;z-index:251665920;visibility:visible;mso-wrap-style:square;mso-width-percent:0;mso-height-percent:0;mso-wrap-distance-left:9pt;mso-wrap-distance-top:0;mso-wrap-distance-right:9pt;mso-wrap-distance-bottom:0;mso-position-horizontal:absolute;mso-position-horizontal-relative:text;mso-position-vertical:absolute;mso-position-vertical-relative:text;mso-width-percent:0;mso-height-percent:0;mso-width-relative:page;mso-height-relative:page" o:gfxdata="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">
                       <v:stroke endarrow="block"/>
                     </v:shape>
                   </w:pict>
@@ -29244,7 +29244,7 @@
                 </mc:Choice>
                 <mc:Fallback>
                   <w:pict>
-                    <v:shape w14:anchorId="7E9FEE3B" id="AutoShape 8" o:spid="_x0000_s1026" type="#_x0000_t32" style="position:absolute;margin-left:68.25pt;margin-top:21.3pt;width:67.5pt;height:0;z-index:251666944;visibility:visible;mso-wrap-style:square;mso-width-percent:0;mso-height-percent:0;mso-wrap-distance-left:9pt;mso-wrap-distance-top:0;mso-wrap-distance-right:9pt;mso-wrap-distance-bottom:0;mso-position-horizontal:absolute;mso-position-horizontal-relative:text;mso-position-vertical:absolute;mso-position-vertical-relative:text;mso-width-percent:0;mso-height-percent:0;mso-width-relative:page;mso-height-relative:page" o:gfxdata="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">
+                    <v:shape w14:anchorId="56831616" id="AutoShape 8" o:spid="_x0000_s1026" type="#_x0000_t32" style="position:absolute;margin-left:68.25pt;margin-top:21.3pt;width:67.5pt;height:0;z-index:251666944;visibility:visible;mso-wrap-style:square;mso-width-percent:0;mso-height-percent:0;mso-wrap-distance-left:9pt;mso-wrap-distance-top:0;mso-wrap-distance-right:9pt;mso-wrap-distance-bottom:0;mso-position-horizontal:absolute;mso-position-horizontal-relative:text;mso-position-vertical:absolute;mso-position-vertical-relative:text;mso-width-percent:0;mso-height-percent:0;mso-width-relative:page;mso-height-relative:page" o:gfxdata="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">
                       <v:stroke endarrow="block"/>
                     </v:shape>
                   </w:pict>
@@ -30127,7 +30127,7 @@
                 </mc:Choice>
                 <mc:Fallback>
                   <w:pict>
-                    <v:oval w14:anchorId="03D2C4AE" id="Oval 9" o:spid="_x0000_s1026" style="position:absolute;margin-left:82.5pt;margin-top:6.4pt;width:38.25pt;height:38.25pt;z-index:251667968;visibility:visible;mso-wrap-style:square;mso-width-percent:0;mso-height-percent:0;mso-wrap-distance-left:9pt;mso-wrap-distance-top:0;mso-wrap-distance-right:9pt;mso-wrap-distance-bottom:0;mso-position-horizontal:absolute;mso-position-horizontal-relative:text;mso-position-vertical:absolute;mso-position-vertical-relative:text;mso-width-percent:0;mso-height-percent:0;mso-width-relative:page;mso-height-relative:page;v-text-anchor:top" o:gfxdata="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" fillcolor="black [3200]" stroked="f" strokecolor="#f2f2f2 [3041]" strokeweight="3pt">
+                    <v:oval w14:anchorId="4097FCBC" id="Oval 9" o:spid="_x0000_s1026" style="position:absolute;margin-left:82.5pt;margin-top:6.4pt;width:38.25pt;height:38.25pt;z-index:251667968;visibility:visible;mso-wrap-style:square;mso-width-percent:0;mso-height-percent:0;mso-wrap-distance-left:9pt;mso-wrap-distance-top:0;mso-wrap-distance-right:9pt;mso-wrap-distance-bottom:0;mso-position-horizontal:absolute;mso-position-horizontal-relative:text;mso-position-vertical:absolute;mso-position-vertical-relative:text;mso-width-percent:0;mso-height-percent:0;mso-width-relative:page;mso-height-relative:page;v-text-anchor:top" o:gfxdata="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" fillcolor="black [3200]" stroked="f" strokecolor="#f2f2f2 [3041]" strokeweight="3pt">
                       <v:shadow color="#7f7f7f [1601]" opacity=".5" offset="1pt"/>
                     </v:oval>
                   </w:pict>
@@ -30338,7 +30338,7 @@
                 </mc:Choice>
                 <mc:Fallback>
                   <w:pict>
-                    <v:roundrect w14:anchorId="7D5DD611" id="AutoShape 10" o:spid="_x0000_s1026" style="position:absolute;margin-left:74.25pt;margin-top:25.55pt;width:52.5pt;height:26.55pt;z-index:251668992;visibility:visible;mso-wrap-style:square;mso-width-percent:0;mso-height-percent:0;mso-wrap-distance-left:9pt;mso-wrap-distance-top:0;mso-wrap-distance-right:9pt;mso-wrap-distance-bottom:0;mso-position-horizontal:absolute;mso-position-horizontal-relative:text;mso-position-vertical:absolute;mso-position-vertical-relative:text;mso-width-percent:0;mso-height-percent:0;mso-width-relative:page;mso-height-relative:page;v-text-anchor:top" arcsize="10923f" o:gfxdata="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"/>
+                    <v:roundrect w14:anchorId="68B36584" id="AutoShape 10" o:spid="_x0000_s1026" style="position:absolute;margin-left:74.25pt;margin-top:25.55pt;width:52.5pt;height:26.55pt;z-index:251668992;visibility:visible;mso-wrap-style:square;mso-width-percent:0;mso-height-percent:0;mso-wrap-distance-left:9pt;mso-wrap-distance-top:0;mso-wrap-distance-right:9pt;mso-wrap-distance-bottom:0;mso-position-horizontal:absolute;mso-position-horizontal-relative:text;mso-position-vertical:absolute;mso-position-vertical-relative:text;mso-width-percent:0;mso-height-percent:0;mso-width-relative:page;mso-height-relative:page;v-text-anchor:top" arcsize="10923f" o:gfxdata="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"/>
                   </w:pict>
                 </mc:Fallback>
               </mc:AlternateContent>
@@ -30701,7 +30701,7 @@
                 </mc:Choice>
                 <mc:Fallback>
                   <w:pict>
-                    <v:shapetype w14:anchorId="13DC4E99" id="_x0000_t4" coordsize="21600,21600" o:spt="4" path="m10800,l,10800,10800,21600,21600,10800xe">
+                    <v:shapetype w14:anchorId="56FB25D6" id="_x0000_t4" coordsize="21600,21600" o:spt="4" path="m10800,l,10800,10800,21600,21600,10800xe">
                       <v:stroke joinstyle="miter"/>
                       <v:path gradientshapeok="t" o:connecttype="rect" textboxrect="5400,5400,16200,16200"/>
                     </v:shapetype>
@@ -31038,7 +31038,7 @@
                 </mc:Choice>
                 <mc:Fallback>
                   <w:pict>
-                    <v:shape w14:anchorId="35189566" id="AutoShape 12" o:spid="_x0000_s1026" type="#_x0000_t32" style="position:absolute;margin-left:74.25pt;margin-top:14.65pt;width:60pt;height:0;z-index:251671040;visibility:visible;mso-wrap-style:square;mso-width-percent:0;mso-height-percent:0;mso-wrap-distance-left:9pt;mso-wrap-distance-top:0;mso-wrap-distance-right:9pt;mso-wrap-distance-bottom:0;mso-position-horizontal:absolute;mso-position-horizontal-relative:text;mso-position-vertical:absolute;mso-position-vertical-relative:text;mso-width-percent:0;mso-height-percent:0;mso-width-relative:page;mso-height-relative:page" o:gfxdata="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"/>
+                    <v:shape w14:anchorId="581951D4" id="AutoShape 12" o:spid="_x0000_s1026" type="#_x0000_t32" style="position:absolute;margin-left:74.25pt;margin-top:14.65pt;width:60pt;height:0;z-index:251671040;visibility:visible;mso-wrap-style:square;mso-width-percent:0;mso-height-percent:0;mso-wrap-distance-left:9pt;mso-wrap-distance-top:0;mso-wrap-distance-right:9pt;mso-wrap-distance-bottom:0;mso-position-horizontal:absolute;mso-position-horizontal-relative:text;mso-position-vertical:absolute;mso-position-vertical-relative:text;mso-width-percent:0;mso-height-percent:0;mso-width-relative:page;mso-height-relative:page" o:gfxdata="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"/>
                   </w:pict>
                 </mc:Fallback>
               </mc:AlternateContent>
@@ -31405,7 +31405,7 @@
                 </mc:Choice>
                 <mc:Fallback>
                   <w:pict>
-                    <v:oval w14:anchorId="030950A4" id="Oval 17" o:spid="_x0000_s1026" style="position:absolute;margin-left:82.5pt;margin-top:10.25pt;width:38.25pt;height:38.25pt;z-index:251674112;visibility:visible;mso-wrap-style:square;mso-width-percent:0;mso-height-percent:0;mso-wrap-distance-left:9pt;mso-wrap-distance-top:0;mso-wrap-distance-right:9pt;mso-wrap-distance-bottom:0;mso-position-horizontal:absolute;mso-position-horizontal-relative:text;mso-position-vertical:absolute;mso-position-vertical-relative:text;mso-width-percent:0;mso-height-percent:0;mso-width-relative:page;mso-height-relative:page;v-text-anchor:top" o:gfxdata="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" filled="f"/>
+                    <v:oval w14:anchorId="1AD7220B" id="Oval 17" o:spid="_x0000_s1026" style="position:absolute;margin-left:82.5pt;margin-top:10.25pt;width:38.25pt;height:38.25pt;z-index:251674112;visibility:visible;mso-wrap-style:square;mso-width-percent:0;mso-height-percent:0;mso-wrap-distance-left:9pt;mso-wrap-distance-top:0;mso-wrap-distance-right:9pt;mso-wrap-distance-bottom:0;mso-position-horizontal:absolute;mso-position-horizontal-relative:text;mso-position-vertical:absolute;mso-position-vertical-relative:text;mso-width-percent:0;mso-height-percent:0;mso-width-relative:page;mso-height-relative:page;v-text-anchor:top" o:gfxdata="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" filled="f"/>
                   </w:pict>
                 </mc:Fallback>
               </mc:AlternateContent>
@@ -31505,7 +31505,7 @@
                 </mc:Choice>
                 <mc:Fallback>
                   <w:pict>
-                    <v:oval w14:anchorId="743FB471" id="Oval 13" o:spid="_x0000_s1026" style="position:absolute;margin-left:87pt;margin-top:14.75pt;width:28.5pt;height:28.5pt;z-index:251672064;visibility:visible;mso-wrap-style:square;mso-width-percent:0;mso-height-percent:0;mso-wrap-distance-left:9pt;mso-wrap-distance-top:0;mso-wrap-distance-right:9pt;mso-wrap-distance-bottom:0;mso-position-horizontal:absolute;mso-position-horizontal-relative:text;mso-position-vertical:absolute;mso-position-vertical-relative:text;mso-width-percent:0;mso-height-percent:0;mso-width-relative:page;mso-height-relative:page;v-text-anchor:top" o:gfxdata="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" fillcolor="black [3200]" stroked="f" strokecolor="black [3213]" strokeweight="3pt">
+                    <v:oval w14:anchorId="72FB5B9D" id="Oval 13" o:spid="_x0000_s1026" style="position:absolute;margin-left:87pt;margin-top:14.75pt;width:28.5pt;height:28.5pt;z-index:251672064;visibility:visible;mso-wrap-style:square;mso-width-percent:0;mso-height-percent:0;mso-wrap-distance-left:9pt;mso-wrap-distance-top:0;mso-wrap-distance-right:9pt;mso-wrap-distance-bottom:0;mso-position-horizontal:absolute;mso-position-horizontal-relative:text;mso-position-vertical:absolute;mso-position-vertical-relative:text;mso-width-percent:0;mso-height-percent:0;mso-width-relative:page;mso-height-relative:page;v-text-anchor:top" o:gfxdata="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" fillcolor="black [3200]" stroked="f" strokecolor="black [3213]" strokeweight="3pt">
                       <v:shadow color="#7f7f7f [1601]" opacity=".5" offset="1pt"/>
                     </v:oval>
                   </w:pict>
@@ -43953,13 +43953,68 @@
         <w:jc w:val="both"/>
         <w:rPr>
           <w:rFonts w:ascii="Times New Roman" w:hAnsi="Times New Roman" w:cs="Times New Roman"/>
+          <w:sz w:val="24"/>
+          <w:szCs w:val="24"/>
+        </w:rPr>
+      </w:pPr>
+      <w:r>
+        <w:rPr>
+          <w:rFonts w:ascii="Times New Roman" w:hAnsi="Times New Roman" w:cs="Times New Roman"/>
           <w:b/>
           <w:bCs/>
-          <w:sz w:val="24"/>
-          <w:szCs w:val="24"/>
-        </w:rPr>
-      </w:pPr>
-      <w:r>
+          <w:i/>
+          <w:iCs/>
+          <w:sz w:val="24"/>
+          <w:szCs w:val="24"/>
+        </w:rPr>
+        <w:tab/>
+      </w:r>
+      <w:proofErr w:type="spellStart"/>
+      <w:r>
+        <w:rPr>
+          <w:rFonts w:ascii="Times New Roman" w:hAnsi="Times New Roman" w:cs="Times New Roman"/>
+          <w:i/>
+          <w:iCs/>
+          <w:sz w:val="24"/>
+          <w:szCs w:val="24"/>
+        </w:rPr>
+        <w:t>Usecase</w:t>
+      </w:r>
+      <w:proofErr w:type="spellEnd"/>
+      <w:r>
+        <w:rPr>
+          <w:rFonts w:ascii="Times New Roman" w:hAnsi="Times New Roman" w:cs="Times New Roman"/>
+          <w:i/>
+          <w:iCs/>
+          <w:sz w:val="24"/>
+          <w:szCs w:val="24"/>
+        </w:rPr>
+        <w:t xml:space="preserve"> Diagram </w:t>
+      </w:r>
+      <w:proofErr w:type="spellStart"/>
+      <w:r>
+        <w:rPr>
+          <w:rFonts w:ascii="Times New Roman" w:hAnsi="Times New Roman" w:cs="Times New Roman"/>
+          <w:sz w:val="24"/>
+          <w:szCs w:val="24"/>
+        </w:rPr>
+        <w:t>merupakan</w:t>
+      </w:r>
+      <w:proofErr w:type="spellEnd"/>
+      <w:r>
+        <w:rPr>
+          <w:rFonts w:ascii="Times New Roman" w:hAnsi="Times New Roman" w:cs="Times New Roman"/>
+          <w:sz w:val="24"/>
+          <w:szCs w:val="24"/>
+        </w:rPr>
+        <w:t>…</w:t>
+      </w:r>
+    </w:p>
+    <w:p>
+      <w:pPr>
+        <w:spacing w:after="110" w:line="360" w:lineRule="auto"/>
+        <w:ind w:left="720"/>
+        <w:jc w:val="both"/>
         <w:rPr>
           <w:rFonts w:ascii="Times New Roman" w:hAnsi="Times New Roman" w:cs="Times New Roman"/>
           <w:b/>
@@ -43967,6 +44022,16 @@
           <w:sz w:val="24"/>
           <w:szCs w:val="24"/>
         </w:rPr>
+      </w:pPr>
+      <w:r>
+        <w:rPr>
+          <w:rFonts w:ascii="Times New Roman" w:hAnsi="Times New Roman" w:cs="Times New Roman"/>
+          <w:b/>
+          <w:bCs/>
+          <w:sz w:val="24"/>
+          <w:szCs w:val="24"/>
+        </w:rPr>
+        <w:lastRenderedPageBreak/>
         <w:tab/>
       </w:r>
     </w:p>
@@ -44351,6 +44416,7 @@
         <w:rPr>
           <w:rStyle w:val="Hyperlink"/>
         </w:rPr>
+        <w:lastRenderedPageBreak/>
         <w:t xml:space="preserve">[3] </w:t>
       </w:r>
       <w:proofErr w:type="spellStart"/>
@@ -44380,7 +44446,6 @@
         <w:rPr>
           <w:rStyle w:val="Hyperlink"/>
         </w:rPr>
-        <w:lastRenderedPageBreak/>
         <w:t>[4</w:t>
       </w:r>
       <w:r>

--- a/LATAR BELAKANG SKRIPSI _ Unsaved _ New Version.docx
+++ b/LATAR BELAKANG SKRIPSI _ Unsaved _ New Version.docx
@@ -40401,8 +40401,20 @@
           <w:sz w:val="24"/>
           <w:szCs w:val="32"/>
         </w:rPr>
-        <w:t xml:space="preserve"> Sistem</w:t>
-      </w:r>
+        <w:t xml:space="preserve"> </w:t>
+      </w:r>
+      <w:proofErr w:type="spellStart"/>
+      <w:r>
+        <w:rPr>
+          <w:rFonts w:ascii="Times New Roman" w:hAnsi="Times New Roman" w:cs="Times New Roman"/>
+          <w:b/>
+          <w:bCs/>
+          <w:sz w:val="24"/>
+          <w:szCs w:val="32"/>
+        </w:rPr>
+        <w:t>Sistem</w:t>
+      </w:r>
+      <w:proofErr w:type="spellEnd"/>
     </w:p>
     <w:p>
       <w:pPr>
@@ -40888,7 +40900,29 @@
           <w:sz w:val="24"/>
           <w:szCs w:val="32"/>
         </w:rPr>
-        <w:t xml:space="preserve"> Kebutuhan </w:t>
+        <w:t xml:space="preserve"> </w:t>
+      </w:r>
+      <w:proofErr w:type="spellStart"/>
+      <w:r>
+        <w:rPr>
+          <w:rFonts w:ascii="Times New Roman" w:hAnsi="Times New Roman" w:cs="Times New Roman"/>
+          <w:b/>
+          <w:bCs/>
+          <w:sz w:val="24"/>
+          <w:szCs w:val="32"/>
+        </w:rPr>
+        <w:t>Kebutuhan</w:t>
+      </w:r>
+      <w:proofErr w:type="spellEnd"/>
+      <w:r>
+        <w:rPr>
+          <w:rFonts w:ascii="Times New Roman" w:hAnsi="Times New Roman" w:cs="Times New Roman"/>
+          <w:b/>
+          <w:bCs/>
+          <w:sz w:val="24"/>
+          <w:szCs w:val="32"/>
+        </w:rPr>
+        <w:t xml:space="preserve"> </w:t>
       </w:r>
       <w:proofErr w:type="spellStart"/>
       <w:r>
@@ -41654,8 +41688,20 @@
           <w:sz w:val="24"/>
           <w:szCs w:val="32"/>
         </w:rPr>
-        <w:t xml:space="preserve"> Sistem</w:t>
-      </w:r>
+        <w:t xml:space="preserve"> </w:t>
+      </w:r>
+      <w:proofErr w:type="spellStart"/>
+      <w:r>
+        <w:rPr>
+          <w:rFonts w:ascii="Times New Roman" w:hAnsi="Times New Roman" w:cs="Times New Roman"/>
+          <w:b/>
+          <w:bCs/>
+          <w:sz w:val="24"/>
+          <w:szCs w:val="32"/>
+        </w:rPr>
+        <w:t>Sistem</w:t>
+      </w:r>
+      <w:proofErr w:type="spellEnd"/>
     </w:p>
     <w:p>
       <w:pPr>
@@ -43967,6 +44013,7 @@
           <w:sz w:val="24"/>
           <w:szCs w:val="24"/>
         </w:rPr>
+        <w:lastRenderedPageBreak/>
         <w:tab/>
       </w:r>
       <w:proofErr w:type="spellStart"/>
@@ -44007,8 +44054,522 @@
           <w:sz w:val="24"/>
           <w:szCs w:val="24"/>
         </w:rPr>
-        <w:t>…</w:t>
-      </w:r>
+        <w:t xml:space="preserve"> </w:t>
+      </w:r>
+      <w:r>
+        <w:rPr>
+          <w:rFonts w:ascii="Times New Roman" w:hAnsi="Times New Roman" w:cs="Times New Roman"/>
+          <w:i/>
+          <w:iCs/>
+          <w:sz w:val="24"/>
+          <w:szCs w:val="24"/>
+        </w:rPr>
+        <w:t xml:space="preserve">tool </w:t>
+      </w:r>
+      <w:r>
+        <w:rPr>
+          <w:rFonts w:ascii="Times New Roman" w:hAnsi="Times New Roman" w:cs="Times New Roman"/>
+          <w:sz w:val="24"/>
+          <w:szCs w:val="24"/>
+        </w:rPr>
+        <w:t xml:space="preserve">yang </w:t>
+      </w:r>
+      <w:proofErr w:type="spellStart"/>
+      <w:r>
+        <w:rPr>
+          <w:rFonts w:ascii="Times New Roman" w:hAnsi="Times New Roman" w:cs="Times New Roman"/>
+          <w:sz w:val="24"/>
+          <w:szCs w:val="24"/>
+        </w:rPr>
+        <w:t>mendeskripsikan</w:t>
+      </w:r>
+      <w:proofErr w:type="spellEnd"/>
+      <w:r>
+        <w:rPr>
+          <w:rFonts w:ascii="Times New Roman" w:hAnsi="Times New Roman" w:cs="Times New Roman"/>
+          <w:sz w:val="24"/>
+          <w:szCs w:val="24"/>
+        </w:rPr>
+        <w:t xml:space="preserve"> </w:t>
+      </w:r>
+      <w:proofErr w:type="spellStart"/>
+      <w:r>
+        <w:rPr>
+          <w:rFonts w:ascii="Times New Roman" w:hAnsi="Times New Roman" w:cs="Times New Roman"/>
+          <w:sz w:val="24"/>
+          <w:szCs w:val="24"/>
+        </w:rPr>
+        <w:t>interaksi</w:t>
+      </w:r>
+      <w:proofErr w:type="spellEnd"/>
+      <w:r>
+        <w:rPr>
+          <w:rFonts w:ascii="Times New Roman" w:hAnsi="Times New Roman" w:cs="Times New Roman"/>
+          <w:sz w:val="24"/>
+          <w:szCs w:val="24"/>
+        </w:rPr>
+        <w:t xml:space="preserve"> </w:t>
+      </w:r>
+      <w:proofErr w:type="spellStart"/>
+      <w:r>
+        <w:rPr>
+          <w:rFonts w:ascii="Times New Roman" w:hAnsi="Times New Roman" w:cs="Times New Roman"/>
+          <w:sz w:val="24"/>
+          <w:szCs w:val="24"/>
+        </w:rPr>
+        <w:t>antar</w:t>
+      </w:r>
+      <w:proofErr w:type="spellEnd"/>
+      <w:r>
+        <w:rPr>
+          <w:rFonts w:ascii="Times New Roman" w:hAnsi="Times New Roman" w:cs="Times New Roman"/>
+          <w:sz w:val="24"/>
+          <w:szCs w:val="24"/>
+        </w:rPr>
+        <w:t xml:space="preserve"> </w:t>
+      </w:r>
+      <w:proofErr w:type="spellStart"/>
+      <w:r>
+        <w:rPr>
+          <w:rFonts w:ascii="Times New Roman" w:hAnsi="Times New Roman" w:cs="Times New Roman"/>
+          <w:sz w:val="24"/>
+          <w:szCs w:val="24"/>
+        </w:rPr>
+        <w:t>satu</w:t>
+      </w:r>
+      <w:proofErr w:type="spellEnd"/>
+      <w:r>
+        <w:rPr>
+          <w:rFonts w:ascii="Times New Roman" w:hAnsi="Times New Roman" w:cs="Times New Roman"/>
+          <w:sz w:val="24"/>
+          <w:szCs w:val="24"/>
+        </w:rPr>
+        <w:t xml:space="preserve"> </w:t>
+      </w:r>
+      <w:proofErr w:type="spellStart"/>
+      <w:r>
+        <w:rPr>
+          <w:rFonts w:ascii="Times New Roman" w:hAnsi="Times New Roman" w:cs="Times New Roman"/>
+          <w:sz w:val="24"/>
+          <w:szCs w:val="24"/>
+        </w:rPr>
+        <w:t>atau</w:t>
+      </w:r>
+      <w:proofErr w:type="spellEnd"/>
+      <w:r>
+        <w:rPr>
+          <w:rFonts w:ascii="Times New Roman" w:hAnsi="Times New Roman" w:cs="Times New Roman"/>
+          <w:sz w:val="24"/>
+          <w:szCs w:val="24"/>
+        </w:rPr>
+        <w:t xml:space="preserve"> </w:t>
+      </w:r>
+      <w:proofErr w:type="spellStart"/>
+      <w:r>
+        <w:rPr>
+          <w:rFonts w:ascii="Times New Roman" w:hAnsi="Times New Roman" w:cs="Times New Roman"/>
+          <w:sz w:val="24"/>
+          <w:szCs w:val="24"/>
+        </w:rPr>
+        <w:t>lebih</w:t>
+      </w:r>
+      <w:proofErr w:type="spellEnd"/>
+      <w:r>
+        <w:rPr>
+          <w:rFonts w:ascii="Times New Roman" w:hAnsi="Times New Roman" w:cs="Times New Roman"/>
+          <w:sz w:val="24"/>
+          <w:szCs w:val="24"/>
+        </w:rPr>
+        <w:t xml:space="preserve"> </w:t>
+      </w:r>
+      <w:proofErr w:type="spellStart"/>
+      <w:r>
+        <w:rPr>
+          <w:rFonts w:ascii="Times New Roman" w:hAnsi="Times New Roman" w:cs="Times New Roman"/>
+          <w:sz w:val="24"/>
+          <w:szCs w:val="24"/>
+        </w:rPr>
+        <w:t>aktor</w:t>
+      </w:r>
+      <w:proofErr w:type="spellEnd"/>
+      <w:r>
+        <w:rPr>
+          <w:rFonts w:ascii="Times New Roman" w:hAnsi="Times New Roman" w:cs="Times New Roman"/>
+          <w:sz w:val="24"/>
+          <w:szCs w:val="24"/>
+        </w:rPr>
+        <w:t xml:space="preserve"> </w:t>
+      </w:r>
+      <w:proofErr w:type="spellStart"/>
+      <w:r>
+        <w:rPr>
+          <w:rFonts w:ascii="Times New Roman" w:hAnsi="Times New Roman" w:cs="Times New Roman"/>
+          <w:sz w:val="24"/>
+          <w:szCs w:val="24"/>
+        </w:rPr>
+        <w:t>dengan</w:t>
+      </w:r>
+      <w:proofErr w:type="spellEnd"/>
+      <w:r>
+        <w:rPr>
+          <w:rFonts w:ascii="Times New Roman" w:hAnsi="Times New Roman" w:cs="Times New Roman"/>
+          <w:sz w:val="24"/>
+          <w:szCs w:val="24"/>
+        </w:rPr>
+        <w:t xml:space="preserve"> </w:t>
+      </w:r>
+      <w:proofErr w:type="spellStart"/>
+      <w:r>
+        <w:rPr>
+          <w:rFonts w:ascii="Times New Roman" w:hAnsi="Times New Roman" w:cs="Times New Roman"/>
+          <w:sz w:val="24"/>
+          <w:szCs w:val="24"/>
+        </w:rPr>
+        <w:t>sistem</w:t>
+      </w:r>
+      <w:proofErr w:type="spellEnd"/>
+      <w:r>
+        <w:rPr>
+          <w:rFonts w:ascii="Times New Roman" w:hAnsi="Times New Roman" w:cs="Times New Roman"/>
+          <w:sz w:val="24"/>
+          <w:szCs w:val="24"/>
+        </w:rPr>
+        <w:t xml:space="preserve"> </w:t>
+      </w:r>
+      <w:proofErr w:type="spellStart"/>
+      <w:r>
+        <w:rPr>
+          <w:rFonts w:ascii="Times New Roman" w:hAnsi="Times New Roman" w:cs="Times New Roman"/>
+          <w:sz w:val="24"/>
+          <w:szCs w:val="24"/>
+        </w:rPr>
+        <w:t>informasi</w:t>
+      </w:r>
+      <w:proofErr w:type="spellEnd"/>
+      <w:r>
+        <w:rPr>
+          <w:rFonts w:ascii="Times New Roman" w:hAnsi="Times New Roman" w:cs="Times New Roman"/>
+          <w:sz w:val="24"/>
+          <w:szCs w:val="24"/>
+        </w:rPr>
+        <w:t xml:space="preserve"> yang </w:t>
+      </w:r>
+      <w:proofErr w:type="spellStart"/>
+      <w:r>
+        <w:rPr>
+          <w:rFonts w:ascii="Times New Roman" w:hAnsi="Times New Roman" w:cs="Times New Roman"/>
+          <w:sz w:val="24"/>
+          <w:szCs w:val="24"/>
+        </w:rPr>
+        <w:t>akan</w:t>
+      </w:r>
+      <w:proofErr w:type="spellEnd"/>
+      <w:r>
+        <w:rPr>
+          <w:rFonts w:ascii="Times New Roman" w:hAnsi="Times New Roman" w:cs="Times New Roman"/>
+          <w:sz w:val="24"/>
+          <w:szCs w:val="24"/>
+        </w:rPr>
+        <w:t xml:space="preserve"> </w:t>
+      </w:r>
+      <w:proofErr w:type="spellStart"/>
+      <w:r>
+        <w:rPr>
+          <w:rFonts w:ascii="Times New Roman" w:hAnsi="Times New Roman" w:cs="Times New Roman"/>
+          <w:sz w:val="24"/>
+          <w:szCs w:val="24"/>
+        </w:rPr>
+        <w:t>dibuat</w:t>
+      </w:r>
+      <w:proofErr w:type="spellEnd"/>
+      <w:r>
+        <w:rPr>
+          <w:rFonts w:ascii="Times New Roman" w:hAnsi="Times New Roman" w:cs="Times New Roman"/>
+          <w:sz w:val="24"/>
+          <w:szCs w:val="24"/>
+        </w:rPr>
+        <w:t xml:space="preserve">. </w:t>
+      </w:r>
+      <w:proofErr w:type="spellStart"/>
+      <w:r>
+        <w:rPr>
+          <w:rFonts w:ascii="Times New Roman" w:hAnsi="Times New Roman" w:cs="Times New Roman"/>
+          <w:sz w:val="24"/>
+          <w:szCs w:val="24"/>
+        </w:rPr>
+        <w:t>Berikut</w:t>
+      </w:r>
+      <w:proofErr w:type="spellEnd"/>
+      <w:r>
+        <w:rPr>
+          <w:rFonts w:ascii="Times New Roman" w:hAnsi="Times New Roman" w:cs="Times New Roman"/>
+          <w:sz w:val="24"/>
+          <w:szCs w:val="24"/>
+        </w:rPr>
+        <w:t xml:space="preserve"> </w:t>
+      </w:r>
+      <w:proofErr w:type="spellStart"/>
+      <w:r>
+        <w:rPr>
+          <w:rFonts w:ascii="Times New Roman" w:hAnsi="Times New Roman" w:cs="Times New Roman"/>
+          <w:sz w:val="24"/>
+          <w:szCs w:val="24"/>
+        </w:rPr>
+        <w:t>merupakan</w:t>
+      </w:r>
+      <w:proofErr w:type="spellEnd"/>
+      <w:r>
+        <w:rPr>
+          <w:rFonts w:ascii="Times New Roman" w:hAnsi="Times New Roman" w:cs="Times New Roman"/>
+          <w:sz w:val="24"/>
+          <w:szCs w:val="24"/>
+        </w:rPr>
+        <w:t xml:space="preserve"> </w:t>
+      </w:r>
+      <w:proofErr w:type="spellStart"/>
+      <w:r>
+        <w:rPr>
+          <w:rFonts w:ascii="Times New Roman" w:hAnsi="Times New Roman" w:cs="Times New Roman"/>
+          <w:i/>
+          <w:iCs/>
+          <w:sz w:val="24"/>
+          <w:szCs w:val="24"/>
+        </w:rPr>
+        <w:t>usecase</w:t>
+      </w:r>
+      <w:proofErr w:type="spellEnd"/>
+      <w:r>
+        <w:rPr>
+          <w:rFonts w:ascii="Times New Roman" w:hAnsi="Times New Roman" w:cs="Times New Roman"/>
+          <w:i/>
+          <w:iCs/>
+          <w:sz w:val="24"/>
+          <w:szCs w:val="24"/>
+        </w:rPr>
+        <w:t xml:space="preserve"> diagram </w:t>
+      </w:r>
+      <w:proofErr w:type="spellStart"/>
+      <w:r>
+        <w:rPr>
+          <w:rFonts w:ascii="Times New Roman" w:hAnsi="Times New Roman" w:cs="Times New Roman"/>
+          <w:sz w:val="24"/>
+          <w:szCs w:val="24"/>
+        </w:rPr>
+        <w:t>dari</w:t>
+      </w:r>
+      <w:proofErr w:type="spellEnd"/>
+      <w:r>
+        <w:rPr>
+          <w:rFonts w:ascii="Times New Roman" w:hAnsi="Times New Roman" w:cs="Times New Roman"/>
+          <w:sz w:val="24"/>
+          <w:szCs w:val="24"/>
+        </w:rPr>
+        <w:t xml:space="preserve"> </w:t>
+      </w:r>
+      <w:proofErr w:type="spellStart"/>
+      <w:r>
+        <w:rPr>
+          <w:rFonts w:ascii="Times New Roman" w:hAnsi="Times New Roman" w:cs="Times New Roman"/>
+          <w:sz w:val="24"/>
+          <w:szCs w:val="24"/>
+        </w:rPr>
+        <w:t>sistem</w:t>
+      </w:r>
+      <w:proofErr w:type="spellEnd"/>
+      <w:r>
+        <w:rPr>
+          <w:rFonts w:ascii="Times New Roman" w:hAnsi="Times New Roman" w:cs="Times New Roman"/>
+          <w:sz w:val="24"/>
+          <w:szCs w:val="24"/>
+        </w:rPr>
+        <w:t xml:space="preserve"> </w:t>
+      </w:r>
+      <w:proofErr w:type="spellStart"/>
+      <w:r>
+        <w:rPr>
+          <w:rFonts w:ascii="Times New Roman" w:hAnsi="Times New Roman" w:cs="Times New Roman"/>
+          <w:sz w:val="24"/>
+          <w:szCs w:val="24"/>
+        </w:rPr>
+        <w:t>deteksi</w:t>
+      </w:r>
+      <w:proofErr w:type="spellEnd"/>
+      <w:r>
+        <w:rPr>
+          <w:rFonts w:ascii="Times New Roman" w:hAnsi="Times New Roman" w:cs="Times New Roman"/>
+          <w:sz w:val="24"/>
+          <w:szCs w:val="24"/>
+        </w:rPr>
+        <w:t xml:space="preserve"> </w:t>
+      </w:r>
+      <w:proofErr w:type="spellStart"/>
+      <w:r>
+        <w:rPr>
+          <w:rFonts w:ascii="Times New Roman" w:hAnsi="Times New Roman" w:cs="Times New Roman"/>
+          <w:sz w:val="24"/>
+          <w:szCs w:val="24"/>
+        </w:rPr>
+        <w:t>kemiripan</w:t>
+      </w:r>
+      <w:proofErr w:type="spellEnd"/>
+      <w:r>
+        <w:rPr>
+          <w:rFonts w:ascii="Times New Roman" w:hAnsi="Times New Roman" w:cs="Times New Roman"/>
+          <w:sz w:val="24"/>
+          <w:szCs w:val="24"/>
+        </w:rPr>
+        <w:t xml:space="preserve"> </w:t>
+      </w:r>
+      <w:proofErr w:type="spellStart"/>
+      <w:r>
+        <w:rPr>
+          <w:rFonts w:ascii="Times New Roman" w:hAnsi="Times New Roman" w:cs="Times New Roman"/>
+          <w:sz w:val="24"/>
+          <w:szCs w:val="24"/>
+        </w:rPr>
+        <w:t>judul</w:t>
+      </w:r>
+      <w:proofErr w:type="spellEnd"/>
+      <w:r>
+        <w:rPr>
+          <w:rFonts w:ascii="Times New Roman" w:hAnsi="Times New Roman" w:cs="Times New Roman"/>
+          <w:sz w:val="24"/>
+          <w:szCs w:val="24"/>
+        </w:rPr>
+        <w:t xml:space="preserve"> </w:t>
+      </w:r>
+      <w:proofErr w:type="spellStart"/>
+      <w:r>
+        <w:rPr>
+          <w:rFonts w:ascii="Times New Roman" w:hAnsi="Times New Roman" w:cs="Times New Roman"/>
+          <w:sz w:val="24"/>
+          <w:szCs w:val="24"/>
+        </w:rPr>
+        <w:t>skripsi</w:t>
+      </w:r>
+      <w:proofErr w:type="spellEnd"/>
+      <w:r>
+        <w:rPr>
+          <w:rFonts w:ascii="Times New Roman" w:hAnsi="Times New Roman" w:cs="Times New Roman"/>
+          <w:sz w:val="24"/>
+          <w:szCs w:val="24"/>
+        </w:rPr>
+        <w:t>.</w:t>
+      </w:r>
+    </w:p>
+    <w:p>
+      <w:pPr>
+        <w:spacing w:after="110" w:line="360" w:lineRule="auto"/>
+        <w:ind w:left="720"/>
+        <w:jc w:val="center"/>
+        <w:rPr>
+          <w:rFonts w:ascii="Times New Roman" w:hAnsi="Times New Roman" w:cs="Times New Roman"/>
+          <w:sz w:val="24"/>
+          <w:szCs w:val="24"/>
+        </w:rPr>
+      </w:pPr>
+      <w:r>
+        <w:rPr>
+          <w:rFonts w:ascii="Times New Roman" w:hAnsi="Times New Roman" w:cs="Times New Roman"/>
+          <w:noProof/>
+          <w:sz w:val="24"/>
+          <w:szCs w:val="24"/>
+        </w:rPr>
+        <w:drawing>
+          <wp:inline distT="0" distB="0" distL="0" distR="0" wp14:anchorId="334F97DC" wp14:editId="0A274DD8">
+            <wp:extent cx="4731488" cy="2952331"/>
+            <wp:effectExtent l="0" t="0" r="0" b="635"/>
+            <wp:docPr id="1965684091" name="Picture 1"/>
+            <wp:cNvGraphicFramePr>
+              <a:graphicFrameLocks xmlns:a="http://schemas.openxmlformats.org/drawingml/2006/main" noChangeAspect="1"/>
+            </wp:cNvGraphicFramePr>
+            <a:graphic xmlns:a="http://schemas.openxmlformats.org/drawingml/2006/main">
+              <a:graphicData uri="http://schemas.openxmlformats.org/drawingml/2006/picture">
+                <pic:pic xmlns:pic="http://schemas.openxmlformats.org/drawingml/2006/picture">
+                  <pic:nvPicPr>
+                    <pic:cNvPr id="1965684091" name="Picture 1965684091"/>
+                    <pic:cNvPicPr/>
+                  </pic:nvPicPr>
+                  <pic:blipFill>
+                    <a:blip r:embed="rId14">
+                      <a:extLst>
+                        <a:ext uri="{28A0092B-C50C-407E-A947-70E740481C1C}">
+                          <a14:useLocalDpi xmlns:a14="http://schemas.microsoft.com/office/drawing/2010/main" val="0"/>
+                        </a:ext>
+                      </a:extLst>
+                    </a:blip>
+                    <a:stretch>
+                      <a:fillRect/>
+                    </a:stretch>
+                  </pic:blipFill>
+                  <pic:spPr>
+                    <a:xfrm>
+                      <a:off x="0" y="0"/>
+                      <a:ext cx="4751280" cy="2964681"/>
+                    </a:xfrm>
+                    <a:prstGeom prst="rect">
+                      <a:avLst/>
+                    </a:prstGeom>
+                  </pic:spPr>
+                </pic:pic>
+              </a:graphicData>
+            </a:graphic>
+          </wp:inline>
+        </w:drawing>
+      </w:r>
+    </w:p>
+    <w:p>
+      <w:pPr>
+        <w:spacing w:after="110" w:line="360" w:lineRule="auto"/>
+        <w:ind w:left="720"/>
+        <w:jc w:val="center"/>
+        <w:rPr>
+          <w:rFonts w:ascii="Times New Roman" w:hAnsi="Times New Roman" w:cs="Times New Roman"/>
+          <w:sz w:val="24"/>
+          <w:szCs w:val="24"/>
+        </w:rPr>
+      </w:pPr>
+      <w:r>
+        <w:rPr>
+          <w:rFonts w:ascii="Times New Roman" w:hAnsi="Times New Roman" w:cs="Times New Roman"/>
+          <w:b/>
+          <w:bCs/>
+          <w:sz w:val="24"/>
+          <w:szCs w:val="24"/>
+        </w:rPr>
+        <w:t xml:space="preserve">Gambar 3.4.1 </w:t>
+      </w:r>
+      <w:r>
+        <w:rPr>
+          <w:rFonts w:ascii="Times New Roman" w:hAnsi="Times New Roman" w:cs="Times New Roman"/>
+          <w:sz w:val="24"/>
+          <w:szCs w:val="24"/>
+        </w:rPr>
+        <w:t xml:space="preserve">Diagram </w:t>
+      </w:r>
+      <w:proofErr w:type="spellStart"/>
+      <w:r>
+        <w:rPr>
+          <w:rFonts w:ascii="Times New Roman" w:hAnsi="Times New Roman" w:cs="Times New Roman"/>
+          <w:i/>
+          <w:iCs/>
+          <w:sz w:val="24"/>
+          <w:szCs w:val="24"/>
+        </w:rPr>
+        <w:t>Usecase</w:t>
+      </w:r>
+      <w:proofErr w:type="spellEnd"/>
+    </w:p>
+    <w:p>
+      <w:pPr>
+        <w:spacing w:after="110" w:line="360" w:lineRule="auto"/>
+        <w:ind w:left="720"/>
+        <w:rPr>
+          <w:rFonts w:ascii="Times New Roman" w:hAnsi="Times New Roman" w:cs="Times New Roman"/>
+          <w:sz w:val="24"/>
+          <w:szCs w:val="24"/>
+        </w:rPr>
+      </w:pPr>
     </w:p>
     <w:p>
       <w:pPr>
@@ -44031,7 +44592,6 @@
           <w:sz w:val="24"/>
           <w:szCs w:val="24"/>
         </w:rPr>
-        <w:lastRenderedPageBreak/>
         <w:tab/>
       </w:r>
     </w:p>
@@ -44315,7 +44875,7 @@
           <w:rStyle w:val="Hyperlink"/>
         </w:rPr>
       </w:pPr>
-      <w:hyperlink r:id="rId14" w:history="1">
+      <w:hyperlink r:id="rId15" w:history="1">
         <w:r>
           <w:rPr>
             <w:rStyle w:val="Hyperlink"/>
@@ -44416,7 +44976,6 @@
         <w:rPr>
           <w:rStyle w:val="Hyperlink"/>
         </w:rPr>
-        <w:lastRenderedPageBreak/>
         <w:t xml:space="preserve">[3] </w:t>
       </w:r>
       <w:proofErr w:type="spellStart"/>
@@ -44472,7 +45031,7 @@
           <w:rStyle w:val="Hyperlink"/>
         </w:rPr>
       </w:pPr>
-      <w:hyperlink r:id="rId15" w:anchor=":~:text=In%20information%20retrieval%2C%20tf%E2%80%93idf%20%28also%20TF%2AIDF%2C%20TFIDF%2C%20TF%E2%80%93IDF%2C,some%20words%20appear%20more%20frequently%20in%20general.%20" w:history="1">
+      <w:hyperlink r:id="rId16" w:anchor=":~:text=In%20information%20retrieval%2C%20tf%E2%80%93idf%20%28also%20TF%2AIDF%2C%20TFIDF%2C%20TF%E2%80%93IDF%2C,some%20words%20appear%20more%20frequently%20in%20general.%20" w:history="1">
         <w:r>
           <w:rPr>
             <w:rStyle w:val="Hyperlink"/>
@@ -44492,7 +45051,7 @@
           <w:szCs w:val="24"/>
         </w:rPr>
       </w:pPr>
-      <w:hyperlink r:id="rId16" w:history="1">
+      <w:hyperlink r:id="rId17" w:history="1">
         <w:r>
           <w:rPr>
             <w:rStyle w:val="Hyperlink"/>
@@ -44515,7 +45074,7 @@
           <w:szCs w:val="24"/>
         </w:rPr>
       </w:pPr>
-      <w:hyperlink r:id="rId17" w:history="1">
+      <w:hyperlink r:id="rId18" w:history="1">
         <w:r>
           <w:rPr>
             <w:rStyle w:val="Hyperlink"/>
@@ -44538,7 +45097,7 @@
           <w:szCs w:val="24"/>
         </w:rPr>
       </w:pPr>
-      <w:hyperlink r:id="rId18" w:history="1">
+      <w:hyperlink r:id="rId19" w:history="1">
         <w:r>
           <w:rPr>
             <w:rStyle w:val="Hyperlink"/>
@@ -44561,7 +45120,7 @@
           <w:szCs w:val="24"/>
         </w:rPr>
       </w:pPr>
-      <w:hyperlink r:id="rId19" w:history="1">
+      <w:hyperlink r:id="rId20" w:history="1">
         <w:r>
           <w:rPr>
             <w:rStyle w:val="Hyperlink"/>
@@ -44585,7 +45144,7 @@
           <w:szCs w:val="24"/>
         </w:rPr>
       </w:pPr>
-      <w:hyperlink r:id="rId20" w:history="1">
+      <w:hyperlink r:id="rId21" w:history="1">
         <w:r>
           <w:rPr>
             <w:rStyle w:val="Hyperlink"/>
@@ -44608,7 +45167,7 @@
           <w:szCs w:val="24"/>
         </w:rPr>
       </w:pPr>
-      <w:hyperlink r:id="rId21" w:history="1">
+      <w:hyperlink r:id="rId22" w:history="1">
         <w:r>
           <w:rPr>
             <w:rStyle w:val="Hyperlink"/>
@@ -44631,7 +45190,7 @@
           <w:szCs w:val="24"/>
         </w:rPr>
       </w:pPr>
-      <w:hyperlink r:id="rId22" w:history="1">
+      <w:hyperlink r:id="rId23" w:history="1">
         <w:r>
           <w:rPr>
             <w:rStyle w:val="Hyperlink"/>
@@ -44672,6 +45231,7 @@
           <w:sz w:val="24"/>
           <w:szCs w:val="24"/>
         </w:rPr>
+        <w:lastRenderedPageBreak/>
         <w:t>[</w:t>
       </w:r>
       <w:proofErr w:type="spellStart"/>

--- a/LATAR BELAKANG SKRIPSI _ Unsaved _ New Version.docx
+++ b/LATAR BELAKANG SKRIPSI _ Unsaved _ New Version.docx
@@ -38305,6 +38305,174 @@
     <w:p>
       <w:pPr>
         <w:spacing w:after="110" w:line="480" w:lineRule="auto"/>
+        <w:rPr>
+          <w:rFonts w:ascii="Times New Roman" w:hAnsi="Times New Roman" w:cs="Times New Roman"/>
+          <w:b/>
+          <w:bCs/>
+          <w:sz w:val="24"/>
+          <w:szCs w:val="24"/>
+        </w:rPr>
+      </w:pPr>
+    </w:p>
+    <w:p>
+      <w:pPr>
+        <w:spacing w:after="110" w:line="480" w:lineRule="auto"/>
+        <w:rPr>
+          <w:rFonts w:ascii="Times New Roman" w:hAnsi="Times New Roman" w:cs="Times New Roman"/>
+          <w:b/>
+          <w:bCs/>
+          <w:sz w:val="24"/>
+          <w:szCs w:val="24"/>
+        </w:rPr>
+      </w:pPr>
+    </w:p>
+    <w:p>
+      <w:pPr>
+        <w:spacing w:after="110" w:line="480" w:lineRule="auto"/>
+        <w:rPr>
+          <w:rFonts w:ascii="Times New Roman" w:hAnsi="Times New Roman" w:cs="Times New Roman"/>
+          <w:b/>
+          <w:bCs/>
+          <w:sz w:val="24"/>
+          <w:szCs w:val="24"/>
+        </w:rPr>
+      </w:pPr>
+    </w:p>
+    <w:p>
+      <w:pPr>
+        <w:spacing w:after="110" w:line="480" w:lineRule="auto"/>
+        <w:rPr>
+          <w:rFonts w:ascii="Times New Roman" w:hAnsi="Times New Roman" w:cs="Times New Roman"/>
+          <w:b/>
+          <w:bCs/>
+          <w:sz w:val="24"/>
+          <w:szCs w:val="24"/>
+        </w:rPr>
+      </w:pPr>
+    </w:p>
+    <w:p>
+      <w:pPr>
+        <w:spacing w:after="110" w:line="480" w:lineRule="auto"/>
+        <w:rPr>
+          <w:rFonts w:ascii="Times New Roman" w:hAnsi="Times New Roman" w:cs="Times New Roman"/>
+          <w:b/>
+          <w:bCs/>
+          <w:sz w:val="24"/>
+          <w:szCs w:val="24"/>
+        </w:rPr>
+      </w:pPr>
+    </w:p>
+    <w:p>
+      <w:pPr>
+        <w:spacing w:after="110" w:line="480" w:lineRule="auto"/>
+        <w:rPr>
+          <w:rFonts w:ascii="Times New Roman" w:hAnsi="Times New Roman" w:cs="Times New Roman"/>
+          <w:b/>
+          <w:bCs/>
+          <w:sz w:val="24"/>
+          <w:szCs w:val="24"/>
+        </w:rPr>
+      </w:pPr>
+    </w:p>
+    <w:p>
+      <w:pPr>
+        <w:spacing w:after="110" w:line="480" w:lineRule="auto"/>
+        <w:rPr>
+          <w:rFonts w:ascii="Times New Roman" w:hAnsi="Times New Roman" w:cs="Times New Roman"/>
+          <w:b/>
+          <w:bCs/>
+          <w:sz w:val="24"/>
+          <w:szCs w:val="24"/>
+        </w:rPr>
+      </w:pPr>
+    </w:p>
+    <w:p>
+      <w:pPr>
+        <w:spacing w:after="110" w:line="480" w:lineRule="auto"/>
+        <w:rPr>
+          <w:rFonts w:ascii="Times New Roman" w:hAnsi="Times New Roman" w:cs="Times New Roman"/>
+          <w:b/>
+          <w:bCs/>
+          <w:sz w:val="24"/>
+          <w:szCs w:val="24"/>
+        </w:rPr>
+      </w:pPr>
+    </w:p>
+    <w:p>
+      <w:pPr>
+        <w:spacing w:after="110" w:line="480" w:lineRule="auto"/>
+        <w:rPr>
+          <w:rFonts w:ascii="Times New Roman" w:hAnsi="Times New Roman" w:cs="Times New Roman"/>
+          <w:b/>
+          <w:bCs/>
+          <w:sz w:val="24"/>
+          <w:szCs w:val="24"/>
+        </w:rPr>
+      </w:pPr>
+    </w:p>
+    <w:p>
+      <w:pPr>
+        <w:spacing w:after="110" w:line="480" w:lineRule="auto"/>
+        <w:rPr>
+          <w:rFonts w:ascii="Times New Roman" w:hAnsi="Times New Roman" w:cs="Times New Roman"/>
+          <w:b/>
+          <w:bCs/>
+          <w:sz w:val="24"/>
+          <w:szCs w:val="24"/>
+        </w:rPr>
+      </w:pPr>
+    </w:p>
+    <w:p>
+      <w:pPr>
+        <w:spacing w:after="110" w:line="480" w:lineRule="auto"/>
+        <w:rPr>
+          <w:rFonts w:ascii="Times New Roman" w:hAnsi="Times New Roman" w:cs="Times New Roman"/>
+          <w:b/>
+          <w:bCs/>
+          <w:sz w:val="24"/>
+          <w:szCs w:val="24"/>
+        </w:rPr>
+      </w:pPr>
+    </w:p>
+    <w:p>
+      <w:pPr>
+        <w:spacing w:after="110" w:line="480" w:lineRule="auto"/>
+        <w:rPr>
+          <w:rFonts w:ascii="Times New Roman" w:hAnsi="Times New Roman" w:cs="Times New Roman"/>
+          <w:b/>
+          <w:bCs/>
+          <w:sz w:val="24"/>
+          <w:szCs w:val="24"/>
+        </w:rPr>
+      </w:pPr>
+    </w:p>
+    <w:p>
+      <w:pPr>
+        <w:spacing w:after="110" w:line="480" w:lineRule="auto"/>
+        <w:rPr>
+          <w:rFonts w:ascii="Times New Roman" w:hAnsi="Times New Roman" w:cs="Times New Roman"/>
+          <w:b/>
+          <w:bCs/>
+          <w:sz w:val="24"/>
+          <w:szCs w:val="24"/>
+        </w:rPr>
+      </w:pPr>
+    </w:p>
+    <w:p>
+      <w:pPr>
+        <w:spacing w:after="110" w:line="480" w:lineRule="auto"/>
+        <w:rPr>
+          <w:rFonts w:ascii="Times New Roman" w:hAnsi="Times New Roman" w:cs="Times New Roman"/>
+          <w:b/>
+          <w:bCs/>
+          <w:sz w:val="24"/>
+          <w:szCs w:val="24"/>
+        </w:rPr>
+      </w:pPr>
+    </w:p>
+    <w:p>
+      <w:pPr>
+        <w:spacing w:after="110" w:line="480" w:lineRule="auto"/>
         <w:ind w:left="720"/>
         <w:jc w:val="center"/>
         <w:rPr>
@@ -38323,6 +38491,7 @@
           <w:sz w:val="24"/>
           <w:szCs w:val="24"/>
         </w:rPr>
+        <w:lastRenderedPageBreak/>
         <w:t>BAB III</w:t>
       </w:r>
     </w:p>
@@ -39881,7 +40050,6 @@
           <w:sz w:val="24"/>
           <w:szCs w:val="32"/>
         </w:rPr>
-        <w:lastRenderedPageBreak/>
         <w:t xml:space="preserve">3.1.3 </w:t>
       </w:r>
       <w:proofErr w:type="spellStart"/>
@@ -40868,6 +41036,7 @@
           <w:sz w:val="24"/>
           <w:szCs w:val="32"/>
         </w:rPr>
+        <w:lastRenderedPageBreak/>
         <w:tab/>
       </w:r>
       <w:r>
@@ -42138,18 +42307,6 @@
       <w:pPr>
         <w:spacing w:after="110" w:line="360" w:lineRule="auto"/>
         <w:ind w:firstLine="720"/>
-        <w:jc w:val="both"/>
-        <w:rPr>
-          <w:rFonts w:ascii="Times New Roman" w:hAnsi="Times New Roman" w:cs="Times New Roman"/>
-          <w:sz w:val="24"/>
-          <w:szCs w:val="32"/>
-        </w:rPr>
-      </w:pPr>
-    </w:p>
-    <w:p>
-      <w:pPr>
-        <w:spacing w:after="110" w:line="360" w:lineRule="auto"/>
-        <w:ind w:firstLine="720"/>
         <w:jc w:val="center"/>
         <w:rPr>
           <w:rFonts w:ascii="Times New Roman" w:hAnsi="Times New Roman" w:cs="Times New Roman"/>
@@ -42164,11 +42321,10 @@
           <w:sz w:val="24"/>
           <w:szCs w:val="32"/>
         </w:rPr>
-        <w:lastRenderedPageBreak/>
         <w:drawing>
-          <wp:inline distT="0" distB="0" distL="0" distR="0" wp14:anchorId="71E2FE6A" wp14:editId="22965CAF">
-            <wp:extent cx="1456661" cy="3980262"/>
-            <wp:effectExtent l="0" t="0" r="0" b="1270"/>
+          <wp:inline distT="0" distB="0" distL="0" distR="0" wp14:anchorId="71E2FE6A" wp14:editId="177516EC">
+            <wp:extent cx="1116419" cy="3050565"/>
+            <wp:effectExtent l="0" t="0" r="7620" b="0"/>
             <wp:docPr id="425726893" name="Picture 2"/>
             <wp:cNvGraphicFramePr>
               <a:graphicFrameLocks xmlns:a="http://schemas.openxmlformats.org/drawingml/2006/main" noChangeAspect="1"/>
@@ -42195,7 +42351,7 @@
                   <pic:spPr>
                     <a:xfrm>
                       <a:off x="0" y="0"/>
-                      <a:ext cx="1475061" cy="4030538"/>
+                      <a:ext cx="1134279" cy="3099368"/>
                     </a:xfrm>
                     <a:prstGeom prst="rect">
                       <a:avLst/>
@@ -42276,6 +42432,7 @@
           <w:sz w:val="24"/>
           <w:szCs w:val="32"/>
         </w:rPr>
+        <w:lastRenderedPageBreak/>
         <w:t>Berdasarkan</w:t>
       </w:r>
       <w:proofErr w:type="spellEnd"/>
@@ -44013,7 +44170,6 @@
           <w:sz w:val="24"/>
           <w:szCs w:val="24"/>
         </w:rPr>
-        <w:lastRenderedPageBreak/>
         <w:tab/>
       </w:r>
       <w:proofErr w:type="spellStart"/>
@@ -44592,6 +44748,7 @@
           <w:sz w:val="24"/>
           <w:szCs w:val="24"/>
         </w:rPr>
+        <w:lastRenderedPageBreak/>
         <w:tab/>
       </w:r>
     </w:p>
@@ -44976,6 +45133,7 @@
         <w:rPr>
           <w:rStyle w:val="Hyperlink"/>
         </w:rPr>
+        <w:lastRenderedPageBreak/>
         <w:t xml:space="preserve">[3] </w:t>
       </w:r>
       <w:proofErr w:type="spellStart"/>
@@ -45231,7 +45389,6 @@
           <w:sz w:val="24"/>
           <w:szCs w:val="24"/>
         </w:rPr>
-        <w:lastRenderedPageBreak/>
         <w:t>[</w:t>
       </w:r>
       <w:proofErr w:type="spellStart"/>

--- a/LATAR BELAKANG SKRIPSI _ Unsaved _ New Version.docx
+++ b/LATAR BELAKANG SKRIPSI _ Unsaved _ New Version.docx
@@ -6200,16 +6200,106 @@
           <w:sz w:val="24"/>
           <w:szCs w:val="32"/>
         </w:rPr>
-        <w:t>Pengecekan</w:t>
-      </w:r>
-      <w:proofErr w:type="spellEnd"/>
-      <w:r>
-        <w:rPr>
-          <w:rFonts w:ascii="Times New Roman" w:hAnsi="Times New Roman" w:cs="Times New Roman"/>
-          <w:sz w:val="24"/>
-          <w:szCs w:val="32"/>
-        </w:rPr>
-        <w:t xml:space="preserve"> </w:t>
+        <w:t>Sulitnya</w:t>
+      </w:r>
+      <w:proofErr w:type="spellEnd"/>
+      <w:r>
+        <w:rPr>
+          <w:rFonts w:ascii="Times New Roman" w:hAnsi="Times New Roman" w:cs="Times New Roman"/>
+          <w:sz w:val="24"/>
+          <w:szCs w:val="32"/>
+        </w:rPr>
+        <w:t xml:space="preserve"> </w:t>
+      </w:r>
+      <w:proofErr w:type="spellStart"/>
+      <w:r>
+        <w:rPr>
+          <w:rFonts w:ascii="Times New Roman" w:hAnsi="Times New Roman" w:cs="Times New Roman"/>
+          <w:sz w:val="24"/>
+          <w:szCs w:val="32"/>
+        </w:rPr>
+        <w:t>bagi</w:t>
+      </w:r>
+      <w:proofErr w:type="spellEnd"/>
+      <w:r>
+        <w:rPr>
+          <w:rFonts w:ascii="Times New Roman" w:hAnsi="Times New Roman" w:cs="Times New Roman"/>
+          <w:sz w:val="24"/>
+          <w:szCs w:val="32"/>
+        </w:rPr>
+        <w:t xml:space="preserve"> </w:t>
+      </w:r>
+      <w:proofErr w:type="spellStart"/>
+      <w:r>
+        <w:rPr>
+          <w:rFonts w:ascii="Times New Roman" w:hAnsi="Times New Roman" w:cs="Times New Roman"/>
+          <w:sz w:val="24"/>
+          <w:szCs w:val="32"/>
+        </w:rPr>
+        <w:t>mahasiswa</w:t>
+      </w:r>
+      <w:proofErr w:type="spellEnd"/>
+      <w:r>
+        <w:rPr>
+          <w:rFonts w:ascii="Times New Roman" w:hAnsi="Times New Roman" w:cs="Times New Roman"/>
+          <w:sz w:val="24"/>
+          <w:szCs w:val="32"/>
+        </w:rPr>
+        <w:t xml:space="preserve"> </w:t>
+      </w:r>
+      <w:proofErr w:type="spellStart"/>
+      <w:r>
+        <w:rPr>
+          <w:rFonts w:ascii="Times New Roman" w:hAnsi="Times New Roman" w:cs="Times New Roman"/>
+          <w:sz w:val="24"/>
+          <w:szCs w:val="32"/>
+        </w:rPr>
+        <w:t>untuk</w:t>
+      </w:r>
+      <w:proofErr w:type="spellEnd"/>
+      <w:r>
+        <w:rPr>
+          <w:rFonts w:ascii="Times New Roman" w:hAnsi="Times New Roman" w:cs="Times New Roman"/>
+          <w:sz w:val="24"/>
+          <w:szCs w:val="32"/>
+        </w:rPr>
+        <w:t xml:space="preserve"> </w:t>
+      </w:r>
+      <w:proofErr w:type="spellStart"/>
+      <w:r>
+        <w:rPr>
+          <w:rFonts w:ascii="Times New Roman" w:hAnsi="Times New Roman" w:cs="Times New Roman"/>
+          <w:sz w:val="24"/>
+          <w:szCs w:val="32"/>
+        </w:rPr>
+        <w:t>mencari</w:t>
+      </w:r>
+      <w:proofErr w:type="spellEnd"/>
+      <w:r>
+        <w:rPr>
+          <w:rFonts w:ascii="Times New Roman" w:hAnsi="Times New Roman" w:cs="Times New Roman"/>
+          <w:sz w:val="24"/>
+          <w:szCs w:val="32"/>
+        </w:rPr>
+        <w:t xml:space="preserve"> </w:t>
+      </w:r>
+      <w:proofErr w:type="spellStart"/>
+      <w:r>
+        <w:rPr>
+          <w:rFonts w:ascii="Times New Roman" w:hAnsi="Times New Roman" w:cs="Times New Roman"/>
+          <w:sz w:val="24"/>
+          <w:szCs w:val="32"/>
+        </w:rPr>
+        <w:t>kemiripan</w:t>
+      </w:r>
+      <w:proofErr w:type="spellEnd"/>
+      <w:r>
+        <w:rPr>
+          <w:rFonts w:ascii="Times New Roman" w:hAnsi="Times New Roman" w:cs="Times New Roman"/>
+          <w:sz w:val="24"/>
+          <w:szCs w:val="32"/>
+        </w:rPr>
+        <w:t xml:space="preserve"> ide </w:t>
       </w:r>
       <w:proofErr w:type="spellStart"/>
       <w:r>
@@ -6227,7 +6317,43 @@
           <w:sz w:val="24"/>
           <w:szCs w:val="32"/>
         </w:rPr>
-        <w:t xml:space="preserve"> – </w:t>
+        <w:t xml:space="preserve"> </w:t>
+      </w:r>
+      <w:proofErr w:type="spellStart"/>
+      <w:r>
+        <w:rPr>
+          <w:rFonts w:ascii="Times New Roman" w:hAnsi="Times New Roman" w:cs="Times New Roman"/>
+          <w:sz w:val="24"/>
+          <w:szCs w:val="32"/>
+        </w:rPr>
+        <w:t>mereka</w:t>
+      </w:r>
+      <w:proofErr w:type="spellEnd"/>
+      <w:r>
+        <w:rPr>
+          <w:rFonts w:ascii="Times New Roman" w:hAnsi="Times New Roman" w:cs="Times New Roman"/>
+          <w:sz w:val="24"/>
+          <w:szCs w:val="32"/>
+        </w:rPr>
+        <w:t xml:space="preserve"> </w:t>
+      </w:r>
+      <w:proofErr w:type="spellStart"/>
+      <w:r>
+        <w:rPr>
+          <w:rFonts w:ascii="Times New Roman" w:hAnsi="Times New Roman" w:cs="Times New Roman"/>
+          <w:sz w:val="24"/>
+          <w:szCs w:val="32"/>
+        </w:rPr>
+        <w:t>dengan</w:t>
+      </w:r>
+      <w:proofErr w:type="spellEnd"/>
+      <w:r>
+        <w:rPr>
+          <w:rFonts w:ascii="Times New Roman" w:hAnsi="Times New Roman" w:cs="Times New Roman"/>
+          <w:sz w:val="24"/>
+          <w:szCs w:val="32"/>
+        </w:rPr>
+        <w:t xml:space="preserve"> </w:t>
       </w:r>
       <w:proofErr w:type="spellStart"/>
       <w:r>
@@ -6245,24 +6371,6 @@
           <w:sz w:val="24"/>
           <w:szCs w:val="32"/>
         </w:rPr>
-        <w:t xml:space="preserve"> </w:t>
-      </w:r>
-      <w:proofErr w:type="spellStart"/>
-      <w:r>
-        <w:rPr>
-          <w:rFonts w:ascii="Times New Roman" w:hAnsi="Times New Roman" w:cs="Times New Roman"/>
-          <w:sz w:val="24"/>
-          <w:szCs w:val="32"/>
-        </w:rPr>
-        <w:t>mahasiswa</w:t>
-      </w:r>
-      <w:proofErr w:type="spellEnd"/>
-      <w:r>
-        <w:rPr>
-          <w:rFonts w:ascii="Times New Roman" w:hAnsi="Times New Roman" w:cs="Times New Roman"/>
-          <w:sz w:val="24"/>
-          <w:szCs w:val="32"/>
-        </w:rPr>
         <w:t xml:space="preserve"> yang </w:t>
       </w:r>
       <w:proofErr w:type="spellStart"/>
@@ -6272,160 +6380,34 @@
           <w:sz w:val="24"/>
           <w:szCs w:val="32"/>
         </w:rPr>
-        <w:t>diajukan</w:t>
-      </w:r>
-      <w:proofErr w:type="spellEnd"/>
-      <w:r>
-        <w:rPr>
-          <w:rFonts w:ascii="Times New Roman" w:hAnsi="Times New Roman" w:cs="Times New Roman"/>
-          <w:sz w:val="24"/>
-          <w:szCs w:val="32"/>
-        </w:rPr>
-        <w:t xml:space="preserve"> </w:t>
-      </w:r>
-      <w:r>
-        <w:rPr>
-          <w:rFonts w:ascii="Times New Roman" w:hAnsi="Times New Roman" w:cs="Times New Roman"/>
-          <w:sz w:val="24"/>
-          <w:szCs w:val="32"/>
-        </w:rPr>
-        <w:tab/>
-      </w:r>
-      <w:proofErr w:type="spellStart"/>
-      <w:r>
-        <w:rPr>
-          <w:rFonts w:ascii="Times New Roman" w:hAnsi="Times New Roman" w:cs="Times New Roman"/>
-          <w:sz w:val="24"/>
-          <w:szCs w:val="32"/>
-        </w:rPr>
-        <w:t>masih</w:t>
-      </w:r>
-      <w:proofErr w:type="spellEnd"/>
-      <w:r>
-        <w:rPr>
-          <w:rFonts w:ascii="Times New Roman" w:hAnsi="Times New Roman" w:cs="Times New Roman"/>
-          <w:sz w:val="24"/>
-          <w:szCs w:val="32"/>
-        </w:rPr>
-        <w:t xml:space="preserve"> </w:t>
-      </w:r>
-      <w:proofErr w:type="spellStart"/>
-      <w:r>
-        <w:rPr>
-          <w:rFonts w:ascii="Times New Roman" w:hAnsi="Times New Roman" w:cs="Times New Roman"/>
-          <w:sz w:val="24"/>
-          <w:szCs w:val="32"/>
-        </w:rPr>
-        <w:t>dilakukan</w:t>
-      </w:r>
-      <w:proofErr w:type="spellEnd"/>
-      <w:r>
-        <w:rPr>
-          <w:rFonts w:ascii="Times New Roman" w:hAnsi="Times New Roman" w:cs="Times New Roman"/>
-          <w:sz w:val="24"/>
-          <w:szCs w:val="32"/>
-        </w:rPr>
-        <w:t xml:space="preserve"> </w:t>
-      </w:r>
-      <w:proofErr w:type="spellStart"/>
-      <w:r>
-        <w:rPr>
-          <w:rFonts w:ascii="Times New Roman" w:hAnsi="Times New Roman" w:cs="Times New Roman"/>
-          <w:sz w:val="24"/>
-          <w:szCs w:val="32"/>
-        </w:rPr>
-        <w:t>dengan</w:t>
-      </w:r>
-      <w:proofErr w:type="spellEnd"/>
-      <w:r>
-        <w:rPr>
-          <w:rFonts w:ascii="Times New Roman" w:hAnsi="Times New Roman" w:cs="Times New Roman"/>
-          <w:sz w:val="24"/>
-          <w:szCs w:val="32"/>
-        </w:rPr>
-        <w:t xml:space="preserve"> </w:t>
-      </w:r>
-      <w:proofErr w:type="spellStart"/>
-      <w:r>
-        <w:rPr>
-          <w:rFonts w:ascii="Times New Roman" w:hAnsi="Times New Roman" w:cs="Times New Roman"/>
-          <w:sz w:val="24"/>
-          <w:szCs w:val="32"/>
-        </w:rPr>
-        <w:t>cara</w:t>
-      </w:r>
-      <w:proofErr w:type="spellEnd"/>
-      <w:r>
-        <w:rPr>
-          <w:rFonts w:ascii="Times New Roman" w:hAnsi="Times New Roman" w:cs="Times New Roman"/>
-          <w:sz w:val="24"/>
-          <w:szCs w:val="32"/>
-        </w:rPr>
-        <w:t xml:space="preserve"> manual yang </w:t>
-      </w:r>
-      <w:proofErr w:type="spellStart"/>
-      <w:r>
-        <w:rPr>
-          <w:rFonts w:ascii="Times New Roman" w:hAnsi="Times New Roman" w:cs="Times New Roman"/>
-          <w:sz w:val="24"/>
-          <w:szCs w:val="32"/>
-        </w:rPr>
-        <w:t>tersimpan</w:t>
-      </w:r>
-      <w:proofErr w:type="spellEnd"/>
-      <w:r>
-        <w:rPr>
-          <w:rFonts w:ascii="Times New Roman" w:hAnsi="Times New Roman" w:cs="Times New Roman"/>
-          <w:sz w:val="24"/>
-          <w:szCs w:val="32"/>
-        </w:rPr>
-        <w:t xml:space="preserve"> </w:t>
-      </w:r>
-      <w:proofErr w:type="spellStart"/>
-      <w:r>
-        <w:rPr>
-          <w:rFonts w:ascii="Times New Roman" w:hAnsi="Times New Roman" w:cs="Times New Roman"/>
-          <w:sz w:val="24"/>
-          <w:szCs w:val="32"/>
-        </w:rPr>
-        <w:t>dalam</w:t>
-      </w:r>
-      <w:proofErr w:type="spellEnd"/>
-      <w:r>
-        <w:rPr>
-          <w:rFonts w:ascii="Times New Roman" w:hAnsi="Times New Roman" w:cs="Times New Roman"/>
-          <w:sz w:val="24"/>
-          <w:szCs w:val="32"/>
-        </w:rPr>
-        <w:t xml:space="preserve"> </w:t>
-      </w:r>
-      <w:proofErr w:type="spellStart"/>
-      <w:r>
-        <w:rPr>
-          <w:rFonts w:ascii="Times New Roman" w:hAnsi="Times New Roman" w:cs="Times New Roman"/>
-          <w:sz w:val="24"/>
-          <w:szCs w:val="32"/>
-        </w:rPr>
-        <w:t>bentuk</w:t>
-      </w:r>
-      <w:proofErr w:type="spellEnd"/>
-      <w:r>
-        <w:rPr>
-          <w:rFonts w:ascii="Times New Roman" w:hAnsi="Times New Roman" w:cs="Times New Roman"/>
-          <w:sz w:val="24"/>
-          <w:szCs w:val="32"/>
-        </w:rPr>
-        <w:t xml:space="preserve"> </w:t>
-      </w:r>
-      <w:r>
-        <w:rPr>
-          <w:rFonts w:ascii="Times New Roman" w:hAnsi="Times New Roman" w:cs="Times New Roman"/>
-          <w:i/>
-          <w:iCs/>
-          <w:sz w:val="24"/>
-          <w:szCs w:val="32"/>
-        </w:rPr>
-        <w:t>Microsoft Excel.</w:t>
+        <w:t>sudah</w:t>
+      </w:r>
+      <w:proofErr w:type="spellEnd"/>
+      <w:r>
+        <w:rPr>
+          <w:rFonts w:ascii="Times New Roman" w:hAnsi="Times New Roman" w:cs="Times New Roman"/>
+          <w:sz w:val="24"/>
+          <w:szCs w:val="32"/>
+        </w:rPr>
+        <w:t xml:space="preserve"> </w:t>
+      </w:r>
+      <w:proofErr w:type="spellStart"/>
+      <w:r>
+        <w:rPr>
+          <w:rFonts w:ascii="Times New Roman" w:hAnsi="Times New Roman" w:cs="Times New Roman"/>
+          <w:sz w:val="24"/>
+          <w:szCs w:val="32"/>
+        </w:rPr>
+        <w:t>ada</w:t>
+      </w:r>
+      <w:proofErr w:type="spellEnd"/>
+      <w:r>
+        <w:rPr>
+          <w:rFonts w:ascii="Times New Roman" w:hAnsi="Times New Roman" w:cs="Times New Roman"/>
+          <w:sz w:val="24"/>
+          <w:szCs w:val="32"/>
+        </w:rPr>
+        <w:t>.</w:t>
       </w:r>
     </w:p>
     <w:p>
@@ -6450,6 +6432,256 @@
           <w:sz w:val="24"/>
           <w:szCs w:val="32"/>
         </w:rPr>
+        <w:t>Pengecekan</w:t>
+      </w:r>
+      <w:proofErr w:type="spellEnd"/>
+      <w:r>
+        <w:rPr>
+          <w:rFonts w:ascii="Times New Roman" w:hAnsi="Times New Roman" w:cs="Times New Roman"/>
+          <w:sz w:val="24"/>
+          <w:szCs w:val="32"/>
+        </w:rPr>
+        <w:t xml:space="preserve"> </w:t>
+      </w:r>
+      <w:proofErr w:type="spellStart"/>
+      <w:r>
+        <w:rPr>
+          <w:rFonts w:ascii="Times New Roman" w:hAnsi="Times New Roman" w:cs="Times New Roman"/>
+          <w:sz w:val="24"/>
+          <w:szCs w:val="32"/>
+        </w:rPr>
+        <w:t>judul</w:t>
+      </w:r>
+      <w:proofErr w:type="spellEnd"/>
+      <w:r>
+        <w:rPr>
+          <w:rFonts w:ascii="Times New Roman" w:hAnsi="Times New Roman" w:cs="Times New Roman"/>
+          <w:sz w:val="24"/>
+          <w:szCs w:val="32"/>
+        </w:rPr>
+        <w:t xml:space="preserve"> – </w:t>
+      </w:r>
+      <w:proofErr w:type="spellStart"/>
+      <w:r>
+        <w:rPr>
+          <w:rFonts w:ascii="Times New Roman" w:hAnsi="Times New Roman" w:cs="Times New Roman"/>
+          <w:sz w:val="24"/>
+          <w:szCs w:val="32"/>
+        </w:rPr>
+        <w:t>judul</w:t>
+      </w:r>
+      <w:proofErr w:type="spellEnd"/>
+      <w:r>
+        <w:rPr>
+          <w:rFonts w:ascii="Times New Roman" w:hAnsi="Times New Roman" w:cs="Times New Roman"/>
+          <w:sz w:val="24"/>
+          <w:szCs w:val="32"/>
+        </w:rPr>
+        <w:t xml:space="preserve"> </w:t>
+      </w:r>
+      <w:proofErr w:type="spellStart"/>
+      <w:r>
+        <w:rPr>
+          <w:rFonts w:ascii="Times New Roman" w:hAnsi="Times New Roman" w:cs="Times New Roman"/>
+          <w:sz w:val="24"/>
+          <w:szCs w:val="32"/>
+        </w:rPr>
+        <w:t>mahasiswa</w:t>
+      </w:r>
+      <w:proofErr w:type="spellEnd"/>
+      <w:r>
+        <w:rPr>
+          <w:rFonts w:ascii="Times New Roman" w:hAnsi="Times New Roman" w:cs="Times New Roman"/>
+          <w:sz w:val="24"/>
+          <w:szCs w:val="32"/>
+        </w:rPr>
+        <w:t xml:space="preserve"> yang </w:t>
+      </w:r>
+      <w:proofErr w:type="spellStart"/>
+      <w:r>
+        <w:rPr>
+          <w:rFonts w:ascii="Times New Roman" w:hAnsi="Times New Roman" w:cs="Times New Roman"/>
+          <w:sz w:val="24"/>
+          <w:szCs w:val="32"/>
+        </w:rPr>
+        <w:t>diajukan</w:t>
+      </w:r>
+      <w:proofErr w:type="spellEnd"/>
+      <w:r>
+        <w:rPr>
+          <w:rFonts w:ascii="Times New Roman" w:hAnsi="Times New Roman" w:cs="Times New Roman"/>
+          <w:sz w:val="24"/>
+          <w:szCs w:val="32"/>
+        </w:rPr>
+        <w:t xml:space="preserve"> </w:t>
+      </w:r>
+      <w:r>
+        <w:rPr>
+          <w:rFonts w:ascii="Times New Roman" w:hAnsi="Times New Roman" w:cs="Times New Roman"/>
+          <w:sz w:val="24"/>
+          <w:szCs w:val="32"/>
+        </w:rPr>
+        <w:tab/>
+      </w:r>
+      <w:proofErr w:type="spellStart"/>
+      <w:r>
+        <w:rPr>
+          <w:rFonts w:ascii="Times New Roman" w:hAnsi="Times New Roman" w:cs="Times New Roman"/>
+          <w:sz w:val="24"/>
+          <w:szCs w:val="32"/>
+        </w:rPr>
+        <w:t>masih</w:t>
+      </w:r>
+      <w:proofErr w:type="spellEnd"/>
+      <w:r>
+        <w:rPr>
+          <w:rFonts w:ascii="Times New Roman" w:hAnsi="Times New Roman" w:cs="Times New Roman"/>
+          <w:sz w:val="24"/>
+          <w:szCs w:val="32"/>
+        </w:rPr>
+        <w:t xml:space="preserve"> </w:t>
+      </w:r>
+      <w:proofErr w:type="spellStart"/>
+      <w:r>
+        <w:rPr>
+          <w:rFonts w:ascii="Times New Roman" w:hAnsi="Times New Roman" w:cs="Times New Roman"/>
+          <w:sz w:val="24"/>
+          <w:szCs w:val="32"/>
+        </w:rPr>
+        <w:t>dilakukan</w:t>
+      </w:r>
+      <w:proofErr w:type="spellEnd"/>
+      <w:r>
+        <w:rPr>
+          <w:rFonts w:ascii="Times New Roman" w:hAnsi="Times New Roman" w:cs="Times New Roman"/>
+          <w:sz w:val="24"/>
+          <w:szCs w:val="32"/>
+        </w:rPr>
+        <w:t xml:space="preserve"> </w:t>
+      </w:r>
+      <w:proofErr w:type="spellStart"/>
+      <w:r>
+        <w:rPr>
+          <w:rFonts w:ascii="Times New Roman" w:hAnsi="Times New Roman" w:cs="Times New Roman"/>
+          <w:sz w:val="24"/>
+          <w:szCs w:val="32"/>
+        </w:rPr>
+        <w:t>dengan</w:t>
+      </w:r>
+      <w:proofErr w:type="spellEnd"/>
+      <w:r>
+        <w:rPr>
+          <w:rFonts w:ascii="Times New Roman" w:hAnsi="Times New Roman" w:cs="Times New Roman"/>
+          <w:sz w:val="24"/>
+          <w:szCs w:val="32"/>
+        </w:rPr>
+        <w:t xml:space="preserve"> </w:t>
+      </w:r>
+      <w:proofErr w:type="spellStart"/>
+      <w:r>
+        <w:rPr>
+          <w:rFonts w:ascii="Times New Roman" w:hAnsi="Times New Roman" w:cs="Times New Roman"/>
+          <w:sz w:val="24"/>
+          <w:szCs w:val="32"/>
+        </w:rPr>
+        <w:t>cara</w:t>
+      </w:r>
+      <w:proofErr w:type="spellEnd"/>
+      <w:r>
+        <w:rPr>
+          <w:rFonts w:ascii="Times New Roman" w:hAnsi="Times New Roman" w:cs="Times New Roman"/>
+          <w:sz w:val="24"/>
+          <w:szCs w:val="32"/>
+        </w:rPr>
+        <w:t xml:space="preserve"> manual yang </w:t>
+      </w:r>
+      <w:proofErr w:type="spellStart"/>
+      <w:r>
+        <w:rPr>
+          <w:rFonts w:ascii="Times New Roman" w:hAnsi="Times New Roman" w:cs="Times New Roman"/>
+          <w:sz w:val="24"/>
+          <w:szCs w:val="32"/>
+        </w:rPr>
+        <w:t>tersimpan</w:t>
+      </w:r>
+      <w:proofErr w:type="spellEnd"/>
+      <w:r>
+        <w:rPr>
+          <w:rFonts w:ascii="Times New Roman" w:hAnsi="Times New Roman" w:cs="Times New Roman"/>
+          <w:sz w:val="24"/>
+          <w:szCs w:val="32"/>
+        </w:rPr>
+        <w:t xml:space="preserve"> </w:t>
+      </w:r>
+      <w:proofErr w:type="spellStart"/>
+      <w:r>
+        <w:rPr>
+          <w:rFonts w:ascii="Times New Roman" w:hAnsi="Times New Roman" w:cs="Times New Roman"/>
+          <w:sz w:val="24"/>
+          <w:szCs w:val="32"/>
+        </w:rPr>
+        <w:t>dalam</w:t>
+      </w:r>
+      <w:proofErr w:type="spellEnd"/>
+      <w:r>
+        <w:rPr>
+          <w:rFonts w:ascii="Times New Roman" w:hAnsi="Times New Roman" w:cs="Times New Roman"/>
+          <w:sz w:val="24"/>
+          <w:szCs w:val="32"/>
+        </w:rPr>
+        <w:t xml:space="preserve"> </w:t>
+      </w:r>
+      <w:proofErr w:type="spellStart"/>
+      <w:r>
+        <w:rPr>
+          <w:rFonts w:ascii="Times New Roman" w:hAnsi="Times New Roman" w:cs="Times New Roman"/>
+          <w:sz w:val="24"/>
+          <w:szCs w:val="32"/>
+        </w:rPr>
+        <w:t>bentuk</w:t>
+      </w:r>
+      <w:proofErr w:type="spellEnd"/>
+      <w:r>
+        <w:rPr>
+          <w:rFonts w:ascii="Times New Roman" w:hAnsi="Times New Roman" w:cs="Times New Roman"/>
+          <w:sz w:val="24"/>
+          <w:szCs w:val="32"/>
+        </w:rPr>
+        <w:t xml:space="preserve"> </w:t>
+      </w:r>
+      <w:r>
+        <w:rPr>
+          <w:rFonts w:ascii="Times New Roman" w:hAnsi="Times New Roman" w:cs="Times New Roman"/>
+          <w:i/>
+          <w:iCs/>
+          <w:sz w:val="24"/>
+          <w:szCs w:val="32"/>
+        </w:rPr>
+        <w:t>Microsoft Excel.</w:t>
+      </w:r>
+    </w:p>
+    <w:p>
+      <w:pPr>
+        <w:pStyle w:val="NoSpacing"/>
+        <w:numPr>
+          <w:ilvl w:val="0"/>
+          <w:numId w:val="6"/>
+        </w:numPr>
+        <w:spacing w:line="360" w:lineRule="auto"/>
+        <w:jc w:val="both"/>
+        <w:rPr>
+          <w:rFonts w:ascii="Times New Roman" w:hAnsi="Times New Roman" w:cs="Times New Roman"/>
+          <w:sz w:val="24"/>
+          <w:szCs w:val="32"/>
+        </w:rPr>
+      </w:pPr>
+      <w:proofErr w:type="spellStart"/>
+      <w:r>
+        <w:rPr>
+          <w:rFonts w:ascii="Times New Roman" w:hAnsi="Times New Roman" w:cs="Times New Roman"/>
+          <w:sz w:val="24"/>
+          <w:szCs w:val="32"/>
+        </w:rPr>
         <w:t>Pertimbangan</w:t>
       </w:r>
       <w:proofErr w:type="spellEnd"/>
@@ -7383,6 +7615,248 @@
           <w:szCs w:val="24"/>
         </w:rPr>
         <w:t xml:space="preserve"> – </w:t>
+      </w:r>
+      <w:proofErr w:type="spellStart"/>
+      <w:r>
+        <w:rPr>
+          <w:rFonts w:ascii="Times New Roman" w:hAnsi="Times New Roman" w:cs="Times New Roman"/>
+          <w:sz w:val="24"/>
+          <w:szCs w:val="24"/>
+        </w:rPr>
+        <w:t>judul</w:t>
+      </w:r>
+      <w:proofErr w:type="spellEnd"/>
+      <w:r>
+        <w:rPr>
+          <w:rFonts w:ascii="Times New Roman" w:hAnsi="Times New Roman" w:cs="Times New Roman"/>
+          <w:sz w:val="24"/>
+          <w:szCs w:val="24"/>
+        </w:rPr>
+        <w:t xml:space="preserve"> yang </w:t>
+      </w:r>
+      <w:proofErr w:type="spellStart"/>
+      <w:r>
+        <w:rPr>
+          <w:rFonts w:ascii="Times New Roman" w:hAnsi="Times New Roman" w:cs="Times New Roman"/>
+          <w:sz w:val="24"/>
+          <w:szCs w:val="24"/>
+        </w:rPr>
+        <w:t>sudah</w:t>
+      </w:r>
+      <w:proofErr w:type="spellEnd"/>
+      <w:r>
+        <w:rPr>
+          <w:rFonts w:ascii="Times New Roman" w:hAnsi="Times New Roman" w:cs="Times New Roman"/>
+          <w:sz w:val="24"/>
+          <w:szCs w:val="24"/>
+        </w:rPr>
+        <w:t xml:space="preserve"> </w:t>
+      </w:r>
+      <w:proofErr w:type="spellStart"/>
+      <w:r>
+        <w:rPr>
+          <w:rFonts w:ascii="Times New Roman" w:hAnsi="Times New Roman" w:cs="Times New Roman"/>
+          <w:sz w:val="24"/>
+          <w:szCs w:val="24"/>
+        </w:rPr>
+        <w:t>ada</w:t>
+      </w:r>
+      <w:proofErr w:type="spellEnd"/>
+      <w:r>
+        <w:rPr>
+          <w:rFonts w:ascii="Times New Roman" w:hAnsi="Times New Roman" w:cs="Times New Roman"/>
+          <w:sz w:val="24"/>
+          <w:szCs w:val="24"/>
+        </w:rPr>
+        <w:t xml:space="preserve"> </w:t>
+      </w:r>
+      <w:r>
+        <w:rPr>
+          <w:rFonts w:ascii="Times New Roman" w:hAnsi="Times New Roman" w:cs="Times New Roman"/>
+          <w:sz w:val="24"/>
+          <w:szCs w:val="24"/>
+        </w:rPr>
+        <w:t xml:space="preserve">dan </w:t>
+      </w:r>
+      <w:proofErr w:type="spellStart"/>
+      <w:r>
+        <w:rPr>
+          <w:rFonts w:ascii="Times New Roman" w:hAnsi="Times New Roman" w:cs="Times New Roman"/>
+          <w:sz w:val="24"/>
+          <w:szCs w:val="24"/>
+        </w:rPr>
+        <w:t>bagaimana</w:t>
+      </w:r>
+      <w:proofErr w:type="spellEnd"/>
+      <w:r>
+        <w:rPr>
+          <w:rFonts w:ascii="Times New Roman" w:hAnsi="Times New Roman" w:cs="Times New Roman"/>
+          <w:sz w:val="24"/>
+          <w:szCs w:val="24"/>
+        </w:rPr>
+        <w:t xml:space="preserve"> </w:t>
+      </w:r>
+      <w:proofErr w:type="spellStart"/>
+      <w:r>
+        <w:rPr>
+          <w:rFonts w:ascii="Times New Roman" w:hAnsi="Times New Roman" w:cs="Times New Roman"/>
+          <w:sz w:val="24"/>
+          <w:szCs w:val="24"/>
+        </w:rPr>
+        <w:t>mahasiswa</w:t>
+      </w:r>
+      <w:proofErr w:type="spellEnd"/>
+      <w:r>
+        <w:rPr>
+          <w:rFonts w:ascii="Times New Roman" w:hAnsi="Times New Roman" w:cs="Times New Roman"/>
+          <w:sz w:val="24"/>
+          <w:szCs w:val="24"/>
+        </w:rPr>
+        <w:t xml:space="preserve"> </w:t>
+      </w:r>
+      <w:proofErr w:type="spellStart"/>
+      <w:r>
+        <w:rPr>
+          <w:rFonts w:ascii="Times New Roman" w:hAnsi="Times New Roman" w:cs="Times New Roman"/>
+          <w:sz w:val="24"/>
+          <w:szCs w:val="24"/>
+        </w:rPr>
+        <w:t>dapat</w:t>
+      </w:r>
+      <w:proofErr w:type="spellEnd"/>
+      <w:r>
+        <w:rPr>
+          <w:rFonts w:ascii="Times New Roman" w:hAnsi="Times New Roman" w:cs="Times New Roman"/>
+          <w:sz w:val="24"/>
+          <w:szCs w:val="24"/>
+        </w:rPr>
+        <w:t xml:space="preserve"> </w:t>
+      </w:r>
+      <w:proofErr w:type="spellStart"/>
+      <w:r>
+        <w:rPr>
+          <w:rFonts w:ascii="Times New Roman" w:hAnsi="Times New Roman" w:cs="Times New Roman"/>
+          <w:sz w:val="24"/>
+          <w:szCs w:val="24"/>
+        </w:rPr>
+        <w:t>menentukan</w:t>
+      </w:r>
+      <w:proofErr w:type="spellEnd"/>
+      <w:r>
+        <w:rPr>
+          <w:rFonts w:ascii="Times New Roman" w:hAnsi="Times New Roman" w:cs="Times New Roman"/>
+          <w:sz w:val="24"/>
+          <w:szCs w:val="24"/>
+        </w:rPr>
+        <w:t xml:space="preserve"> </w:t>
+      </w:r>
+      <w:proofErr w:type="spellStart"/>
+      <w:r>
+        <w:rPr>
+          <w:rFonts w:ascii="Times New Roman" w:hAnsi="Times New Roman" w:cs="Times New Roman"/>
+          <w:sz w:val="24"/>
+          <w:szCs w:val="24"/>
+        </w:rPr>
+        <w:t>serta</w:t>
+      </w:r>
+      <w:proofErr w:type="spellEnd"/>
+      <w:r>
+        <w:rPr>
+          <w:rFonts w:ascii="Times New Roman" w:hAnsi="Times New Roman" w:cs="Times New Roman"/>
+          <w:sz w:val="24"/>
+          <w:szCs w:val="24"/>
+        </w:rPr>
+        <w:t xml:space="preserve"> </w:t>
+      </w:r>
+      <w:proofErr w:type="spellStart"/>
+      <w:r>
+        <w:rPr>
+          <w:rFonts w:ascii="Times New Roman" w:hAnsi="Times New Roman" w:cs="Times New Roman"/>
+          <w:sz w:val="24"/>
+          <w:szCs w:val="24"/>
+        </w:rPr>
+        <w:t>mendeteksi</w:t>
+      </w:r>
+      <w:proofErr w:type="spellEnd"/>
+      <w:r>
+        <w:rPr>
+          <w:rFonts w:ascii="Times New Roman" w:hAnsi="Times New Roman" w:cs="Times New Roman"/>
+          <w:sz w:val="24"/>
+          <w:szCs w:val="24"/>
+        </w:rPr>
+        <w:t xml:space="preserve"> </w:t>
+      </w:r>
+      <w:proofErr w:type="spellStart"/>
+      <w:r>
+        <w:rPr>
+          <w:rFonts w:ascii="Times New Roman" w:hAnsi="Times New Roman" w:cs="Times New Roman"/>
+          <w:sz w:val="24"/>
+          <w:szCs w:val="24"/>
+        </w:rPr>
+        <w:t>adanya</w:t>
+      </w:r>
+      <w:proofErr w:type="spellEnd"/>
+      <w:r>
+        <w:rPr>
+          <w:rFonts w:ascii="Times New Roman" w:hAnsi="Times New Roman" w:cs="Times New Roman"/>
+          <w:sz w:val="24"/>
+          <w:szCs w:val="24"/>
+        </w:rPr>
+        <w:t xml:space="preserve"> </w:t>
+      </w:r>
+      <w:proofErr w:type="spellStart"/>
+      <w:r>
+        <w:rPr>
+          <w:rFonts w:ascii="Times New Roman" w:hAnsi="Times New Roman" w:cs="Times New Roman"/>
+          <w:sz w:val="24"/>
+          <w:szCs w:val="24"/>
+        </w:rPr>
+        <w:t>kemiripan</w:t>
+      </w:r>
+      <w:proofErr w:type="spellEnd"/>
+      <w:r>
+        <w:rPr>
+          <w:rFonts w:ascii="Times New Roman" w:hAnsi="Times New Roman" w:cs="Times New Roman"/>
+          <w:sz w:val="24"/>
+          <w:szCs w:val="24"/>
+        </w:rPr>
+        <w:t xml:space="preserve"> ide </w:t>
+      </w:r>
+      <w:proofErr w:type="spellStart"/>
+      <w:r>
+        <w:rPr>
+          <w:rFonts w:ascii="Times New Roman" w:hAnsi="Times New Roman" w:cs="Times New Roman"/>
+          <w:sz w:val="24"/>
+          <w:szCs w:val="24"/>
+        </w:rPr>
+        <w:t>judulnya</w:t>
+      </w:r>
+      <w:proofErr w:type="spellEnd"/>
+      <w:r>
+        <w:rPr>
+          <w:rFonts w:ascii="Times New Roman" w:hAnsi="Times New Roman" w:cs="Times New Roman"/>
+          <w:sz w:val="24"/>
+          <w:szCs w:val="24"/>
+        </w:rPr>
+        <w:t xml:space="preserve"> </w:t>
+      </w:r>
+      <w:proofErr w:type="spellStart"/>
+      <w:r>
+        <w:rPr>
+          <w:rFonts w:ascii="Times New Roman" w:hAnsi="Times New Roman" w:cs="Times New Roman"/>
+          <w:sz w:val="24"/>
+          <w:szCs w:val="24"/>
+        </w:rPr>
+        <w:t>dengan</w:t>
+      </w:r>
+      <w:proofErr w:type="spellEnd"/>
+      <w:r>
+        <w:rPr>
+          <w:rFonts w:ascii="Times New Roman" w:hAnsi="Times New Roman" w:cs="Times New Roman"/>
+          <w:sz w:val="24"/>
+          <w:szCs w:val="24"/>
+        </w:rPr>
+        <w:t xml:space="preserve"> </w:t>
       </w:r>
       <w:proofErr w:type="spellStart"/>
       <w:r>
@@ -7867,7 +8341,6 @@
           <w:sz w:val="24"/>
           <w:szCs w:val="32"/>
         </w:rPr>
-        <w:lastRenderedPageBreak/>
         <w:t xml:space="preserve">Ruang </w:t>
       </w:r>
       <w:proofErr w:type="spellStart"/>
@@ -10497,7 +10970,19 @@
       <w:pPr>
         <w:pStyle w:val="NoSpacing"/>
         <w:spacing w:line="360" w:lineRule="auto"/>
-        <w:ind w:left="1080"/>
+        <w:jc w:val="both"/>
+        <w:rPr>
+          <w:rFonts w:ascii="Times New Roman" w:hAnsi="Times New Roman" w:cs="Times New Roman"/>
+          <w:sz w:val="24"/>
+          <w:szCs w:val="32"/>
+        </w:rPr>
+      </w:pPr>
+    </w:p>
+    <w:p>
+      <w:pPr>
+        <w:pStyle w:val="NoSpacing"/>
+        <w:spacing w:line="360" w:lineRule="auto"/>
+        <w:ind w:firstLine="720"/>
         <w:jc w:val="both"/>
         <w:rPr>
           <w:rFonts w:ascii="Times New Roman" w:hAnsi="Times New Roman" w:cs="Times New Roman"/>
@@ -10566,7 +11051,7 @@
       <w:pPr>
         <w:pStyle w:val="NoSpacing"/>
         <w:spacing w:line="360" w:lineRule="auto"/>
-        <w:ind w:left="1080" w:firstLine="720"/>
+        <w:ind w:left="720" w:firstLine="720"/>
         <w:jc w:val="both"/>
         <w:rPr>
           <w:rFonts w:ascii="Times New Roman" w:hAnsi="Times New Roman" w:cs="Times New Roman"/>
@@ -10790,7 +11275,183 @@
           <w:sz w:val="24"/>
           <w:szCs w:val="32"/>
         </w:rPr>
+        <w:lastRenderedPageBreak/>
         <w:t xml:space="preserve">BAB I PENDAHULUAN </w:t>
+      </w:r>
+    </w:p>
+    <w:p>
+      <w:pPr>
+        <w:pStyle w:val="NoSpacing"/>
+        <w:spacing w:line="360" w:lineRule="auto"/>
+        <w:ind w:left="1080" w:firstLine="360"/>
+        <w:jc w:val="both"/>
+        <w:rPr>
+          <w:rFonts w:ascii="Times New Roman" w:hAnsi="Times New Roman" w:cs="Times New Roman"/>
+          <w:sz w:val="24"/>
+          <w:szCs w:val="32"/>
+        </w:rPr>
+      </w:pPr>
+      <w:proofErr w:type="spellStart"/>
+      <w:r>
+        <w:rPr>
+          <w:rFonts w:ascii="Times New Roman" w:hAnsi="Times New Roman" w:cs="Times New Roman"/>
+          <w:sz w:val="24"/>
+          <w:szCs w:val="32"/>
+        </w:rPr>
+        <w:t>Berisi</w:t>
+      </w:r>
+      <w:proofErr w:type="spellEnd"/>
+      <w:r>
+        <w:rPr>
+          <w:rFonts w:ascii="Times New Roman" w:hAnsi="Times New Roman" w:cs="Times New Roman"/>
+          <w:sz w:val="24"/>
+          <w:szCs w:val="32"/>
+        </w:rPr>
+        <w:t xml:space="preserve"> </w:t>
+      </w:r>
+      <w:proofErr w:type="spellStart"/>
+      <w:r>
+        <w:rPr>
+          <w:rFonts w:ascii="Times New Roman" w:hAnsi="Times New Roman" w:cs="Times New Roman"/>
+          <w:sz w:val="24"/>
+          <w:szCs w:val="32"/>
+        </w:rPr>
+        <w:t>penjelasan</w:t>
+      </w:r>
+      <w:proofErr w:type="spellEnd"/>
+      <w:r>
+        <w:rPr>
+          <w:rFonts w:ascii="Times New Roman" w:hAnsi="Times New Roman" w:cs="Times New Roman"/>
+          <w:sz w:val="24"/>
+          <w:szCs w:val="32"/>
+        </w:rPr>
+        <w:t xml:space="preserve"> </w:t>
+      </w:r>
+      <w:proofErr w:type="spellStart"/>
+      <w:r>
+        <w:rPr>
+          <w:rFonts w:ascii="Times New Roman" w:hAnsi="Times New Roman" w:cs="Times New Roman"/>
+          <w:sz w:val="24"/>
+          <w:szCs w:val="32"/>
+        </w:rPr>
+        <w:t>mengenai</w:t>
+      </w:r>
+      <w:proofErr w:type="spellEnd"/>
+      <w:r>
+        <w:rPr>
+          <w:rFonts w:ascii="Times New Roman" w:hAnsi="Times New Roman" w:cs="Times New Roman"/>
+          <w:sz w:val="24"/>
+          <w:szCs w:val="32"/>
+        </w:rPr>
+        <w:t xml:space="preserve"> </w:t>
+      </w:r>
+      <w:proofErr w:type="spellStart"/>
+      <w:r>
+        <w:rPr>
+          <w:rFonts w:ascii="Times New Roman" w:hAnsi="Times New Roman" w:cs="Times New Roman"/>
+          <w:sz w:val="24"/>
+          <w:szCs w:val="32"/>
+        </w:rPr>
+        <w:t>latar</w:t>
+      </w:r>
+      <w:proofErr w:type="spellEnd"/>
+      <w:r>
+        <w:rPr>
+          <w:rFonts w:ascii="Times New Roman" w:hAnsi="Times New Roman" w:cs="Times New Roman"/>
+          <w:sz w:val="24"/>
+          <w:szCs w:val="32"/>
+        </w:rPr>
+        <w:t xml:space="preserve"> </w:t>
+      </w:r>
+      <w:proofErr w:type="spellStart"/>
+      <w:r>
+        <w:rPr>
+          <w:rFonts w:ascii="Times New Roman" w:hAnsi="Times New Roman" w:cs="Times New Roman"/>
+          <w:sz w:val="24"/>
+          <w:szCs w:val="32"/>
+        </w:rPr>
+        <w:t>belakang</w:t>
+      </w:r>
+      <w:proofErr w:type="spellEnd"/>
+      <w:r>
+        <w:rPr>
+          <w:rFonts w:ascii="Times New Roman" w:hAnsi="Times New Roman" w:cs="Times New Roman"/>
+          <w:sz w:val="24"/>
+          <w:szCs w:val="32"/>
+        </w:rPr>
+        <w:t xml:space="preserve"> </w:t>
+      </w:r>
+      <w:proofErr w:type="spellStart"/>
+      <w:r>
+        <w:rPr>
+          <w:rFonts w:ascii="Times New Roman" w:hAnsi="Times New Roman" w:cs="Times New Roman"/>
+          <w:sz w:val="24"/>
+          <w:szCs w:val="32"/>
+        </w:rPr>
+        <w:t>identifikasi</w:t>
+      </w:r>
+      <w:proofErr w:type="spellEnd"/>
+      <w:r>
+        <w:rPr>
+          <w:rFonts w:ascii="Times New Roman" w:hAnsi="Times New Roman" w:cs="Times New Roman"/>
+          <w:sz w:val="24"/>
+          <w:szCs w:val="32"/>
+        </w:rPr>
+        <w:t xml:space="preserve"> </w:t>
+      </w:r>
+      <w:proofErr w:type="spellStart"/>
+      <w:r>
+        <w:rPr>
+          <w:rFonts w:ascii="Times New Roman" w:hAnsi="Times New Roman" w:cs="Times New Roman"/>
+          <w:sz w:val="24"/>
+          <w:szCs w:val="32"/>
+        </w:rPr>
+        <w:t>masalah</w:t>
+      </w:r>
+      <w:proofErr w:type="spellEnd"/>
+      <w:r>
+        <w:rPr>
+          <w:rFonts w:ascii="Times New Roman" w:hAnsi="Times New Roman" w:cs="Times New Roman"/>
+          <w:sz w:val="24"/>
+          <w:szCs w:val="32"/>
+        </w:rPr>
+        <w:t xml:space="preserve">, </w:t>
+      </w:r>
+      <w:proofErr w:type="spellStart"/>
+      <w:r>
+        <w:rPr>
+          <w:rFonts w:ascii="Times New Roman" w:hAnsi="Times New Roman" w:cs="Times New Roman"/>
+          <w:sz w:val="24"/>
+          <w:szCs w:val="32"/>
+        </w:rPr>
+        <w:t>rumusan</w:t>
+      </w:r>
+      <w:proofErr w:type="spellEnd"/>
+      <w:r>
+        <w:rPr>
+          <w:rFonts w:ascii="Times New Roman" w:hAnsi="Times New Roman" w:cs="Times New Roman"/>
+          <w:sz w:val="24"/>
+          <w:szCs w:val="32"/>
+        </w:rPr>
+        <w:t xml:space="preserve"> </w:t>
+      </w:r>
+      <w:proofErr w:type="spellStart"/>
+      <w:r>
+        <w:rPr>
+          <w:rFonts w:ascii="Times New Roman" w:hAnsi="Times New Roman" w:cs="Times New Roman"/>
+          <w:sz w:val="24"/>
+          <w:szCs w:val="32"/>
+        </w:rPr>
+        <w:t>masalah</w:t>
+      </w:r>
+      <w:proofErr w:type="spellEnd"/>
+      <w:r>
+        <w:rPr>
+          <w:rFonts w:ascii="Times New Roman" w:hAnsi="Times New Roman" w:cs="Times New Roman"/>
+          <w:sz w:val="24"/>
+          <w:szCs w:val="32"/>
+        </w:rPr>
+        <w:t xml:space="preserve">, </w:t>
       </w:r>
     </w:p>
     <w:p>
@@ -10812,115 +11473,43 @@
           <w:sz w:val="24"/>
           <w:szCs w:val="32"/>
         </w:rPr>
-        <w:t>Berisi</w:t>
-      </w:r>
-      <w:proofErr w:type="spellEnd"/>
-      <w:r>
-        <w:rPr>
-          <w:rFonts w:ascii="Times New Roman" w:hAnsi="Times New Roman" w:cs="Times New Roman"/>
-          <w:sz w:val="24"/>
-          <w:szCs w:val="32"/>
-        </w:rPr>
-        <w:t xml:space="preserve"> </w:t>
-      </w:r>
-      <w:proofErr w:type="spellStart"/>
-      <w:r>
-        <w:rPr>
-          <w:rFonts w:ascii="Times New Roman" w:hAnsi="Times New Roman" w:cs="Times New Roman"/>
-          <w:sz w:val="24"/>
-          <w:szCs w:val="32"/>
-        </w:rPr>
-        <w:t>penjelasan</w:t>
-      </w:r>
-      <w:proofErr w:type="spellEnd"/>
-      <w:r>
-        <w:rPr>
-          <w:rFonts w:ascii="Times New Roman" w:hAnsi="Times New Roman" w:cs="Times New Roman"/>
-          <w:sz w:val="24"/>
-          <w:szCs w:val="32"/>
-        </w:rPr>
-        <w:t xml:space="preserve"> </w:t>
-      </w:r>
-      <w:proofErr w:type="spellStart"/>
-      <w:r>
-        <w:rPr>
-          <w:rFonts w:ascii="Times New Roman" w:hAnsi="Times New Roman" w:cs="Times New Roman"/>
-          <w:sz w:val="24"/>
-          <w:szCs w:val="32"/>
-        </w:rPr>
-        <w:t>mengenai</w:t>
-      </w:r>
-      <w:proofErr w:type="spellEnd"/>
-      <w:r>
-        <w:rPr>
-          <w:rFonts w:ascii="Times New Roman" w:hAnsi="Times New Roman" w:cs="Times New Roman"/>
-          <w:sz w:val="24"/>
-          <w:szCs w:val="32"/>
-        </w:rPr>
-        <w:t xml:space="preserve"> </w:t>
-      </w:r>
-      <w:proofErr w:type="spellStart"/>
-      <w:r>
-        <w:rPr>
-          <w:rFonts w:ascii="Times New Roman" w:hAnsi="Times New Roman" w:cs="Times New Roman"/>
-          <w:sz w:val="24"/>
-          <w:szCs w:val="32"/>
-        </w:rPr>
-        <w:t>latar</w:t>
-      </w:r>
-      <w:proofErr w:type="spellEnd"/>
-      <w:r>
-        <w:rPr>
-          <w:rFonts w:ascii="Times New Roman" w:hAnsi="Times New Roman" w:cs="Times New Roman"/>
-          <w:sz w:val="24"/>
-          <w:szCs w:val="32"/>
-        </w:rPr>
-        <w:t xml:space="preserve"> </w:t>
-      </w:r>
-      <w:proofErr w:type="spellStart"/>
-      <w:r>
-        <w:rPr>
-          <w:rFonts w:ascii="Times New Roman" w:hAnsi="Times New Roman" w:cs="Times New Roman"/>
-          <w:sz w:val="24"/>
-          <w:szCs w:val="32"/>
-        </w:rPr>
-        <w:t>belakang</w:t>
-      </w:r>
-      <w:proofErr w:type="spellEnd"/>
-      <w:r>
-        <w:rPr>
-          <w:rFonts w:ascii="Times New Roman" w:hAnsi="Times New Roman" w:cs="Times New Roman"/>
-          <w:sz w:val="24"/>
-          <w:szCs w:val="32"/>
-        </w:rPr>
-        <w:t xml:space="preserve"> </w:t>
-      </w:r>
-      <w:proofErr w:type="spellStart"/>
-      <w:r>
-        <w:rPr>
-          <w:rFonts w:ascii="Times New Roman" w:hAnsi="Times New Roman" w:cs="Times New Roman"/>
-          <w:sz w:val="24"/>
-          <w:szCs w:val="32"/>
-        </w:rPr>
-        <w:t>identifikasi</w:t>
-      </w:r>
-      <w:proofErr w:type="spellEnd"/>
-      <w:r>
-        <w:rPr>
-          <w:rFonts w:ascii="Times New Roman" w:hAnsi="Times New Roman" w:cs="Times New Roman"/>
-          <w:sz w:val="24"/>
-          <w:szCs w:val="32"/>
-        </w:rPr>
-        <w:t xml:space="preserve"> </w:t>
-      </w:r>
-      <w:proofErr w:type="spellStart"/>
-      <w:r>
-        <w:rPr>
-          <w:rFonts w:ascii="Times New Roman" w:hAnsi="Times New Roman" w:cs="Times New Roman"/>
-          <w:sz w:val="24"/>
-          <w:szCs w:val="32"/>
-        </w:rPr>
-        <w:t>masalah</w:t>
+        <w:t>ruang</w:t>
+      </w:r>
+      <w:proofErr w:type="spellEnd"/>
+      <w:r>
+        <w:rPr>
+          <w:rFonts w:ascii="Times New Roman" w:hAnsi="Times New Roman" w:cs="Times New Roman"/>
+          <w:sz w:val="24"/>
+          <w:szCs w:val="32"/>
+        </w:rPr>
+        <w:t xml:space="preserve"> </w:t>
+      </w:r>
+      <w:proofErr w:type="spellStart"/>
+      <w:r>
+        <w:rPr>
+          <w:rFonts w:ascii="Times New Roman" w:hAnsi="Times New Roman" w:cs="Times New Roman"/>
+          <w:sz w:val="24"/>
+          <w:szCs w:val="32"/>
+        </w:rPr>
+        <w:t>lingkup</w:t>
+      </w:r>
+      <w:proofErr w:type="spellEnd"/>
+      <w:r>
+        <w:rPr>
+          <w:rFonts w:ascii="Times New Roman" w:hAnsi="Times New Roman" w:cs="Times New Roman"/>
+          <w:sz w:val="24"/>
+          <w:szCs w:val="32"/>
+        </w:rPr>
+        <w:t xml:space="preserve"> </w:t>
+      </w:r>
+      <w:proofErr w:type="spellStart"/>
+      <w:r>
+        <w:rPr>
+          <w:rFonts w:ascii="Times New Roman" w:hAnsi="Times New Roman" w:cs="Times New Roman"/>
+          <w:sz w:val="24"/>
+          <w:szCs w:val="32"/>
+        </w:rPr>
+        <w:t>penelitian</w:t>
       </w:r>
       <w:proofErr w:type="spellEnd"/>
       <w:r>
@@ -10938,25 +11527,7 @@
           <w:sz w:val="24"/>
           <w:szCs w:val="32"/>
         </w:rPr>
-        <w:t>rumusan</w:t>
-      </w:r>
-      <w:proofErr w:type="spellEnd"/>
-      <w:r>
-        <w:rPr>
-          <w:rFonts w:ascii="Times New Roman" w:hAnsi="Times New Roman" w:cs="Times New Roman"/>
-          <w:sz w:val="24"/>
-          <w:szCs w:val="32"/>
-        </w:rPr>
-        <w:t xml:space="preserve"> </w:t>
-      </w:r>
-      <w:proofErr w:type="spellStart"/>
-      <w:r>
-        <w:rPr>
-          <w:rFonts w:ascii="Times New Roman" w:hAnsi="Times New Roman" w:cs="Times New Roman"/>
-          <w:sz w:val="24"/>
-          <w:szCs w:val="32"/>
-        </w:rPr>
-        <w:t>masalah</w:t>
+        <w:t>tujuan</w:t>
       </w:r>
       <w:proofErr w:type="spellEnd"/>
       <w:r>
@@ -10966,6 +11537,60 @@
           <w:szCs w:val="32"/>
         </w:rPr>
         <w:t xml:space="preserve">, </w:t>
+      </w:r>
+      <w:proofErr w:type="spellStart"/>
+      <w:r>
+        <w:rPr>
+          <w:rFonts w:ascii="Times New Roman" w:hAnsi="Times New Roman" w:cs="Times New Roman"/>
+          <w:sz w:val="24"/>
+          <w:szCs w:val="32"/>
+        </w:rPr>
+        <w:t>manfaat</w:t>
+      </w:r>
+      <w:proofErr w:type="spellEnd"/>
+      <w:r>
+        <w:rPr>
+          <w:rFonts w:ascii="Times New Roman" w:hAnsi="Times New Roman" w:cs="Times New Roman"/>
+          <w:sz w:val="24"/>
+          <w:szCs w:val="32"/>
+        </w:rPr>
+        <w:t xml:space="preserve"> dan </w:t>
+      </w:r>
+      <w:proofErr w:type="spellStart"/>
+      <w:r>
+        <w:rPr>
+          <w:rFonts w:ascii="Times New Roman" w:hAnsi="Times New Roman" w:cs="Times New Roman"/>
+          <w:sz w:val="24"/>
+          <w:szCs w:val="32"/>
+        </w:rPr>
+        <w:t>sistematika</w:t>
+      </w:r>
+      <w:proofErr w:type="spellEnd"/>
+      <w:r>
+        <w:rPr>
+          <w:rFonts w:ascii="Times New Roman" w:hAnsi="Times New Roman" w:cs="Times New Roman"/>
+          <w:sz w:val="24"/>
+          <w:szCs w:val="32"/>
+        </w:rPr>
+        <w:t xml:space="preserve"> </w:t>
+      </w:r>
+      <w:proofErr w:type="spellStart"/>
+      <w:r>
+        <w:rPr>
+          <w:rFonts w:ascii="Times New Roman" w:hAnsi="Times New Roman" w:cs="Times New Roman"/>
+          <w:sz w:val="24"/>
+          <w:szCs w:val="32"/>
+        </w:rPr>
+        <w:t>penulisan</w:t>
+      </w:r>
+      <w:proofErr w:type="spellEnd"/>
+      <w:r>
+        <w:rPr>
+          <w:rFonts w:ascii="Times New Roman" w:hAnsi="Times New Roman" w:cs="Times New Roman"/>
+          <w:sz w:val="24"/>
+          <w:szCs w:val="32"/>
+        </w:rPr>
+        <w:t xml:space="preserve">. </w:t>
       </w:r>
     </w:p>
     <w:p>
@@ -10976,54 +11601,187 @@
         <w:jc w:val="both"/>
         <w:rPr>
           <w:rFonts w:ascii="Times New Roman" w:hAnsi="Times New Roman" w:cs="Times New Roman"/>
-          <w:sz w:val="24"/>
-          <w:szCs w:val="32"/>
-        </w:rPr>
-      </w:pPr>
-      <w:proofErr w:type="spellStart"/>
-      <w:r>
-        <w:rPr>
-          <w:rFonts w:ascii="Times New Roman" w:hAnsi="Times New Roman" w:cs="Times New Roman"/>
-          <w:sz w:val="24"/>
-          <w:szCs w:val="32"/>
-        </w:rPr>
-        <w:t>ruang</w:t>
-      </w:r>
-      <w:proofErr w:type="spellEnd"/>
-      <w:r>
-        <w:rPr>
-          <w:rFonts w:ascii="Times New Roman" w:hAnsi="Times New Roman" w:cs="Times New Roman"/>
-          <w:sz w:val="24"/>
-          <w:szCs w:val="32"/>
-        </w:rPr>
-        <w:t xml:space="preserve"> </w:t>
-      </w:r>
-      <w:proofErr w:type="spellStart"/>
-      <w:r>
-        <w:rPr>
-          <w:rFonts w:ascii="Times New Roman" w:hAnsi="Times New Roman" w:cs="Times New Roman"/>
-          <w:sz w:val="24"/>
-          <w:szCs w:val="32"/>
-        </w:rPr>
-        <w:t>lingkup</w:t>
-      </w:r>
-      <w:proofErr w:type="spellEnd"/>
-      <w:r>
-        <w:rPr>
-          <w:rFonts w:ascii="Times New Roman" w:hAnsi="Times New Roman" w:cs="Times New Roman"/>
-          <w:sz w:val="24"/>
-          <w:szCs w:val="32"/>
-        </w:rPr>
-        <w:t xml:space="preserve"> </w:t>
-      </w:r>
-      <w:proofErr w:type="spellStart"/>
-      <w:r>
-        <w:rPr>
-          <w:rFonts w:ascii="Times New Roman" w:hAnsi="Times New Roman" w:cs="Times New Roman"/>
-          <w:sz w:val="24"/>
-          <w:szCs w:val="32"/>
-        </w:rPr>
-        <w:t>penelitian</w:t>
+          <w:b/>
+          <w:bCs/>
+          <w:sz w:val="24"/>
+          <w:szCs w:val="32"/>
+        </w:rPr>
+      </w:pPr>
+      <w:r>
+        <w:rPr>
+          <w:rFonts w:ascii="Times New Roman" w:hAnsi="Times New Roman" w:cs="Times New Roman"/>
+          <w:b/>
+          <w:bCs/>
+          <w:sz w:val="24"/>
+          <w:szCs w:val="32"/>
+        </w:rPr>
+        <w:t xml:space="preserve">BAB II TINJAUAN PUSTAKA </w:t>
+      </w:r>
+    </w:p>
+    <w:p>
+      <w:pPr>
+        <w:pStyle w:val="NoSpacing"/>
+        <w:spacing w:line="360" w:lineRule="auto"/>
+        <w:ind w:left="1080" w:firstLine="360"/>
+        <w:jc w:val="both"/>
+        <w:rPr>
+          <w:rFonts w:ascii="Times New Roman" w:hAnsi="Times New Roman" w:cs="Times New Roman"/>
+          <w:sz w:val="24"/>
+          <w:szCs w:val="32"/>
+        </w:rPr>
+      </w:pPr>
+      <w:proofErr w:type="spellStart"/>
+      <w:r>
+        <w:rPr>
+          <w:rFonts w:ascii="Times New Roman" w:hAnsi="Times New Roman" w:cs="Times New Roman"/>
+          <w:sz w:val="24"/>
+          <w:szCs w:val="32"/>
+        </w:rPr>
+        <w:t>Berisi</w:t>
+      </w:r>
+      <w:proofErr w:type="spellEnd"/>
+      <w:r>
+        <w:rPr>
+          <w:rFonts w:ascii="Times New Roman" w:hAnsi="Times New Roman" w:cs="Times New Roman"/>
+          <w:sz w:val="24"/>
+          <w:szCs w:val="32"/>
+        </w:rPr>
+        <w:t xml:space="preserve"> </w:t>
+      </w:r>
+      <w:proofErr w:type="spellStart"/>
+      <w:r>
+        <w:rPr>
+          <w:rFonts w:ascii="Times New Roman" w:hAnsi="Times New Roman" w:cs="Times New Roman"/>
+          <w:sz w:val="24"/>
+          <w:szCs w:val="32"/>
+        </w:rPr>
+        <w:t>dasar</w:t>
+      </w:r>
+      <w:proofErr w:type="spellEnd"/>
+      <w:r>
+        <w:rPr>
+          <w:rFonts w:ascii="Times New Roman" w:hAnsi="Times New Roman" w:cs="Times New Roman"/>
+          <w:sz w:val="24"/>
+          <w:szCs w:val="32"/>
+        </w:rPr>
+        <w:t xml:space="preserve"> </w:t>
+      </w:r>
+      <w:proofErr w:type="spellStart"/>
+      <w:r>
+        <w:rPr>
+          <w:rFonts w:ascii="Times New Roman" w:hAnsi="Times New Roman" w:cs="Times New Roman"/>
+          <w:sz w:val="24"/>
+          <w:szCs w:val="32"/>
+        </w:rPr>
+        <w:t>teori</w:t>
+      </w:r>
+      <w:proofErr w:type="spellEnd"/>
+      <w:r>
+        <w:rPr>
+          <w:rFonts w:ascii="Times New Roman" w:hAnsi="Times New Roman" w:cs="Times New Roman"/>
+          <w:sz w:val="24"/>
+          <w:szCs w:val="32"/>
+        </w:rPr>
+        <w:t xml:space="preserve"> yang </w:t>
+      </w:r>
+      <w:proofErr w:type="spellStart"/>
+      <w:r>
+        <w:rPr>
+          <w:rFonts w:ascii="Times New Roman" w:hAnsi="Times New Roman" w:cs="Times New Roman"/>
+          <w:sz w:val="24"/>
+          <w:szCs w:val="32"/>
+        </w:rPr>
+        <w:t>digunakan</w:t>
+      </w:r>
+      <w:proofErr w:type="spellEnd"/>
+      <w:r>
+        <w:rPr>
+          <w:rFonts w:ascii="Times New Roman" w:hAnsi="Times New Roman" w:cs="Times New Roman"/>
+          <w:sz w:val="24"/>
+          <w:szCs w:val="32"/>
+        </w:rPr>
+        <w:t xml:space="preserve"> </w:t>
+      </w:r>
+      <w:proofErr w:type="spellStart"/>
+      <w:r>
+        <w:rPr>
+          <w:rFonts w:ascii="Times New Roman" w:hAnsi="Times New Roman" w:cs="Times New Roman"/>
+          <w:sz w:val="24"/>
+          <w:szCs w:val="32"/>
+        </w:rPr>
+        <w:t>sebagai</w:t>
+      </w:r>
+      <w:proofErr w:type="spellEnd"/>
+      <w:r>
+        <w:rPr>
+          <w:rFonts w:ascii="Times New Roman" w:hAnsi="Times New Roman" w:cs="Times New Roman"/>
+          <w:sz w:val="24"/>
+          <w:szCs w:val="32"/>
+        </w:rPr>
+        <w:t xml:space="preserve"> </w:t>
+      </w:r>
+      <w:proofErr w:type="spellStart"/>
+      <w:r>
+        <w:rPr>
+          <w:rFonts w:ascii="Times New Roman" w:hAnsi="Times New Roman" w:cs="Times New Roman"/>
+          <w:sz w:val="24"/>
+          <w:szCs w:val="32"/>
+        </w:rPr>
+        <w:t>acuan</w:t>
+      </w:r>
+      <w:proofErr w:type="spellEnd"/>
+      <w:r>
+        <w:rPr>
+          <w:rFonts w:ascii="Times New Roman" w:hAnsi="Times New Roman" w:cs="Times New Roman"/>
+          <w:sz w:val="24"/>
+          <w:szCs w:val="32"/>
+        </w:rPr>
+        <w:t xml:space="preserve"> </w:t>
+      </w:r>
+      <w:proofErr w:type="spellStart"/>
+      <w:r>
+        <w:rPr>
+          <w:rFonts w:ascii="Times New Roman" w:hAnsi="Times New Roman" w:cs="Times New Roman"/>
+          <w:sz w:val="24"/>
+          <w:szCs w:val="32"/>
+        </w:rPr>
+        <w:t>dalam</w:t>
+      </w:r>
+      <w:proofErr w:type="spellEnd"/>
+      <w:r>
+        <w:rPr>
+          <w:rFonts w:ascii="Times New Roman" w:hAnsi="Times New Roman" w:cs="Times New Roman"/>
+          <w:sz w:val="24"/>
+          <w:szCs w:val="32"/>
+        </w:rPr>
+        <w:t xml:space="preserve"> </w:t>
+      </w:r>
+      <w:proofErr w:type="spellStart"/>
+      <w:r>
+        <w:rPr>
+          <w:rFonts w:ascii="Times New Roman" w:hAnsi="Times New Roman" w:cs="Times New Roman"/>
+          <w:sz w:val="24"/>
+          <w:szCs w:val="32"/>
+        </w:rPr>
+        <w:t>pengambilan</w:t>
+      </w:r>
+      <w:proofErr w:type="spellEnd"/>
+      <w:r>
+        <w:rPr>
+          <w:rFonts w:ascii="Times New Roman" w:hAnsi="Times New Roman" w:cs="Times New Roman"/>
+          <w:sz w:val="24"/>
+          <w:szCs w:val="32"/>
+        </w:rPr>
+        <w:t xml:space="preserve"> data, </w:t>
+      </w:r>
+      <w:proofErr w:type="spellStart"/>
+      <w:r>
+        <w:rPr>
+          <w:rFonts w:ascii="Times New Roman" w:hAnsi="Times New Roman" w:cs="Times New Roman"/>
+          <w:sz w:val="24"/>
+          <w:szCs w:val="32"/>
+        </w:rPr>
+        <w:t>analisis</w:t>
       </w:r>
       <w:proofErr w:type="spellEnd"/>
       <w:r>
@@ -11033,78 +11791,6 @@
           <w:szCs w:val="32"/>
         </w:rPr>
         <w:t xml:space="preserve">, </w:t>
-      </w:r>
-      <w:proofErr w:type="spellStart"/>
-      <w:r>
-        <w:rPr>
-          <w:rFonts w:ascii="Times New Roman" w:hAnsi="Times New Roman" w:cs="Times New Roman"/>
-          <w:sz w:val="24"/>
-          <w:szCs w:val="32"/>
-        </w:rPr>
-        <w:t>tujuan</w:t>
-      </w:r>
-      <w:proofErr w:type="spellEnd"/>
-      <w:r>
-        <w:rPr>
-          <w:rFonts w:ascii="Times New Roman" w:hAnsi="Times New Roman" w:cs="Times New Roman"/>
-          <w:sz w:val="24"/>
-          <w:szCs w:val="32"/>
-        </w:rPr>
-        <w:t xml:space="preserve">, </w:t>
-      </w:r>
-      <w:proofErr w:type="spellStart"/>
-      <w:r>
-        <w:rPr>
-          <w:rFonts w:ascii="Times New Roman" w:hAnsi="Times New Roman" w:cs="Times New Roman"/>
-          <w:sz w:val="24"/>
-          <w:szCs w:val="32"/>
-        </w:rPr>
-        <w:t>manfaat</w:t>
-      </w:r>
-      <w:proofErr w:type="spellEnd"/>
-      <w:r>
-        <w:rPr>
-          <w:rFonts w:ascii="Times New Roman" w:hAnsi="Times New Roman" w:cs="Times New Roman"/>
-          <w:sz w:val="24"/>
-          <w:szCs w:val="32"/>
-        </w:rPr>
-        <w:t xml:space="preserve"> dan </w:t>
-      </w:r>
-      <w:proofErr w:type="spellStart"/>
-      <w:r>
-        <w:rPr>
-          <w:rFonts w:ascii="Times New Roman" w:hAnsi="Times New Roman" w:cs="Times New Roman"/>
-          <w:sz w:val="24"/>
-          <w:szCs w:val="32"/>
-        </w:rPr>
-        <w:t>sistematika</w:t>
-      </w:r>
-      <w:proofErr w:type="spellEnd"/>
-      <w:r>
-        <w:rPr>
-          <w:rFonts w:ascii="Times New Roman" w:hAnsi="Times New Roman" w:cs="Times New Roman"/>
-          <w:sz w:val="24"/>
-          <w:szCs w:val="32"/>
-        </w:rPr>
-        <w:t xml:space="preserve"> </w:t>
-      </w:r>
-      <w:proofErr w:type="spellStart"/>
-      <w:r>
-        <w:rPr>
-          <w:rFonts w:ascii="Times New Roman" w:hAnsi="Times New Roman" w:cs="Times New Roman"/>
-          <w:sz w:val="24"/>
-          <w:szCs w:val="32"/>
-        </w:rPr>
-        <w:t>penulisan</w:t>
-      </w:r>
-      <w:proofErr w:type="spellEnd"/>
-      <w:r>
-        <w:rPr>
-          <w:rFonts w:ascii="Times New Roman" w:hAnsi="Times New Roman" w:cs="Times New Roman"/>
-          <w:sz w:val="24"/>
-          <w:szCs w:val="32"/>
-        </w:rPr>
-        <w:t xml:space="preserve">. </w:t>
       </w:r>
     </w:p>
     <w:p>
@@ -11115,21 +11801,63 @@
         <w:jc w:val="both"/>
         <w:rPr>
           <w:rFonts w:ascii="Times New Roman" w:hAnsi="Times New Roman" w:cs="Times New Roman"/>
-          <w:b/>
-          <w:bCs/>
-          <w:sz w:val="24"/>
-          <w:szCs w:val="32"/>
-        </w:rPr>
-      </w:pPr>
-      <w:r>
-        <w:rPr>
-          <w:rFonts w:ascii="Times New Roman" w:hAnsi="Times New Roman" w:cs="Times New Roman"/>
-          <w:b/>
-          <w:bCs/>
-          <w:sz w:val="24"/>
-          <w:szCs w:val="32"/>
-        </w:rPr>
-        <w:t xml:space="preserve">BAB II TINJAUAN PUSTAKA </w:t>
+          <w:sz w:val="24"/>
+          <w:szCs w:val="32"/>
+        </w:rPr>
+      </w:pPr>
+      <w:proofErr w:type="spellStart"/>
+      <w:r>
+        <w:rPr>
+          <w:rFonts w:ascii="Times New Roman" w:hAnsi="Times New Roman" w:cs="Times New Roman"/>
+          <w:sz w:val="24"/>
+          <w:szCs w:val="32"/>
+        </w:rPr>
+        <w:t>hasil</w:t>
+      </w:r>
+      <w:proofErr w:type="spellEnd"/>
+      <w:r>
+        <w:rPr>
+          <w:rFonts w:ascii="Times New Roman" w:hAnsi="Times New Roman" w:cs="Times New Roman"/>
+          <w:sz w:val="24"/>
+          <w:szCs w:val="32"/>
+        </w:rPr>
+        <w:t xml:space="preserve"> </w:t>
+      </w:r>
+      <w:proofErr w:type="spellStart"/>
+      <w:r>
+        <w:rPr>
+          <w:rFonts w:ascii="Times New Roman" w:hAnsi="Times New Roman" w:cs="Times New Roman"/>
+          <w:sz w:val="24"/>
+          <w:szCs w:val="32"/>
+        </w:rPr>
+        <w:t>penelitian</w:t>
+      </w:r>
+      <w:proofErr w:type="spellEnd"/>
+      <w:r>
+        <w:rPr>
+          <w:rFonts w:ascii="Times New Roman" w:hAnsi="Times New Roman" w:cs="Times New Roman"/>
+          <w:sz w:val="24"/>
+          <w:szCs w:val="32"/>
+        </w:rPr>
+        <w:t xml:space="preserve"> dan </w:t>
+      </w:r>
+      <w:proofErr w:type="spellStart"/>
+      <w:r>
+        <w:rPr>
+          <w:rFonts w:ascii="Times New Roman" w:hAnsi="Times New Roman" w:cs="Times New Roman"/>
+          <w:sz w:val="24"/>
+          <w:szCs w:val="32"/>
+        </w:rPr>
+        <w:t>pengujian</w:t>
+      </w:r>
+      <w:proofErr w:type="spellEnd"/>
+      <w:r>
+        <w:rPr>
+          <w:rFonts w:ascii="Times New Roman" w:hAnsi="Times New Roman" w:cs="Times New Roman"/>
+          <w:sz w:val="24"/>
+          <w:szCs w:val="32"/>
+        </w:rPr>
+        <w:t xml:space="preserve">. </w:t>
       </w:r>
     </w:p>
     <w:p>
@@ -11140,54 +11868,141 @@
         <w:jc w:val="both"/>
         <w:rPr>
           <w:rFonts w:ascii="Times New Roman" w:hAnsi="Times New Roman" w:cs="Times New Roman"/>
-          <w:sz w:val="24"/>
-          <w:szCs w:val="32"/>
-        </w:rPr>
-      </w:pPr>
-      <w:proofErr w:type="spellStart"/>
-      <w:r>
-        <w:rPr>
-          <w:rFonts w:ascii="Times New Roman" w:hAnsi="Times New Roman" w:cs="Times New Roman"/>
-          <w:sz w:val="24"/>
-          <w:szCs w:val="32"/>
-        </w:rPr>
-        <w:t>Berisi</w:t>
-      </w:r>
-      <w:proofErr w:type="spellEnd"/>
-      <w:r>
-        <w:rPr>
-          <w:rFonts w:ascii="Times New Roman" w:hAnsi="Times New Roman" w:cs="Times New Roman"/>
-          <w:sz w:val="24"/>
-          <w:szCs w:val="32"/>
-        </w:rPr>
-        <w:t xml:space="preserve"> </w:t>
-      </w:r>
-      <w:proofErr w:type="spellStart"/>
-      <w:r>
-        <w:rPr>
-          <w:rFonts w:ascii="Times New Roman" w:hAnsi="Times New Roman" w:cs="Times New Roman"/>
-          <w:sz w:val="24"/>
-          <w:szCs w:val="32"/>
-        </w:rPr>
-        <w:t>dasar</w:t>
-      </w:r>
-      <w:proofErr w:type="spellEnd"/>
-      <w:r>
-        <w:rPr>
-          <w:rFonts w:ascii="Times New Roman" w:hAnsi="Times New Roman" w:cs="Times New Roman"/>
-          <w:sz w:val="24"/>
-          <w:szCs w:val="32"/>
-        </w:rPr>
-        <w:t xml:space="preserve"> </w:t>
-      </w:r>
-      <w:proofErr w:type="spellStart"/>
-      <w:r>
-        <w:rPr>
-          <w:rFonts w:ascii="Times New Roman" w:hAnsi="Times New Roman" w:cs="Times New Roman"/>
-          <w:sz w:val="24"/>
-          <w:szCs w:val="32"/>
-        </w:rPr>
-        <w:t>teori</w:t>
+          <w:b/>
+          <w:bCs/>
+          <w:sz w:val="24"/>
+          <w:szCs w:val="32"/>
+        </w:rPr>
+      </w:pPr>
+      <w:r>
+        <w:rPr>
+          <w:rFonts w:ascii="Times New Roman" w:hAnsi="Times New Roman" w:cs="Times New Roman"/>
+          <w:b/>
+          <w:bCs/>
+          <w:sz w:val="24"/>
+          <w:szCs w:val="32"/>
+        </w:rPr>
+        <w:t xml:space="preserve">BAB III METODE PENELITIAN </w:t>
+      </w:r>
+    </w:p>
+    <w:p>
+      <w:pPr>
+        <w:pStyle w:val="NoSpacing"/>
+        <w:spacing w:line="360" w:lineRule="auto"/>
+        <w:ind w:left="1080" w:firstLine="360"/>
+        <w:jc w:val="both"/>
+        <w:rPr>
+          <w:rFonts w:ascii="Times New Roman" w:hAnsi="Times New Roman" w:cs="Times New Roman"/>
+          <w:sz w:val="24"/>
+          <w:szCs w:val="32"/>
+        </w:rPr>
+      </w:pPr>
+      <w:r>
+        <w:rPr>
+          <w:rFonts w:ascii="Times New Roman" w:hAnsi="Times New Roman" w:cs="Times New Roman"/>
+          <w:sz w:val="24"/>
+          <w:szCs w:val="32"/>
+        </w:rPr>
+        <w:t xml:space="preserve">Dalam </w:t>
+      </w:r>
+      <w:proofErr w:type="spellStart"/>
+      <w:r>
+        <w:rPr>
+          <w:rFonts w:ascii="Times New Roman" w:hAnsi="Times New Roman" w:cs="Times New Roman"/>
+          <w:sz w:val="24"/>
+          <w:szCs w:val="32"/>
+        </w:rPr>
+        <w:t>bab</w:t>
+      </w:r>
+      <w:proofErr w:type="spellEnd"/>
+      <w:r>
+        <w:rPr>
+          <w:rFonts w:ascii="Times New Roman" w:hAnsi="Times New Roman" w:cs="Times New Roman"/>
+          <w:sz w:val="24"/>
+          <w:szCs w:val="32"/>
+        </w:rPr>
+        <w:t xml:space="preserve"> </w:t>
+      </w:r>
+      <w:proofErr w:type="spellStart"/>
+      <w:r>
+        <w:rPr>
+          <w:rFonts w:ascii="Times New Roman" w:hAnsi="Times New Roman" w:cs="Times New Roman"/>
+          <w:sz w:val="24"/>
+          <w:szCs w:val="32"/>
+        </w:rPr>
+        <w:t>ini</w:t>
+      </w:r>
+      <w:proofErr w:type="spellEnd"/>
+      <w:r>
+        <w:rPr>
+          <w:rFonts w:ascii="Times New Roman" w:hAnsi="Times New Roman" w:cs="Times New Roman"/>
+          <w:sz w:val="24"/>
+          <w:szCs w:val="32"/>
+        </w:rPr>
+        <w:t xml:space="preserve"> </w:t>
+      </w:r>
+      <w:proofErr w:type="spellStart"/>
+      <w:r>
+        <w:rPr>
+          <w:rFonts w:ascii="Times New Roman" w:hAnsi="Times New Roman" w:cs="Times New Roman"/>
+          <w:sz w:val="24"/>
+          <w:szCs w:val="32"/>
+        </w:rPr>
+        <w:t>dijelaskan</w:t>
+      </w:r>
+      <w:proofErr w:type="spellEnd"/>
+      <w:r>
+        <w:rPr>
+          <w:rFonts w:ascii="Times New Roman" w:hAnsi="Times New Roman" w:cs="Times New Roman"/>
+          <w:sz w:val="24"/>
+          <w:szCs w:val="32"/>
+        </w:rPr>
+        <w:t xml:space="preserve"> </w:t>
+      </w:r>
+      <w:proofErr w:type="spellStart"/>
+      <w:r>
+        <w:rPr>
+          <w:rFonts w:ascii="Times New Roman" w:hAnsi="Times New Roman" w:cs="Times New Roman"/>
+          <w:sz w:val="24"/>
+          <w:szCs w:val="32"/>
+        </w:rPr>
+        <w:t>tentang</w:t>
+      </w:r>
+      <w:proofErr w:type="spellEnd"/>
+      <w:r>
+        <w:rPr>
+          <w:rFonts w:ascii="Times New Roman" w:hAnsi="Times New Roman" w:cs="Times New Roman"/>
+          <w:sz w:val="24"/>
+          <w:szCs w:val="32"/>
+        </w:rPr>
+        <w:t xml:space="preserve"> </w:t>
+      </w:r>
+      <w:proofErr w:type="spellStart"/>
+      <w:r>
+        <w:rPr>
+          <w:rFonts w:ascii="Times New Roman" w:hAnsi="Times New Roman" w:cs="Times New Roman"/>
+          <w:sz w:val="24"/>
+          <w:szCs w:val="32"/>
+        </w:rPr>
+        <w:t>metode</w:t>
+      </w:r>
+      <w:proofErr w:type="spellEnd"/>
+      <w:r>
+        <w:rPr>
+          <w:rFonts w:ascii="Times New Roman" w:hAnsi="Times New Roman" w:cs="Times New Roman"/>
+          <w:sz w:val="24"/>
+          <w:szCs w:val="32"/>
+        </w:rPr>
+        <w:t xml:space="preserve"> </w:t>
+      </w:r>
+      <w:proofErr w:type="spellStart"/>
+      <w:r>
+        <w:rPr>
+          <w:rFonts w:ascii="Times New Roman" w:hAnsi="Times New Roman" w:cs="Times New Roman"/>
+          <w:sz w:val="24"/>
+          <w:szCs w:val="32"/>
+        </w:rPr>
+        <w:t>pendekatan-pendekatan</w:t>
       </w:r>
       <w:proofErr w:type="spellEnd"/>
       <w:r>
@@ -11205,106 +12020,16 @@
           <w:sz w:val="24"/>
           <w:szCs w:val="32"/>
         </w:rPr>
-        <w:t>digunakan</w:t>
-      </w:r>
-      <w:proofErr w:type="spellEnd"/>
-      <w:r>
-        <w:rPr>
-          <w:rFonts w:ascii="Times New Roman" w:hAnsi="Times New Roman" w:cs="Times New Roman"/>
-          <w:sz w:val="24"/>
-          <w:szCs w:val="32"/>
-        </w:rPr>
-        <w:t xml:space="preserve"> </w:t>
-      </w:r>
-      <w:proofErr w:type="spellStart"/>
-      <w:r>
-        <w:rPr>
-          <w:rFonts w:ascii="Times New Roman" w:hAnsi="Times New Roman" w:cs="Times New Roman"/>
-          <w:sz w:val="24"/>
-          <w:szCs w:val="32"/>
-        </w:rPr>
-        <w:t>sebagai</w:t>
-      </w:r>
-      <w:proofErr w:type="spellEnd"/>
-      <w:r>
-        <w:rPr>
-          <w:rFonts w:ascii="Times New Roman" w:hAnsi="Times New Roman" w:cs="Times New Roman"/>
-          <w:sz w:val="24"/>
-          <w:szCs w:val="32"/>
-        </w:rPr>
-        <w:t xml:space="preserve"> </w:t>
-      </w:r>
-      <w:proofErr w:type="spellStart"/>
-      <w:r>
-        <w:rPr>
-          <w:rFonts w:ascii="Times New Roman" w:hAnsi="Times New Roman" w:cs="Times New Roman"/>
-          <w:sz w:val="24"/>
-          <w:szCs w:val="32"/>
-        </w:rPr>
-        <w:t>acuan</w:t>
-      </w:r>
-      <w:proofErr w:type="spellEnd"/>
-      <w:r>
-        <w:rPr>
-          <w:rFonts w:ascii="Times New Roman" w:hAnsi="Times New Roman" w:cs="Times New Roman"/>
-          <w:sz w:val="24"/>
-          <w:szCs w:val="32"/>
-        </w:rPr>
-        <w:t xml:space="preserve"> </w:t>
-      </w:r>
-      <w:proofErr w:type="spellStart"/>
-      <w:r>
-        <w:rPr>
-          <w:rFonts w:ascii="Times New Roman" w:hAnsi="Times New Roman" w:cs="Times New Roman"/>
-          <w:sz w:val="24"/>
-          <w:szCs w:val="32"/>
-        </w:rPr>
-        <w:t>dalam</w:t>
-      </w:r>
-      <w:proofErr w:type="spellEnd"/>
-      <w:r>
-        <w:rPr>
-          <w:rFonts w:ascii="Times New Roman" w:hAnsi="Times New Roman" w:cs="Times New Roman"/>
-          <w:sz w:val="24"/>
-          <w:szCs w:val="32"/>
-        </w:rPr>
-        <w:t xml:space="preserve"> </w:t>
-      </w:r>
-      <w:proofErr w:type="spellStart"/>
-      <w:r>
-        <w:rPr>
-          <w:rFonts w:ascii="Times New Roman" w:hAnsi="Times New Roman" w:cs="Times New Roman"/>
-          <w:sz w:val="24"/>
-          <w:szCs w:val="32"/>
-        </w:rPr>
-        <w:t>pengambilan</w:t>
-      </w:r>
-      <w:proofErr w:type="spellEnd"/>
-      <w:r>
-        <w:rPr>
-          <w:rFonts w:ascii="Times New Roman" w:hAnsi="Times New Roman" w:cs="Times New Roman"/>
-          <w:sz w:val="24"/>
-          <w:szCs w:val="32"/>
-        </w:rPr>
-        <w:t xml:space="preserve"> data, </w:t>
-      </w:r>
-      <w:proofErr w:type="spellStart"/>
-      <w:r>
-        <w:rPr>
-          <w:rFonts w:ascii="Times New Roman" w:hAnsi="Times New Roman" w:cs="Times New Roman"/>
-          <w:sz w:val="24"/>
-          <w:szCs w:val="32"/>
-        </w:rPr>
-        <w:t>analisis</w:t>
-      </w:r>
-      <w:proofErr w:type="spellEnd"/>
-      <w:r>
-        <w:rPr>
-          <w:rFonts w:ascii="Times New Roman" w:hAnsi="Times New Roman" w:cs="Times New Roman"/>
-          <w:sz w:val="24"/>
-          <w:szCs w:val="32"/>
-        </w:rPr>
-        <w:t xml:space="preserve">, </w:t>
+        <w:t>dilakukan</w:t>
+      </w:r>
+      <w:proofErr w:type="spellEnd"/>
+      <w:r>
+        <w:rPr>
+          <w:rFonts w:ascii="Times New Roman" w:hAnsi="Times New Roman" w:cs="Times New Roman"/>
+          <w:sz w:val="24"/>
+          <w:szCs w:val="32"/>
+        </w:rPr>
+        <w:t xml:space="preserve"> </w:t>
       </w:r>
     </w:p>
     <w:p>
@@ -11326,17 +12051,52 @@
           <w:sz w:val="24"/>
           <w:szCs w:val="32"/>
         </w:rPr>
-        <w:lastRenderedPageBreak/>
-        <w:t>hasil</w:t>
-      </w:r>
-      <w:proofErr w:type="spellEnd"/>
-      <w:r>
-        <w:rPr>
-          <w:rFonts w:ascii="Times New Roman" w:hAnsi="Times New Roman" w:cs="Times New Roman"/>
-          <w:sz w:val="24"/>
-          <w:szCs w:val="32"/>
-        </w:rPr>
-        <w:t xml:space="preserve"> </w:t>
+        <w:t>untuk</w:t>
+      </w:r>
+      <w:proofErr w:type="spellEnd"/>
+      <w:r>
+        <w:rPr>
+          <w:rFonts w:ascii="Times New Roman" w:hAnsi="Times New Roman" w:cs="Times New Roman"/>
+          <w:sz w:val="24"/>
+          <w:szCs w:val="32"/>
+        </w:rPr>
+        <w:t xml:space="preserve"> </w:t>
+      </w:r>
+      <w:proofErr w:type="spellStart"/>
+      <w:r>
+        <w:rPr>
+          <w:rFonts w:ascii="Times New Roman" w:hAnsi="Times New Roman" w:cs="Times New Roman"/>
+          <w:sz w:val="24"/>
+          <w:szCs w:val="32"/>
+        </w:rPr>
+        <w:t>mendukung</w:t>
+      </w:r>
+      <w:proofErr w:type="spellEnd"/>
+      <w:r>
+        <w:rPr>
+          <w:rFonts w:ascii="Times New Roman" w:hAnsi="Times New Roman" w:cs="Times New Roman"/>
+          <w:sz w:val="24"/>
+          <w:szCs w:val="32"/>
+        </w:rPr>
+        <w:t xml:space="preserve"> </w:t>
+      </w:r>
+      <w:proofErr w:type="spellStart"/>
+      <w:r>
+        <w:rPr>
+          <w:rFonts w:ascii="Times New Roman" w:hAnsi="Times New Roman" w:cs="Times New Roman"/>
+          <w:sz w:val="24"/>
+          <w:szCs w:val="32"/>
+        </w:rPr>
+        <w:t>dalam</w:t>
+      </w:r>
+      <w:proofErr w:type="spellEnd"/>
+      <w:r>
+        <w:rPr>
+          <w:rFonts w:ascii="Times New Roman" w:hAnsi="Times New Roman" w:cs="Times New Roman"/>
+          <w:sz w:val="24"/>
+          <w:szCs w:val="32"/>
+        </w:rPr>
+        <w:t xml:space="preserve"> proses </w:t>
       </w:r>
       <w:proofErr w:type="spellStart"/>
       <w:r>
@@ -11346,24 +12106,6 @@
           <w:szCs w:val="32"/>
         </w:rPr>
         <w:t>penelitian</w:t>
-      </w:r>
-      <w:proofErr w:type="spellEnd"/>
-      <w:r>
-        <w:rPr>
-          <w:rFonts w:ascii="Times New Roman" w:hAnsi="Times New Roman" w:cs="Times New Roman"/>
-          <w:sz w:val="24"/>
-          <w:szCs w:val="32"/>
-        </w:rPr>
-        <w:t xml:space="preserve"> dan </w:t>
-      </w:r>
-      <w:proofErr w:type="spellStart"/>
-      <w:r>
-        <w:rPr>
-          <w:rFonts w:ascii="Times New Roman" w:hAnsi="Times New Roman" w:cs="Times New Roman"/>
-          <w:sz w:val="24"/>
-          <w:szCs w:val="32"/>
-        </w:rPr>
-        <w:t>pengujian</w:t>
       </w:r>
       <w:proofErr w:type="spellEnd"/>
       <w:r>
@@ -11397,263 +12139,6 @@
           <w:sz w:val="24"/>
           <w:szCs w:val="32"/>
         </w:rPr>
-        <w:t xml:space="preserve">BAB III METODE PENELITIAN </w:t>
-      </w:r>
-    </w:p>
-    <w:p>
-      <w:pPr>
-        <w:pStyle w:val="NoSpacing"/>
-        <w:spacing w:line="360" w:lineRule="auto"/>
-        <w:ind w:left="1080"/>
-        <w:jc w:val="both"/>
-        <w:rPr>
-          <w:rFonts w:ascii="Times New Roman" w:hAnsi="Times New Roman" w:cs="Times New Roman"/>
-          <w:sz w:val="24"/>
-          <w:szCs w:val="32"/>
-        </w:rPr>
-      </w:pPr>
-      <w:r>
-        <w:rPr>
-          <w:rFonts w:ascii="Times New Roman" w:hAnsi="Times New Roman" w:cs="Times New Roman"/>
-          <w:sz w:val="24"/>
-          <w:szCs w:val="32"/>
-        </w:rPr>
-        <w:t xml:space="preserve">Dalam </w:t>
-      </w:r>
-      <w:proofErr w:type="spellStart"/>
-      <w:r>
-        <w:rPr>
-          <w:rFonts w:ascii="Times New Roman" w:hAnsi="Times New Roman" w:cs="Times New Roman"/>
-          <w:sz w:val="24"/>
-          <w:szCs w:val="32"/>
-        </w:rPr>
-        <w:t>bab</w:t>
-      </w:r>
-      <w:proofErr w:type="spellEnd"/>
-      <w:r>
-        <w:rPr>
-          <w:rFonts w:ascii="Times New Roman" w:hAnsi="Times New Roman" w:cs="Times New Roman"/>
-          <w:sz w:val="24"/>
-          <w:szCs w:val="32"/>
-        </w:rPr>
-        <w:t xml:space="preserve"> </w:t>
-      </w:r>
-      <w:proofErr w:type="spellStart"/>
-      <w:r>
-        <w:rPr>
-          <w:rFonts w:ascii="Times New Roman" w:hAnsi="Times New Roman" w:cs="Times New Roman"/>
-          <w:sz w:val="24"/>
-          <w:szCs w:val="32"/>
-        </w:rPr>
-        <w:t>ini</w:t>
-      </w:r>
-      <w:proofErr w:type="spellEnd"/>
-      <w:r>
-        <w:rPr>
-          <w:rFonts w:ascii="Times New Roman" w:hAnsi="Times New Roman" w:cs="Times New Roman"/>
-          <w:sz w:val="24"/>
-          <w:szCs w:val="32"/>
-        </w:rPr>
-        <w:t xml:space="preserve"> </w:t>
-      </w:r>
-      <w:proofErr w:type="spellStart"/>
-      <w:r>
-        <w:rPr>
-          <w:rFonts w:ascii="Times New Roman" w:hAnsi="Times New Roman" w:cs="Times New Roman"/>
-          <w:sz w:val="24"/>
-          <w:szCs w:val="32"/>
-        </w:rPr>
-        <w:t>dijelaskan</w:t>
-      </w:r>
-      <w:proofErr w:type="spellEnd"/>
-      <w:r>
-        <w:rPr>
-          <w:rFonts w:ascii="Times New Roman" w:hAnsi="Times New Roman" w:cs="Times New Roman"/>
-          <w:sz w:val="24"/>
-          <w:szCs w:val="32"/>
-        </w:rPr>
-        <w:t xml:space="preserve"> </w:t>
-      </w:r>
-      <w:proofErr w:type="spellStart"/>
-      <w:r>
-        <w:rPr>
-          <w:rFonts w:ascii="Times New Roman" w:hAnsi="Times New Roman" w:cs="Times New Roman"/>
-          <w:sz w:val="24"/>
-          <w:szCs w:val="32"/>
-        </w:rPr>
-        <w:t>tentang</w:t>
-      </w:r>
-      <w:proofErr w:type="spellEnd"/>
-      <w:r>
-        <w:rPr>
-          <w:rFonts w:ascii="Times New Roman" w:hAnsi="Times New Roman" w:cs="Times New Roman"/>
-          <w:sz w:val="24"/>
-          <w:szCs w:val="32"/>
-        </w:rPr>
-        <w:t xml:space="preserve"> </w:t>
-      </w:r>
-      <w:proofErr w:type="spellStart"/>
-      <w:r>
-        <w:rPr>
-          <w:rFonts w:ascii="Times New Roman" w:hAnsi="Times New Roman" w:cs="Times New Roman"/>
-          <w:sz w:val="24"/>
-          <w:szCs w:val="32"/>
-        </w:rPr>
-        <w:t>metode</w:t>
-      </w:r>
-      <w:proofErr w:type="spellEnd"/>
-      <w:r>
-        <w:rPr>
-          <w:rFonts w:ascii="Times New Roman" w:hAnsi="Times New Roman" w:cs="Times New Roman"/>
-          <w:sz w:val="24"/>
-          <w:szCs w:val="32"/>
-        </w:rPr>
-        <w:t xml:space="preserve"> </w:t>
-      </w:r>
-      <w:proofErr w:type="spellStart"/>
-      <w:r>
-        <w:rPr>
-          <w:rFonts w:ascii="Times New Roman" w:hAnsi="Times New Roman" w:cs="Times New Roman"/>
-          <w:sz w:val="24"/>
-          <w:szCs w:val="32"/>
-        </w:rPr>
-        <w:t>pendekatan-pendekatan</w:t>
-      </w:r>
-      <w:proofErr w:type="spellEnd"/>
-      <w:r>
-        <w:rPr>
-          <w:rFonts w:ascii="Times New Roman" w:hAnsi="Times New Roman" w:cs="Times New Roman"/>
-          <w:sz w:val="24"/>
-          <w:szCs w:val="32"/>
-        </w:rPr>
-        <w:t xml:space="preserve"> yang </w:t>
-      </w:r>
-      <w:proofErr w:type="spellStart"/>
-      <w:r>
-        <w:rPr>
-          <w:rFonts w:ascii="Times New Roman" w:hAnsi="Times New Roman" w:cs="Times New Roman"/>
-          <w:sz w:val="24"/>
-          <w:szCs w:val="32"/>
-        </w:rPr>
-        <w:t>dilakukan</w:t>
-      </w:r>
-      <w:proofErr w:type="spellEnd"/>
-      <w:r>
-        <w:rPr>
-          <w:rFonts w:ascii="Times New Roman" w:hAnsi="Times New Roman" w:cs="Times New Roman"/>
-          <w:sz w:val="24"/>
-          <w:szCs w:val="32"/>
-        </w:rPr>
-        <w:t xml:space="preserve"> </w:t>
-      </w:r>
-    </w:p>
-    <w:p>
-      <w:pPr>
-        <w:pStyle w:val="NoSpacing"/>
-        <w:spacing w:line="360" w:lineRule="auto"/>
-        <w:ind w:left="1080"/>
-        <w:jc w:val="both"/>
-        <w:rPr>
-          <w:rFonts w:ascii="Times New Roman" w:hAnsi="Times New Roman" w:cs="Times New Roman"/>
-          <w:sz w:val="24"/>
-          <w:szCs w:val="32"/>
-        </w:rPr>
-      </w:pPr>
-      <w:proofErr w:type="spellStart"/>
-      <w:r>
-        <w:rPr>
-          <w:rFonts w:ascii="Times New Roman" w:hAnsi="Times New Roman" w:cs="Times New Roman"/>
-          <w:sz w:val="24"/>
-          <w:szCs w:val="32"/>
-        </w:rPr>
-        <w:t>untuk</w:t>
-      </w:r>
-      <w:proofErr w:type="spellEnd"/>
-      <w:r>
-        <w:rPr>
-          <w:rFonts w:ascii="Times New Roman" w:hAnsi="Times New Roman" w:cs="Times New Roman"/>
-          <w:sz w:val="24"/>
-          <w:szCs w:val="32"/>
-        </w:rPr>
-        <w:t xml:space="preserve"> </w:t>
-      </w:r>
-      <w:proofErr w:type="spellStart"/>
-      <w:r>
-        <w:rPr>
-          <w:rFonts w:ascii="Times New Roman" w:hAnsi="Times New Roman" w:cs="Times New Roman"/>
-          <w:sz w:val="24"/>
-          <w:szCs w:val="32"/>
-        </w:rPr>
-        <w:t>mendukung</w:t>
-      </w:r>
-      <w:proofErr w:type="spellEnd"/>
-      <w:r>
-        <w:rPr>
-          <w:rFonts w:ascii="Times New Roman" w:hAnsi="Times New Roman" w:cs="Times New Roman"/>
-          <w:sz w:val="24"/>
-          <w:szCs w:val="32"/>
-        </w:rPr>
-        <w:t xml:space="preserve"> </w:t>
-      </w:r>
-      <w:proofErr w:type="spellStart"/>
-      <w:r>
-        <w:rPr>
-          <w:rFonts w:ascii="Times New Roman" w:hAnsi="Times New Roman" w:cs="Times New Roman"/>
-          <w:sz w:val="24"/>
-          <w:szCs w:val="32"/>
-        </w:rPr>
-        <w:t>dalam</w:t>
-      </w:r>
-      <w:proofErr w:type="spellEnd"/>
-      <w:r>
-        <w:rPr>
-          <w:rFonts w:ascii="Times New Roman" w:hAnsi="Times New Roman" w:cs="Times New Roman"/>
-          <w:sz w:val="24"/>
-          <w:szCs w:val="32"/>
-        </w:rPr>
-        <w:t xml:space="preserve"> proses </w:t>
-      </w:r>
-      <w:proofErr w:type="spellStart"/>
-      <w:r>
-        <w:rPr>
-          <w:rFonts w:ascii="Times New Roman" w:hAnsi="Times New Roman" w:cs="Times New Roman"/>
-          <w:sz w:val="24"/>
-          <w:szCs w:val="32"/>
-        </w:rPr>
-        <w:t>penelitian</w:t>
-      </w:r>
-      <w:proofErr w:type="spellEnd"/>
-      <w:r>
-        <w:rPr>
-          <w:rFonts w:ascii="Times New Roman" w:hAnsi="Times New Roman" w:cs="Times New Roman"/>
-          <w:sz w:val="24"/>
-          <w:szCs w:val="32"/>
-        </w:rPr>
-        <w:t xml:space="preserve">. </w:t>
-      </w:r>
-    </w:p>
-    <w:p>
-      <w:pPr>
-        <w:pStyle w:val="NoSpacing"/>
-        <w:spacing w:line="360" w:lineRule="auto"/>
-        <w:ind w:left="1080"/>
-        <w:jc w:val="both"/>
-        <w:rPr>
-          <w:rFonts w:ascii="Times New Roman" w:hAnsi="Times New Roman" w:cs="Times New Roman"/>
-          <w:b/>
-          <w:bCs/>
-          <w:sz w:val="24"/>
-          <w:szCs w:val="32"/>
-        </w:rPr>
-      </w:pPr>
-      <w:r>
-        <w:rPr>
-          <w:rFonts w:ascii="Times New Roman" w:hAnsi="Times New Roman" w:cs="Times New Roman"/>
-          <w:b/>
-          <w:bCs/>
-          <w:sz w:val="24"/>
-          <w:szCs w:val="32"/>
-        </w:rPr>
         <w:t>DAFTAR PUSTAKA</w:t>
       </w:r>
     </w:p>
@@ -11836,7 +12321,6 @@
     <w:p>
       <w:pPr>
         <w:spacing w:after="110" w:line="360" w:lineRule="auto"/>
-        <w:ind w:left="720"/>
         <w:jc w:val="both"/>
         <w:rPr>
           <w:rFonts w:ascii="Times New Roman" w:hAnsi="Times New Roman" w:cs="Times New Roman"/>
@@ -11848,91 +12332,6 @@
     <w:p>
       <w:pPr>
         <w:spacing w:after="110" w:line="360" w:lineRule="auto"/>
-        <w:ind w:left="720"/>
-        <w:jc w:val="both"/>
-        <w:rPr>
-          <w:rFonts w:ascii="Times New Roman" w:hAnsi="Times New Roman" w:cs="Times New Roman"/>
-          <w:sz w:val="24"/>
-          <w:szCs w:val="24"/>
-        </w:rPr>
-      </w:pPr>
-    </w:p>
-    <w:p>
-      <w:pPr>
-        <w:spacing w:after="110" w:line="360" w:lineRule="auto"/>
-        <w:ind w:left="720"/>
-        <w:jc w:val="both"/>
-        <w:rPr>
-          <w:rFonts w:ascii="Times New Roman" w:hAnsi="Times New Roman" w:cs="Times New Roman"/>
-          <w:sz w:val="24"/>
-          <w:szCs w:val="24"/>
-        </w:rPr>
-      </w:pPr>
-    </w:p>
-    <w:p>
-      <w:pPr>
-        <w:spacing w:after="110" w:line="360" w:lineRule="auto"/>
-        <w:ind w:left="720"/>
-        <w:jc w:val="both"/>
-        <w:rPr>
-          <w:rFonts w:ascii="Times New Roman" w:hAnsi="Times New Roman" w:cs="Times New Roman"/>
-          <w:sz w:val="24"/>
-          <w:szCs w:val="24"/>
-        </w:rPr>
-      </w:pPr>
-    </w:p>
-    <w:p>
-      <w:pPr>
-        <w:spacing w:after="110" w:line="360" w:lineRule="auto"/>
-        <w:ind w:left="720"/>
-        <w:jc w:val="both"/>
-        <w:rPr>
-          <w:rFonts w:ascii="Times New Roman" w:hAnsi="Times New Roman" w:cs="Times New Roman"/>
-          <w:sz w:val="24"/>
-          <w:szCs w:val="24"/>
-        </w:rPr>
-      </w:pPr>
-    </w:p>
-    <w:p>
-      <w:pPr>
-        <w:spacing w:after="110" w:line="360" w:lineRule="auto"/>
-        <w:ind w:left="720"/>
-        <w:jc w:val="both"/>
-        <w:rPr>
-          <w:rFonts w:ascii="Times New Roman" w:hAnsi="Times New Roman" w:cs="Times New Roman"/>
-          <w:sz w:val="24"/>
-          <w:szCs w:val="24"/>
-        </w:rPr>
-      </w:pPr>
-    </w:p>
-    <w:p>
-      <w:pPr>
-        <w:spacing w:after="110" w:line="360" w:lineRule="auto"/>
-        <w:ind w:left="720"/>
-        <w:jc w:val="both"/>
-        <w:rPr>
-          <w:rFonts w:ascii="Times New Roman" w:hAnsi="Times New Roman" w:cs="Times New Roman"/>
-          <w:sz w:val="24"/>
-          <w:szCs w:val="24"/>
-        </w:rPr>
-      </w:pPr>
-    </w:p>
-    <w:p>
-      <w:pPr>
-        <w:spacing w:after="110" w:line="360" w:lineRule="auto"/>
-        <w:ind w:left="720"/>
-        <w:jc w:val="both"/>
-        <w:rPr>
-          <w:rFonts w:ascii="Times New Roman" w:hAnsi="Times New Roman" w:cs="Times New Roman"/>
-          <w:sz w:val="24"/>
-          <w:szCs w:val="24"/>
-        </w:rPr>
-      </w:pPr>
-    </w:p>
-    <w:p>
-      <w:pPr>
-        <w:spacing w:after="110" w:line="360" w:lineRule="auto"/>
-        <w:ind w:left="720"/>
         <w:jc w:val="both"/>
         <w:rPr>
           <w:rFonts w:ascii="Times New Roman" w:hAnsi="Times New Roman" w:cs="Times New Roman"/>
@@ -12497,42 +12896,9 @@
           <w:rFonts w:ascii="Times New Roman" w:hAnsi="Times New Roman" w:cs="Times New Roman"/>
           <w:sz w:val="24"/>
           <w:szCs w:val="24"/>
-        </w:rPr>
-        <w:t xml:space="preserve"> (</w:t>
-      </w:r>
-      <w:r>
-        <w:rPr>
-          <w:rFonts w:ascii="Times New Roman" w:hAnsi="Times New Roman" w:cs="Times New Roman"/>
-          <w:sz w:val="24"/>
-          <w:szCs w:val="24"/>
-        </w:rPr>
-        <w:t xml:space="preserve">Purwanto dan </w:t>
-      </w:r>
-      <w:proofErr w:type="spellStart"/>
-      <w:r>
-        <w:rPr>
-          <w:rFonts w:ascii="Times New Roman" w:hAnsi="Times New Roman" w:cs="Times New Roman"/>
-          <w:sz w:val="24"/>
-          <w:szCs w:val="24"/>
-        </w:rPr>
-        <w:t>Sulistyastuti</w:t>
-      </w:r>
-      <w:proofErr w:type="spellEnd"/>
-      <w:r>
-        <w:rPr>
-          <w:rFonts w:ascii="Times New Roman" w:hAnsi="Times New Roman" w:cs="Times New Roman"/>
-          <w:sz w:val="24"/>
-          <w:szCs w:val="24"/>
-        </w:rPr>
-        <w:t xml:space="preserve">, </w:t>
-      </w:r>
-      <w:r>
-        <w:rPr>
-          <w:rFonts w:ascii="Times New Roman" w:hAnsi="Times New Roman" w:cs="Times New Roman"/>
-          <w:sz w:val="24"/>
-          <w:szCs w:val="24"/>
-        </w:rPr>
-        <w:t>2016)</w:t>
+          <w:vertAlign w:val="superscript"/>
+        </w:rPr>
+        <w:t>[3]</w:t>
       </w:r>
       <w:r>
         <w:rPr>
@@ -15146,205 +15512,205 @@
           <w:sz w:val="24"/>
           <w:szCs w:val="32"/>
         </w:rPr>
+        <w:t>Aplikasi</w:t>
+      </w:r>
+      <w:proofErr w:type="spellEnd"/>
+      <w:r>
+        <w:rPr>
+          <w:rFonts w:ascii="Times New Roman" w:hAnsi="Times New Roman" w:cs="Times New Roman"/>
+          <w:sz w:val="24"/>
+          <w:szCs w:val="32"/>
+        </w:rPr>
+        <w:t xml:space="preserve"> Android </w:t>
+      </w:r>
+      <w:proofErr w:type="spellStart"/>
+      <w:r>
+        <w:rPr>
+          <w:rFonts w:ascii="Times New Roman" w:hAnsi="Times New Roman" w:cs="Times New Roman"/>
+          <w:sz w:val="24"/>
+          <w:szCs w:val="32"/>
+        </w:rPr>
+        <w:t>adalah</w:t>
+      </w:r>
+      <w:proofErr w:type="spellEnd"/>
+      <w:r>
+        <w:rPr>
+          <w:rFonts w:ascii="Times New Roman" w:hAnsi="Times New Roman" w:cs="Times New Roman"/>
+          <w:sz w:val="24"/>
+          <w:szCs w:val="32"/>
+        </w:rPr>
+        <w:t xml:space="preserve"> program </w:t>
+      </w:r>
+      <w:proofErr w:type="spellStart"/>
+      <w:r>
+        <w:rPr>
+          <w:rFonts w:ascii="Times New Roman" w:hAnsi="Times New Roman" w:cs="Times New Roman"/>
+          <w:sz w:val="24"/>
+          <w:szCs w:val="32"/>
+        </w:rPr>
+        <w:t>komputer</w:t>
+      </w:r>
+      <w:proofErr w:type="spellEnd"/>
+      <w:r>
+        <w:rPr>
+          <w:rFonts w:ascii="Times New Roman" w:hAnsi="Times New Roman" w:cs="Times New Roman"/>
+          <w:sz w:val="24"/>
+          <w:szCs w:val="32"/>
+        </w:rPr>
+        <w:t xml:space="preserve"> yang </w:t>
+      </w:r>
+      <w:proofErr w:type="spellStart"/>
+      <w:r>
+        <w:rPr>
+          <w:rFonts w:ascii="Times New Roman" w:hAnsi="Times New Roman" w:cs="Times New Roman"/>
+          <w:sz w:val="24"/>
+          <w:szCs w:val="32"/>
+        </w:rPr>
+        <w:t>dirancang</w:t>
+      </w:r>
+      <w:proofErr w:type="spellEnd"/>
+      <w:r>
+        <w:rPr>
+          <w:rFonts w:ascii="Times New Roman" w:hAnsi="Times New Roman" w:cs="Times New Roman"/>
+          <w:sz w:val="24"/>
+          <w:szCs w:val="32"/>
+        </w:rPr>
+        <w:t xml:space="preserve"> </w:t>
+      </w:r>
+      <w:proofErr w:type="spellStart"/>
+      <w:r>
+        <w:rPr>
+          <w:rFonts w:ascii="Times New Roman" w:hAnsi="Times New Roman" w:cs="Times New Roman"/>
+          <w:sz w:val="24"/>
+          <w:szCs w:val="32"/>
+        </w:rPr>
+        <w:t>untuk</w:t>
+      </w:r>
+      <w:proofErr w:type="spellEnd"/>
+      <w:r>
+        <w:rPr>
+          <w:rFonts w:ascii="Times New Roman" w:hAnsi="Times New Roman" w:cs="Times New Roman"/>
+          <w:sz w:val="24"/>
+          <w:szCs w:val="32"/>
+        </w:rPr>
+        <w:t xml:space="preserve"> </w:t>
+      </w:r>
+      <w:proofErr w:type="spellStart"/>
+      <w:r>
+        <w:rPr>
+          <w:rFonts w:ascii="Times New Roman" w:hAnsi="Times New Roman" w:cs="Times New Roman"/>
+          <w:sz w:val="24"/>
+          <w:szCs w:val="32"/>
+        </w:rPr>
+        <w:t>dijalankan</w:t>
+      </w:r>
+      <w:proofErr w:type="spellEnd"/>
+      <w:r>
+        <w:rPr>
+          <w:rFonts w:ascii="Times New Roman" w:hAnsi="Times New Roman" w:cs="Times New Roman"/>
+          <w:sz w:val="24"/>
+          <w:szCs w:val="32"/>
+        </w:rPr>
+        <w:t xml:space="preserve"> pada </w:t>
+      </w:r>
+      <w:proofErr w:type="spellStart"/>
+      <w:r>
+        <w:rPr>
+          <w:rFonts w:ascii="Times New Roman" w:hAnsi="Times New Roman" w:cs="Times New Roman"/>
+          <w:sz w:val="24"/>
+          <w:szCs w:val="32"/>
+        </w:rPr>
+        <w:t>perangkat</w:t>
+      </w:r>
+      <w:proofErr w:type="spellEnd"/>
+      <w:r>
+        <w:rPr>
+          <w:rFonts w:ascii="Times New Roman" w:hAnsi="Times New Roman" w:cs="Times New Roman"/>
+          <w:sz w:val="24"/>
+          <w:szCs w:val="32"/>
+        </w:rPr>
+        <w:t xml:space="preserve"> mobile yang </w:t>
+      </w:r>
+      <w:proofErr w:type="spellStart"/>
+      <w:r>
+        <w:rPr>
+          <w:rFonts w:ascii="Times New Roman" w:hAnsi="Times New Roman" w:cs="Times New Roman"/>
+          <w:sz w:val="24"/>
+          <w:szCs w:val="32"/>
+        </w:rPr>
+        <w:t>menggunakan</w:t>
+      </w:r>
+      <w:proofErr w:type="spellEnd"/>
+      <w:r>
+        <w:rPr>
+          <w:rFonts w:ascii="Times New Roman" w:hAnsi="Times New Roman" w:cs="Times New Roman"/>
+          <w:sz w:val="24"/>
+          <w:szCs w:val="32"/>
+        </w:rPr>
+        <w:t xml:space="preserve"> </w:t>
+      </w:r>
+      <w:proofErr w:type="spellStart"/>
+      <w:r>
+        <w:rPr>
+          <w:rFonts w:ascii="Times New Roman" w:hAnsi="Times New Roman" w:cs="Times New Roman"/>
+          <w:sz w:val="24"/>
+          <w:szCs w:val="32"/>
+        </w:rPr>
+        <w:t>sistem</w:t>
+      </w:r>
+      <w:proofErr w:type="spellEnd"/>
+      <w:r>
+        <w:rPr>
+          <w:rFonts w:ascii="Times New Roman" w:hAnsi="Times New Roman" w:cs="Times New Roman"/>
+          <w:sz w:val="24"/>
+          <w:szCs w:val="32"/>
+        </w:rPr>
+        <w:t xml:space="preserve"> </w:t>
+      </w:r>
+      <w:proofErr w:type="spellStart"/>
+      <w:r>
+        <w:rPr>
+          <w:rFonts w:ascii="Times New Roman" w:hAnsi="Times New Roman" w:cs="Times New Roman"/>
+          <w:sz w:val="24"/>
+          <w:szCs w:val="32"/>
+        </w:rPr>
+        <w:t>operasi</w:t>
+      </w:r>
+      <w:proofErr w:type="spellEnd"/>
+      <w:r>
+        <w:rPr>
+          <w:rFonts w:ascii="Times New Roman" w:hAnsi="Times New Roman" w:cs="Times New Roman"/>
+          <w:sz w:val="24"/>
+          <w:szCs w:val="32"/>
+        </w:rPr>
+        <w:t xml:space="preserve"> Android. </w:t>
+      </w:r>
+      <w:proofErr w:type="spellStart"/>
+      <w:r>
+        <w:rPr>
+          <w:rFonts w:ascii="Times New Roman" w:hAnsi="Times New Roman" w:cs="Times New Roman"/>
+          <w:sz w:val="24"/>
+          <w:szCs w:val="32"/>
+        </w:rPr>
+        <w:t>Aplikasi</w:t>
+      </w:r>
+      <w:proofErr w:type="spellEnd"/>
+      <w:r>
+        <w:rPr>
+          <w:rFonts w:ascii="Times New Roman" w:hAnsi="Times New Roman" w:cs="Times New Roman"/>
+          <w:sz w:val="24"/>
+          <w:szCs w:val="32"/>
+        </w:rPr>
+        <w:t xml:space="preserve"> Android </w:t>
+      </w:r>
+      <w:proofErr w:type="spellStart"/>
+      <w:r>
+        <w:rPr>
+          <w:rFonts w:ascii="Times New Roman" w:hAnsi="Times New Roman" w:cs="Times New Roman"/>
+          <w:sz w:val="24"/>
+          <w:szCs w:val="32"/>
+        </w:rPr>
         <w:lastRenderedPageBreak/>
-        <w:t>Aplikasi</w:t>
-      </w:r>
-      <w:proofErr w:type="spellEnd"/>
-      <w:r>
-        <w:rPr>
-          <w:rFonts w:ascii="Times New Roman" w:hAnsi="Times New Roman" w:cs="Times New Roman"/>
-          <w:sz w:val="24"/>
-          <w:szCs w:val="32"/>
-        </w:rPr>
-        <w:t xml:space="preserve"> Android </w:t>
-      </w:r>
-      <w:proofErr w:type="spellStart"/>
-      <w:r>
-        <w:rPr>
-          <w:rFonts w:ascii="Times New Roman" w:hAnsi="Times New Roman" w:cs="Times New Roman"/>
-          <w:sz w:val="24"/>
-          <w:szCs w:val="32"/>
-        </w:rPr>
-        <w:t>adalah</w:t>
-      </w:r>
-      <w:proofErr w:type="spellEnd"/>
-      <w:r>
-        <w:rPr>
-          <w:rFonts w:ascii="Times New Roman" w:hAnsi="Times New Roman" w:cs="Times New Roman"/>
-          <w:sz w:val="24"/>
-          <w:szCs w:val="32"/>
-        </w:rPr>
-        <w:t xml:space="preserve"> program </w:t>
-      </w:r>
-      <w:proofErr w:type="spellStart"/>
-      <w:r>
-        <w:rPr>
-          <w:rFonts w:ascii="Times New Roman" w:hAnsi="Times New Roman" w:cs="Times New Roman"/>
-          <w:sz w:val="24"/>
-          <w:szCs w:val="32"/>
-        </w:rPr>
-        <w:t>komputer</w:t>
-      </w:r>
-      <w:proofErr w:type="spellEnd"/>
-      <w:r>
-        <w:rPr>
-          <w:rFonts w:ascii="Times New Roman" w:hAnsi="Times New Roman" w:cs="Times New Roman"/>
-          <w:sz w:val="24"/>
-          <w:szCs w:val="32"/>
-        </w:rPr>
-        <w:t xml:space="preserve"> yang </w:t>
-      </w:r>
-      <w:proofErr w:type="spellStart"/>
-      <w:r>
-        <w:rPr>
-          <w:rFonts w:ascii="Times New Roman" w:hAnsi="Times New Roman" w:cs="Times New Roman"/>
-          <w:sz w:val="24"/>
-          <w:szCs w:val="32"/>
-        </w:rPr>
-        <w:t>dirancang</w:t>
-      </w:r>
-      <w:proofErr w:type="spellEnd"/>
-      <w:r>
-        <w:rPr>
-          <w:rFonts w:ascii="Times New Roman" w:hAnsi="Times New Roman" w:cs="Times New Roman"/>
-          <w:sz w:val="24"/>
-          <w:szCs w:val="32"/>
-        </w:rPr>
-        <w:t xml:space="preserve"> </w:t>
-      </w:r>
-      <w:proofErr w:type="spellStart"/>
-      <w:r>
-        <w:rPr>
-          <w:rFonts w:ascii="Times New Roman" w:hAnsi="Times New Roman" w:cs="Times New Roman"/>
-          <w:sz w:val="24"/>
-          <w:szCs w:val="32"/>
-        </w:rPr>
-        <w:t>untuk</w:t>
-      </w:r>
-      <w:proofErr w:type="spellEnd"/>
-      <w:r>
-        <w:rPr>
-          <w:rFonts w:ascii="Times New Roman" w:hAnsi="Times New Roman" w:cs="Times New Roman"/>
-          <w:sz w:val="24"/>
-          <w:szCs w:val="32"/>
-        </w:rPr>
-        <w:t xml:space="preserve"> </w:t>
-      </w:r>
-      <w:proofErr w:type="spellStart"/>
-      <w:r>
-        <w:rPr>
-          <w:rFonts w:ascii="Times New Roman" w:hAnsi="Times New Roman" w:cs="Times New Roman"/>
-          <w:sz w:val="24"/>
-          <w:szCs w:val="32"/>
-        </w:rPr>
-        <w:t>dijalankan</w:t>
-      </w:r>
-      <w:proofErr w:type="spellEnd"/>
-      <w:r>
-        <w:rPr>
-          <w:rFonts w:ascii="Times New Roman" w:hAnsi="Times New Roman" w:cs="Times New Roman"/>
-          <w:sz w:val="24"/>
-          <w:szCs w:val="32"/>
-        </w:rPr>
-        <w:t xml:space="preserve"> pada </w:t>
-      </w:r>
-      <w:proofErr w:type="spellStart"/>
-      <w:r>
-        <w:rPr>
-          <w:rFonts w:ascii="Times New Roman" w:hAnsi="Times New Roman" w:cs="Times New Roman"/>
-          <w:sz w:val="24"/>
-          <w:szCs w:val="32"/>
-        </w:rPr>
-        <w:t>perangkat</w:t>
-      </w:r>
-      <w:proofErr w:type="spellEnd"/>
-      <w:r>
-        <w:rPr>
-          <w:rFonts w:ascii="Times New Roman" w:hAnsi="Times New Roman" w:cs="Times New Roman"/>
-          <w:sz w:val="24"/>
-          <w:szCs w:val="32"/>
-        </w:rPr>
-        <w:t xml:space="preserve"> mobile yang </w:t>
-      </w:r>
-      <w:proofErr w:type="spellStart"/>
-      <w:r>
-        <w:rPr>
-          <w:rFonts w:ascii="Times New Roman" w:hAnsi="Times New Roman" w:cs="Times New Roman"/>
-          <w:sz w:val="24"/>
-          <w:szCs w:val="32"/>
-        </w:rPr>
-        <w:t>menggunakan</w:t>
-      </w:r>
-      <w:proofErr w:type="spellEnd"/>
-      <w:r>
-        <w:rPr>
-          <w:rFonts w:ascii="Times New Roman" w:hAnsi="Times New Roman" w:cs="Times New Roman"/>
-          <w:sz w:val="24"/>
-          <w:szCs w:val="32"/>
-        </w:rPr>
-        <w:t xml:space="preserve"> </w:t>
-      </w:r>
-      <w:proofErr w:type="spellStart"/>
-      <w:r>
-        <w:rPr>
-          <w:rFonts w:ascii="Times New Roman" w:hAnsi="Times New Roman" w:cs="Times New Roman"/>
-          <w:sz w:val="24"/>
-          <w:szCs w:val="32"/>
-        </w:rPr>
-        <w:t>sistem</w:t>
-      </w:r>
-      <w:proofErr w:type="spellEnd"/>
-      <w:r>
-        <w:rPr>
-          <w:rFonts w:ascii="Times New Roman" w:hAnsi="Times New Roman" w:cs="Times New Roman"/>
-          <w:sz w:val="24"/>
-          <w:szCs w:val="32"/>
-        </w:rPr>
-        <w:t xml:space="preserve"> </w:t>
-      </w:r>
-      <w:proofErr w:type="spellStart"/>
-      <w:r>
-        <w:rPr>
-          <w:rFonts w:ascii="Times New Roman" w:hAnsi="Times New Roman" w:cs="Times New Roman"/>
-          <w:sz w:val="24"/>
-          <w:szCs w:val="32"/>
-        </w:rPr>
-        <w:t>operasi</w:t>
-      </w:r>
-      <w:proofErr w:type="spellEnd"/>
-      <w:r>
-        <w:rPr>
-          <w:rFonts w:ascii="Times New Roman" w:hAnsi="Times New Roman" w:cs="Times New Roman"/>
-          <w:sz w:val="24"/>
-          <w:szCs w:val="32"/>
-        </w:rPr>
-        <w:t xml:space="preserve"> Android. </w:t>
-      </w:r>
-      <w:proofErr w:type="spellStart"/>
-      <w:r>
-        <w:rPr>
-          <w:rFonts w:ascii="Times New Roman" w:hAnsi="Times New Roman" w:cs="Times New Roman"/>
-          <w:sz w:val="24"/>
-          <w:szCs w:val="32"/>
-        </w:rPr>
-        <w:t>Aplikasi</w:t>
-      </w:r>
-      <w:proofErr w:type="spellEnd"/>
-      <w:r>
-        <w:rPr>
-          <w:rFonts w:ascii="Times New Roman" w:hAnsi="Times New Roman" w:cs="Times New Roman"/>
-          <w:sz w:val="24"/>
-          <w:szCs w:val="32"/>
-        </w:rPr>
-        <w:t xml:space="preserve"> Android </w:t>
-      </w:r>
-      <w:proofErr w:type="spellStart"/>
-      <w:r>
-        <w:rPr>
-          <w:rFonts w:ascii="Times New Roman" w:hAnsi="Times New Roman" w:cs="Times New Roman"/>
-          <w:sz w:val="24"/>
-          <w:szCs w:val="32"/>
-        </w:rPr>
         <w:t>dapat</w:t>
       </w:r>
       <w:proofErr w:type="spellEnd"/>
@@ -18705,7 +19071,6 @@
           <w:sz w:val="24"/>
           <w:szCs w:val="24"/>
         </w:rPr>
-        <w:lastRenderedPageBreak/>
         <w:t>Analisis</w:t>
       </w:r>
       <w:proofErr w:type="spellEnd"/>
@@ -18955,6 +19320,7 @@
           <w:sz w:val="24"/>
           <w:szCs w:val="24"/>
         </w:rPr>
+        <w:lastRenderedPageBreak/>
         <w:t xml:space="preserve">2.5.1 </w:t>
       </w:r>
       <w:r>
@@ -21150,7 +21516,6 @@
           <w:sz w:val="24"/>
           <w:szCs w:val="24"/>
         </w:rPr>
-        <w:lastRenderedPageBreak/>
         <w:drawing>
           <wp:inline distT="0" distB="0" distL="0" distR="0" wp14:anchorId="2C0D83FB" wp14:editId="1D8CEC88">
             <wp:extent cx="2505425" cy="342948"/>
@@ -21207,6 +21572,7 @@
           <w:sz w:val="24"/>
           <w:szCs w:val="24"/>
         </w:rPr>
+        <w:lastRenderedPageBreak/>
         <w:t>Sumber</w:t>
       </w:r>
       <w:proofErr w:type="spellEnd"/>
@@ -23151,7 +23517,6 @@
           <w:sz w:val="24"/>
           <w:szCs w:val="24"/>
         </w:rPr>
-        <w:lastRenderedPageBreak/>
         <w:t xml:space="preserve">Dari </w:t>
       </w:r>
       <w:proofErr w:type="spellStart"/>
@@ -23687,6 +24052,7 @@
           <w:sz w:val="24"/>
           <w:szCs w:val="24"/>
         </w:rPr>
+        <w:lastRenderedPageBreak/>
         <w:t>Algoritma</w:t>
       </w:r>
       <w:proofErr w:type="spellEnd"/>
@@ -26467,7 +26833,6 @@
           <w:sz w:val="24"/>
           <w:szCs w:val="24"/>
         </w:rPr>
-        <w:lastRenderedPageBreak/>
         <w:t xml:space="preserve">UML </w:t>
       </w:r>
       <w:proofErr w:type="spellStart"/>
@@ -26873,6 +27238,7 @@
           <w:sz w:val="24"/>
           <w:szCs w:val="24"/>
         </w:rPr>
+        <w:lastRenderedPageBreak/>
         <w:t>Perancangan</w:t>
       </w:r>
       <w:proofErr w:type="spellEnd"/>
@@ -27663,8 +28029,8 @@
         <w:tblLook w:val="04A0" w:firstRow="1" w:lastRow="0" w:firstColumn="1" w:lastColumn="0" w:noHBand="0" w:noVBand="1"/>
       </w:tblPr>
       <w:tblGrid>
-        <w:gridCol w:w="4164"/>
-        <w:gridCol w:w="4132"/>
+        <w:gridCol w:w="4273"/>
+        <w:gridCol w:w="4249"/>
       </w:tblGrid>
       <w:tr>
         <w:tc>
@@ -28400,7 +28766,7 @@
                 </mc:Choice>
                 <mc:Fallback>
                   <w:pict>
-                    <v:shapetype w14:anchorId="6818A4D5" id="_x0000_t32" coordsize="21600,21600" o:spt="32" o:oned="t" path="m,l21600,21600e" filled="f">
+                    <v:shapetype w14:anchorId="065BA4B9" id="_x0000_t32" coordsize="21600,21600" o:spt="32" o:oned="t" path="m,l21600,21600e" filled="f">
                       <v:path arrowok="t" fillok="f" o:connecttype="none"/>
                       <o:lock v:ext="edit" shapetype="t"/>
                     </v:shapetype>
@@ -28901,7 +29267,7 @@
                 </mc:Choice>
                 <mc:Fallback>
                   <w:pict>
-                    <v:shape w14:anchorId="424C655A" id="AutoShape 6" o:spid="_x0000_s1026" type="#_x0000_t32" style="position:absolute;margin-left:65.25pt;margin-top:17.05pt;width:71.25pt;height:0;z-index:251665920;visibility:visible;mso-wrap-style:square;mso-width-percent:0;mso-height-percent:0;mso-wrap-distance-left:9pt;mso-wrap-distance-top:0;mso-wrap-distance-right:9pt;mso-wrap-distance-bottom:0;mso-position-horizontal:absolute;mso-position-horizontal-relative:text;mso-position-vertical:absolute;mso-position-vertical-relative:text;mso-width-percent:0;mso-height-percent:0;mso-width-relative:page;mso-height-relative:page" o:gfxdata="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">
+                    <v:shape w14:anchorId="26068C08" id="AutoShape 6" o:spid="_x0000_s1026" type="#_x0000_t32" style="position:absolute;margin-left:65.25pt;margin-top:17.05pt;width:71.25pt;height:0;z-index:251665920;visibility:visible;mso-wrap-style:square;mso-width-percent:0;mso-height-percent:0;mso-wrap-distance-left:9pt;mso-wrap-distance-top:0;mso-wrap-distance-right:9pt;mso-wrap-distance-bottom:0;mso-position-horizontal:absolute;mso-position-horizontal-relative:text;mso-position-vertical:absolute;mso-position-vertical-relative:text;mso-width-percent:0;mso-height-percent:0;mso-width-relative:page;mso-height-relative:page" o:gfxdata="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">
                       <v:stroke endarrow="block"/>
                     </v:shape>
                   </w:pict>
@@ -29158,7 +29524,6 @@
                 <w:sz w:val="24"/>
                 <w:szCs w:val="32"/>
               </w:rPr>
-              <w:lastRenderedPageBreak/>
               <w:t>Extend</w:t>
             </w:r>
           </w:p>
@@ -29244,7 +29609,7 @@
                 </mc:Choice>
                 <mc:Fallback>
                   <w:pict>
-                    <v:shape w14:anchorId="56831616" id="AutoShape 8" o:spid="_x0000_s1026" type="#_x0000_t32" style="position:absolute;margin-left:68.25pt;margin-top:21.3pt;width:67.5pt;height:0;z-index:251666944;visibility:visible;mso-wrap-style:square;mso-width-percent:0;mso-height-percent:0;mso-wrap-distance-left:9pt;mso-wrap-distance-top:0;mso-wrap-distance-right:9pt;mso-wrap-distance-bottom:0;mso-position-horizontal:absolute;mso-position-horizontal-relative:text;mso-position-vertical:absolute;mso-position-vertical-relative:text;mso-width-percent:0;mso-height-percent:0;mso-width-relative:page;mso-height-relative:page" o:gfxdata="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">
+                    <v:shape w14:anchorId="2BF2A25A" id="AutoShape 8" o:spid="_x0000_s1026" type="#_x0000_t32" style="position:absolute;margin-left:68.25pt;margin-top:21.3pt;width:67.5pt;height:0;z-index:251666944;visibility:visible;mso-wrap-style:square;mso-width-percent:0;mso-height-percent:0;mso-wrap-distance-left:9pt;mso-wrap-distance-top:0;mso-wrap-distance-right:9pt;mso-wrap-distance-bottom:0;mso-position-horizontal:absolute;mso-position-horizontal-relative:text;mso-position-vertical:absolute;mso-position-vertical-relative:text;mso-width-percent:0;mso-height-percent:0;mso-width-relative:page;mso-height-relative:page" o:gfxdata="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">
                       <v:stroke endarrow="block"/>
                     </v:shape>
                   </w:pict>
@@ -29575,6 +29940,7 @@
           <w:sz w:val="24"/>
           <w:szCs w:val="32"/>
         </w:rPr>
+        <w:lastRenderedPageBreak/>
         <w:tab/>
       </w:r>
       <w:r>
@@ -29960,8 +30326,8 @@
         <w:tblLook w:val="04A0" w:firstRow="1" w:lastRow="0" w:firstColumn="1" w:lastColumn="0" w:noHBand="0" w:noVBand="1"/>
       </w:tblPr>
       <w:tblGrid>
-        <w:gridCol w:w="4161"/>
-        <w:gridCol w:w="4135"/>
+        <w:gridCol w:w="4271"/>
+        <w:gridCol w:w="4251"/>
       </w:tblGrid>
       <w:tr>
         <w:tc>
@@ -30127,7 +30493,7 @@
                 </mc:Choice>
                 <mc:Fallback>
                   <w:pict>
-                    <v:oval w14:anchorId="4097FCBC" id="Oval 9" o:spid="_x0000_s1026" style="position:absolute;margin-left:82.5pt;margin-top:6.4pt;width:38.25pt;height:38.25pt;z-index:251667968;visibility:visible;mso-wrap-style:square;mso-width-percent:0;mso-height-percent:0;mso-wrap-distance-left:9pt;mso-wrap-distance-top:0;mso-wrap-distance-right:9pt;mso-wrap-distance-bottom:0;mso-position-horizontal:absolute;mso-position-horizontal-relative:text;mso-position-vertical:absolute;mso-position-vertical-relative:text;mso-width-percent:0;mso-height-percent:0;mso-width-relative:page;mso-height-relative:page;v-text-anchor:top" o:gfxdata="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" fillcolor="black [3200]" stroked="f" strokecolor="#f2f2f2 [3041]" strokeweight="3pt">
+                    <v:oval w14:anchorId="0A1EA39B" id="Oval 9" o:spid="_x0000_s1026" style="position:absolute;margin-left:82.5pt;margin-top:6.4pt;width:38.25pt;height:38.25pt;z-index:251667968;visibility:visible;mso-wrap-style:square;mso-width-percent:0;mso-height-percent:0;mso-wrap-distance-left:9pt;mso-wrap-distance-top:0;mso-wrap-distance-right:9pt;mso-wrap-distance-bottom:0;mso-position-horizontal:absolute;mso-position-horizontal-relative:text;mso-position-vertical:absolute;mso-position-vertical-relative:text;mso-width-percent:0;mso-height-percent:0;mso-width-relative:page;mso-height-relative:page;v-text-anchor:top" o:gfxdata="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" fillcolor="black [3200]" stroked="f" strokecolor="#f2f2f2 [3041]" strokeweight="3pt">
                       <v:shadow color="#7f7f7f [1601]" opacity=".5" offset="1pt"/>
                     </v:oval>
                   </w:pict>
@@ -30338,7 +30704,7 @@
                 </mc:Choice>
                 <mc:Fallback>
                   <w:pict>
-                    <v:roundrect w14:anchorId="68B36584" id="AutoShape 10" o:spid="_x0000_s1026" style="position:absolute;margin-left:74.25pt;margin-top:25.55pt;width:52.5pt;height:26.55pt;z-index:251668992;visibility:visible;mso-wrap-style:square;mso-width-percent:0;mso-height-percent:0;mso-wrap-distance-left:9pt;mso-wrap-distance-top:0;mso-wrap-distance-right:9pt;mso-wrap-distance-bottom:0;mso-position-horizontal:absolute;mso-position-horizontal-relative:text;mso-position-vertical:absolute;mso-position-vertical-relative:text;mso-width-percent:0;mso-height-percent:0;mso-width-relative:page;mso-height-relative:page;v-text-anchor:top" arcsize="10923f" o:gfxdata="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"/>
+                    <v:roundrect w14:anchorId="16D57A34" id="AutoShape 10" o:spid="_x0000_s1026" style="position:absolute;margin-left:74.25pt;margin-top:25.55pt;width:52.5pt;height:26.55pt;z-index:251668992;visibility:visible;mso-wrap-style:square;mso-width-percent:0;mso-height-percent:0;mso-wrap-distance-left:9pt;mso-wrap-distance-top:0;mso-wrap-distance-right:9pt;mso-wrap-distance-bottom:0;mso-position-horizontal:absolute;mso-position-horizontal-relative:text;mso-position-vertical:absolute;mso-position-vertical-relative:text;mso-width-percent:0;mso-height-percent:0;mso-width-relative:page;mso-height-relative:page;v-text-anchor:top" arcsize="10923f" o:gfxdata="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"/>
                   </w:pict>
                 </mc:Fallback>
               </mc:AlternateContent>
@@ -30701,7 +31067,7 @@
                 </mc:Choice>
                 <mc:Fallback>
                   <w:pict>
-                    <v:shapetype w14:anchorId="56FB25D6" id="_x0000_t4" coordsize="21600,21600" o:spt="4" path="m10800,l,10800,10800,21600,21600,10800xe">
+                    <v:shapetype w14:anchorId="151CEA08" id="_x0000_t4" coordsize="21600,21600" o:spt="4" path="m10800,l,10800,10800,21600,21600,10800xe">
                       <v:stroke joinstyle="miter"/>
                       <v:path gradientshapeok="t" o:connecttype="rect" textboxrect="5400,5400,16200,16200"/>
                     </v:shapetype>
@@ -31038,7 +31404,7 @@
                 </mc:Choice>
                 <mc:Fallback>
                   <w:pict>
-                    <v:shape w14:anchorId="581951D4" id="AutoShape 12" o:spid="_x0000_s1026" type="#_x0000_t32" style="position:absolute;margin-left:74.25pt;margin-top:14.65pt;width:60pt;height:0;z-index:251671040;visibility:visible;mso-wrap-style:square;mso-width-percent:0;mso-height-percent:0;mso-wrap-distance-left:9pt;mso-wrap-distance-top:0;mso-wrap-distance-right:9pt;mso-wrap-distance-bottom:0;mso-position-horizontal:absolute;mso-position-horizontal-relative:text;mso-position-vertical:absolute;mso-position-vertical-relative:text;mso-width-percent:0;mso-height-percent:0;mso-width-relative:page;mso-height-relative:page" o:gfxdata="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"/>
+                    <v:shape w14:anchorId="64FE497C" id="AutoShape 12" o:spid="_x0000_s1026" type="#_x0000_t32" style="position:absolute;margin-left:74.25pt;margin-top:14.65pt;width:60pt;height:0;z-index:251671040;visibility:visible;mso-wrap-style:square;mso-width-percent:0;mso-height-percent:0;mso-wrap-distance-left:9pt;mso-wrap-distance-top:0;mso-wrap-distance-right:9pt;mso-wrap-distance-bottom:0;mso-position-horizontal:absolute;mso-position-horizontal-relative:text;mso-position-vertical:absolute;mso-position-vertical-relative:text;mso-width-percent:0;mso-height-percent:0;mso-width-relative:page;mso-height-relative:page" o:gfxdata="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"/>
                   </w:pict>
                 </mc:Fallback>
               </mc:AlternateContent>
@@ -31405,7 +31771,7 @@
                 </mc:Choice>
                 <mc:Fallback>
                   <w:pict>
-                    <v:oval w14:anchorId="1AD7220B" id="Oval 17" o:spid="_x0000_s1026" style="position:absolute;margin-left:82.5pt;margin-top:10.25pt;width:38.25pt;height:38.25pt;z-index:251674112;visibility:visible;mso-wrap-style:square;mso-width-percent:0;mso-height-percent:0;mso-wrap-distance-left:9pt;mso-wrap-distance-top:0;mso-wrap-distance-right:9pt;mso-wrap-distance-bottom:0;mso-position-horizontal:absolute;mso-position-horizontal-relative:text;mso-position-vertical:absolute;mso-position-vertical-relative:text;mso-width-percent:0;mso-height-percent:0;mso-width-relative:page;mso-height-relative:page;v-text-anchor:top" o:gfxdata="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" filled="f"/>
+                    <v:oval w14:anchorId="48960FA8" id="Oval 17" o:spid="_x0000_s1026" style="position:absolute;margin-left:82.5pt;margin-top:10.25pt;width:38.25pt;height:38.25pt;z-index:251674112;visibility:visible;mso-wrap-style:square;mso-width-percent:0;mso-height-percent:0;mso-wrap-distance-left:9pt;mso-wrap-distance-top:0;mso-wrap-distance-right:9pt;mso-wrap-distance-bottom:0;mso-position-horizontal:absolute;mso-position-horizontal-relative:text;mso-position-vertical:absolute;mso-position-vertical-relative:text;mso-width-percent:0;mso-height-percent:0;mso-width-relative:page;mso-height-relative:page;v-text-anchor:top" o:gfxdata="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" filled="f"/>
                   </w:pict>
                 </mc:Fallback>
               </mc:AlternateContent>
@@ -31505,7 +31871,7 @@
                 </mc:Choice>
                 <mc:Fallback>
                   <w:pict>
-                    <v:oval w14:anchorId="72FB5B9D" id="Oval 13" o:spid="_x0000_s1026" style="position:absolute;margin-left:87pt;margin-top:14.75pt;width:28.5pt;height:28.5pt;z-index:251672064;visibility:visible;mso-wrap-style:square;mso-width-percent:0;mso-height-percent:0;mso-wrap-distance-left:9pt;mso-wrap-distance-top:0;mso-wrap-distance-right:9pt;mso-wrap-distance-bottom:0;mso-position-horizontal:absolute;mso-position-horizontal-relative:text;mso-position-vertical:absolute;mso-position-vertical-relative:text;mso-width-percent:0;mso-height-percent:0;mso-width-relative:page;mso-height-relative:page;v-text-anchor:top" o:gfxdata="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" fillcolor="black [3200]" stroked="f" strokecolor="black [3213]" strokeweight="3pt">
+                    <v:oval w14:anchorId="2D25138A" id="Oval 13" o:spid="_x0000_s1026" style="position:absolute;margin-left:87pt;margin-top:14.75pt;width:28.5pt;height:28.5pt;z-index:251672064;visibility:visible;mso-wrap-style:square;mso-width-percent:0;mso-height-percent:0;mso-wrap-distance-left:9pt;mso-wrap-distance-top:0;mso-wrap-distance-right:9pt;mso-wrap-distance-bottom:0;mso-position-horizontal:absolute;mso-position-horizontal-relative:text;mso-position-vertical:absolute;mso-position-vertical-relative:text;mso-width-percent:0;mso-height-percent:0;mso-width-relative:page;mso-height-relative:page;v-text-anchor:top" o:gfxdata="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" fillcolor="black [3200]" stroked="f" strokecolor="black [3213]" strokeweight="3pt">
                       <v:shadow color="#7f7f7f [1601]" opacity=".5" offset="1pt"/>
                     </v:oval>
                   </w:pict>
@@ -32058,50 +32424,7 @@
     <w:p>
       <w:pPr>
         <w:spacing w:after="110" w:line="360" w:lineRule="auto"/>
-        <w:ind w:left="720"/>
         <w:jc w:val="both"/>
-        <w:rPr>
-          <w:rFonts w:ascii="Times New Roman" w:hAnsi="Times New Roman" w:cs="Times New Roman"/>
-          <w:b/>
-          <w:bCs/>
-          <w:sz w:val="24"/>
-          <w:szCs w:val="24"/>
-        </w:rPr>
-      </w:pPr>
-      <w:r>
-        <w:rPr>
-          <w:rFonts w:ascii="Times New Roman" w:hAnsi="Times New Roman" w:cs="Times New Roman"/>
-          <w:b/>
-          <w:bCs/>
-          <w:sz w:val="24"/>
-          <w:szCs w:val="24"/>
-        </w:rPr>
-        <w:lastRenderedPageBreak/>
-        <w:t xml:space="preserve">2.8 </w:t>
-      </w:r>
-      <w:proofErr w:type="spellStart"/>
-      <w:r>
-        <w:rPr>
-          <w:rFonts w:ascii="Times New Roman" w:hAnsi="Times New Roman" w:cs="Times New Roman"/>
-          <w:b/>
-          <w:bCs/>
-          <w:sz w:val="24"/>
-          <w:szCs w:val="24"/>
-        </w:rPr>
-        <w:t>Pengujian</w:t>
-      </w:r>
-      <w:proofErr w:type="spellEnd"/>
-      <w:r>
-        <w:rPr>
-          <w:rFonts w:ascii="Times New Roman" w:hAnsi="Times New Roman" w:cs="Times New Roman"/>
-          <w:b/>
-          <w:bCs/>
-          <w:sz w:val="24"/>
-          <w:szCs w:val="24"/>
-        </w:rPr>
-        <w:t xml:space="preserve"> </w:t>
-      </w:r>
-      <w:r>
         <w:rPr>
           <w:rFonts w:ascii="Times New Roman" w:hAnsi="Times New Roman" w:cs="Times New Roman"/>
           <w:b/>
@@ -32111,8 +32434,1433 @@
           <w:sz w:val="24"/>
           <w:szCs w:val="24"/>
         </w:rPr>
-        <w:t>Black Box</w:t>
-      </w:r>
+      </w:pPr>
+      <w:r>
+        <w:rPr>
+          <w:rFonts w:ascii="Times New Roman" w:hAnsi="Times New Roman" w:cs="Times New Roman"/>
+          <w:b/>
+          <w:bCs/>
+          <w:sz w:val="24"/>
+          <w:szCs w:val="24"/>
+        </w:rPr>
+        <w:tab/>
+        <w:t xml:space="preserve">2.8 </w:t>
+      </w:r>
+      <w:r>
+        <w:rPr>
+          <w:rFonts w:ascii="Times New Roman" w:hAnsi="Times New Roman" w:cs="Times New Roman"/>
+          <w:b/>
+          <w:bCs/>
+          <w:i/>
+          <w:iCs/>
+          <w:sz w:val="24"/>
+          <w:szCs w:val="24"/>
+        </w:rPr>
+        <w:t>Database MongoDB</w:t>
+      </w:r>
+    </w:p>
+    <w:p>
+      <w:pPr>
+        <w:spacing w:after="110" w:line="360" w:lineRule="auto"/>
+        <w:ind w:left="720" w:firstLine="720"/>
+        <w:jc w:val="both"/>
+        <w:rPr>
+          <w:rFonts w:ascii="Times New Roman" w:hAnsi="Times New Roman" w:cs="Times New Roman"/>
+          <w:sz w:val="24"/>
+          <w:szCs w:val="24"/>
+        </w:rPr>
+      </w:pPr>
+      <w:r>
+        <w:rPr>
+          <w:rFonts w:ascii="Times New Roman" w:hAnsi="Times New Roman" w:cs="Times New Roman"/>
+          <w:i/>
+          <w:iCs/>
+          <w:sz w:val="24"/>
+          <w:szCs w:val="24"/>
+        </w:rPr>
+        <w:t xml:space="preserve">MongoDB </w:t>
+      </w:r>
+      <w:proofErr w:type="spellStart"/>
+      <w:r>
+        <w:rPr>
+          <w:rFonts w:ascii="Times New Roman" w:hAnsi="Times New Roman" w:cs="Times New Roman"/>
+          <w:sz w:val="24"/>
+          <w:szCs w:val="24"/>
+        </w:rPr>
+        <w:t>adalah</w:t>
+      </w:r>
+      <w:proofErr w:type="spellEnd"/>
+      <w:r>
+        <w:rPr>
+          <w:rFonts w:ascii="Times New Roman" w:hAnsi="Times New Roman" w:cs="Times New Roman"/>
+          <w:sz w:val="24"/>
+          <w:szCs w:val="24"/>
+        </w:rPr>
+        <w:t xml:space="preserve"> basis data </w:t>
+      </w:r>
+      <w:r>
+        <w:rPr>
+          <w:rFonts w:ascii="Times New Roman" w:hAnsi="Times New Roman" w:cs="Times New Roman"/>
+          <w:i/>
+          <w:iCs/>
+          <w:sz w:val="24"/>
+          <w:szCs w:val="24"/>
+        </w:rPr>
+        <w:t xml:space="preserve">NoSQL </w:t>
+      </w:r>
+      <w:r>
+        <w:rPr>
+          <w:rFonts w:ascii="Times New Roman" w:hAnsi="Times New Roman" w:cs="Times New Roman"/>
+          <w:sz w:val="24"/>
+          <w:szCs w:val="24"/>
+        </w:rPr>
+        <w:t xml:space="preserve">yang </w:t>
+      </w:r>
+      <w:proofErr w:type="spellStart"/>
+      <w:r>
+        <w:rPr>
+          <w:rFonts w:ascii="Times New Roman" w:hAnsi="Times New Roman" w:cs="Times New Roman"/>
+          <w:sz w:val="24"/>
+          <w:szCs w:val="24"/>
+        </w:rPr>
+        <w:t>kuat</w:t>
+      </w:r>
+      <w:proofErr w:type="spellEnd"/>
+      <w:r>
+        <w:rPr>
+          <w:rFonts w:ascii="Times New Roman" w:hAnsi="Times New Roman" w:cs="Times New Roman"/>
+          <w:sz w:val="24"/>
+          <w:szCs w:val="24"/>
+        </w:rPr>
+        <w:t xml:space="preserve"> dan </w:t>
+      </w:r>
+      <w:proofErr w:type="spellStart"/>
+      <w:r>
+        <w:rPr>
+          <w:rFonts w:ascii="Times New Roman" w:hAnsi="Times New Roman" w:cs="Times New Roman"/>
+          <w:sz w:val="24"/>
+          <w:szCs w:val="24"/>
+        </w:rPr>
+        <w:t>fleksibel</w:t>
+      </w:r>
+      <w:proofErr w:type="spellEnd"/>
+      <w:r>
+        <w:rPr>
+          <w:rFonts w:ascii="Times New Roman" w:hAnsi="Times New Roman" w:cs="Times New Roman"/>
+          <w:sz w:val="24"/>
+          <w:szCs w:val="24"/>
+        </w:rPr>
+        <w:t xml:space="preserve">, </w:t>
+      </w:r>
+      <w:proofErr w:type="spellStart"/>
+      <w:r>
+        <w:rPr>
+          <w:rFonts w:ascii="Times New Roman" w:hAnsi="Times New Roman" w:cs="Times New Roman"/>
+          <w:sz w:val="24"/>
+          <w:szCs w:val="24"/>
+        </w:rPr>
+        <w:t>banyak</w:t>
+      </w:r>
+      <w:proofErr w:type="spellEnd"/>
+      <w:r>
+        <w:rPr>
+          <w:rFonts w:ascii="Times New Roman" w:hAnsi="Times New Roman" w:cs="Times New Roman"/>
+          <w:sz w:val="24"/>
+          <w:szCs w:val="24"/>
+        </w:rPr>
+        <w:t xml:space="preserve"> </w:t>
+      </w:r>
+      <w:proofErr w:type="spellStart"/>
+      <w:r>
+        <w:rPr>
+          <w:rFonts w:ascii="Times New Roman" w:hAnsi="Times New Roman" w:cs="Times New Roman"/>
+          <w:sz w:val="24"/>
+          <w:szCs w:val="24"/>
+        </w:rPr>
+        <w:t>digunakan</w:t>
+      </w:r>
+      <w:proofErr w:type="spellEnd"/>
+      <w:r>
+        <w:rPr>
+          <w:rFonts w:ascii="Times New Roman" w:hAnsi="Times New Roman" w:cs="Times New Roman"/>
+          <w:sz w:val="24"/>
+          <w:szCs w:val="24"/>
+        </w:rPr>
+        <w:t xml:space="preserve"> oleh para </w:t>
+      </w:r>
+      <w:proofErr w:type="spellStart"/>
+      <w:r>
+        <w:rPr>
+          <w:rFonts w:ascii="Times New Roman" w:hAnsi="Times New Roman" w:cs="Times New Roman"/>
+          <w:sz w:val="24"/>
+          <w:szCs w:val="24"/>
+        </w:rPr>
+        <w:t>ahli</w:t>
+      </w:r>
+      <w:proofErr w:type="spellEnd"/>
+      <w:r>
+        <w:rPr>
+          <w:rFonts w:ascii="Times New Roman" w:hAnsi="Times New Roman" w:cs="Times New Roman"/>
+          <w:sz w:val="24"/>
+          <w:szCs w:val="24"/>
+        </w:rPr>
+        <w:t xml:space="preserve"> </w:t>
+      </w:r>
+      <w:proofErr w:type="spellStart"/>
+      <w:r>
+        <w:rPr>
+          <w:rFonts w:ascii="Times New Roman" w:hAnsi="Times New Roman" w:cs="Times New Roman"/>
+          <w:sz w:val="24"/>
+          <w:szCs w:val="24"/>
+        </w:rPr>
+        <w:t>dalam</w:t>
+      </w:r>
+      <w:proofErr w:type="spellEnd"/>
+      <w:r>
+        <w:rPr>
+          <w:rFonts w:ascii="Times New Roman" w:hAnsi="Times New Roman" w:cs="Times New Roman"/>
+          <w:sz w:val="24"/>
+          <w:szCs w:val="24"/>
+        </w:rPr>
+        <w:t xml:space="preserve"> </w:t>
+      </w:r>
+      <w:proofErr w:type="spellStart"/>
+      <w:r>
+        <w:rPr>
+          <w:rFonts w:ascii="Times New Roman" w:hAnsi="Times New Roman" w:cs="Times New Roman"/>
+          <w:sz w:val="24"/>
+          <w:szCs w:val="24"/>
+        </w:rPr>
+        <w:t>berbagai</w:t>
+      </w:r>
+      <w:proofErr w:type="spellEnd"/>
+      <w:r>
+        <w:rPr>
+          <w:rFonts w:ascii="Times New Roman" w:hAnsi="Times New Roman" w:cs="Times New Roman"/>
+          <w:sz w:val="24"/>
+          <w:szCs w:val="24"/>
+        </w:rPr>
+        <w:t xml:space="preserve"> </w:t>
+      </w:r>
+      <w:proofErr w:type="spellStart"/>
+      <w:r>
+        <w:rPr>
+          <w:rFonts w:ascii="Times New Roman" w:hAnsi="Times New Roman" w:cs="Times New Roman"/>
+          <w:sz w:val="24"/>
+          <w:szCs w:val="24"/>
+        </w:rPr>
+        <w:t>bidang</w:t>
+      </w:r>
+      <w:proofErr w:type="spellEnd"/>
+      <w:r>
+        <w:rPr>
+          <w:rFonts w:ascii="Times New Roman" w:hAnsi="Times New Roman" w:cs="Times New Roman"/>
+          <w:sz w:val="24"/>
+          <w:szCs w:val="24"/>
+        </w:rPr>
+        <w:t xml:space="preserve"> </w:t>
+      </w:r>
+      <w:proofErr w:type="spellStart"/>
+      <w:r>
+        <w:rPr>
+          <w:rFonts w:ascii="Times New Roman" w:hAnsi="Times New Roman" w:cs="Times New Roman"/>
+          <w:sz w:val="24"/>
+          <w:szCs w:val="24"/>
+        </w:rPr>
+        <w:t>industri</w:t>
+      </w:r>
+      <w:proofErr w:type="spellEnd"/>
+      <w:r>
+        <w:rPr>
+          <w:rFonts w:ascii="Times New Roman" w:hAnsi="Times New Roman" w:cs="Times New Roman"/>
+          <w:sz w:val="24"/>
+          <w:szCs w:val="24"/>
+        </w:rPr>
+        <w:t xml:space="preserve"> </w:t>
+      </w:r>
+      <w:proofErr w:type="spellStart"/>
+      <w:r>
+        <w:rPr>
+          <w:rFonts w:ascii="Times New Roman" w:hAnsi="Times New Roman" w:cs="Times New Roman"/>
+          <w:sz w:val="24"/>
+          <w:szCs w:val="24"/>
+        </w:rPr>
+        <w:t>Keunggulannya</w:t>
+      </w:r>
+      <w:proofErr w:type="spellEnd"/>
+      <w:r>
+        <w:rPr>
+          <w:rFonts w:ascii="Times New Roman" w:hAnsi="Times New Roman" w:cs="Times New Roman"/>
+          <w:sz w:val="24"/>
+          <w:szCs w:val="24"/>
+        </w:rPr>
+        <w:t xml:space="preserve"> </w:t>
+      </w:r>
+      <w:proofErr w:type="spellStart"/>
+      <w:r>
+        <w:rPr>
+          <w:rFonts w:ascii="Times New Roman" w:hAnsi="Times New Roman" w:cs="Times New Roman"/>
+          <w:sz w:val="24"/>
+          <w:szCs w:val="24"/>
+        </w:rPr>
+        <w:t>dalam</w:t>
+      </w:r>
+      <w:proofErr w:type="spellEnd"/>
+      <w:r>
+        <w:rPr>
+          <w:rFonts w:ascii="Times New Roman" w:hAnsi="Times New Roman" w:cs="Times New Roman"/>
+          <w:sz w:val="24"/>
+          <w:szCs w:val="24"/>
+        </w:rPr>
+        <w:t xml:space="preserve"> </w:t>
+      </w:r>
+      <w:proofErr w:type="spellStart"/>
+      <w:r>
+        <w:rPr>
+          <w:rFonts w:ascii="Times New Roman" w:hAnsi="Times New Roman" w:cs="Times New Roman"/>
+          <w:sz w:val="24"/>
+          <w:szCs w:val="24"/>
+        </w:rPr>
+        <w:t>skalabilitas</w:t>
+      </w:r>
+      <w:proofErr w:type="spellEnd"/>
+      <w:r>
+        <w:rPr>
+          <w:rFonts w:ascii="Times New Roman" w:hAnsi="Times New Roman" w:cs="Times New Roman"/>
+          <w:sz w:val="24"/>
+          <w:szCs w:val="24"/>
+        </w:rPr>
+        <w:t xml:space="preserve">, </w:t>
+      </w:r>
+      <w:proofErr w:type="spellStart"/>
+      <w:r>
+        <w:rPr>
+          <w:rFonts w:ascii="Times New Roman" w:hAnsi="Times New Roman" w:cs="Times New Roman"/>
+          <w:sz w:val="24"/>
+          <w:szCs w:val="24"/>
+        </w:rPr>
+        <w:t>kinerja</w:t>
+      </w:r>
+      <w:proofErr w:type="spellEnd"/>
+      <w:r>
+        <w:rPr>
+          <w:rFonts w:ascii="Times New Roman" w:hAnsi="Times New Roman" w:cs="Times New Roman"/>
+          <w:sz w:val="24"/>
+          <w:szCs w:val="24"/>
+        </w:rPr>
+        <w:t xml:space="preserve">, dan </w:t>
+      </w:r>
+      <w:proofErr w:type="spellStart"/>
+      <w:r>
+        <w:rPr>
+          <w:rFonts w:ascii="Times New Roman" w:hAnsi="Times New Roman" w:cs="Times New Roman"/>
+          <w:sz w:val="24"/>
+          <w:szCs w:val="24"/>
+        </w:rPr>
+        <w:t>kemudahan</w:t>
+      </w:r>
+      <w:proofErr w:type="spellEnd"/>
+      <w:r>
+        <w:rPr>
+          <w:rFonts w:ascii="Times New Roman" w:hAnsi="Times New Roman" w:cs="Times New Roman"/>
+          <w:sz w:val="24"/>
+          <w:szCs w:val="24"/>
+        </w:rPr>
+        <w:t xml:space="preserve"> </w:t>
+      </w:r>
+      <w:proofErr w:type="spellStart"/>
+      <w:r>
+        <w:rPr>
+          <w:rFonts w:ascii="Times New Roman" w:hAnsi="Times New Roman" w:cs="Times New Roman"/>
+          <w:sz w:val="24"/>
+          <w:szCs w:val="24"/>
+        </w:rPr>
+        <w:t>penggunaan</w:t>
+      </w:r>
+      <w:proofErr w:type="spellEnd"/>
+      <w:r>
+        <w:rPr>
+          <w:rFonts w:ascii="Times New Roman" w:hAnsi="Times New Roman" w:cs="Times New Roman"/>
+          <w:sz w:val="24"/>
+          <w:szCs w:val="24"/>
+        </w:rPr>
+        <w:t xml:space="preserve"> </w:t>
+      </w:r>
+      <w:proofErr w:type="spellStart"/>
+      <w:r>
+        <w:rPr>
+          <w:rFonts w:ascii="Times New Roman" w:hAnsi="Times New Roman" w:cs="Times New Roman"/>
+          <w:sz w:val="24"/>
+          <w:szCs w:val="24"/>
+        </w:rPr>
+        <w:t>menjadikannya</w:t>
+      </w:r>
+      <w:proofErr w:type="spellEnd"/>
+      <w:r>
+        <w:rPr>
+          <w:rFonts w:ascii="Times New Roman" w:hAnsi="Times New Roman" w:cs="Times New Roman"/>
+          <w:sz w:val="24"/>
+          <w:szCs w:val="24"/>
+        </w:rPr>
+        <w:t xml:space="preserve"> </w:t>
+      </w:r>
+      <w:proofErr w:type="spellStart"/>
+      <w:r>
+        <w:rPr>
+          <w:rFonts w:ascii="Times New Roman" w:hAnsi="Times New Roman" w:cs="Times New Roman"/>
+          <w:sz w:val="24"/>
+          <w:szCs w:val="24"/>
+        </w:rPr>
+        <w:t>pilihan</w:t>
+      </w:r>
+      <w:proofErr w:type="spellEnd"/>
+      <w:r>
+        <w:rPr>
+          <w:rFonts w:ascii="Times New Roman" w:hAnsi="Times New Roman" w:cs="Times New Roman"/>
+          <w:sz w:val="24"/>
+          <w:szCs w:val="24"/>
+        </w:rPr>
+        <w:t xml:space="preserve"> </w:t>
+      </w:r>
+      <w:proofErr w:type="spellStart"/>
+      <w:r>
+        <w:rPr>
+          <w:rFonts w:ascii="Times New Roman" w:hAnsi="Times New Roman" w:cs="Times New Roman"/>
+          <w:sz w:val="24"/>
+          <w:szCs w:val="24"/>
+        </w:rPr>
+        <w:t>populer</w:t>
+      </w:r>
+      <w:proofErr w:type="spellEnd"/>
+      <w:r>
+        <w:rPr>
+          <w:rFonts w:ascii="Times New Roman" w:hAnsi="Times New Roman" w:cs="Times New Roman"/>
+          <w:sz w:val="24"/>
+          <w:szCs w:val="24"/>
+        </w:rPr>
+        <w:t xml:space="preserve"> </w:t>
+      </w:r>
+      <w:proofErr w:type="spellStart"/>
+      <w:r>
+        <w:rPr>
+          <w:rFonts w:ascii="Times New Roman" w:hAnsi="Times New Roman" w:cs="Times New Roman"/>
+          <w:sz w:val="24"/>
+          <w:szCs w:val="24"/>
+        </w:rPr>
+        <w:t>untuk</w:t>
+      </w:r>
+      <w:proofErr w:type="spellEnd"/>
+      <w:r>
+        <w:rPr>
+          <w:rFonts w:ascii="Times New Roman" w:hAnsi="Times New Roman" w:cs="Times New Roman"/>
+          <w:sz w:val="24"/>
+          <w:szCs w:val="24"/>
+        </w:rPr>
+        <w:t xml:space="preserve"> </w:t>
+      </w:r>
+      <w:proofErr w:type="spellStart"/>
+      <w:r>
+        <w:rPr>
+          <w:rFonts w:ascii="Times New Roman" w:hAnsi="Times New Roman" w:cs="Times New Roman"/>
+          <w:sz w:val="24"/>
+          <w:szCs w:val="24"/>
+        </w:rPr>
+        <w:t>aplikasi</w:t>
+      </w:r>
+      <w:proofErr w:type="spellEnd"/>
+      <w:r>
+        <w:rPr>
+          <w:rFonts w:ascii="Times New Roman" w:hAnsi="Times New Roman" w:cs="Times New Roman"/>
+          <w:sz w:val="24"/>
+          <w:szCs w:val="24"/>
+        </w:rPr>
+        <w:t xml:space="preserve"> modern.</w:t>
+      </w:r>
+      <w:r>
+        <w:t xml:space="preserve"> </w:t>
+      </w:r>
+      <w:r>
+        <w:rPr>
+          <w:rFonts w:ascii="Times New Roman" w:hAnsi="Times New Roman" w:cs="Times New Roman"/>
+          <w:sz w:val="24"/>
+          <w:szCs w:val="24"/>
+        </w:rPr>
+        <w:t xml:space="preserve">Tidak </w:t>
+      </w:r>
+      <w:proofErr w:type="spellStart"/>
+      <w:r>
+        <w:rPr>
+          <w:rFonts w:ascii="Times New Roman" w:hAnsi="Times New Roman" w:cs="Times New Roman"/>
+          <w:sz w:val="24"/>
+          <w:szCs w:val="24"/>
+        </w:rPr>
+        <w:t>seperti</w:t>
+      </w:r>
+      <w:proofErr w:type="spellEnd"/>
+      <w:r>
+        <w:rPr>
+          <w:rFonts w:ascii="Times New Roman" w:hAnsi="Times New Roman" w:cs="Times New Roman"/>
+          <w:sz w:val="24"/>
+          <w:szCs w:val="24"/>
+        </w:rPr>
+        <w:t xml:space="preserve"> basis data </w:t>
+      </w:r>
+      <w:proofErr w:type="spellStart"/>
+      <w:r>
+        <w:rPr>
+          <w:rFonts w:ascii="Times New Roman" w:hAnsi="Times New Roman" w:cs="Times New Roman"/>
+          <w:sz w:val="24"/>
+          <w:szCs w:val="24"/>
+        </w:rPr>
+        <w:t>relasional</w:t>
+      </w:r>
+      <w:proofErr w:type="spellEnd"/>
+      <w:r>
+        <w:rPr>
+          <w:rFonts w:ascii="Times New Roman" w:hAnsi="Times New Roman" w:cs="Times New Roman"/>
+          <w:sz w:val="24"/>
+          <w:szCs w:val="24"/>
+        </w:rPr>
+        <w:t xml:space="preserve"> </w:t>
+      </w:r>
+      <w:proofErr w:type="spellStart"/>
+      <w:r>
+        <w:rPr>
+          <w:rFonts w:ascii="Times New Roman" w:hAnsi="Times New Roman" w:cs="Times New Roman"/>
+          <w:sz w:val="24"/>
+          <w:szCs w:val="24"/>
+        </w:rPr>
+        <w:t>tradisional</w:t>
+      </w:r>
+      <w:proofErr w:type="spellEnd"/>
+      <w:r>
+        <w:rPr>
+          <w:rFonts w:ascii="Times New Roman" w:hAnsi="Times New Roman" w:cs="Times New Roman"/>
+          <w:sz w:val="24"/>
+          <w:szCs w:val="24"/>
+        </w:rPr>
+        <w:t xml:space="preserve"> yang </w:t>
+      </w:r>
+      <w:proofErr w:type="spellStart"/>
+      <w:r>
+        <w:rPr>
+          <w:rFonts w:ascii="Times New Roman" w:hAnsi="Times New Roman" w:cs="Times New Roman"/>
+          <w:sz w:val="24"/>
+          <w:szCs w:val="24"/>
+        </w:rPr>
+        <w:t>menggunakan</w:t>
+      </w:r>
+      <w:proofErr w:type="spellEnd"/>
+      <w:r>
+        <w:rPr>
+          <w:rFonts w:ascii="Times New Roman" w:hAnsi="Times New Roman" w:cs="Times New Roman"/>
+          <w:sz w:val="24"/>
+          <w:szCs w:val="24"/>
+        </w:rPr>
+        <w:t xml:space="preserve"> </w:t>
+      </w:r>
+      <w:proofErr w:type="spellStart"/>
+      <w:r>
+        <w:rPr>
+          <w:rFonts w:ascii="Times New Roman" w:hAnsi="Times New Roman" w:cs="Times New Roman"/>
+          <w:sz w:val="24"/>
+          <w:szCs w:val="24"/>
+        </w:rPr>
+        <w:t>tabel</w:t>
+      </w:r>
+      <w:proofErr w:type="spellEnd"/>
+      <w:r>
+        <w:rPr>
+          <w:rFonts w:ascii="Times New Roman" w:hAnsi="Times New Roman" w:cs="Times New Roman"/>
+          <w:sz w:val="24"/>
+          <w:szCs w:val="24"/>
+        </w:rPr>
+        <w:t xml:space="preserve"> dan </w:t>
+      </w:r>
+      <w:proofErr w:type="spellStart"/>
+      <w:r>
+        <w:rPr>
+          <w:rFonts w:ascii="Times New Roman" w:hAnsi="Times New Roman" w:cs="Times New Roman"/>
+          <w:sz w:val="24"/>
+          <w:szCs w:val="24"/>
+        </w:rPr>
+        <w:t>skema</w:t>
+      </w:r>
+      <w:proofErr w:type="spellEnd"/>
+      <w:r>
+        <w:rPr>
+          <w:rFonts w:ascii="Times New Roman" w:hAnsi="Times New Roman" w:cs="Times New Roman"/>
+          <w:sz w:val="24"/>
+          <w:szCs w:val="24"/>
+        </w:rPr>
+        <w:t xml:space="preserve"> </w:t>
+      </w:r>
+      <w:proofErr w:type="spellStart"/>
+      <w:r>
+        <w:rPr>
+          <w:rFonts w:ascii="Times New Roman" w:hAnsi="Times New Roman" w:cs="Times New Roman"/>
+          <w:sz w:val="24"/>
+          <w:szCs w:val="24"/>
+        </w:rPr>
+        <w:t>tetap</w:t>
+      </w:r>
+      <w:proofErr w:type="spellEnd"/>
+      <w:r>
+        <w:rPr>
+          <w:rFonts w:ascii="Times New Roman" w:hAnsi="Times New Roman" w:cs="Times New Roman"/>
+          <w:sz w:val="24"/>
+          <w:szCs w:val="24"/>
+        </w:rPr>
+        <w:t xml:space="preserve">, </w:t>
+      </w:r>
+      <w:r>
+        <w:rPr>
+          <w:rFonts w:ascii="Times New Roman" w:hAnsi="Times New Roman" w:cs="Times New Roman"/>
+          <w:i/>
+          <w:iCs/>
+          <w:sz w:val="24"/>
+          <w:szCs w:val="24"/>
+        </w:rPr>
+        <w:t>MongoDB</w:t>
+      </w:r>
+      <w:r>
+        <w:rPr>
+          <w:rFonts w:ascii="Times New Roman" w:hAnsi="Times New Roman" w:cs="Times New Roman"/>
+          <w:sz w:val="24"/>
+          <w:szCs w:val="24"/>
+        </w:rPr>
+        <w:t xml:space="preserve"> </w:t>
+      </w:r>
+      <w:proofErr w:type="spellStart"/>
+      <w:r>
+        <w:rPr>
+          <w:rFonts w:ascii="Times New Roman" w:hAnsi="Times New Roman" w:cs="Times New Roman"/>
+          <w:sz w:val="24"/>
+          <w:szCs w:val="24"/>
+        </w:rPr>
+        <w:t>menyimpan</w:t>
+      </w:r>
+      <w:proofErr w:type="spellEnd"/>
+      <w:r>
+        <w:rPr>
+          <w:rFonts w:ascii="Times New Roman" w:hAnsi="Times New Roman" w:cs="Times New Roman"/>
+          <w:sz w:val="24"/>
+          <w:szCs w:val="24"/>
+        </w:rPr>
+        <w:t xml:space="preserve"> data </w:t>
+      </w:r>
+      <w:proofErr w:type="spellStart"/>
+      <w:r>
+        <w:rPr>
+          <w:rFonts w:ascii="Times New Roman" w:hAnsi="Times New Roman" w:cs="Times New Roman"/>
+          <w:sz w:val="24"/>
+          <w:szCs w:val="24"/>
+        </w:rPr>
+        <w:t>dalam</w:t>
+      </w:r>
+      <w:proofErr w:type="spellEnd"/>
+      <w:r>
+        <w:rPr>
+          <w:rFonts w:ascii="Times New Roman" w:hAnsi="Times New Roman" w:cs="Times New Roman"/>
+          <w:sz w:val="24"/>
+          <w:szCs w:val="24"/>
+        </w:rPr>
+        <w:t xml:space="preserve"> </w:t>
+      </w:r>
+      <w:proofErr w:type="spellStart"/>
+      <w:r>
+        <w:rPr>
+          <w:rFonts w:ascii="Times New Roman" w:hAnsi="Times New Roman" w:cs="Times New Roman"/>
+          <w:sz w:val="24"/>
+          <w:szCs w:val="24"/>
+        </w:rPr>
+        <w:t>dokumen</w:t>
+      </w:r>
+      <w:proofErr w:type="spellEnd"/>
+      <w:r>
+        <w:rPr>
+          <w:rFonts w:ascii="Times New Roman" w:hAnsi="Times New Roman" w:cs="Times New Roman"/>
+          <w:sz w:val="24"/>
+          <w:szCs w:val="24"/>
+        </w:rPr>
+        <w:t xml:space="preserve"> </w:t>
+      </w:r>
+      <w:proofErr w:type="spellStart"/>
+      <w:r>
+        <w:rPr>
+          <w:rFonts w:ascii="Times New Roman" w:hAnsi="Times New Roman" w:cs="Times New Roman"/>
+          <w:sz w:val="24"/>
+          <w:szCs w:val="24"/>
+        </w:rPr>
+        <w:lastRenderedPageBreak/>
+        <w:t>fleksibel</w:t>
+      </w:r>
+      <w:proofErr w:type="spellEnd"/>
+      <w:r>
+        <w:rPr>
+          <w:rFonts w:ascii="Times New Roman" w:hAnsi="Times New Roman" w:cs="Times New Roman"/>
+          <w:sz w:val="24"/>
+          <w:szCs w:val="24"/>
+        </w:rPr>
+        <w:t xml:space="preserve"> yang </w:t>
+      </w:r>
+      <w:proofErr w:type="spellStart"/>
+      <w:r>
+        <w:rPr>
+          <w:rFonts w:ascii="Times New Roman" w:hAnsi="Times New Roman" w:cs="Times New Roman"/>
+          <w:sz w:val="24"/>
+          <w:szCs w:val="24"/>
+        </w:rPr>
+        <w:t>mirip</w:t>
+      </w:r>
+      <w:proofErr w:type="spellEnd"/>
+      <w:r>
+        <w:rPr>
+          <w:rFonts w:ascii="Times New Roman" w:hAnsi="Times New Roman" w:cs="Times New Roman"/>
+          <w:sz w:val="24"/>
+          <w:szCs w:val="24"/>
+        </w:rPr>
+        <w:t xml:space="preserve"> </w:t>
+      </w:r>
+      <w:proofErr w:type="spellStart"/>
+      <w:r>
+        <w:rPr>
+          <w:rFonts w:ascii="Times New Roman" w:hAnsi="Times New Roman" w:cs="Times New Roman"/>
+          <w:sz w:val="24"/>
+          <w:szCs w:val="24"/>
+        </w:rPr>
+        <w:t>dengan</w:t>
+      </w:r>
+      <w:proofErr w:type="spellEnd"/>
+      <w:r>
+        <w:rPr>
+          <w:rFonts w:ascii="Times New Roman" w:hAnsi="Times New Roman" w:cs="Times New Roman"/>
+          <w:sz w:val="24"/>
+          <w:szCs w:val="24"/>
+        </w:rPr>
+        <w:t xml:space="preserve"> format </w:t>
+      </w:r>
+      <w:r>
+        <w:rPr>
+          <w:rFonts w:ascii="Times New Roman" w:hAnsi="Times New Roman" w:cs="Times New Roman"/>
+          <w:i/>
+          <w:iCs/>
+          <w:sz w:val="24"/>
+          <w:szCs w:val="24"/>
+        </w:rPr>
+        <w:t>JSON</w:t>
+      </w:r>
+      <w:r>
+        <w:rPr>
+          <w:rFonts w:ascii="Times New Roman" w:hAnsi="Times New Roman" w:cs="Times New Roman"/>
+          <w:sz w:val="24"/>
+          <w:szCs w:val="24"/>
+        </w:rPr>
+        <w:t xml:space="preserve">. Ini </w:t>
+      </w:r>
+      <w:proofErr w:type="spellStart"/>
+      <w:r>
+        <w:rPr>
+          <w:rFonts w:ascii="Times New Roman" w:hAnsi="Times New Roman" w:cs="Times New Roman"/>
+          <w:sz w:val="24"/>
+          <w:szCs w:val="24"/>
+        </w:rPr>
+        <w:t>memungkinkan</w:t>
+      </w:r>
+      <w:proofErr w:type="spellEnd"/>
+      <w:r>
+        <w:rPr>
+          <w:rFonts w:ascii="Times New Roman" w:hAnsi="Times New Roman" w:cs="Times New Roman"/>
+          <w:sz w:val="24"/>
+          <w:szCs w:val="24"/>
+        </w:rPr>
+        <w:t xml:space="preserve"> </w:t>
+      </w:r>
+      <w:proofErr w:type="spellStart"/>
+      <w:r>
+        <w:rPr>
+          <w:rFonts w:ascii="Times New Roman" w:hAnsi="Times New Roman" w:cs="Times New Roman"/>
+          <w:sz w:val="24"/>
+          <w:szCs w:val="24"/>
+        </w:rPr>
+        <w:t>penyimpanan</w:t>
+      </w:r>
+      <w:proofErr w:type="spellEnd"/>
+      <w:r>
+        <w:rPr>
+          <w:rFonts w:ascii="Times New Roman" w:hAnsi="Times New Roman" w:cs="Times New Roman"/>
+          <w:sz w:val="24"/>
+          <w:szCs w:val="24"/>
+        </w:rPr>
+        <w:t xml:space="preserve"> data yang </w:t>
+      </w:r>
+      <w:proofErr w:type="spellStart"/>
+      <w:r>
+        <w:rPr>
+          <w:rFonts w:ascii="Times New Roman" w:hAnsi="Times New Roman" w:cs="Times New Roman"/>
+          <w:sz w:val="24"/>
+          <w:szCs w:val="24"/>
+        </w:rPr>
+        <w:t>tidak</w:t>
+      </w:r>
+      <w:proofErr w:type="spellEnd"/>
+      <w:r>
+        <w:rPr>
+          <w:rFonts w:ascii="Times New Roman" w:hAnsi="Times New Roman" w:cs="Times New Roman"/>
+          <w:sz w:val="24"/>
+          <w:szCs w:val="24"/>
+        </w:rPr>
+        <w:t xml:space="preserve"> </w:t>
+      </w:r>
+      <w:proofErr w:type="spellStart"/>
+      <w:r>
+        <w:rPr>
+          <w:rFonts w:ascii="Times New Roman" w:hAnsi="Times New Roman" w:cs="Times New Roman"/>
+          <w:sz w:val="24"/>
+          <w:szCs w:val="24"/>
+        </w:rPr>
+        <w:t>terstruktur</w:t>
+      </w:r>
+      <w:proofErr w:type="spellEnd"/>
+      <w:r>
+        <w:rPr>
+          <w:rFonts w:ascii="Times New Roman" w:hAnsi="Times New Roman" w:cs="Times New Roman"/>
+          <w:sz w:val="24"/>
+          <w:szCs w:val="24"/>
+        </w:rPr>
+        <w:t xml:space="preserve"> </w:t>
+      </w:r>
+      <w:proofErr w:type="spellStart"/>
+      <w:r>
+        <w:rPr>
+          <w:rFonts w:ascii="Times New Roman" w:hAnsi="Times New Roman" w:cs="Times New Roman"/>
+          <w:sz w:val="24"/>
+          <w:szCs w:val="24"/>
+        </w:rPr>
+        <w:t>atau</w:t>
+      </w:r>
+      <w:proofErr w:type="spellEnd"/>
+      <w:r>
+        <w:rPr>
+          <w:rFonts w:ascii="Times New Roman" w:hAnsi="Times New Roman" w:cs="Times New Roman"/>
+          <w:sz w:val="24"/>
+          <w:szCs w:val="24"/>
+        </w:rPr>
+        <w:t xml:space="preserve"> semi-</w:t>
+      </w:r>
+      <w:proofErr w:type="spellStart"/>
+      <w:r>
+        <w:rPr>
+          <w:rFonts w:ascii="Times New Roman" w:hAnsi="Times New Roman" w:cs="Times New Roman"/>
+          <w:sz w:val="24"/>
+          <w:szCs w:val="24"/>
+        </w:rPr>
+        <w:t>terstruktur</w:t>
+      </w:r>
+      <w:proofErr w:type="spellEnd"/>
+      <w:r>
+        <w:rPr>
+          <w:rFonts w:ascii="Times New Roman" w:hAnsi="Times New Roman" w:cs="Times New Roman"/>
+          <w:sz w:val="24"/>
+          <w:szCs w:val="24"/>
+        </w:rPr>
+        <w:t xml:space="preserve"> </w:t>
+      </w:r>
+      <w:proofErr w:type="spellStart"/>
+      <w:r>
+        <w:rPr>
+          <w:rFonts w:ascii="Times New Roman" w:hAnsi="Times New Roman" w:cs="Times New Roman"/>
+          <w:sz w:val="24"/>
+          <w:szCs w:val="24"/>
+        </w:rPr>
+        <w:t>dengan</w:t>
+      </w:r>
+      <w:proofErr w:type="spellEnd"/>
+      <w:r>
+        <w:rPr>
+          <w:rFonts w:ascii="Times New Roman" w:hAnsi="Times New Roman" w:cs="Times New Roman"/>
+          <w:sz w:val="24"/>
+          <w:szCs w:val="24"/>
+        </w:rPr>
+        <w:t xml:space="preserve"> </w:t>
+      </w:r>
+      <w:proofErr w:type="spellStart"/>
+      <w:r>
+        <w:rPr>
+          <w:rFonts w:ascii="Times New Roman" w:hAnsi="Times New Roman" w:cs="Times New Roman"/>
+          <w:sz w:val="24"/>
+          <w:szCs w:val="24"/>
+        </w:rPr>
+        <w:t>mudah</w:t>
+      </w:r>
+      <w:proofErr w:type="spellEnd"/>
+      <w:r>
+        <w:rPr>
+          <w:rFonts w:ascii="Times New Roman" w:hAnsi="Times New Roman" w:cs="Times New Roman"/>
+          <w:sz w:val="24"/>
+          <w:szCs w:val="24"/>
+        </w:rPr>
+        <w:t>.</w:t>
+      </w:r>
+      <w:r>
+        <w:t xml:space="preserve"> </w:t>
+      </w:r>
+      <w:r>
+        <w:rPr>
+          <w:rFonts w:ascii="Times New Roman" w:hAnsi="Times New Roman" w:cs="Times New Roman"/>
+          <w:i/>
+          <w:iCs/>
+          <w:sz w:val="24"/>
+          <w:szCs w:val="24"/>
+        </w:rPr>
+        <w:t>MongoDB</w:t>
+      </w:r>
+      <w:r>
+        <w:rPr>
+          <w:rFonts w:ascii="Times New Roman" w:hAnsi="Times New Roman" w:cs="Times New Roman"/>
+          <w:sz w:val="24"/>
+          <w:szCs w:val="24"/>
+        </w:rPr>
+        <w:t xml:space="preserve"> </w:t>
+      </w:r>
+      <w:proofErr w:type="spellStart"/>
+      <w:r>
+        <w:rPr>
+          <w:rFonts w:ascii="Times New Roman" w:hAnsi="Times New Roman" w:cs="Times New Roman"/>
+          <w:sz w:val="24"/>
+          <w:szCs w:val="24"/>
+        </w:rPr>
+        <w:t>dirancang</w:t>
+      </w:r>
+      <w:proofErr w:type="spellEnd"/>
+      <w:r>
+        <w:rPr>
+          <w:rFonts w:ascii="Times New Roman" w:hAnsi="Times New Roman" w:cs="Times New Roman"/>
+          <w:sz w:val="24"/>
+          <w:szCs w:val="24"/>
+        </w:rPr>
+        <w:t xml:space="preserve"> </w:t>
+      </w:r>
+      <w:proofErr w:type="spellStart"/>
+      <w:r>
+        <w:rPr>
+          <w:rFonts w:ascii="Times New Roman" w:hAnsi="Times New Roman" w:cs="Times New Roman"/>
+          <w:sz w:val="24"/>
+          <w:szCs w:val="24"/>
+        </w:rPr>
+        <w:t>untuk</w:t>
+      </w:r>
+      <w:proofErr w:type="spellEnd"/>
+      <w:r>
+        <w:rPr>
+          <w:rFonts w:ascii="Times New Roman" w:hAnsi="Times New Roman" w:cs="Times New Roman"/>
+          <w:sz w:val="24"/>
+          <w:szCs w:val="24"/>
+        </w:rPr>
+        <w:t xml:space="preserve"> </w:t>
+      </w:r>
+      <w:proofErr w:type="spellStart"/>
+      <w:r>
+        <w:rPr>
+          <w:rFonts w:ascii="Times New Roman" w:hAnsi="Times New Roman" w:cs="Times New Roman"/>
+          <w:sz w:val="24"/>
+          <w:szCs w:val="24"/>
+        </w:rPr>
+        <w:t>skalabilitas</w:t>
+      </w:r>
+      <w:proofErr w:type="spellEnd"/>
+      <w:r>
+        <w:rPr>
+          <w:rFonts w:ascii="Times New Roman" w:hAnsi="Times New Roman" w:cs="Times New Roman"/>
+          <w:sz w:val="24"/>
+          <w:szCs w:val="24"/>
+        </w:rPr>
+        <w:t xml:space="preserve"> horizontal, </w:t>
+      </w:r>
+      <w:proofErr w:type="spellStart"/>
+      <w:r>
+        <w:rPr>
+          <w:rFonts w:ascii="Times New Roman" w:hAnsi="Times New Roman" w:cs="Times New Roman"/>
+          <w:sz w:val="24"/>
+          <w:szCs w:val="24"/>
+        </w:rPr>
+        <w:t>artinya</w:t>
+      </w:r>
+      <w:proofErr w:type="spellEnd"/>
+      <w:r>
+        <w:rPr>
+          <w:rFonts w:ascii="Times New Roman" w:hAnsi="Times New Roman" w:cs="Times New Roman"/>
+          <w:sz w:val="24"/>
+          <w:szCs w:val="24"/>
+        </w:rPr>
+        <w:t xml:space="preserve"> </w:t>
+      </w:r>
+      <w:proofErr w:type="spellStart"/>
+      <w:r>
+        <w:rPr>
+          <w:rFonts w:ascii="Times New Roman" w:hAnsi="Times New Roman" w:cs="Times New Roman"/>
+          <w:sz w:val="24"/>
+          <w:szCs w:val="24"/>
+        </w:rPr>
+        <w:t>dapat</w:t>
+      </w:r>
+      <w:proofErr w:type="spellEnd"/>
+      <w:r>
+        <w:rPr>
+          <w:rFonts w:ascii="Times New Roman" w:hAnsi="Times New Roman" w:cs="Times New Roman"/>
+          <w:sz w:val="24"/>
+          <w:szCs w:val="24"/>
+        </w:rPr>
+        <w:t xml:space="preserve"> </w:t>
+      </w:r>
+      <w:proofErr w:type="spellStart"/>
+      <w:r>
+        <w:rPr>
+          <w:rFonts w:ascii="Times New Roman" w:hAnsi="Times New Roman" w:cs="Times New Roman"/>
+          <w:sz w:val="24"/>
+          <w:szCs w:val="24"/>
+        </w:rPr>
+        <w:t>didistribusikan</w:t>
+      </w:r>
+      <w:proofErr w:type="spellEnd"/>
+      <w:r>
+        <w:rPr>
+          <w:rFonts w:ascii="Times New Roman" w:hAnsi="Times New Roman" w:cs="Times New Roman"/>
+          <w:sz w:val="24"/>
+          <w:szCs w:val="24"/>
+        </w:rPr>
+        <w:t xml:space="preserve"> di </w:t>
+      </w:r>
+      <w:proofErr w:type="spellStart"/>
+      <w:r>
+        <w:rPr>
+          <w:rFonts w:ascii="Times New Roman" w:hAnsi="Times New Roman" w:cs="Times New Roman"/>
+          <w:sz w:val="24"/>
+          <w:szCs w:val="24"/>
+        </w:rPr>
+        <w:t>beberapa</w:t>
+      </w:r>
+      <w:proofErr w:type="spellEnd"/>
+      <w:r>
+        <w:rPr>
+          <w:rFonts w:ascii="Times New Roman" w:hAnsi="Times New Roman" w:cs="Times New Roman"/>
+          <w:sz w:val="24"/>
+          <w:szCs w:val="24"/>
+        </w:rPr>
+        <w:t xml:space="preserve"> server </w:t>
+      </w:r>
+      <w:proofErr w:type="spellStart"/>
+      <w:r>
+        <w:rPr>
+          <w:rFonts w:ascii="Times New Roman" w:hAnsi="Times New Roman" w:cs="Times New Roman"/>
+          <w:sz w:val="24"/>
+          <w:szCs w:val="24"/>
+        </w:rPr>
+        <w:t>untuk</w:t>
+      </w:r>
+      <w:proofErr w:type="spellEnd"/>
+      <w:r>
+        <w:rPr>
+          <w:rFonts w:ascii="Times New Roman" w:hAnsi="Times New Roman" w:cs="Times New Roman"/>
+          <w:sz w:val="24"/>
+          <w:szCs w:val="24"/>
+        </w:rPr>
+        <w:t xml:space="preserve"> </w:t>
+      </w:r>
+      <w:proofErr w:type="spellStart"/>
+      <w:r>
+        <w:rPr>
+          <w:rFonts w:ascii="Times New Roman" w:hAnsi="Times New Roman" w:cs="Times New Roman"/>
+          <w:sz w:val="24"/>
+          <w:szCs w:val="24"/>
+        </w:rPr>
+        <w:t>menangani</w:t>
+      </w:r>
+      <w:proofErr w:type="spellEnd"/>
+      <w:r>
+        <w:rPr>
+          <w:rFonts w:ascii="Times New Roman" w:hAnsi="Times New Roman" w:cs="Times New Roman"/>
+          <w:sz w:val="24"/>
+          <w:szCs w:val="24"/>
+        </w:rPr>
+        <w:t xml:space="preserve"> </w:t>
+      </w:r>
+      <w:proofErr w:type="spellStart"/>
+      <w:r>
+        <w:rPr>
+          <w:rFonts w:ascii="Times New Roman" w:hAnsi="Times New Roman" w:cs="Times New Roman"/>
+          <w:sz w:val="24"/>
+          <w:szCs w:val="24"/>
+        </w:rPr>
+        <w:t>beban</w:t>
+      </w:r>
+      <w:proofErr w:type="spellEnd"/>
+      <w:r>
+        <w:rPr>
+          <w:rFonts w:ascii="Times New Roman" w:hAnsi="Times New Roman" w:cs="Times New Roman"/>
+          <w:sz w:val="24"/>
+          <w:szCs w:val="24"/>
+        </w:rPr>
+        <w:t xml:space="preserve"> </w:t>
+      </w:r>
+      <w:proofErr w:type="spellStart"/>
+      <w:r>
+        <w:rPr>
+          <w:rFonts w:ascii="Times New Roman" w:hAnsi="Times New Roman" w:cs="Times New Roman"/>
+          <w:sz w:val="24"/>
+          <w:szCs w:val="24"/>
+        </w:rPr>
+        <w:t>kerja</w:t>
+      </w:r>
+      <w:proofErr w:type="spellEnd"/>
+      <w:r>
+        <w:rPr>
+          <w:rFonts w:ascii="Times New Roman" w:hAnsi="Times New Roman" w:cs="Times New Roman"/>
+          <w:sz w:val="24"/>
+          <w:szCs w:val="24"/>
+        </w:rPr>
+        <w:t xml:space="preserve"> yang </w:t>
+      </w:r>
+      <w:proofErr w:type="spellStart"/>
+      <w:r>
+        <w:rPr>
+          <w:rFonts w:ascii="Times New Roman" w:hAnsi="Times New Roman" w:cs="Times New Roman"/>
+          <w:sz w:val="24"/>
+          <w:szCs w:val="24"/>
+        </w:rPr>
+        <w:t>besar</w:t>
+      </w:r>
+      <w:proofErr w:type="spellEnd"/>
+      <w:r>
+        <w:rPr>
+          <w:rFonts w:ascii="Times New Roman" w:hAnsi="Times New Roman" w:cs="Times New Roman"/>
+          <w:sz w:val="24"/>
+          <w:szCs w:val="24"/>
+        </w:rPr>
+        <w:t xml:space="preserve"> dan </w:t>
+      </w:r>
+      <w:proofErr w:type="spellStart"/>
+      <w:r>
+        <w:rPr>
+          <w:rFonts w:ascii="Times New Roman" w:hAnsi="Times New Roman" w:cs="Times New Roman"/>
+          <w:sz w:val="24"/>
+          <w:szCs w:val="24"/>
+        </w:rPr>
+        <w:t>meningkatkan</w:t>
+      </w:r>
+      <w:proofErr w:type="spellEnd"/>
+      <w:r>
+        <w:rPr>
+          <w:rFonts w:ascii="Times New Roman" w:hAnsi="Times New Roman" w:cs="Times New Roman"/>
+          <w:sz w:val="24"/>
+          <w:szCs w:val="24"/>
+        </w:rPr>
+        <w:t xml:space="preserve"> </w:t>
+      </w:r>
+      <w:proofErr w:type="spellStart"/>
+      <w:r>
+        <w:rPr>
+          <w:rFonts w:ascii="Times New Roman" w:hAnsi="Times New Roman" w:cs="Times New Roman"/>
+          <w:sz w:val="24"/>
+          <w:szCs w:val="24"/>
+        </w:rPr>
+        <w:t>kinerja</w:t>
+      </w:r>
+      <w:proofErr w:type="spellEnd"/>
+      <w:r>
+        <w:rPr>
+          <w:rFonts w:ascii="Times New Roman" w:hAnsi="Times New Roman" w:cs="Times New Roman"/>
+          <w:sz w:val="24"/>
+          <w:szCs w:val="24"/>
+        </w:rPr>
+        <w:t>.</w:t>
+      </w:r>
+    </w:p>
+    <w:p>
+      <w:pPr>
+        <w:spacing w:after="110" w:line="360" w:lineRule="auto"/>
+        <w:ind w:left="720" w:firstLine="720"/>
+        <w:jc w:val="both"/>
+        <w:rPr>
+          <w:rFonts w:ascii="Times New Roman" w:hAnsi="Times New Roman" w:cs="Times New Roman"/>
+          <w:sz w:val="24"/>
+          <w:szCs w:val="24"/>
+        </w:rPr>
+      </w:pPr>
+      <w:proofErr w:type="spellStart"/>
+      <w:r>
+        <w:rPr>
+          <w:rFonts w:ascii="Times New Roman" w:hAnsi="Times New Roman" w:cs="Times New Roman"/>
+          <w:sz w:val="24"/>
+          <w:szCs w:val="24"/>
+        </w:rPr>
+        <w:t>Beberapa</w:t>
+      </w:r>
+      <w:proofErr w:type="spellEnd"/>
+      <w:r>
+        <w:rPr>
+          <w:rFonts w:ascii="Times New Roman" w:hAnsi="Times New Roman" w:cs="Times New Roman"/>
+          <w:sz w:val="24"/>
+          <w:szCs w:val="24"/>
+        </w:rPr>
+        <w:t xml:space="preserve"> </w:t>
+      </w:r>
+      <w:proofErr w:type="spellStart"/>
+      <w:r>
+        <w:rPr>
+          <w:rFonts w:ascii="Times New Roman" w:hAnsi="Times New Roman" w:cs="Times New Roman"/>
+          <w:sz w:val="24"/>
+          <w:szCs w:val="24"/>
+        </w:rPr>
+        <w:t>keunggulan</w:t>
+      </w:r>
+      <w:proofErr w:type="spellEnd"/>
+      <w:r>
+        <w:rPr>
+          <w:rFonts w:ascii="Times New Roman" w:hAnsi="Times New Roman" w:cs="Times New Roman"/>
+          <w:sz w:val="24"/>
+          <w:szCs w:val="24"/>
+        </w:rPr>
+        <w:t xml:space="preserve"> </w:t>
+      </w:r>
+      <w:r>
+        <w:rPr>
+          <w:rFonts w:ascii="Times New Roman" w:hAnsi="Times New Roman" w:cs="Times New Roman"/>
+          <w:i/>
+          <w:iCs/>
+          <w:sz w:val="24"/>
+          <w:szCs w:val="24"/>
+        </w:rPr>
+        <w:t xml:space="preserve">MongoDB </w:t>
+      </w:r>
+      <w:proofErr w:type="spellStart"/>
+      <w:r>
+        <w:rPr>
+          <w:rFonts w:ascii="Times New Roman" w:hAnsi="Times New Roman" w:cs="Times New Roman"/>
+          <w:sz w:val="24"/>
+          <w:szCs w:val="24"/>
+        </w:rPr>
+        <w:t>diantarnya</w:t>
+      </w:r>
+      <w:proofErr w:type="spellEnd"/>
+      <w:r>
+        <w:rPr>
+          <w:rFonts w:ascii="Times New Roman" w:hAnsi="Times New Roman" w:cs="Times New Roman"/>
+          <w:sz w:val="24"/>
+          <w:szCs w:val="24"/>
+        </w:rPr>
+        <w:t>:</w:t>
+      </w:r>
+    </w:p>
+    <w:p>
+      <w:pPr>
+        <w:pStyle w:val="ListParagraph"/>
+        <w:numPr>
+          <w:ilvl w:val="0"/>
+          <w:numId w:val="29"/>
+        </w:numPr>
+        <w:spacing w:after="110" w:line="360" w:lineRule="auto"/>
+        <w:jc w:val="both"/>
+        <w:rPr>
+          <w:rFonts w:ascii="Times New Roman" w:hAnsi="Times New Roman" w:cs="Times New Roman"/>
+          <w:sz w:val="24"/>
+          <w:szCs w:val="24"/>
+        </w:rPr>
+      </w:pPr>
+      <w:proofErr w:type="spellStart"/>
+      <w:r>
+        <w:rPr>
+          <w:rFonts w:ascii="Times New Roman" w:hAnsi="Times New Roman" w:cs="Times New Roman"/>
+          <w:sz w:val="24"/>
+          <w:szCs w:val="24"/>
+        </w:rPr>
+        <w:t>Fleksibilitas</w:t>
+      </w:r>
+      <w:proofErr w:type="spellEnd"/>
+      <w:r>
+        <w:rPr>
+          <w:rFonts w:ascii="Times New Roman" w:hAnsi="Times New Roman" w:cs="Times New Roman"/>
+          <w:sz w:val="24"/>
+          <w:szCs w:val="24"/>
+        </w:rPr>
+        <w:t xml:space="preserve"> </w:t>
+      </w:r>
+      <w:proofErr w:type="spellStart"/>
+      <w:r>
+        <w:rPr>
+          <w:rFonts w:ascii="Times New Roman" w:hAnsi="Times New Roman" w:cs="Times New Roman"/>
+          <w:sz w:val="24"/>
+          <w:szCs w:val="24"/>
+        </w:rPr>
+        <w:t>skema</w:t>
+      </w:r>
+      <w:proofErr w:type="spellEnd"/>
+    </w:p>
+    <w:p>
+      <w:pPr>
+        <w:pStyle w:val="ListParagraph"/>
+        <w:numPr>
+          <w:ilvl w:val="0"/>
+          <w:numId w:val="29"/>
+        </w:numPr>
+        <w:spacing w:after="110" w:line="360" w:lineRule="auto"/>
+        <w:jc w:val="both"/>
+        <w:rPr>
+          <w:rFonts w:ascii="Times New Roman" w:hAnsi="Times New Roman" w:cs="Times New Roman"/>
+          <w:sz w:val="24"/>
+          <w:szCs w:val="24"/>
+        </w:rPr>
+      </w:pPr>
+      <w:proofErr w:type="spellStart"/>
+      <w:r>
+        <w:rPr>
+          <w:rFonts w:ascii="Times New Roman" w:hAnsi="Times New Roman" w:cs="Times New Roman"/>
+          <w:sz w:val="24"/>
+          <w:szCs w:val="24"/>
+        </w:rPr>
+        <w:t>Skalabilitasi</w:t>
+      </w:r>
+      <w:proofErr w:type="spellEnd"/>
+    </w:p>
+    <w:p>
+      <w:pPr>
+        <w:pStyle w:val="ListParagraph"/>
+        <w:numPr>
+          <w:ilvl w:val="0"/>
+          <w:numId w:val="29"/>
+        </w:numPr>
+        <w:spacing w:after="110" w:line="360" w:lineRule="auto"/>
+        <w:jc w:val="both"/>
+        <w:rPr>
+          <w:rFonts w:ascii="Times New Roman" w:hAnsi="Times New Roman" w:cs="Times New Roman"/>
+          <w:sz w:val="24"/>
+          <w:szCs w:val="24"/>
+        </w:rPr>
+      </w:pPr>
+      <w:r>
+        <w:rPr>
+          <w:rFonts w:ascii="Times New Roman" w:hAnsi="Times New Roman" w:cs="Times New Roman"/>
+          <w:sz w:val="24"/>
+          <w:szCs w:val="24"/>
+        </w:rPr>
+        <w:t xml:space="preserve">Kinerja </w:t>
+      </w:r>
+      <w:proofErr w:type="spellStart"/>
+      <w:r>
+        <w:rPr>
+          <w:rFonts w:ascii="Times New Roman" w:hAnsi="Times New Roman" w:cs="Times New Roman"/>
+          <w:sz w:val="24"/>
+          <w:szCs w:val="24"/>
+        </w:rPr>
+        <w:t>tinggi</w:t>
+      </w:r>
+      <w:proofErr w:type="spellEnd"/>
+    </w:p>
+    <w:p>
+      <w:pPr>
+        <w:pStyle w:val="ListParagraph"/>
+        <w:numPr>
+          <w:ilvl w:val="0"/>
+          <w:numId w:val="29"/>
+        </w:numPr>
+        <w:spacing w:after="110" w:line="360" w:lineRule="auto"/>
+        <w:jc w:val="both"/>
+        <w:rPr>
+          <w:rFonts w:ascii="Times New Roman" w:hAnsi="Times New Roman" w:cs="Times New Roman"/>
+          <w:sz w:val="24"/>
+          <w:szCs w:val="24"/>
+        </w:rPr>
+      </w:pPr>
+      <w:proofErr w:type="spellStart"/>
+      <w:r>
+        <w:rPr>
+          <w:rFonts w:ascii="Times New Roman" w:hAnsi="Times New Roman" w:cs="Times New Roman"/>
+          <w:sz w:val="24"/>
+          <w:szCs w:val="24"/>
+        </w:rPr>
+        <w:t>Kemudahan</w:t>
+      </w:r>
+      <w:proofErr w:type="spellEnd"/>
+      <w:r>
+        <w:rPr>
+          <w:rFonts w:ascii="Times New Roman" w:hAnsi="Times New Roman" w:cs="Times New Roman"/>
+          <w:sz w:val="24"/>
+          <w:szCs w:val="24"/>
+        </w:rPr>
+        <w:t xml:space="preserve"> </w:t>
+      </w:r>
+      <w:proofErr w:type="spellStart"/>
+      <w:r>
+        <w:rPr>
+          <w:rFonts w:ascii="Times New Roman" w:hAnsi="Times New Roman" w:cs="Times New Roman"/>
+          <w:sz w:val="24"/>
+          <w:szCs w:val="24"/>
+        </w:rPr>
+        <w:t>penggunaan</w:t>
+      </w:r>
+      <w:proofErr w:type="spellEnd"/>
+    </w:p>
+    <w:p>
+      <w:pPr>
+        <w:pStyle w:val="ListParagraph"/>
+        <w:numPr>
+          <w:ilvl w:val="0"/>
+          <w:numId w:val="29"/>
+        </w:numPr>
+        <w:spacing w:after="110" w:line="360" w:lineRule="auto"/>
+        <w:jc w:val="both"/>
+        <w:rPr>
+          <w:rFonts w:ascii="Times New Roman" w:hAnsi="Times New Roman" w:cs="Times New Roman"/>
+          <w:sz w:val="24"/>
+          <w:szCs w:val="24"/>
+        </w:rPr>
+      </w:pPr>
+      <w:proofErr w:type="spellStart"/>
+      <w:r>
+        <w:rPr>
+          <w:rFonts w:ascii="Times New Roman" w:hAnsi="Times New Roman" w:cs="Times New Roman"/>
+          <w:sz w:val="24"/>
+          <w:szCs w:val="24"/>
+        </w:rPr>
+        <w:t>Dukungan</w:t>
+      </w:r>
+      <w:proofErr w:type="spellEnd"/>
+      <w:r>
+        <w:rPr>
+          <w:rFonts w:ascii="Times New Roman" w:hAnsi="Times New Roman" w:cs="Times New Roman"/>
+          <w:sz w:val="24"/>
+          <w:szCs w:val="24"/>
+        </w:rPr>
+        <w:t xml:space="preserve"> </w:t>
+      </w:r>
+      <w:proofErr w:type="spellStart"/>
+      <w:r>
+        <w:rPr>
+          <w:rFonts w:ascii="Times New Roman" w:hAnsi="Times New Roman" w:cs="Times New Roman"/>
+          <w:sz w:val="24"/>
+          <w:szCs w:val="24"/>
+        </w:rPr>
+        <w:t>komunitas</w:t>
+      </w:r>
+      <w:proofErr w:type="spellEnd"/>
+      <w:r>
+        <w:rPr>
+          <w:rFonts w:ascii="Times New Roman" w:hAnsi="Times New Roman" w:cs="Times New Roman"/>
+          <w:sz w:val="24"/>
+          <w:szCs w:val="24"/>
+        </w:rPr>
+        <w:t xml:space="preserve"> yang </w:t>
+      </w:r>
+      <w:proofErr w:type="spellStart"/>
+      <w:r>
+        <w:rPr>
+          <w:rFonts w:ascii="Times New Roman" w:hAnsi="Times New Roman" w:cs="Times New Roman"/>
+          <w:sz w:val="24"/>
+          <w:szCs w:val="24"/>
+        </w:rPr>
+        <w:t>kuat</w:t>
+      </w:r>
+      <w:proofErr w:type="spellEnd"/>
     </w:p>
     <w:p>
       <w:pPr>
@@ -32121,22 +33869,48 @@
         <w:jc w:val="both"/>
         <w:rPr>
           <w:rFonts w:ascii="Times New Roman" w:hAnsi="Times New Roman" w:cs="Times New Roman"/>
-          <w:sz w:val="24"/>
-          <w:szCs w:val="24"/>
-        </w:rPr>
-      </w:pPr>
-      <w:r>
-        <w:rPr>
-          <w:rFonts w:ascii="Times New Roman" w:hAnsi="Times New Roman" w:cs="Times New Roman"/>
-          <w:sz w:val="24"/>
-          <w:szCs w:val="24"/>
-        </w:rPr>
-        <w:tab/>
-      </w:r>
-      <w:proofErr w:type="spellStart"/>
-      <w:r>
-        <w:rPr>
-          <w:rFonts w:ascii="Times New Roman" w:hAnsi="Times New Roman" w:cs="Times New Roman"/>
+          <w:b/>
+          <w:bCs/>
+          <w:sz w:val="24"/>
+          <w:szCs w:val="24"/>
+        </w:rPr>
+      </w:pPr>
+      <w:r>
+        <w:rPr>
+          <w:rFonts w:ascii="Times New Roman" w:hAnsi="Times New Roman" w:cs="Times New Roman"/>
+          <w:b/>
+          <w:bCs/>
+          <w:sz w:val="24"/>
+          <w:szCs w:val="24"/>
+        </w:rPr>
+        <w:t>2.</w:t>
+      </w:r>
+      <w:r>
+        <w:rPr>
+          <w:rFonts w:ascii="Times New Roman" w:hAnsi="Times New Roman" w:cs="Times New Roman"/>
+          <w:b/>
+          <w:bCs/>
+          <w:sz w:val="24"/>
+          <w:szCs w:val="24"/>
+        </w:rPr>
+        <w:t>9</w:t>
+      </w:r>
+      <w:r>
+        <w:rPr>
+          <w:rFonts w:ascii="Times New Roman" w:hAnsi="Times New Roman" w:cs="Times New Roman"/>
+          <w:b/>
+          <w:bCs/>
+          <w:sz w:val="24"/>
+          <w:szCs w:val="24"/>
+        </w:rPr>
+        <w:t xml:space="preserve"> </w:t>
+      </w:r>
+      <w:proofErr w:type="spellStart"/>
+      <w:r>
+        <w:rPr>
+          <w:rFonts w:ascii="Times New Roman" w:hAnsi="Times New Roman" w:cs="Times New Roman"/>
+          <w:b/>
+          <w:bCs/>
           <w:sz w:val="24"/>
           <w:szCs w:val="24"/>
         </w:rPr>
@@ -32146,506 +33920,44 @@
       <w:r>
         <w:rPr>
           <w:rFonts w:ascii="Times New Roman" w:hAnsi="Times New Roman" w:cs="Times New Roman"/>
-          <w:sz w:val="24"/>
-          <w:szCs w:val="24"/>
-        </w:rPr>
-        <w:t xml:space="preserve"> </w:t>
-      </w:r>
-      <w:r>
-        <w:rPr>
-          <w:rFonts w:ascii="Times New Roman" w:hAnsi="Times New Roman" w:cs="Times New Roman"/>
+          <w:b/>
+          <w:bCs/>
+          <w:sz w:val="24"/>
+          <w:szCs w:val="24"/>
+        </w:rPr>
+        <w:t xml:space="preserve"> </w:t>
+      </w:r>
+      <w:r>
+        <w:rPr>
+          <w:rFonts w:ascii="Times New Roman" w:hAnsi="Times New Roman" w:cs="Times New Roman"/>
+          <w:b/>
+          <w:bCs/>
           <w:i/>
           <w:iCs/>
           <w:sz w:val="24"/>
           <w:szCs w:val="24"/>
         </w:rPr>
-        <w:t xml:space="preserve">Black Box </w:t>
-      </w:r>
-      <w:proofErr w:type="spellStart"/>
-      <w:r>
-        <w:rPr>
-          <w:rFonts w:ascii="Times New Roman" w:hAnsi="Times New Roman" w:cs="Times New Roman"/>
-          <w:sz w:val="24"/>
-          <w:szCs w:val="24"/>
-        </w:rPr>
-        <w:t>merupakan</w:t>
-      </w:r>
-      <w:proofErr w:type="spellEnd"/>
-      <w:r>
-        <w:rPr>
-          <w:rFonts w:ascii="Times New Roman" w:hAnsi="Times New Roman" w:cs="Times New Roman"/>
-          <w:sz w:val="24"/>
-          <w:szCs w:val="24"/>
-        </w:rPr>
-        <w:t xml:space="preserve"> </w:t>
-      </w:r>
-      <w:proofErr w:type="spellStart"/>
-      <w:r>
-        <w:rPr>
-          <w:rFonts w:ascii="Times New Roman" w:hAnsi="Times New Roman" w:cs="Times New Roman"/>
-          <w:sz w:val="24"/>
-          <w:szCs w:val="24"/>
-        </w:rPr>
-        <w:t>pengujian</w:t>
-      </w:r>
-      <w:proofErr w:type="spellEnd"/>
-      <w:r>
-        <w:rPr>
-          <w:rFonts w:ascii="Times New Roman" w:hAnsi="Times New Roman" w:cs="Times New Roman"/>
-          <w:sz w:val="24"/>
-          <w:szCs w:val="24"/>
-        </w:rPr>
-        <w:t xml:space="preserve"> </w:t>
-      </w:r>
-      <w:proofErr w:type="spellStart"/>
-      <w:r>
-        <w:rPr>
-          <w:rFonts w:ascii="Times New Roman" w:hAnsi="Times New Roman" w:cs="Times New Roman"/>
-          <w:sz w:val="24"/>
-          <w:szCs w:val="24"/>
-        </w:rPr>
-        <w:t>perangkat</w:t>
-      </w:r>
-      <w:proofErr w:type="spellEnd"/>
-      <w:r>
-        <w:rPr>
-          <w:rFonts w:ascii="Times New Roman" w:hAnsi="Times New Roman" w:cs="Times New Roman"/>
-          <w:sz w:val="24"/>
-          <w:szCs w:val="24"/>
-        </w:rPr>
-        <w:t xml:space="preserve"> </w:t>
-      </w:r>
-      <w:proofErr w:type="spellStart"/>
-      <w:r>
-        <w:rPr>
-          <w:rFonts w:ascii="Times New Roman" w:hAnsi="Times New Roman" w:cs="Times New Roman"/>
-          <w:sz w:val="24"/>
-          <w:szCs w:val="24"/>
-        </w:rPr>
-        <w:t>lunak</w:t>
-      </w:r>
-      <w:proofErr w:type="spellEnd"/>
-      <w:r>
-        <w:rPr>
-          <w:rFonts w:ascii="Times New Roman" w:hAnsi="Times New Roman" w:cs="Times New Roman"/>
-          <w:sz w:val="24"/>
-          <w:szCs w:val="24"/>
-        </w:rPr>
-        <w:t xml:space="preserve"> </w:t>
-      </w:r>
-      <w:proofErr w:type="spellStart"/>
-      <w:r>
-        <w:rPr>
-          <w:rFonts w:ascii="Times New Roman" w:hAnsi="Times New Roman" w:cs="Times New Roman"/>
-          <w:sz w:val="24"/>
-          <w:szCs w:val="24"/>
-        </w:rPr>
-        <w:t>dimana</w:t>
-      </w:r>
-      <w:proofErr w:type="spellEnd"/>
-      <w:r>
-        <w:rPr>
-          <w:rFonts w:ascii="Times New Roman" w:hAnsi="Times New Roman" w:cs="Times New Roman"/>
-          <w:sz w:val="24"/>
-          <w:szCs w:val="24"/>
-        </w:rPr>
-        <w:t xml:space="preserve"> </w:t>
-      </w:r>
-      <w:proofErr w:type="spellStart"/>
-      <w:r>
-        <w:rPr>
-          <w:rFonts w:ascii="Times New Roman" w:hAnsi="Times New Roman" w:cs="Times New Roman"/>
-          <w:sz w:val="24"/>
-          <w:szCs w:val="24"/>
-        </w:rPr>
-        <w:t>pengujian</w:t>
-      </w:r>
-      <w:proofErr w:type="spellEnd"/>
-      <w:r>
-        <w:rPr>
-          <w:rFonts w:ascii="Times New Roman" w:hAnsi="Times New Roman" w:cs="Times New Roman"/>
-          <w:sz w:val="24"/>
-          <w:szCs w:val="24"/>
-        </w:rPr>
-        <w:t xml:space="preserve"> </w:t>
-      </w:r>
-      <w:proofErr w:type="spellStart"/>
-      <w:r>
-        <w:rPr>
-          <w:rFonts w:ascii="Times New Roman" w:hAnsi="Times New Roman" w:cs="Times New Roman"/>
-          <w:sz w:val="24"/>
-          <w:szCs w:val="24"/>
-        </w:rPr>
-        <w:t>berasal</w:t>
-      </w:r>
-      <w:proofErr w:type="spellEnd"/>
-      <w:r>
-        <w:rPr>
-          <w:rFonts w:ascii="Times New Roman" w:hAnsi="Times New Roman" w:cs="Times New Roman"/>
-          <w:sz w:val="24"/>
-          <w:szCs w:val="24"/>
-        </w:rPr>
-        <w:t xml:space="preserve"> </w:t>
-      </w:r>
-      <w:proofErr w:type="spellStart"/>
-      <w:r>
-        <w:rPr>
-          <w:rFonts w:ascii="Times New Roman" w:hAnsi="Times New Roman" w:cs="Times New Roman"/>
-          <w:sz w:val="24"/>
-          <w:szCs w:val="24"/>
-        </w:rPr>
-        <w:t>dari</w:t>
-      </w:r>
-      <w:proofErr w:type="spellEnd"/>
-      <w:r>
-        <w:rPr>
-          <w:rFonts w:ascii="Times New Roman" w:hAnsi="Times New Roman" w:cs="Times New Roman"/>
-          <w:sz w:val="24"/>
-          <w:szCs w:val="24"/>
-        </w:rPr>
-        <w:t xml:space="preserve"> </w:t>
-      </w:r>
-      <w:proofErr w:type="spellStart"/>
-      <w:r>
-        <w:rPr>
-          <w:rFonts w:ascii="Times New Roman" w:hAnsi="Times New Roman" w:cs="Times New Roman"/>
-          <w:sz w:val="24"/>
-          <w:szCs w:val="24"/>
-        </w:rPr>
-        <w:t>persyaratan</w:t>
-      </w:r>
-      <w:proofErr w:type="spellEnd"/>
-      <w:r>
-        <w:rPr>
-          <w:rFonts w:ascii="Times New Roman" w:hAnsi="Times New Roman" w:cs="Times New Roman"/>
-          <w:sz w:val="24"/>
-          <w:szCs w:val="24"/>
-        </w:rPr>
-        <w:t xml:space="preserve"> </w:t>
-      </w:r>
-      <w:proofErr w:type="spellStart"/>
-      <w:r>
-        <w:rPr>
-          <w:rFonts w:ascii="Times New Roman" w:hAnsi="Times New Roman" w:cs="Times New Roman"/>
-          <w:sz w:val="24"/>
-          <w:szCs w:val="24"/>
-        </w:rPr>
-        <w:t>fungsional</w:t>
-      </w:r>
-      <w:proofErr w:type="spellEnd"/>
-      <w:r>
-        <w:rPr>
-          <w:rFonts w:ascii="Times New Roman" w:hAnsi="Times New Roman" w:cs="Times New Roman"/>
-          <w:sz w:val="24"/>
-          <w:szCs w:val="24"/>
-        </w:rPr>
-        <w:t xml:space="preserve"> </w:t>
-      </w:r>
-      <w:proofErr w:type="spellStart"/>
-      <w:r>
-        <w:rPr>
-          <w:rFonts w:ascii="Times New Roman" w:hAnsi="Times New Roman" w:cs="Times New Roman"/>
-          <w:sz w:val="24"/>
-          <w:szCs w:val="24"/>
-        </w:rPr>
-        <w:t>tanpa</w:t>
-      </w:r>
-      <w:proofErr w:type="spellEnd"/>
-      <w:r>
-        <w:rPr>
-          <w:rFonts w:ascii="Times New Roman" w:hAnsi="Times New Roman" w:cs="Times New Roman"/>
-          <w:sz w:val="24"/>
-          <w:szCs w:val="24"/>
-        </w:rPr>
-        <w:t xml:space="preserve"> </w:t>
-      </w:r>
-      <w:proofErr w:type="spellStart"/>
-      <w:r>
-        <w:rPr>
-          <w:rFonts w:ascii="Times New Roman" w:hAnsi="Times New Roman" w:cs="Times New Roman"/>
-          <w:sz w:val="24"/>
-          <w:szCs w:val="24"/>
-        </w:rPr>
-        <w:t>menguji</w:t>
-      </w:r>
-      <w:proofErr w:type="spellEnd"/>
-      <w:r>
-        <w:rPr>
-          <w:rFonts w:ascii="Times New Roman" w:hAnsi="Times New Roman" w:cs="Times New Roman"/>
-          <w:sz w:val="24"/>
-          <w:szCs w:val="24"/>
-        </w:rPr>
-        <w:t xml:space="preserve"> </w:t>
-      </w:r>
-      <w:proofErr w:type="spellStart"/>
-      <w:r>
-        <w:rPr>
-          <w:rFonts w:ascii="Times New Roman" w:hAnsi="Times New Roman" w:cs="Times New Roman"/>
-          <w:sz w:val="24"/>
-          <w:szCs w:val="24"/>
-        </w:rPr>
-        <w:t>desain</w:t>
-      </w:r>
-      <w:proofErr w:type="spellEnd"/>
-      <w:r>
-        <w:rPr>
-          <w:rFonts w:ascii="Times New Roman" w:hAnsi="Times New Roman" w:cs="Times New Roman"/>
-          <w:sz w:val="24"/>
-          <w:szCs w:val="24"/>
-        </w:rPr>
-        <w:t xml:space="preserve"> dan </w:t>
-      </w:r>
-      <w:proofErr w:type="spellStart"/>
-      <w:r>
-        <w:rPr>
-          <w:rFonts w:ascii="Times New Roman" w:hAnsi="Times New Roman" w:cs="Times New Roman"/>
-          <w:sz w:val="24"/>
-          <w:szCs w:val="24"/>
-        </w:rPr>
-        <w:t>kode</w:t>
-      </w:r>
-      <w:proofErr w:type="spellEnd"/>
-      <w:r>
-        <w:rPr>
-          <w:rFonts w:ascii="Times New Roman" w:hAnsi="Times New Roman" w:cs="Times New Roman"/>
-          <w:sz w:val="24"/>
-          <w:szCs w:val="24"/>
-        </w:rPr>
-        <w:t xml:space="preserve"> program. </w:t>
-      </w:r>
-      <w:proofErr w:type="spellStart"/>
-      <w:r>
-        <w:rPr>
-          <w:rFonts w:ascii="Times New Roman" w:hAnsi="Times New Roman" w:cs="Times New Roman"/>
-          <w:sz w:val="24"/>
-          <w:szCs w:val="24"/>
-        </w:rPr>
-        <w:t>Pengujian</w:t>
-      </w:r>
-      <w:proofErr w:type="spellEnd"/>
-      <w:r>
-        <w:rPr>
-          <w:rFonts w:ascii="Times New Roman" w:hAnsi="Times New Roman" w:cs="Times New Roman"/>
-          <w:sz w:val="24"/>
-          <w:szCs w:val="24"/>
-        </w:rPr>
-        <w:t xml:space="preserve"> </w:t>
-      </w:r>
-      <w:proofErr w:type="spellStart"/>
-      <w:r>
-        <w:rPr>
-          <w:rFonts w:ascii="Times New Roman" w:hAnsi="Times New Roman" w:cs="Times New Roman"/>
-          <w:sz w:val="24"/>
-          <w:szCs w:val="24"/>
-        </w:rPr>
-        <w:t>dilakukan</w:t>
-      </w:r>
-      <w:proofErr w:type="spellEnd"/>
-      <w:r>
-        <w:rPr>
-          <w:rFonts w:ascii="Times New Roman" w:hAnsi="Times New Roman" w:cs="Times New Roman"/>
-          <w:sz w:val="24"/>
-          <w:szCs w:val="24"/>
-        </w:rPr>
-        <w:t xml:space="preserve"> </w:t>
-      </w:r>
-      <w:proofErr w:type="spellStart"/>
-      <w:r>
-        <w:rPr>
-          <w:rFonts w:ascii="Times New Roman" w:hAnsi="Times New Roman" w:cs="Times New Roman"/>
-          <w:sz w:val="24"/>
-          <w:szCs w:val="24"/>
-        </w:rPr>
-        <w:t>untuk</w:t>
-      </w:r>
-      <w:proofErr w:type="spellEnd"/>
-      <w:r>
-        <w:rPr>
-          <w:rFonts w:ascii="Times New Roman" w:hAnsi="Times New Roman" w:cs="Times New Roman"/>
-          <w:sz w:val="24"/>
-          <w:szCs w:val="24"/>
-        </w:rPr>
-        <w:t xml:space="preserve"> </w:t>
-      </w:r>
-      <w:proofErr w:type="spellStart"/>
-      <w:r>
-        <w:rPr>
-          <w:rFonts w:ascii="Times New Roman" w:hAnsi="Times New Roman" w:cs="Times New Roman"/>
-          <w:sz w:val="24"/>
-          <w:szCs w:val="24"/>
-        </w:rPr>
-        <w:t>mengetahui</w:t>
-      </w:r>
-      <w:proofErr w:type="spellEnd"/>
-      <w:r>
-        <w:rPr>
-          <w:rFonts w:ascii="Times New Roman" w:hAnsi="Times New Roman" w:cs="Times New Roman"/>
-          <w:sz w:val="24"/>
-          <w:szCs w:val="24"/>
-        </w:rPr>
-        <w:t xml:space="preserve"> </w:t>
-      </w:r>
-      <w:proofErr w:type="spellStart"/>
-      <w:r>
-        <w:rPr>
-          <w:rFonts w:ascii="Times New Roman" w:hAnsi="Times New Roman" w:cs="Times New Roman"/>
-          <w:sz w:val="24"/>
-          <w:szCs w:val="24"/>
-        </w:rPr>
-        <w:t>setiap</w:t>
-      </w:r>
-      <w:proofErr w:type="spellEnd"/>
-      <w:r>
-        <w:rPr>
-          <w:rFonts w:ascii="Times New Roman" w:hAnsi="Times New Roman" w:cs="Times New Roman"/>
-          <w:sz w:val="24"/>
-          <w:szCs w:val="24"/>
-        </w:rPr>
-        <w:t xml:space="preserve"> </w:t>
-      </w:r>
-      <w:proofErr w:type="spellStart"/>
-      <w:r>
-        <w:rPr>
-          <w:rFonts w:ascii="Times New Roman" w:hAnsi="Times New Roman" w:cs="Times New Roman"/>
-          <w:sz w:val="24"/>
-          <w:szCs w:val="24"/>
-        </w:rPr>
-        <w:t>fungsi</w:t>
-      </w:r>
-      <w:proofErr w:type="spellEnd"/>
-      <w:r>
-        <w:rPr>
-          <w:rFonts w:ascii="Times New Roman" w:hAnsi="Times New Roman" w:cs="Times New Roman"/>
-          <w:sz w:val="24"/>
-          <w:szCs w:val="24"/>
-        </w:rPr>
-        <w:t xml:space="preserve">, </w:t>
-      </w:r>
-      <w:proofErr w:type="spellStart"/>
-      <w:r>
-        <w:rPr>
-          <w:rFonts w:ascii="Times New Roman" w:hAnsi="Times New Roman" w:cs="Times New Roman"/>
-          <w:sz w:val="24"/>
-          <w:szCs w:val="24"/>
-        </w:rPr>
-        <w:t>masukan</w:t>
-      </w:r>
-      <w:proofErr w:type="spellEnd"/>
-      <w:r>
-        <w:rPr>
-          <w:rFonts w:ascii="Times New Roman" w:hAnsi="Times New Roman" w:cs="Times New Roman"/>
-          <w:sz w:val="24"/>
-          <w:szCs w:val="24"/>
-        </w:rPr>
-        <w:t xml:space="preserve">, dan </w:t>
-      </w:r>
-      <w:proofErr w:type="spellStart"/>
-      <w:r>
-        <w:rPr>
-          <w:rFonts w:ascii="Times New Roman" w:hAnsi="Times New Roman" w:cs="Times New Roman"/>
-          <w:sz w:val="24"/>
-          <w:szCs w:val="24"/>
-        </w:rPr>
-        <w:t>keluaran</w:t>
-      </w:r>
-      <w:proofErr w:type="spellEnd"/>
-      <w:r>
-        <w:rPr>
-          <w:rFonts w:ascii="Times New Roman" w:hAnsi="Times New Roman" w:cs="Times New Roman"/>
-          <w:sz w:val="24"/>
-          <w:szCs w:val="24"/>
-        </w:rPr>
-        <w:t xml:space="preserve"> </w:t>
-      </w:r>
-      <w:proofErr w:type="spellStart"/>
-      <w:r>
-        <w:rPr>
-          <w:rFonts w:ascii="Times New Roman" w:hAnsi="Times New Roman" w:cs="Times New Roman"/>
-          <w:sz w:val="24"/>
-          <w:szCs w:val="24"/>
-        </w:rPr>
-        <w:t>dari</w:t>
-      </w:r>
-      <w:proofErr w:type="spellEnd"/>
-      <w:r>
-        <w:rPr>
-          <w:rFonts w:ascii="Times New Roman" w:hAnsi="Times New Roman" w:cs="Times New Roman"/>
-          <w:sz w:val="24"/>
-          <w:szCs w:val="24"/>
-        </w:rPr>
-        <w:t xml:space="preserve"> program </w:t>
-      </w:r>
-      <w:proofErr w:type="spellStart"/>
-      <w:r>
-        <w:rPr>
-          <w:rFonts w:ascii="Times New Roman" w:hAnsi="Times New Roman" w:cs="Times New Roman"/>
-          <w:sz w:val="24"/>
-          <w:szCs w:val="24"/>
-        </w:rPr>
-        <w:t>sesuai</w:t>
-      </w:r>
-      <w:proofErr w:type="spellEnd"/>
-      <w:r>
-        <w:rPr>
-          <w:rFonts w:ascii="Times New Roman" w:hAnsi="Times New Roman" w:cs="Times New Roman"/>
-          <w:sz w:val="24"/>
-          <w:szCs w:val="24"/>
-        </w:rPr>
-        <w:t xml:space="preserve"> </w:t>
-      </w:r>
-      <w:proofErr w:type="spellStart"/>
-      <w:r>
-        <w:rPr>
-          <w:rFonts w:ascii="Times New Roman" w:hAnsi="Times New Roman" w:cs="Times New Roman"/>
-          <w:sz w:val="24"/>
-          <w:szCs w:val="24"/>
-        </w:rPr>
-        <w:t>dengan</w:t>
-      </w:r>
-      <w:proofErr w:type="spellEnd"/>
-      <w:r>
-        <w:rPr>
-          <w:rFonts w:ascii="Times New Roman" w:hAnsi="Times New Roman" w:cs="Times New Roman"/>
-          <w:sz w:val="24"/>
-          <w:szCs w:val="24"/>
-        </w:rPr>
-        <w:t xml:space="preserve"> </w:t>
-      </w:r>
-      <w:proofErr w:type="spellStart"/>
-      <w:r>
-        <w:rPr>
-          <w:rFonts w:ascii="Times New Roman" w:hAnsi="Times New Roman" w:cs="Times New Roman"/>
-          <w:sz w:val="24"/>
-          <w:szCs w:val="24"/>
-        </w:rPr>
-        <w:t>persyaratan</w:t>
-      </w:r>
-      <w:proofErr w:type="spellEnd"/>
-      <w:r>
-        <w:rPr>
-          <w:rFonts w:ascii="Times New Roman" w:hAnsi="Times New Roman" w:cs="Times New Roman"/>
-          <w:sz w:val="24"/>
-          <w:szCs w:val="24"/>
-        </w:rPr>
-        <w:t xml:space="preserve"> yang </w:t>
-      </w:r>
-      <w:proofErr w:type="spellStart"/>
-      <w:r>
-        <w:rPr>
-          <w:rFonts w:ascii="Times New Roman" w:hAnsi="Times New Roman" w:cs="Times New Roman"/>
-          <w:sz w:val="24"/>
-          <w:szCs w:val="24"/>
-        </w:rPr>
-        <w:t>dibutuhkan</w:t>
-      </w:r>
-      <w:proofErr w:type="spellEnd"/>
-      <w:r>
-        <w:rPr>
-          <w:rFonts w:ascii="Times New Roman" w:hAnsi="Times New Roman" w:cs="Times New Roman"/>
-          <w:sz w:val="24"/>
-          <w:szCs w:val="24"/>
-        </w:rPr>
-        <w:t xml:space="preserve">. </w:t>
+        <w:t>Black Box</w:t>
+      </w:r>
+    </w:p>
+    <w:p>
+      <w:pPr>
+        <w:spacing w:after="110" w:line="360" w:lineRule="auto"/>
+        <w:ind w:left="720"/>
+        <w:jc w:val="both"/>
+        <w:rPr>
+          <w:rFonts w:ascii="Times New Roman" w:hAnsi="Times New Roman" w:cs="Times New Roman"/>
+          <w:sz w:val="24"/>
+          <w:szCs w:val="24"/>
+        </w:rPr>
+      </w:pPr>
+      <w:r>
+        <w:rPr>
+          <w:rFonts w:ascii="Times New Roman" w:hAnsi="Times New Roman" w:cs="Times New Roman"/>
+          <w:sz w:val="24"/>
+          <w:szCs w:val="24"/>
+        </w:rPr>
+        <w:tab/>
       </w:r>
       <w:proofErr w:type="spellStart"/>
       <w:r>
@@ -32673,6 +33985,520 @@
           <w:sz w:val="24"/>
           <w:szCs w:val="24"/>
         </w:rPr>
+        <w:t xml:space="preserve">Black Box </w:t>
+      </w:r>
+      <w:proofErr w:type="spellStart"/>
+      <w:r>
+        <w:rPr>
+          <w:rFonts w:ascii="Times New Roman" w:hAnsi="Times New Roman" w:cs="Times New Roman"/>
+          <w:sz w:val="24"/>
+          <w:szCs w:val="24"/>
+        </w:rPr>
+        <w:t>merupakan</w:t>
+      </w:r>
+      <w:proofErr w:type="spellEnd"/>
+      <w:r>
+        <w:rPr>
+          <w:rFonts w:ascii="Times New Roman" w:hAnsi="Times New Roman" w:cs="Times New Roman"/>
+          <w:sz w:val="24"/>
+          <w:szCs w:val="24"/>
+        </w:rPr>
+        <w:t xml:space="preserve"> </w:t>
+      </w:r>
+      <w:proofErr w:type="spellStart"/>
+      <w:r>
+        <w:rPr>
+          <w:rFonts w:ascii="Times New Roman" w:hAnsi="Times New Roman" w:cs="Times New Roman"/>
+          <w:sz w:val="24"/>
+          <w:szCs w:val="24"/>
+        </w:rPr>
+        <w:t>pengujian</w:t>
+      </w:r>
+      <w:proofErr w:type="spellEnd"/>
+      <w:r>
+        <w:rPr>
+          <w:rFonts w:ascii="Times New Roman" w:hAnsi="Times New Roman" w:cs="Times New Roman"/>
+          <w:sz w:val="24"/>
+          <w:szCs w:val="24"/>
+        </w:rPr>
+        <w:t xml:space="preserve"> </w:t>
+      </w:r>
+      <w:proofErr w:type="spellStart"/>
+      <w:r>
+        <w:rPr>
+          <w:rFonts w:ascii="Times New Roman" w:hAnsi="Times New Roman" w:cs="Times New Roman"/>
+          <w:sz w:val="24"/>
+          <w:szCs w:val="24"/>
+        </w:rPr>
+        <w:t>perangkat</w:t>
+      </w:r>
+      <w:proofErr w:type="spellEnd"/>
+      <w:r>
+        <w:rPr>
+          <w:rFonts w:ascii="Times New Roman" w:hAnsi="Times New Roman" w:cs="Times New Roman"/>
+          <w:sz w:val="24"/>
+          <w:szCs w:val="24"/>
+        </w:rPr>
+        <w:t xml:space="preserve"> </w:t>
+      </w:r>
+      <w:proofErr w:type="spellStart"/>
+      <w:r>
+        <w:rPr>
+          <w:rFonts w:ascii="Times New Roman" w:hAnsi="Times New Roman" w:cs="Times New Roman"/>
+          <w:sz w:val="24"/>
+          <w:szCs w:val="24"/>
+        </w:rPr>
+        <w:t>lunak</w:t>
+      </w:r>
+      <w:proofErr w:type="spellEnd"/>
+      <w:r>
+        <w:rPr>
+          <w:rFonts w:ascii="Times New Roman" w:hAnsi="Times New Roman" w:cs="Times New Roman"/>
+          <w:sz w:val="24"/>
+          <w:szCs w:val="24"/>
+        </w:rPr>
+        <w:t xml:space="preserve"> </w:t>
+      </w:r>
+      <w:proofErr w:type="spellStart"/>
+      <w:r>
+        <w:rPr>
+          <w:rFonts w:ascii="Times New Roman" w:hAnsi="Times New Roman" w:cs="Times New Roman"/>
+          <w:sz w:val="24"/>
+          <w:szCs w:val="24"/>
+        </w:rPr>
+        <w:t>dimana</w:t>
+      </w:r>
+      <w:proofErr w:type="spellEnd"/>
+      <w:r>
+        <w:rPr>
+          <w:rFonts w:ascii="Times New Roman" w:hAnsi="Times New Roman" w:cs="Times New Roman"/>
+          <w:sz w:val="24"/>
+          <w:szCs w:val="24"/>
+        </w:rPr>
+        <w:t xml:space="preserve"> </w:t>
+      </w:r>
+      <w:proofErr w:type="spellStart"/>
+      <w:r>
+        <w:rPr>
+          <w:rFonts w:ascii="Times New Roman" w:hAnsi="Times New Roman" w:cs="Times New Roman"/>
+          <w:sz w:val="24"/>
+          <w:szCs w:val="24"/>
+        </w:rPr>
+        <w:t>pengujian</w:t>
+      </w:r>
+      <w:proofErr w:type="spellEnd"/>
+      <w:r>
+        <w:rPr>
+          <w:rFonts w:ascii="Times New Roman" w:hAnsi="Times New Roman" w:cs="Times New Roman"/>
+          <w:sz w:val="24"/>
+          <w:szCs w:val="24"/>
+        </w:rPr>
+        <w:t xml:space="preserve"> </w:t>
+      </w:r>
+      <w:proofErr w:type="spellStart"/>
+      <w:r>
+        <w:rPr>
+          <w:rFonts w:ascii="Times New Roman" w:hAnsi="Times New Roman" w:cs="Times New Roman"/>
+          <w:sz w:val="24"/>
+          <w:szCs w:val="24"/>
+        </w:rPr>
+        <w:t>berasal</w:t>
+      </w:r>
+      <w:proofErr w:type="spellEnd"/>
+      <w:r>
+        <w:rPr>
+          <w:rFonts w:ascii="Times New Roman" w:hAnsi="Times New Roman" w:cs="Times New Roman"/>
+          <w:sz w:val="24"/>
+          <w:szCs w:val="24"/>
+        </w:rPr>
+        <w:t xml:space="preserve"> </w:t>
+      </w:r>
+      <w:proofErr w:type="spellStart"/>
+      <w:r>
+        <w:rPr>
+          <w:rFonts w:ascii="Times New Roman" w:hAnsi="Times New Roman" w:cs="Times New Roman"/>
+          <w:sz w:val="24"/>
+          <w:szCs w:val="24"/>
+        </w:rPr>
+        <w:t>dari</w:t>
+      </w:r>
+      <w:proofErr w:type="spellEnd"/>
+      <w:r>
+        <w:rPr>
+          <w:rFonts w:ascii="Times New Roman" w:hAnsi="Times New Roman" w:cs="Times New Roman"/>
+          <w:sz w:val="24"/>
+          <w:szCs w:val="24"/>
+        </w:rPr>
+        <w:t xml:space="preserve"> </w:t>
+      </w:r>
+      <w:proofErr w:type="spellStart"/>
+      <w:r>
+        <w:rPr>
+          <w:rFonts w:ascii="Times New Roman" w:hAnsi="Times New Roman" w:cs="Times New Roman"/>
+          <w:sz w:val="24"/>
+          <w:szCs w:val="24"/>
+        </w:rPr>
+        <w:t>persyaratan</w:t>
+      </w:r>
+      <w:proofErr w:type="spellEnd"/>
+      <w:r>
+        <w:rPr>
+          <w:rFonts w:ascii="Times New Roman" w:hAnsi="Times New Roman" w:cs="Times New Roman"/>
+          <w:sz w:val="24"/>
+          <w:szCs w:val="24"/>
+        </w:rPr>
+        <w:t xml:space="preserve"> </w:t>
+      </w:r>
+      <w:proofErr w:type="spellStart"/>
+      <w:r>
+        <w:rPr>
+          <w:rFonts w:ascii="Times New Roman" w:hAnsi="Times New Roman" w:cs="Times New Roman"/>
+          <w:sz w:val="24"/>
+          <w:szCs w:val="24"/>
+        </w:rPr>
+        <w:t>fungsional</w:t>
+      </w:r>
+      <w:proofErr w:type="spellEnd"/>
+      <w:r>
+        <w:rPr>
+          <w:rFonts w:ascii="Times New Roman" w:hAnsi="Times New Roman" w:cs="Times New Roman"/>
+          <w:sz w:val="24"/>
+          <w:szCs w:val="24"/>
+        </w:rPr>
+        <w:t xml:space="preserve"> </w:t>
+      </w:r>
+      <w:proofErr w:type="spellStart"/>
+      <w:r>
+        <w:rPr>
+          <w:rFonts w:ascii="Times New Roman" w:hAnsi="Times New Roman" w:cs="Times New Roman"/>
+          <w:sz w:val="24"/>
+          <w:szCs w:val="24"/>
+        </w:rPr>
+        <w:t>tanpa</w:t>
+      </w:r>
+      <w:proofErr w:type="spellEnd"/>
+      <w:r>
+        <w:rPr>
+          <w:rFonts w:ascii="Times New Roman" w:hAnsi="Times New Roman" w:cs="Times New Roman"/>
+          <w:sz w:val="24"/>
+          <w:szCs w:val="24"/>
+        </w:rPr>
+        <w:t xml:space="preserve"> </w:t>
+      </w:r>
+      <w:proofErr w:type="spellStart"/>
+      <w:r>
+        <w:rPr>
+          <w:rFonts w:ascii="Times New Roman" w:hAnsi="Times New Roman" w:cs="Times New Roman"/>
+          <w:sz w:val="24"/>
+          <w:szCs w:val="24"/>
+        </w:rPr>
+        <w:t>menguji</w:t>
+      </w:r>
+      <w:proofErr w:type="spellEnd"/>
+      <w:r>
+        <w:rPr>
+          <w:rFonts w:ascii="Times New Roman" w:hAnsi="Times New Roman" w:cs="Times New Roman"/>
+          <w:sz w:val="24"/>
+          <w:szCs w:val="24"/>
+        </w:rPr>
+        <w:t xml:space="preserve"> </w:t>
+      </w:r>
+      <w:proofErr w:type="spellStart"/>
+      <w:r>
+        <w:rPr>
+          <w:rFonts w:ascii="Times New Roman" w:hAnsi="Times New Roman" w:cs="Times New Roman"/>
+          <w:sz w:val="24"/>
+          <w:szCs w:val="24"/>
+        </w:rPr>
+        <w:t>desain</w:t>
+      </w:r>
+      <w:proofErr w:type="spellEnd"/>
+      <w:r>
+        <w:rPr>
+          <w:rFonts w:ascii="Times New Roman" w:hAnsi="Times New Roman" w:cs="Times New Roman"/>
+          <w:sz w:val="24"/>
+          <w:szCs w:val="24"/>
+        </w:rPr>
+        <w:t xml:space="preserve"> dan </w:t>
+      </w:r>
+      <w:proofErr w:type="spellStart"/>
+      <w:r>
+        <w:rPr>
+          <w:rFonts w:ascii="Times New Roman" w:hAnsi="Times New Roman" w:cs="Times New Roman"/>
+          <w:sz w:val="24"/>
+          <w:szCs w:val="24"/>
+        </w:rPr>
+        <w:t>kode</w:t>
+      </w:r>
+      <w:proofErr w:type="spellEnd"/>
+      <w:r>
+        <w:rPr>
+          <w:rFonts w:ascii="Times New Roman" w:hAnsi="Times New Roman" w:cs="Times New Roman"/>
+          <w:sz w:val="24"/>
+          <w:szCs w:val="24"/>
+        </w:rPr>
+        <w:t xml:space="preserve"> program. </w:t>
+      </w:r>
+      <w:proofErr w:type="spellStart"/>
+      <w:r>
+        <w:rPr>
+          <w:rFonts w:ascii="Times New Roman" w:hAnsi="Times New Roman" w:cs="Times New Roman"/>
+          <w:sz w:val="24"/>
+          <w:szCs w:val="24"/>
+        </w:rPr>
+        <w:t>Pengujian</w:t>
+      </w:r>
+      <w:proofErr w:type="spellEnd"/>
+      <w:r>
+        <w:rPr>
+          <w:rFonts w:ascii="Times New Roman" w:hAnsi="Times New Roman" w:cs="Times New Roman"/>
+          <w:sz w:val="24"/>
+          <w:szCs w:val="24"/>
+        </w:rPr>
+        <w:t xml:space="preserve"> </w:t>
+      </w:r>
+      <w:proofErr w:type="spellStart"/>
+      <w:r>
+        <w:rPr>
+          <w:rFonts w:ascii="Times New Roman" w:hAnsi="Times New Roman" w:cs="Times New Roman"/>
+          <w:sz w:val="24"/>
+          <w:szCs w:val="24"/>
+        </w:rPr>
+        <w:t>dilakukan</w:t>
+      </w:r>
+      <w:proofErr w:type="spellEnd"/>
+      <w:r>
+        <w:rPr>
+          <w:rFonts w:ascii="Times New Roman" w:hAnsi="Times New Roman" w:cs="Times New Roman"/>
+          <w:sz w:val="24"/>
+          <w:szCs w:val="24"/>
+        </w:rPr>
+        <w:t xml:space="preserve"> </w:t>
+      </w:r>
+      <w:proofErr w:type="spellStart"/>
+      <w:r>
+        <w:rPr>
+          <w:rFonts w:ascii="Times New Roman" w:hAnsi="Times New Roman" w:cs="Times New Roman"/>
+          <w:sz w:val="24"/>
+          <w:szCs w:val="24"/>
+        </w:rPr>
+        <w:t>untuk</w:t>
+      </w:r>
+      <w:proofErr w:type="spellEnd"/>
+      <w:r>
+        <w:rPr>
+          <w:rFonts w:ascii="Times New Roman" w:hAnsi="Times New Roman" w:cs="Times New Roman"/>
+          <w:sz w:val="24"/>
+          <w:szCs w:val="24"/>
+        </w:rPr>
+        <w:t xml:space="preserve"> </w:t>
+      </w:r>
+      <w:proofErr w:type="spellStart"/>
+      <w:r>
+        <w:rPr>
+          <w:rFonts w:ascii="Times New Roman" w:hAnsi="Times New Roman" w:cs="Times New Roman"/>
+          <w:sz w:val="24"/>
+          <w:szCs w:val="24"/>
+        </w:rPr>
+        <w:t>mengetahui</w:t>
+      </w:r>
+      <w:proofErr w:type="spellEnd"/>
+      <w:r>
+        <w:rPr>
+          <w:rFonts w:ascii="Times New Roman" w:hAnsi="Times New Roman" w:cs="Times New Roman"/>
+          <w:sz w:val="24"/>
+          <w:szCs w:val="24"/>
+        </w:rPr>
+        <w:t xml:space="preserve"> </w:t>
+      </w:r>
+      <w:proofErr w:type="spellStart"/>
+      <w:r>
+        <w:rPr>
+          <w:rFonts w:ascii="Times New Roman" w:hAnsi="Times New Roman" w:cs="Times New Roman"/>
+          <w:sz w:val="24"/>
+          <w:szCs w:val="24"/>
+        </w:rPr>
+        <w:t>setiap</w:t>
+      </w:r>
+      <w:proofErr w:type="spellEnd"/>
+      <w:r>
+        <w:rPr>
+          <w:rFonts w:ascii="Times New Roman" w:hAnsi="Times New Roman" w:cs="Times New Roman"/>
+          <w:sz w:val="24"/>
+          <w:szCs w:val="24"/>
+        </w:rPr>
+        <w:t xml:space="preserve"> </w:t>
+      </w:r>
+      <w:proofErr w:type="spellStart"/>
+      <w:r>
+        <w:rPr>
+          <w:rFonts w:ascii="Times New Roman" w:hAnsi="Times New Roman" w:cs="Times New Roman"/>
+          <w:sz w:val="24"/>
+          <w:szCs w:val="24"/>
+        </w:rPr>
+        <w:t>fungsi</w:t>
+      </w:r>
+      <w:proofErr w:type="spellEnd"/>
+      <w:r>
+        <w:rPr>
+          <w:rFonts w:ascii="Times New Roman" w:hAnsi="Times New Roman" w:cs="Times New Roman"/>
+          <w:sz w:val="24"/>
+          <w:szCs w:val="24"/>
+        </w:rPr>
+        <w:t xml:space="preserve">, </w:t>
+      </w:r>
+      <w:proofErr w:type="spellStart"/>
+      <w:r>
+        <w:rPr>
+          <w:rFonts w:ascii="Times New Roman" w:hAnsi="Times New Roman" w:cs="Times New Roman"/>
+          <w:sz w:val="24"/>
+          <w:szCs w:val="24"/>
+        </w:rPr>
+        <w:t>masukan</w:t>
+      </w:r>
+      <w:proofErr w:type="spellEnd"/>
+      <w:r>
+        <w:rPr>
+          <w:rFonts w:ascii="Times New Roman" w:hAnsi="Times New Roman" w:cs="Times New Roman"/>
+          <w:sz w:val="24"/>
+          <w:szCs w:val="24"/>
+        </w:rPr>
+        <w:t xml:space="preserve">, dan </w:t>
+      </w:r>
+      <w:proofErr w:type="spellStart"/>
+      <w:r>
+        <w:rPr>
+          <w:rFonts w:ascii="Times New Roman" w:hAnsi="Times New Roman" w:cs="Times New Roman"/>
+          <w:sz w:val="24"/>
+          <w:szCs w:val="24"/>
+        </w:rPr>
+        <w:t>keluaran</w:t>
+      </w:r>
+      <w:proofErr w:type="spellEnd"/>
+      <w:r>
+        <w:rPr>
+          <w:rFonts w:ascii="Times New Roman" w:hAnsi="Times New Roman" w:cs="Times New Roman"/>
+          <w:sz w:val="24"/>
+          <w:szCs w:val="24"/>
+        </w:rPr>
+        <w:t xml:space="preserve"> </w:t>
+      </w:r>
+      <w:proofErr w:type="spellStart"/>
+      <w:r>
+        <w:rPr>
+          <w:rFonts w:ascii="Times New Roman" w:hAnsi="Times New Roman" w:cs="Times New Roman"/>
+          <w:sz w:val="24"/>
+          <w:szCs w:val="24"/>
+        </w:rPr>
+        <w:t>dari</w:t>
+      </w:r>
+      <w:proofErr w:type="spellEnd"/>
+      <w:r>
+        <w:rPr>
+          <w:rFonts w:ascii="Times New Roman" w:hAnsi="Times New Roman" w:cs="Times New Roman"/>
+          <w:sz w:val="24"/>
+          <w:szCs w:val="24"/>
+        </w:rPr>
+        <w:t xml:space="preserve"> program </w:t>
+      </w:r>
+      <w:proofErr w:type="spellStart"/>
+      <w:r>
+        <w:rPr>
+          <w:rFonts w:ascii="Times New Roman" w:hAnsi="Times New Roman" w:cs="Times New Roman"/>
+          <w:sz w:val="24"/>
+          <w:szCs w:val="24"/>
+        </w:rPr>
+        <w:t>sesuai</w:t>
+      </w:r>
+      <w:proofErr w:type="spellEnd"/>
+      <w:r>
+        <w:rPr>
+          <w:rFonts w:ascii="Times New Roman" w:hAnsi="Times New Roman" w:cs="Times New Roman"/>
+          <w:sz w:val="24"/>
+          <w:szCs w:val="24"/>
+        </w:rPr>
+        <w:t xml:space="preserve"> </w:t>
+      </w:r>
+      <w:proofErr w:type="spellStart"/>
+      <w:r>
+        <w:rPr>
+          <w:rFonts w:ascii="Times New Roman" w:hAnsi="Times New Roman" w:cs="Times New Roman"/>
+          <w:sz w:val="24"/>
+          <w:szCs w:val="24"/>
+        </w:rPr>
+        <w:t>dengan</w:t>
+      </w:r>
+      <w:proofErr w:type="spellEnd"/>
+      <w:r>
+        <w:rPr>
+          <w:rFonts w:ascii="Times New Roman" w:hAnsi="Times New Roman" w:cs="Times New Roman"/>
+          <w:sz w:val="24"/>
+          <w:szCs w:val="24"/>
+        </w:rPr>
+        <w:t xml:space="preserve"> </w:t>
+      </w:r>
+      <w:proofErr w:type="spellStart"/>
+      <w:r>
+        <w:rPr>
+          <w:rFonts w:ascii="Times New Roman" w:hAnsi="Times New Roman" w:cs="Times New Roman"/>
+          <w:sz w:val="24"/>
+          <w:szCs w:val="24"/>
+        </w:rPr>
+        <w:t>persyaratan</w:t>
+      </w:r>
+      <w:proofErr w:type="spellEnd"/>
+      <w:r>
+        <w:rPr>
+          <w:rFonts w:ascii="Times New Roman" w:hAnsi="Times New Roman" w:cs="Times New Roman"/>
+          <w:sz w:val="24"/>
+          <w:szCs w:val="24"/>
+        </w:rPr>
+        <w:t xml:space="preserve"> yang </w:t>
+      </w:r>
+      <w:proofErr w:type="spellStart"/>
+      <w:r>
+        <w:rPr>
+          <w:rFonts w:ascii="Times New Roman" w:hAnsi="Times New Roman" w:cs="Times New Roman"/>
+          <w:sz w:val="24"/>
+          <w:szCs w:val="24"/>
+        </w:rPr>
+        <w:t>dibutuhkan</w:t>
+      </w:r>
+      <w:proofErr w:type="spellEnd"/>
+      <w:r>
+        <w:rPr>
+          <w:rFonts w:ascii="Times New Roman" w:hAnsi="Times New Roman" w:cs="Times New Roman"/>
+          <w:sz w:val="24"/>
+          <w:szCs w:val="24"/>
+        </w:rPr>
+        <w:t xml:space="preserve">. </w:t>
+      </w:r>
+      <w:proofErr w:type="spellStart"/>
+      <w:r>
+        <w:rPr>
+          <w:rFonts w:ascii="Times New Roman" w:hAnsi="Times New Roman" w:cs="Times New Roman"/>
+          <w:sz w:val="24"/>
+          <w:szCs w:val="24"/>
+        </w:rPr>
+        <w:t>Pengujian</w:t>
+      </w:r>
+      <w:proofErr w:type="spellEnd"/>
+      <w:r>
+        <w:rPr>
+          <w:rFonts w:ascii="Times New Roman" w:hAnsi="Times New Roman" w:cs="Times New Roman"/>
+          <w:sz w:val="24"/>
+          <w:szCs w:val="24"/>
+        </w:rPr>
+        <w:t xml:space="preserve"> </w:t>
+      </w:r>
+      <w:r>
+        <w:rPr>
+          <w:rFonts w:ascii="Times New Roman" w:hAnsi="Times New Roman" w:cs="Times New Roman"/>
+          <w:i/>
+          <w:iCs/>
+          <w:sz w:val="24"/>
+          <w:szCs w:val="24"/>
+        </w:rPr>
         <w:t xml:space="preserve">black box </w:t>
       </w:r>
       <w:proofErr w:type="spellStart"/>
@@ -32984,7 +34810,27 @@
           <w:sz w:val="24"/>
           <w:szCs w:val="24"/>
         </w:rPr>
-        <w:t xml:space="preserve">2.9 Hasil </w:t>
+        <w:t>2.</w:t>
+      </w:r>
+      <w:r>
+        <w:rPr>
+          <w:rFonts w:ascii="Times New Roman" w:hAnsi="Times New Roman" w:cs="Times New Roman"/>
+          <w:b/>
+          <w:bCs/>
+          <w:sz w:val="24"/>
+          <w:szCs w:val="24"/>
+        </w:rPr>
+        <w:t>10</w:t>
+      </w:r>
+      <w:r>
+        <w:rPr>
+          <w:rFonts w:ascii="Times New Roman" w:hAnsi="Times New Roman" w:cs="Times New Roman"/>
+          <w:b/>
+          <w:bCs/>
+          <w:sz w:val="24"/>
+          <w:szCs w:val="24"/>
+        </w:rPr>
+        <w:t xml:space="preserve"> Hasil </w:t>
       </w:r>
       <w:proofErr w:type="spellStart"/>
       <w:r>
@@ -33719,6 +35565,7 @@
                 <w:sz w:val="24"/>
                 <w:szCs w:val="24"/>
               </w:rPr>
+              <w:lastRenderedPageBreak/>
               <w:t>Aplikasi</w:t>
             </w:r>
             <w:proofErr w:type="spellEnd"/>
@@ -33751,6 +35598,7 @@
                 <w:sz w:val="24"/>
                 <w:szCs w:val="24"/>
               </w:rPr>
+              <w:lastRenderedPageBreak/>
               <w:t xml:space="preserve">Tujuan </w:t>
             </w:r>
             <w:proofErr w:type="spellStart"/>
@@ -33913,7 +35761,16 @@
                 <w:sz w:val="24"/>
                 <w:szCs w:val="24"/>
               </w:rPr>
-              <w:t xml:space="preserve"> repository yang </w:t>
+              <w:t xml:space="preserve"> repository </w:t>
+            </w:r>
+            <w:r>
+              <w:rPr>
+                <w:rFonts w:ascii="Times New Roman" w:hAnsi="Times New Roman" w:cs="Times New Roman"/>
+                <w:sz w:val="24"/>
+                <w:szCs w:val="24"/>
+              </w:rPr>
+              <w:lastRenderedPageBreak/>
+              <w:t xml:space="preserve">yang </w:t>
             </w:r>
             <w:proofErr w:type="spellStart"/>
             <w:r>
@@ -34080,6 +35937,7 @@
                 <w:sz w:val="24"/>
                 <w:szCs w:val="24"/>
               </w:rPr>
+              <w:lastRenderedPageBreak/>
               <w:t xml:space="preserve">Studi </w:t>
             </w:r>
             <w:proofErr w:type="spellStart"/>
@@ -34242,7 +36100,16 @@
                 <w:sz w:val="24"/>
                 <w:szCs w:val="24"/>
               </w:rPr>
-              <w:t xml:space="preserve"> dan </w:t>
+              <w:t xml:space="preserve"> </w:t>
+            </w:r>
+            <w:r>
+              <w:rPr>
+                <w:rFonts w:ascii="Times New Roman" w:hAnsi="Times New Roman" w:cs="Times New Roman"/>
+                <w:sz w:val="24"/>
+                <w:szCs w:val="24"/>
+              </w:rPr>
+              <w:lastRenderedPageBreak/>
+              <w:t xml:space="preserve">dan </w:t>
             </w:r>
             <w:proofErr w:type="spellStart"/>
             <w:r>
@@ -34379,7 +36246,6 @@
                 <w:sz w:val="24"/>
                 <w:szCs w:val="24"/>
               </w:rPr>
-              <w:lastRenderedPageBreak/>
               <w:t>2</w:t>
             </w:r>
           </w:p>
@@ -34536,12 +36402,24 @@
                 <w:sz w:val="24"/>
                 <w:szCs w:val="24"/>
               </w:rPr>
-              <w:t xml:space="preserve"> Term Wight </w:t>
+              <w:t xml:space="preserve"> </w:t>
+            </w:r>
+            <w:r>
+              <w:rPr>
+                <w:rFonts w:ascii="Times New Roman" w:hAnsi="Times New Roman" w:cs="Times New Roman"/>
+                <w:i/>
+                <w:iCs/>
+                <w:sz w:val="24"/>
+                <w:szCs w:val="24"/>
+              </w:rPr>
+              <w:t xml:space="preserve">Term Wight </w:t>
             </w:r>
             <w:proofErr w:type="spellStart"/>
             <w:r>
               <w:rPr>
                 <w:rFonts w:ascii="Times New Roman" w:hAnsi="Times New Roman" w:cs="Times New Roman"/>
+                <w:i/>
+                <w:iCs/>
                 <w:sz w:val="24"/>
                 <w:szCs w:val="24"/>
               </w:rPr>
@@ -35281,6 +37159,7 @@
                 <w:sz w:val="24"/>
                 <w:szCs w:val="24"/>
               </w:rPr>
+              <w:lastRenderedPageBreak/>
               <w:t>menunjukkan</w:t>
             </w:r>
             <w:proofErr w:type="spellEnd"/>
@@ -35580,7 +37459,6 @@
                 <w:sz w:val="24"/>
                 <w:szCs w:val="24"/>
               </w:rPr>
-              <w:lastRenderedPageBreak/>
               <w:t>sistem</w:t>
             </w:r>
             <w:proofErr w:type="spellEnd"/>
@@ -36109,6 +37987,7 @@
                 <w:sz w:val="24"/>
                 <w:szCs w:val="24"/>
               </w:rPr>
+              <w:lastRenderedPageBreak/>
               <w:t>mengkategorikan</w:t>
             </w:r>
             <w:proofErr w:type="spellEnd"/>
@@ -36271,7 +38150,6 @@
                 <w:sz w:val="24"/>
                 <w:szCs w:val="24"/>
               </w:rPr>
-              <w:lastRenderedPageBreak/>
               <w:t>organisasi</w:t>
             </w:r>
             <w:proofErr w:type="spellEnd"/>
@@ -37422,6 +39300,7 @@
                 <w:sz w:val="24"/>
                 <w:szCs w:val="24"/>
               </w:rPr>
+              <w:lastRenderedPageBreak/>
               <w:t>5</w:t>
             </w:r>
           </w:p>
@@ -37796,7 +39675,6 @@
                 <w:sz w:val="24"/>
                 <w:szCs w:val="24"/>
               </w:rPr>
-              <w:lastRenderedPageBreak/>
               <w:t>memanfaatkan</w:t>
             </w:r>
             <w:proofErr w:type="spellEnd"/>
@@ -37849,7 +39727,6 @@
                 <w:sz w:val="24"/>
                 <w:szCs w:val="24"/>
               </w:rPr>
-              <w:lastRenderedPageBreak/>
               <w:t>Aplikasi</w:t>
             </w:r>
             <w:proofErr w:type="spellEnd"/>
@@ -38156,7 +40033,6 @@
                 <w:sz w:val="24"/>
                 <w:szCs w:val="24"/>
               </w:rPr>
-              <w:lastRenderedPageBreak/>
               <w:t>dapat</w:t>
             </w:r>
             <w:proofErr w:type="spellEnd"/>
@@ -38285,78 +40161,6 @@
         <w:spacing w:after="110" w:line="480" w:lineRule="auto"/>
         <w:rPr>
           <w:rFonts w:ascii="Times New Roman" w:hAnsi="Times New Roman" w:cs="Times New Roman"/>
-          <w:sz w:val="24"/>
-          <w:szCs w:val="24"/>
-        </w:rPr>
-      </w:pPr>
-    </w:p>
-    <w:p>
-      <w:pPr>
-        <w:spacing w:after="110" w:line="480" w:lineRule="auto"/>
-        <w:rPr>
-          <w:rFonts w:ascii="Times New Roman" w:hAnsi="Times New Roman" w:cs="Times New Roman"/>
-          <w:b/>
-          <w:bCs/>
-          <w:sz w:val="24"/>
-          <w:szCs w:val="24"/>
-        </w:rPr>
-      </w:pPr>
-    </w:p>
-    <w:p>
-      <w:pPr>
-        <w:spacing w:after="110" w:line="480" w:lineRule="auto"/>
-        <w:rPr>
-          <w:rFonts w:ascii="Times New Roman" w:hAnsi="Times New Roman" w:cs="Times New Roman"/>
-          <w:b/>
-          <w:bCs/>
-          <w:sz w:val="24"/>
-          <w:szCs w:val="24"/>
-        </w:rPr>
-      </w:pPr>
-    </w:p>
-    <w:p>
-      <w:pPr>
-        <w:spacing w:after="110" w:line="480" w:lineRule="auto"/>
-        <w:rPr>
-          <w:rFonts w:ascii="Times New Roman" w:hAnsi="Times New Roman" w:cs="Times New Roman"/>
-          <w:b/>
-          <w:bCs/>
-          <w:sz w:val="24"/>
-          <w:szCs w:val="24"/>
-        </w:rPr>
-      </w:pPr>
-    </w:p>
-    <w:p>
-      <w:pPr>
-        <w:spacing w:after="110" w:line="480" w:lineRule="auto"/>
-        <w:rPr>
-          <w:rFonts w:ascii="Times New Roman" w:hAnsi="Times New Roman" w:cs="Times New Roman"/>
-          <w:b/>
-          <w:bCs/>
-          <w:sz w:val="24"/>
-          <w:szCs w:val="24"/>
-        </w:rPr>
-      </w:pPr>
-    </w:p>
-    <w:p>
-      <w:pPr>
-        <w:spacing w:after="110" w:line="480" w:lineRule="auto"/>
-        <w:rPr>
-          <w:rFonts w:ascii="Times New Roman" w:hAnsi="Times New Roman" w:cs="Times New Roman"/>
-          <w:b/>
-          <w:bCs/>
-          <w:sz w:val="24"/>
-          <w:szCs w:val="24"/>
-        </w:rPr>
-      </w:pPr>
-    </w:p>
-    <w:p>
-      <w:pPr>
-        <w:spacing w:after="110" w:line="480" w:lineRule="auto"/>
-        <w:rPr>
-          <w:rFonts w:ascii="Times New Roman" w:hAnsi="Times New Roman" w:cs="Times New Roman"/>
-          <w:b/>
-          <w:bCs/>
           <w:sz w:val="24"/>
           <w:szCs w:val="24"/>
         </w:rPr>
@@ -41814,6 +43618,32 @@
           <w:szCs w:val="32"/>
         </w:rPr>
         <w:t>Android Studio</w:t>
+      </w:r>
+    </w:p>
+    <w:p>
+      <w:pPr>
+        <w:pStyle w:val="ListParagraph"/>
+        <w:numPr>
+          <w:ilvl w:val="0"/>
+          <w:numId w:val="28"/>
+        </w:numPr>
+        <w:spacing w:after="110" w:line="360" w:lineRule="auto"/>
+        <w:jc w:val="both"/>
+        <w:rPr>
+          <w:rFonts w:ascii="Times New Roman" w:hAnsi="Times New Roman" w:cs="Times New Roman"/>
+          <w:sz w:val="24"/>
+          <w:szCs w:val="32"/>
+        </w:rPr>
+      </w:pPr>
+      <w:r>
+        <w:rPr>
+          <w:rFonts w:ascii="Times New Roman" w:hAnsi="Times New Roman" w:cs="Times New Roman"/>
+          <w:i/>
+          <w:iCs/>
+          <w:sz w:val="24"/>
+          <w:szCs w:val="32"/>
+        </w:rPr>
+        <w:t>Internet</w:t>
       </w:r>
     </w:p>
     <w:p>
@@ -44681,6 +46511,8 @@
         <w:jc w:val="center"/>
         <w:rPr>
           <w:rFonts w:ascii="Times New Roman" w:hAnsi="Times New Roman" w:cs="Times New Roman"/>
+          <w:i/>
+          <w:iCs/>
           <w:sz w:val="24"/>
           <w:szCs w:val="24"/>
         </w:rPr>
@@ -44720,6 +46552,1382 @@
       <w:pPr>
         <w:spacing w:after="110" w:line="360" w:lineRule="auto"/>
         <w:ind w:left="720"/>
+        <w:jc w:val="center"/>
+        <w:rPr>
+          <w:rFonts w:ascii="Times New Roman" w:hAnsi="Times New Roman" w:cs="Times New Roman"/>
+          <w:sz w:val="24"/>
+          <w:szCs w:val="24"/>
+        </w:rPr>
+      </w:pPr>
+    </w:p>
+    <w:p>
+      <w:pPr>
+        <w:spacing w:after="110" w:line="360" w:lineRule="auto"/>
+        <w:ind w:left="720"/>
+        <w:rPr>
+          <w:rFonts w:ascii="Times New Roman" w:hAnsi="Times New Roman" w:cs="Times New Roman"/>
+          <w:b/>
+          <w:bCs/>
+          <w:sz w:val="24"/>
+          <w:szCs w:val="24"/>
+        </w:rPr>
+      </w:pPr>
+      <w:r>
+        <w:rPr>
+          <w:rFonts w:ascii="Times New Roman" w:hAnsi="Times New Roman" w:cs="Times New Roman"/>
+          <w:b/>
+          <w:bCs/>
+          <w:sz w:val="24"/>
+          <w:szCs w:val="24"/>
+        </w:rPr>
+        <w:lastRenderedPageBreak/>
+        <w:t xml:space="preserve">3.4.2 </w:t>
+      </w:r>
+      <w:proofErr w:type="spellStart"/>
+      <w:r>
+        <w:rPr>
+          <w:rFonts w:ascii="Times New Roman" w:hAnsi="Times New Roman" w:cs="Times New Roman"/>
+          <w:b/>
+          <w:bCs/>
+          <w:sz w:val="24"/>
+          <w:szCs w:val="24"/>
+        </w:rPr>
+        <w:t>Penggambaran</w:t>
+      </w:r>
+      <w:proofErr w:type="spellEnd"/>
+      <w:r>
+        <w:rPr>
+          <w:rFonts w:ascii="Times New Roman" w:hAnsi="Times New Roman" w:cs="Times New Roman"/>
+          <w:b/>
+          <w:bCs/>
+          <w:sz w:val="24"/>
+          <w:szCs w:val="24"/>
+        </w:rPr>
+        <w:t xml:space="preserve"> </w:t>
+      </w:r>
+      <w:r>
+        <w:rPr>
+          <w:rFonts w:ascii="Times New Roman" w:hAnsi="Times New Roman" w:cs="Times New Roman"/>
+          <w:b/>
+          <w:bCs/>
+          <w:i/>
+          <w:iCs/>
+          <w:sz w:val="24"/>
+          <w:szCs w:val="24"/>
+        </w:rPr>
+        <w:t>Activity Diagram</w:t>
+      </w:r>
+    </w:p>
+    <w:p>
+      <w:pPr>
+        <w:spacing w:after="110" w:line="360" w:lineRule="auto"/>
+        <w:ind w:left="720" w:firstLine="720"/>
+        <w:rPr>
+          <w:rFonts w:ascii="Times New Roman" w:hAnsi="Times New Roman" w:cs="Times New Roman"/>
+          <w:sz w:val="24"/>
+          <w:szCs w:val="24"/>
+        </w:rPr>
+      </w:pPr>
+      <w:r>
+        <w:rPr>
+          <w:rFonts w:ascii="Times New Roman" w:hAnsi="Times New Roman" w:cs="Times New Roman"/>
+          <w:i/>
+          <w:iCs/>
+          <w:sz w:val="24"/>
+          <w:szCs w:val="24"/>
+        </w:rPr>
+        <w:t xml:space="preserve">Activity Diagram </w:t>
+      </w:r>
+      <w:proofErr w:type="spellStart"/>
+      <w:r>
+        <w:rPr>
+          <w:rFonts w:ascii="Times New Roman" w:hAnsi="Times New Roman" w:cs="Times New Roman"/>
+          <w:sz w:val="24"/>
+          <w:szCs w:val="24"/>
+        </w:rPr>
+        <w:t>merupakan</w:t>
+      </w:r>
+      <w:proofErr w:type="spellEnd"/>
+      <w:r>
+        <w:rPr>
+          <w:rFonts w:ascii="Times New Roman" w:hAnsi="Times New Roman" w:cs="Times New Roman"/>
+          <w:sz w:val="24"/>
+          <w:szCs w:val="24"/>
+        </w:rPr>
+        <w:t xml:space="preserve"> </w:t>
+      </w:r>
+      <w:proofErr w:type="spellStart"/>
+      <w:r>
+        <w:rPr>
+          <w:rFonts w:ascii="Times New Roman" w:hAnsi="Times New Roman" w:cs="Times New Roman"/>
+          <w:sz w:val="24"/>
+          <w:szCs w:val="24"/>
+        </w:rPr>
+        <w:t>aktivitas</w:t>
+      </w:r>
+      <w:proofErr w:type="spellEnd"/>
+      <w:r>
+        <w:rPr>
+          <w:rFonts w:ascii="Times New Roman" w:hAnsi="Times New Roman" w:cs="Times New Roman"/>
+          <w:sz w:val="24"/>
+          <w:szCs w:val="24"/>
+        </w:rPr>
+        <w:t xml:space="preserve"> </w:t>
+      </w:r>
+      <w:proofErr w:type="spellStart"/>
+      <w:r>
+        <w:rPr>
+          <w:rFonts w:ascii="Times New Roman" w:hAnsi="Times New Roman" w:cs="Times New Roman"/>
+          <w:sz w:val="24"/>
+          <w:szCs w:val="24"/>
+        </w:rPr>
+        <w:t>dari</w:t>
+      </w:r>
+      <w:proofErr w:type="spellEnd"/>
+      <w:r>
+        <w:rPr>
+          <w:rFonts w:ascii="Times New Roman" w:hAnsi="Times New Roman" w:cs="Times New Roman"/>
+          <w:sz w:val="24"/>
+          <w:szCs w:val="24"/>
+        </w:rPr>
+        <w:t xml:space="preserve"> </w:t>
+      </w:r>
+      <w:proofErr w:type="spellStart"/>
+      <w:r>
+        <w:rPr>
+          <w:rFonts w:ascii="Times New Roman" w:hAnsi="Times New Roman" w:cs="Times New Roman"/>
+          <w:sz w:val="24"/>
+          <w:szCs w:val="24"/>
+        </w:rPr>
+        <w:t>sebuah</w:t>
+      </w:r>
+      <w:proofErr w:type="spellEnd"/>
+      <w:r>
+        <w:rPr>
+          <w:rFonts w:ascii="Times New Roman" w:hAnsi="Times New Roman" w:cs="Times New Roman"/>
+          <w:sz w:val="24"/>
+          <w:szCs w:val="24"/>
+        </w:rPr>
+        <w:t xml:space="preserve"> </w:t>
+      </w:r>
+      <w:proofErr w:type="spellStart"/>
+      <w:r>
+        <w:rPr>
+          <w:rFonts w:ascii="Times New Roman" w:hAnsi="Times New Roman" w:cs="Times New Roman"/>
+          <w:sz w:val="24"/>
+          <w:szCs w:val="24"/>
+        </w:rPr>
+        <w:t>sistem</w:t>
+      </w:r>
+      <w:proofErr w:type="spellEnd"/>
+      <w:r>
+        <w:rPr>
+          <w:rFonts w:ascii="Times New Roman" w:hAnsi="Times New Roman" w:cs="Times New Roman"/>
+          <w:sz w:val="24"/>
+          <w:szCs w:val="24"/>
+        </w:rPr>
+        <w:t xml:space="preserve"> </w:t>
+      </w:r>
+      <w:proofErr w:type="spellStart"/>
+      <w:r>
+        <w:rPr>
+          <w:rFonts w:ascii="Times New Roman" w:hAnsi="Times New Roman" w:cs="Times New Roman"/>
+          <w:sz w:val="24"/>
+          <w:szCs w:val="24"/>
+        </w:rPr>
+        <w:t>atau</w:t>
+      </w:r>
+      <w:proofErr w:type="spellEnd"/>
+      <w:r>
+        <w:rPr>
+          <w:rFonts w:ascii="Times New Roman" w:hAnsi="Times New Roman" w:cs="Times New Roman"/>
+          <w:sz w:val="24"/>
+          <w:szCs w:val="24"/>
+        </w:rPr>
+        <w:t xml:space="preserve"> proses </w:t>
+      </w:r>
+      <w:proofErr w:type="spellStart"/>
+      <w:r>
+        <w:rPr>
+          <w:rFonts w:ascii="Times New Roman" w:hAnsi="Times New Roman" w:cs="Times New Roman"/>
+          <w:sz w:val="24"/>
+          <w:szCs w:val="24"/>
+        </w:rPr>
+        <w:t>bisnis</w:t>
+      </w:r>
+      <w:proofErr w:type="spellEnd"/>
+      <w:r>
+        <w:rPr>
+          <w:rFonts w:ascii="Times New Roman" w:hAnsi="Times New Roman" w:cs="Times New Roman"/>
+          <w:sz w:val="24"/>
+          <w:szCs w:val="24"/>
+        </w:rPr>
+        <w:t xml:space="preserve">. </w:t>
+      </w:r>
+      <w:proofErr w:type="spellStart"/>
+      <w:r>
+        <w:rPr>
+          <w:rFonts w:ascii="Times New Roman" w:hAnsi="Times New Roman" w:cs="Times New Roman"/>
+          <w:sz w:val="24"/>
+          <w:szCs w:val="24"/>
+        </w:rPr>
+        <w:t>Berikut</w:t>
+      </w:r>
+      <w:proofErr w:type="spellEnd"/>
+      <w:r>
+        <w:rPr>
+          <w:rFonts w:ascii="Times New Roman" w:hAnsi="Times New Roman" w:cs="Times New Roman"/>
+          <w:sz w:val="24"/>
+          <w:szCs w:val="24"/>
+        </w:rPr>
+        <w:t xml:space="preserve"> </w:t>
+      </w:r>
+      <w:proofErr w:type="spellStart"/>
+      <w:r>
+        <w:rPr>
+          <w:rFonts w:ascii="Times New Roman" w:hAnsi="Times New Roman" w:cs="Times New Roman"/>
+          <w:sz w:val="24"/>
+          <w:szCs w:val="24"/>
+        </w:rPr>
+        <w:t>adalah</w:t>
+      </w:r>
+      <w:proofErr w:type="spellEnd"/>
+      <w:r>
+        <w:rPr>
+          <w:rFonts w:ascii="Times New Roman" w:hAnsi="Times New Roman" w:cs="Times New Roman"/>
+          <w:sz w:val="24"/>
+          <w:szCs w:val="24"/>
+        </w:rPr>
+        <w:t xml:space="preserve"> </w:t>
+      </w:r>
+      <w:r>
+        <w:rPr>
+          <w:rFonts w:ascii="Times New Roman" w:hAnsi="Times New Roman" w:cs="Times New Roman"/>
+          <w:i/>
+          <w:iCs/>
+          <w:sz w:val="24"/>
+          <w:szCs w:val="24"/>
+        </w:rPr>
+        <w:t xml:space="preserve">activity diagram </w:t>
+      </w:r>
+      <w:r>
+        <w:rPr>
+          <w:rFonts w:ascii="Times New Roman" w:hAnsi="Times New Roman" w:cs="Times New Roman"/>
+          <w:sz w:val="24"/>
+          <w:szCs w:val="24"/>
+        </w:rPr>
+        <w:t xml:space="preserve">yang </w:t>
+      </w:r>
+      <w:proofErr w:type="spellStart"/>
+      <w:r>
+        <w:rPr>
+          <w:rFonts w:ascii="Times New Roman" w:hAnsi="Times New Roman" w:cs="Times New Roman"/>
+          <w:sz w:val="24"/>
+          <w:szCs w:val="24"/>
+        </w:rPr>
+        <w:t>digunakan</w:t>
+      </w:r>
+      <w:proofErr w:type="spellEnd"/>
+      <w:r>
+        <w:rPr>
+          <w:rFonts w:ascii="Times New Roman" w:hAnsi="Times New Roman" w:cs="Times New Roman"/>
+          <w:sz w:val="24"/>
+          <w:szCs w:val="24"/>
+        </w:rPr>
+        <w:t xml:space="preserve"> oleh </w:t>
+      </w:r>
+      <w:proofErr w:type="spellStart"/>
+      <w:r>
+        <w:rPr>
+          <w:rFonts w:ascii="Times New Roman" w:hAnsi="Times New Roman" w:cs="Times New Roman"/>
+          <w:sz w:val="24"/>
+          <w:szCs w:val="24"/>
+        </w:rPr>
+        <w:t>sistem</w:t>
+      </w:r>
+      <w:proofErr w:type="spellEnd"/>
+      <w:r>
+        <w:rPr>
+          <w:rFonts w:ascii="Times New Roman" w:hAnsi="Times New Roman" w:cs="Times New Roman"/>
+          <w:sz w:val="24"/>
+          <w:szCs w:val="24"/>
+        </w:rPr>
+        <w:t xml:space="preserve"> </w:t>
+      </w:r>
+      <w:proofErr w:type="spellStart"/>
+      <w:r>
+        <w:rPr>
+          <w:rFonts w:ascii="Times New Roman" w:hAnsi="Times New Roman" w:cs="Times New Roman"/>
+          <w:sz w:val="24"/>
+          <w:szCs w:val="24"/>
+        </w:rPr>
+        <w:t>deteksi</w:t>
+      </w:r>
+      <w:proofErr w:type="spellEnd"/>
+      <w:r>
+        <w:rPr>
+          <w:rFonts w:ascii="Times New Roman" w:hAnsi="Times New Roman" w:cs="Times New Roman"/>
+          <w:sz w:val="24"/>
+          <w:szCs w:val="24"/>
+        </w:rPr>
+        <w:t xml:space="preserve"> </w:t>
+      </w:r>
+      <w:proofErr w:type="spellStart"/>
+      <w:r>
+        <w:rPr>
+          <w:rFonts w:ascii="Times New Roman" w:hAnsi="Times New Roman" w:cs="Times New Roman"/>
+          <w:sz w:val="24"/>
+          <w:szCs w:val="24"/>
+        </w:rPr>
+        <w:t>kemiripan</w:t>
+      </w:r>
+      <w:proofErr w:type="spellEnd"/>
+      <w:r>
+        <w:rPr>
+          <w:rFonts w:ascii="Times New Roman" w:hAnsi="Times New Roman" w:cs="Times New Roman"/>
+          <w:sz w:val="24"/>
+          <w:szCs w:val="24"/>
+        </w:rPr>
+        <w:t xml:space="preserve"> </w:t>
+      </w:r>
+      <w:proofErr w:type="spellStart"/>
+      <w:r>
+        <w:rPr>
+          <w:rFonts w:ascii="Times New Roman" w:hAnsi="Times New Roman" w:cs="Times New Roman"/>
+          <w:sz w:val="24"/>
+          <w:szCs w:val="24"/>
+        </w:rPr>
+        <w:t>judul</w:t>
+      </w:r>
+      <w:proofErr w:type="spellEnd"/>
+      <w:r>
+        <w:rPr>
+          <w:rFonts w:ascii="Times New Roman" w:hAnsi="Times New Roman" w:cs="Times New Roman"/>
+          <w:sz w:val="24"/>
+          <w:szCs w:val="24"/>
+        </w:rPr>
+        <w:t xml:space="preserve"> </w:t>
+      </w:r>
+      <w:proofErr w:type="spellStart"/>
+      <w:r>
+        <w:rPr>
+          <w:rFonts w:ascii="Times New Roman" w:hAnsi="Times New Roman" w:cs="Times New Roman"/>
+          <w:sz w:val="24"/>
+          <w:szCs w:val="24"/>
+        </w:rPr>
+        <w:t>skripsi</w:t>
+      </w:r>
+      <w:proofErr w:type="spellEnd"/>
+      <w:r>
+        <w:rPr>
+          <w:rFonts w:ascii="Times New Roman" w:hAnsi="Times New Roman" w:cs="Times New Roman"/>
+          <w:sz w:val="24"/>
+          <w:szCs w:val="24"/>
+        </w:rPr>
+        <w:t>.</w:t>
+      </w:r>
+    </w:p>
+    <w:p>
+      <w:pPr>
+        <w:spacing w:after="110" w:line="360" w:lineRule="auto"/>
+        <w:ind w:left="720" w:firstLine="720"/>
+        <w:jc w:val="center"/>
+        <w:rPr>
+          <w:rFonts w:ascii="Times New Roman" w:hAnsi="Times New Roman" w:cs="Times New Roman"/>
+          <w:sz w:val="24"/>
+          <w:szCs w:val="24"/>
+        </w:rPr>
+      </w:pPr>
+      <w:r>
+        <w:rPr>
+          <w:rFonts w:ascii="Times New Roman" w:hAnsi="Times New Roman" w:cs="Times New Roman"/>
+          <w:noProof/>
+          <w:sz w:val="24"/>
+          <w:szCs w:val="24"/>
+        </w:rPr>
+        <w:drawing>
+          <wp:inline distT="0" distB="0" distL="0" distR="0" wp14:anchorId="3BFFBBAE" wp14:editId="164B07CE">
+            <wp:extent cx="2764465" cy="4473677"/>
+            <wp:effectExtent l="0" t="0" r="0" b="0"/>
+            <wp:docPr id="450378907" name="Picture 1"/>
+            <wp:cNvGraphicFramePr>
+              <a:graphicFrameLocks xmlns:a="http://schemas.openxmlformats.org/drawingml/2006/main" noChangeAspect="1"/>
+            </wp:cNvGraphicFramePr>
+            <a:graphic xmlns:a="http://schemas.openxmlformats.org/drawingml/2006/main">
+              <a:graphicData uri="http://schemas.openxmlformats.org/drawingml/2006/picture">
+                <pic:pic xmlns:pic="http://schemas.openxmlformats.org/drawingml/2006/picture">
+                  <pic:nvPicPr>
+                    <pic:cNvPr id="450378907" name="Picture 450378907"/>
+                    <pic:cNvPicPr/>
+                  </pic:nvPicPr>
+                  <pic:blipFill>
+                    <a:blip r:embed="rId15">
+                      <a:extLst>
+                        <a:ext uri="{28A0092B-C50C-407E-A947-70E740481C1C}">
+                          <a14:useLocalDpi xmlns:a14="http://schemas.microsoft.com/office/drawing/2010/main" val="0"/>
+                        </a:ext>
+                      </a:extLst>
+                    </a:blip>
+                    <a:stretch>
+                      <a:fillRect/>
+                    </a:stretch>
+                  </pic:blipFill>
+                  <pic:spPr>
+                    <a:xfrm>
+                      <a:off x="0" y="0"/>
+                      <a:ext cx="2779134" cy="4497415"/>
+                    </a:xfrm>
+                    <a:prstGeom prst="rect">
+                      <a:avLst/>
+                    </a:prstGeom>
+                  </pic:spPr>
+                </pic:pic>
+              </a:graphicData>
+            </a:graphic>
+          </wp:inline>
+        </w:drawing>
+      </w:r>
+    </w:p>
+    <w:p>
+      <w:pPr>
+        <w:spacing w:after="110" w:line="360" w:lineRule="auto"/>
+        <w:ind w:left="720" w:firstLine="720"/>
+        <w:jc w:val="center"/>
+        <w:rPr>
+          <w:rFonts w:ascii="Times New Roman" w:hAnsi="Times New Roman" w:cs="Times New Roman"/>
+          <w:i/>
+          <w:iCs/>
+          <w:sz w:val="24"/>
+          <w:szCs w:val="24"/>
+        </w:rPr>
+      </w:pPr>
+      <w:r>
+        <w:rPr>
+          <w:rFonts w:ascii="Times New Roman" w:hAnsi="Times New Roman" w:cs="Times New Roman"/>
+          <w:b/>
+          <w:bCs/>
+          <w:sz w:val="24"/>
+          <w:szCs w:val="24"/>
+        </w:rPr>
+        <w:t xml:space="preserve">Gambar 3.4.2 </w:t>
+      </w:r>
+      <w:r>
+        <w:rPr>
+          <w:rFonts w:ascii="Times New Roman" w:hAnsi="Times New Roman" w:cs="Times New Roman"/>
+          <w:i/>
+          <w:iCs/>
+          <w:sz w:val="24"/>
+          <w:szCs w:val="24"/>
+        </w:rPr>
+        <w:t xml:space="preserve">Activity Diagram </w:t>
+      </w:r>
+      <w:proofErr w:type="spellStart"/>
+      <w:r>
+        <w:rPr>
+          <w:rFonts w:ascii="Times New Roman" w:hAnsi="Times New Roman" w:cs="Times New Roman"/>
+          <w:i/>
+          <w:iCs/>
+          <w:sz w:val="24"/>
+          <w:szCs w:val="24"/>
+        </w:rPr>
+        <w:t>Mahasiswa</w:t>
+      </w:r>
+      <w:proofErr w:type="spellEnd"/>
+    </w:p>
+    <w:p>
+      <w:pPr>
+        <w:spacing w:after="110" w:line="360" w:lineRule="auto"/>
+        <w:ind w:left="720" w:firstLine="720"/>
+        <w:jc w:val="center"/>
+        <w:rPr>
+          <w:rFonts w:ascii="Times New Roman" w:hAnsi="Times New Roman" w:cs="Times New Roman"/>
+          <w:i/>
+          <w:iCs/>
+          <w:sz w:val="24"/>
+          <w:szCs w:val="24"/>
+        </w:rPr>
+      </w:pPr>
+      <w:r>
+        <w:rPr>
+          <w:rFonts w:ascii="Times New Roman" w:hAnsi="Times New Roman" w:cs="Times New Roman"/>
+          <w:i/>
+          <w:iCs/>
+          <w:noProof/>
+          <w:sz w:val="24"/>
+          <w:szCs w:val="24"/>
+        </w:rPr>
+        <w:lastRenderedPageBreak/>
+        <w:drawing>
+          <wp:inline distT="0" distB="0" distL="0" distR="0" wp14:anchorId="2806EDE4" wp14:editId="651B06E8">
+            <wp:extent cx="2817628" cy="5096034"/>
+            <wp:effectExtent l="0" t="0" r="0" b="0"/>
+            <wp:docPr id="1369377413" name="Picture 2"/>
+            <wp:cNvGraphicFramePr>
+              <a:graphicFrameLocks xmlns:a="http://schemas.openxmlformats.org/drawingml/2006/main" noChangeAspect="1"/>
+            </wp:cNvGraphicFramePr>
+            <a:graphic xmlns:a="http://schemas.openxmlformats.org/drawingml/2006/main">
+              <a:graphicData uri="http://schemas.openxmlformats.org/drawingml/2006/picture">
+                <pic:pic xmlns:pic="http://schemas.openxmlformats.org/drawingml/2006/picture">
+                  <pic:nvPicPr>
+                    <pic:cNvPr id="1369377413" name="Picture 1369377413"/>
+                    <pic:cNvPicPr/>
+                  </pic:nvPicPr>
+                  <pic:blipFill>
+                    <a:blip r:embed="rId16">
+                      <a:extLst>
+                        <a:ext uri="{28A0092B-C50C-407E-A947-70E740481C1C}">
+                          <a14:useLocalDpi xmlns:a14="http://schemas.microsoft.com/office/drawing/2010/main" val="0"/>
+                        </a:ext>
+                      </a:extLst>
+                    </a:blip>
+                    <a:stretch>
+                      <a:fillRect/>
+                    </a:stretch>
+                  </pic:blipFill>
+                  <pic:spPr>
+                    <a:xfrm>
+                      <a:off x="0" y="0"/>
+                      <a:ext cx="2829564" cy="5117621"/>
+                    </a:xfrm>
+                    <a:prstGeom prst="rect">
+                      <a:avLst/>
+                    </a:prstGeom>
+                  </pic:spPr>
+                </pic:pic>
+              </a:graphicData>
+            </a:graphic>
+          </wp:inline>
+        </w:drawing>
+      </w:r>
+    </w:p>
+    <w:p>
+      <w:pPr>
+        <w:spacing w:after="110" w:line="360" w:lineRule="auto"/>
+        <w:ind w:left="720" w:firstLine="720"/>
+        <w:jc w:val="center"/>
+        <w:rPr>
+          <w:rFonts w:ascii="Times New Roman" w:hAnsi="Times New Roman" w:cs="Times New Roman"/>
+          <w:i/>
+          <w:iCs/>
+          <w:sz w:val="24"/>
+          <w:szCs w:val="24"/>
+        </w:rPr>
+      </w:pPr>
+      <w:r>
+        <w:rPr>
+          <w:rFonts w:ascii="Times New Roman" w:hAnsi="Times New Roman" w:cs="Times New Roman"/>
+          <w:b/>
+          <w:bCs/>
+          <w:sz w:val="24"/>
+          <w:szCs w:val="24"/>
+        </w:rPr>
+        <w:t xml:space="preserve">Gambar 3.4.3 </w:t>
+      </w:r>
+      <w:r>
+        <w:rPr>
+          <w:rFonts w:ascii="Times New Roman" w:hAnsi="Times New Roman" w:cs="Times New Roman"/>
+          <w:i/>
+          <w:iCs/>
+          <w:sz w:val="24"/>
+          <w:szCs w:val="24"/>
+        </w:rPr>
+        <w:t>Activity Diagram Admin</w:t>
+      </w:r>
+    </w:p>
+    <w:p>
+      <w:pPr>
+        <w:spacing w:after="110" w:line="360" w:lineRule="auto"/>
+        <w:ind w:left="720" w:firstLine="720"/>
+        <w:jc w:val="center"/>
+        <w:rPr>
+          <w:rFonts w:ascii="Times New Roman" w:hAnsi="Times New Roman" w:cs="Times New Roman"/>
+          <w:i/>
+          <w:iCs/>
+          <w:sz w:val="24"/>
+          <w:szCs w:val="24"/>
+        </w:rPr>
+      </w:pPr>
+    </w:p>
+    <w:p>
+      <w:pPr>
+        <w:spacing w:after="110" w:line="360" w:lineRule="auto"/>
+        <w:rPr>
+          <w:rFonts w:ascii="Times New Roman" w:hAnsi="Times New Roman" w:cs="Times New Roman"/>
+          <w:b/>
+          <w:bCs/>
+          <w:sz w:val="24"/>
+          <w:szCs w:val="24"/>
+        </w:rPr>
+      </w:pPr>
+      <w:r>
+        <w:rPr>
+          <w:rFonts w:ascii="Times New Roman" w:hAnsi="Times New Roman" w:cs="Times New Roman"/>
+          <w:b/>
+          <w:bCs/>
+          <w:sz w:val="24"/>
+          <w:szCs w:val="24"/>
+        </w:rPr>
+        <w:tab/>
+        <w:t xml:space="preserve">3.5 Desain </w:t>
+      </w:r>
+      <w:proofErr w:type="spellStart"/>
+      <w:r>
+        <w:rPr>
+          <w:rFonts w:ascii="Times New Roman" w:hAnsi="Times New Roman" w:cs="Times New Roman"/>
+          <w:b/>
+          <w:bCs/>
+          <w:sz w:val="24"/>
+          <w:szCs w:val="24"/>
+        </w:rPr>
+        <w:t>Aplikasi</w:t>
+      </w:r>
+      <w:proofErr w:type="spellEnd"/>
+    </w:p>
+    <w:p>
+      <w:pPr>
+        <w:spacing w:after="110" w:line="360" w:lineRule="auto"/>
+        <w:rPr>
+          <w:rFonts w:ascii="Times New Roman" w:hAnsi="Times New Roman" w:cs="Times New Roman"/>
+          <w:b/>
+          <w:bCs/>
+          <w:sz w:val="24"/>
+          <w:szCs w:val="24"/>
+        </w:rPr>
+      </w:pPr>
+      <w:r>
+        <w:rPr>
+          <w:rFonts w:ascii="Times New Roman" w:hAnsi="Times New Roman" w:cs="Times New Roman"/>
+          <w:b/>
+          <w:bCs/>
+          <w:sz w:val="24"/>
+          <w:szCs w:val="24"/>
+        </w:rPr>
+        <w:tab/>
+        <w:t xml:space="preserve">3.5.1 </w:t>
+      </w:r>
+      <w:r>
+        <w:rPr>
+          <w:rFonts w:ascii="Times New Roman" w:hAnsi="Times New Roman" w:cs="Times New Roman"/>
+          <w:b/>
+          <w:bCs/>
+          <w:sz w:val="24"/>
+          <w:szCs w:val="24"/>
+        </w:rPr>
+        <w:t xml:space="preserve">Desain </w:t>
+      </w:r>
+      <w:proofErr w:type="spellStart"/>
+      <w:r>
+        <w:rPr>
+          <w:rFonts w:ascii="Times New Roman" w:hAnsi="Times New Roman" w:cs="Times New Roman"/>
+          <w:b/>
+          <w:bCs/>
+          <w:sz w:val="24"/>
+          <w:szCs w:val="24"/>
+        </w:rPr>
+        <w:t>Tampilan</w:t>
+      </w:r>
+      <w:proofErr w:type="spellEnd"/>
+      <w:r>
+        <w:rPr>
+          <w:rFonts w:ascii="Times New Roman" w:hAnsi="Times New Roman" w:cs="Times New Roman"/>
+          <w:b/>
+          <w:bCs/>
+          <w:sz w:val="24"/>
+          <w:szCs w:val="24"/>
+        </w:rPr>
+        <w:t xml:space="preserve"> Awal </w:t>
+      </w:r>
+      <w:proofErr w:type="spellStart"/>
+      <w:r>
+        <w:rPr>
+          <w:rFonts w:ascii="Times New Roman" w:hAnsi="Times New Roman" w:cs="Times New Roman"/>
+          <w:b/>
+          <w:bCs/>
+          <w:sz w:val="24"/>
+          <w:szCs w:val="24"/>
+        </w:rPr>
+        <w:t>Aplikasi</w:t>
+      </w:r>
+      <w:proofErr w:type="spellEnd"/>
+    </w:p>
+    <w:p>
+      <w:pPr>
+        <w:spacing w:after="110" w:line="360" w:lineRule="auto"/>
+        <w:ind w:left="720" w:firstLine="720"/>
+        <w:jc w:val="both"/>
+      </w:pPr>
+      <w:proofErr w:type="spellStart"/>
+      <w:r>
+        <w:rPr>
+          <w:rFonts w:ascii="Times New Roman" w:hAnsi="Times New Roman" w:cs="Times New Roman"/>
+          <w:sz w:val="24"/>
+          <w:szCs w:val="24"/>
+        </w:rPr>
+        <w:t>Tampilan</w:t>
+      </w:r>
+      <w:proofErr w:type="spellEnd"/>
+      <w:r>
+        <w:rPr>
+          <w:rFonts w:ascii="Times New Roman" w:hAnsi="Times New Roman" w:cs="Times New Roman"/>
+          <w:sz w:val="24"/>
+          <w:szCs w:val="24"/>
+        </w:rPr>
+        <w:t xml:space="preserve"> </w:t>
+      </w:r>
+      <w:proofErr w:type="spellStart"/>
+      <w:r>
+        <w:rPr>
+          <w:rFonts w:ascii="Times New Roman" w:hAnsi="Times New Roman" w:cs="Times New Roman"/>
+          <w:sz w:val="24"/>
+          <w:szCs w:val="24"/>
+        </w:rPr>
+        <w:t>awal</w:t>
+      </w:r>
+      <w:proofErr w:type="spellEnd"/>
+      <w:r>
+        <w:rPr>
+          <w:rFonts w:ascii="Times New Roman" w:hAnsi="Times New Roman" w:cs="Times New Roman"/>
+          <w:sz w:val="24"/>
+          <w:szCs w:val="24"/>
+        </w:rPr>
+        <w:t xml:space="preserve"> </w:t>
+      </w:r>
+      <w:proofErr w:type="spellStart"/>
+      <w:r>
+        <w:rPr>
+          <w:rFonts w:ascii="Times New Roman" w:hAnsi="Times New Roman" w:cs="Times New Roman"/>
+          <w:sz w:val="24"/>
+          <w:szCs w:val="24"/>
+        </w:rPr>
+        <w:t>merupakan</w:t>
+      </w:r>
+      <w:proofErr w:type="spellEnd"/>
+      <w:r>
+        <w:rPr>
+          <w:rFonts w:ascii="Times New Roman" w:hAnsi="Times New Roman" w:cs="Times New Roman"/>
+          <w:sz w:val="24"/>
+          <w:szCs w:val="24"/>
+        </w:rPr>
+        <w:t xml:space="preserve"> </w:t>
+      </w:r>
+      <w:proofErr w:type="spellStart"/>
+      <w:r>
+        <w:rPr>
+          <w:rFonts w:ascii="Times New Roman" w:hAnsi="Times New Roman" w:cs="Times New Roman"/>
+          <w:sz w:val="24"/>
+          <w:szCs w:val="24"/>
+        </w:rPr>
+        <w:t>tampilan</w:t>
+      </w:r>
+      <w:proofErr w:type="spellEnd"/>
+      <w:r>
+        <w:rPr>
+          <w:rFonts w:ascii="Times New Roman" w:hAnsi="Times New Roman" w:cs="Times New Roman"/>
+          <w:sz w:val="24"/>
+          <w:szCs w:val="24"/>
+        </w:rPr>
+        <w:t xml:space="preserve"> yang </w:t>
+      </w:r>
+      <w:proofErr w:type="spellStart"/>
+      <w:r>
+        <w:rPr>
+          <w:rFonts w:ascii="Times New Roman" w:hAnsi="Times New Roman" w:cs="Times New Roman"/>
+          <w:sz w:val="24"/>
+          <w:szCs w:val="24"/>
+        </w:rPr>
+        <w:t>dihasilkan</w:t>
+      </w:r>
+      <w:proofErr w:type="spellEnd"/>
+      <w:r>
+        <w:rPr>
+          <w:rFonts w:ascii="Times New Roman" w:hAnsi="Times New Roman" w:cs="Times New Roman"/>
+          <w:sz w:val="24"/>
+          <w:szCs w:val="24"/>
+        </w:rPr>
+        <w:t xml:space="preserve"> oleh program </w:t>
+      </w:r>
+      <w:proofErr w:type="spellStart"/>
+      <w:r>
+        <w:rPr>
+          <w:rFonts w:ascii="Times New Roman" w:hAnsi="Times New Roman" w:cs="Times New Roman"/>
+          <w:sz w:val="24"/>
+          <w:szCs w:val="24"/>
+        </w:rPr>
+        <w:t>saat</w:t>
+      </w:r>
+      <w:proofErr w:type="spellEnd"/>
+      <w:r>
+        <w:rPr>
+          <w:rFonts w:ascii="Times New Roman" w:hAnsi="Times New Roman" w:cs="Times New Roman"/>
+          <w:sz w:val="24"/>
+          <w:szCs w:val="24"/>
+        </w:rPr>
+        <w:t xml:space="preserve"> </w:t>
+      </w:r>
+      <w:proofErr w:type="spellStart"/>
+      <w:r>
+        <w:rPr>
+          <w:rFonts w:ascii="Times New Roman" w:hAnsi="Times New Roman" w:cs="Times New Roman"/>
+          <w:sz w:val="24"/>
+          <w:szCs w:val="24"/>
+        </w:rPr>
+        <w:t>pertama</w:t>
+      </w:r>
+      <w:proofErr w:type="spellEnd"/>
+      <w:r>
+        <w:rPr>
+          <w:rFonts w:ascii="Times New Roman" w:hAnsi="Times New Roman" w:cs="Times New Roman"/>
+          <w:sz w:val="24"/>
+          <w:szCs w:val="24"/>
+        </w:rPr>
+        <w:t xml:space="preserve"> kali program </w:t>
+      </w:r>
+      <w:proofErr w:type="spellStart"/>
+      <w:r>
+        <w:rPr>
+          <w:rFonts w:ascii="Times New Roman" w:hAnsi="Times New Roman" w:cs="Times New Roman"/>
+          <w:sz w:val="24"/>
+          <w:szCs w:val="24"/>
+        </w:rPr>
+        <w:t>dijalankan</w:t>
+      </w:r>
+      <w:proofErr w:type="spellEnd"/>
+      <w:r>
+        <w:rPr>
+          <w:rFonts w:ascii="Times New Roman" w:hAnsi="Times New Roman" w:cs="Times New Roman"/>
+          <w:sz w:val="24"/>
+          <w:szCs w:val="24"/>
+        </w:rPr>
+        <w:t xml:space="preserve">. </w:t>
+      </w:r>
+      <w:proofErr w:type="spellStart"/>
+      <w:r>
+        <w:rPr>
+          <w:rFonts w:ascii="Times New Roman" w:hAnsi="Times New Roman" w:cs="Times New Roman"/>
+          <w:sz w:val="24"/>
+          <w:szCs w:val="24"/>
+        </w:rPr>
+        <w:t>Dibawah</w:t>
+      </w:r>
+      <w:proofErr w:type="spellEnd"/>
+      <w:r>
+        <w:rPr>
+          <w:rFonts w:ascii="Times New Roman" w:hAnsi="Times New Roman" w:cs="Times New Roman"/>
+          <w:sz w:val="24"/>
+          <w:szCs w:val="24"/>
+        </w:rPr>
+        <w:t xml:space="preserve"> </w:t>
+      </w:r>
+      <w:proofErr w:type="spellStart"/>
+      <w:r>
+        <w:rPr>
+          <w:rFonts w:ascii="Times New Roman" w:hAnsi="Times New Roman" w:cs="Times New Roman"/>
+          <w:sz w:val="24"/>
+          <w:szCs w:val="24"/>
+        </w:rPr>
+        <w:t>ini</w:t>
+      </w:r>
+      <w:proofErr w:type="spellEnd"/>
+      <w:r>
+        <w:rPr>
+          <w:rFonts w:ascii="Times New Roman" w:hAnsi="Times New Roman" w:cs="Times New Roman"/>
+          <w:sz w:val="24"/>
+          <w:szCs w:val="24"/>
+        </w:rPr>
+        <w:t xml:space="preserve"> </w:t>
+      </w:r>
+      <w:proofErr w:type="spellStart"/>
+      <w:r>
+        <w:rPr>
+          <w:rFonts w:ascii="Times New Roman" w:hAnsi="Times New Roman" w:cs="Times New Roman"/>
+          <w:sz w:val="24"/>
+          <w:szCs w:val="24"/>
+        </w:rPr>
+        <w:t>merupakan</w:t>
+      </w:r>
+      <w:proofErr w:type="spellEnd"/>
+      <w:r>
+        <w:rPr>
+          <w:rFonts w:ascii="Times New Roman" w:hAnsi="Times New Roman" w:cs="Times New Roman"/>
+          <w:sz w:val="24"/>
+          <w:szCs w:val="24"/>
+        </w:rPr>
+        <w:t xml:space="preserve"> </w:t>
+      </w:r>
+      <w:proofErr w:type="spellStart"/>
+      <w:r>
+        <w:rPr>
+          <w:rFonts w:ascii="Times New Roman" w:hAnsi="Times New Roman" w:cs="Times New Roman"/>
+          <w:sz w:val="24"/>
+          <w:szCs w:val="24"/>
+        </w:rPr>
+        <w:t>gambar</w:t>
+      </w:r>
+      <w:proofErr w:type="spellEnd"/>
+      <w:r>
+        <w:rPr>
+          <w:rFonts w:ascii="Times New Roman" w:hAnsi="Times New Roman" w:cs="Times New Roman"/>
+          <w:sz w:val="24"/>
+          <w:szCs w:val="24"/>
+        </w:rPr>
+        <w:t xml:space="preserve"> </w:t>
+      </w:r>
+      <w:r>
+        <w:rPr>
+          <w:rFonts w:ascii="Times New Roman" w:hAnsi="Times New Roman" w:cs="Times New Roman"/>
+          <w:i/>
+          <w:iCs/>
+          <w:sz w:val="24"/>
+          <w:szCs w:val="24"/>
+        </w:rPr>
+        <w:t xml:space="preserve">prototype </w:t>
+      </w:r>
+      <w:proofErr w:type="spellStart"/>
+      <w:r>
+        <w:rPr>
+          <w:rFonts w:ascii="Times New Roman" w:hAnsi="Times New Roman" w:cs="Times New Roman"/>
+          <w:sz w:val="24"/>
+          <w:szCs w:val="24"/>
+        </w:rPr>
+        <w:t>dari</w:t>
+      </w:r>
+      <w:proofErr w:type="spellEnd"/>
+      <w:r>
+        <w:rPr>
+          <w:rFonts w:ascii="Times New Roman" w:hAnsi="Times New Roman" w:cs="Times New Roman"/>
+          <w:sz w:val="24"/>
+          <w:szCs w:val="24"/>
+        </w:rPr>
+        <w:t xml:space="preserve"> </w:t>
+      </w:r>
+      <w:proofErr w:type="spellStart"/>
+      <w:r>
+        <w:rPr>
+          <w:rFonts w:ascii="Times New Roman" w:hAnsi="Times New Roman" w:cs="Times New Roman"/>
+          <w:sz w:val="24"/>
+          <w:szCs w:val="24"/>
+        </w:rPr>
+        <w:t>tampilan</w:t>
+      </w:r>
+      <w:proofErr w:type="spellEnd"/>
+      <w:r>
+        <w:rPr>
+          <w:rFonts w:ascii="Times New Roman" w:hAnsi="Times New Roman" w:cs="Times New Roman"/>
+          <w:sz w:val="24"/>
+          <w:szCs w:val="24"/>
+        </w:rPr>
+        <w:t xml:space="preserve"> </w:t>
+      </w:r>
+      <w:proofErr w:type="spellStart"/>
+      <w:r>
+        <w:rPr>
+          <w:rFonts w:ascii="Times New Roman" w:hAnsi="Times New Roman" w:cs="Times New Roman"/>
+          <w:sz w:val="24"/>
+          <w:szCs w:val="24"/>
+        </w:rPr>
+        <w:t>awal</w:t>
+      </w:r>
+      <w:proofErr w:type="spellEnd"/>
+      <w:r>
+        <w:rPr>
+          <w:rFonts w:ascii="Times New Roman" w:hAnsi="Times New Roman" w:cs="Times New Roman"/>
+          <w:sz w:val="24"/>
+          <w:szCs w:val="24"/>
+        </w:rPr>
+        <w:t xml:space="preserve"> </w:t>
+      </w:r>
+      <w:proofErr w:type="spellStart"/>
+      <w:r>
+        <w:rPr>
+          <w:rFonts w:ascii="Times New Roman" w:hAnsi="Times New Roman" w:cs="Times New Roman"/>
+          <w:sz w:val="24"/>
+          <w:szCs w:val="24"/>
+        </w:rPr>
+        <w:t>aplikasi</w:t>
+      </w:r>
+      <w:proofErr w:type="spellEnd"/>
+      <w:r>
+        <w:rPr>
+          <w:rFonts w:ascii="Times New Roman" w:hAnsi="Times New Roman" w:cs="Times New Roman"/>
+          <w:sz w:val="24"/>
+          <w:szCs w:val="24"/>
+        </w:rPr>
+        <w:t xml:space="preserve"> </w:t>
+      </w:r>
+      <w:proofErr w:type="spellStart"/>
+      <w:r>
+        <w:rPr>
+          <w:rFonts w:ascii="Times New Roman" w:hAnsi="Times New Roman" w:cs="Times New Roman"/>
+          <w:sz w:val="24"/>
+          <w:szCs w:val="24"/>
+        </w:rPr>
+        <w:t>deteksi</w:t>
+      </w:r>
+      <w:proofErr w:type="spellEnd"/>
+      <w:r>
+        <w:rPr>
+          <w:rFonts w:ascii="Times New Roman" w:hAnsi="Times New Roman" w:cs="Times New Roman"/>
+          <w:sz w:val="24"/>
+          <w:szCs w:val="24"/>
+        </w:rPr>
+        <w:t xml:space="preserve"> </w:t>
+      </w:r>
+      <w:proofErr w:type="spellStart"/>
+      <w:r>
+        <w:rPr>
+          <w:rFonts w:ascii="Times New Roman" w:hAnsi="Times New Roman" w:cs="Times New Roman"/>
+          <w:sz w:val="24"/>
+          <w:szCs w:val="24"/>
+        </w:rPr>
+        <w:t>kemiripan</w:t>
+      </w:r>
+      <w:proofErr w:type="spellEnd"/>
+      <w:r>
+        <w:rPr>
+          <w:rFonts w:ascii="Times New Roman" w:hAnsi="Times New Roman" w:cs="Times New Roman"/>
+          <w:sz w:val="24"/>
+          <w:szCs w:val="24"/>
+        </w:rPr>
+        <w:t xml:space="preserve"> </w:t>
+      </w:r>
+      <w:proofErr w:type="spellStart"/>
+      <w:r>
+        <w:rPr>
+          <w:rFonts w:ascii="Times New Roman" w:hAnsi="Times New Roman" w:cs="Times New Roman"/>
+          <w:sz w:val="24"/>
+          <w:szCs w:val="24"/>
+        </w:rPr>
+        <w:t>judul</w:t>
+      </w:r>
+      <w:proofErr w:type="spellEnd"/>
+      <w:r>
+        <w:rPr>
+          <w:rFonts w:ascii="Times New Roman" w:hAnsi="Times New Roman" w:cs="Times New Roman"/>
+          <w:sz w:val="24"/>
+          <w:szCs w:val="24"/>
+        </w:rPr>
+        <w:t xml:space="preserve"> </w:t>
+      </w:r>
+      <w:proofErr w:type="spellStart"/>
+      <w:r>
+        <w:rPr>
+          <w:rFonts w:ascii="Times New Roman" w:hAnsi="Times New Roman" w:cs="Times New Roman"/>
+          <w:sz w:val="24"/>
+          <w:szCs w:val="24"/>
+        </w:rPr>
+        <w:t>skripsi</w:t>
+      </w:r>
+      <w:proofErr w:type="spellEnd"/>
+      <w:r>
+        <w:rPr>
+          <w:rFonts w:ascii="Times New Roman" w:hAnsi="Times New Roman" w:cs="Times New Roman"/>
+          <w:sz w:val="24"/>
+          <w:szCs w:val="24"/>
+        </w:rPr>
+        <w:t>.</w:t>
+      </w:r>
+    </w:p>
+    <w:p>
+      <w:pPr>
+        <w:spacing w:after="110" w:line="360" w:lineRule="auto"/>
+        <w:jc w:val="center"/>
+        <w:rPr>
+          <w:rFonts w:ascii="Times New Roman" w:hAnsi="Times New Roman" w:cs="Times New Roman"/>
+          <w:b/>
+          <w:bCs/>
+          <w:sz w:val="24"/>
+          <w:szCs w:val="24"/>
+        </w:rPr>
+      </w:pPr>
+      <w:r>
+        <w:rPr>
+          <w:rFonts w:ascii="Times New Roman" w:hAnsi="Times New Roman" w:cs="Times New Roman"/>
+          <w:b/>
+          <w:bCs/>
+          <w:noProof/>
+          <w:sz w:val="24"/>
+          <w:szCs w:val="24"/>
+        </w:rPr>
+        <w:lastRenderedPageBreak/>
+        <w:drawing>
+          <wp:inline distT="0" distB="0" distL="0" distR="0" wp14:anchorId="628D9924" wp14:editId="15655B3C">
+            <wp:extent cx="1431691" cy="3115310"/>
+            <wp:effectExtent l="0" t="0" r="0" b="0"/>
+            <wp:docPr id="1707253324" name="Picture 1"/>
+            <wp:cNvGraphicFramePr>
+              <a:graphicFrameLocks xmlns:a="http://schemas.openxmlformats.org/drawingml/2006/main" noChangeAspect="1"/>
+            </wp:cNvGraphicFramePr>
+            <a:graphic xmlns:a="http://schemas.openxmlformats.org/drawingml/2006/main">
+              <a:graphicData uri="http://schemas.openxmlformats.org/drawingml/2006/picture">
+                <pic:pic xmlns:pic="http://schemas.openxmlformats.org/drawingml/2006/picture">
+                  <pic:nvPicPr>
+                    <pic:cNvPr id="1707253324" name=""/>
+                    <pic:cNvPicPr/>
+                  </pic:nvPicPr>
+                  <pic:blipFill>
+                    <a:blip r:embed="rId17"/>
+                    <a:stretch>
+                      <a:fillRect/>
+                    </a:stretch>
+                  </pic:blipFill>
+                  <pic:spPr>
+                    <a:xfrm>
+                      <a:off x="0" y="0"/>
+                      <a:ext cx="1444425" cy="3143018"/>
+                    </a:xfrm>
+                    <a:prstGeom prst="rect">
+                      <a:avLst/>
+                    </a:prstGeom>
+                  </pic:spPr>
+                </pic:pic>
+              </a:graphicData>
+            </a:graphic>
+          </wp:inline>
+        </w:drawing>
+      </w:r>
+    </w:p>
+    <w:p>
+      <w:pPr>
+        <w:spacing w:after="110" w:line="360" w:lineRule="auto"/>
+        <w:jc w:val="center"/>
+        <w:rPr>
+          <w:rFonts w:ascii="Times New Roman" w:hAnsi="Times New Roman" w:cs="Times New Roman"/>
+          <w:sz w:val="24"/>
+          <w:szCs w:val="24"/>
+        </w:rPr>
+      </w:pPr>
+      <w:r>
+        <w:rPr>
+          <w:rFonts w:ascii="Times New Roman" w:hAnsi="Times New Roman" w:cs="Times New Roman"/>
+          <w:b/>
+          <w:bCs/>
+          <w:sz w:val="24"/>
+          <w:szCs w:val="24"/>
+        </w:rPr>
+        <w:t xml:space="preserve">Gambar 3.5.1 </w:t>
+      </w:r>
+      <w:r>
+        <w:rPr>
+          <w:rFonts w:ascii="Times New Roman" w:hAnsi="Times New Roman" w:cs="Times New Roman"/>
+          <w:i/>
+          <w:iCs/>
+          <w:sz w:val="24"/>
+          <w:szCs w:val="24"/>
+        </w:rPr>
+        <w:t xml:space="preserve">Prototype </w:t>
+      </w:r>
+      <w:proofErr w:type="spellStart"/>
+      <w:r>
+        <w:rPr>
+          <w:rFonts w:ascii="Times New Roman" w:hAnsi="Times New Roman" w:cs="Times New Roman"/>
+          <w:sz w:val="24"/>
+          <w:szCs w:val="24"/>
+        </w:rPr>
+        <w:t>Tampilan</w:t>
+      </w:r>
+      <w:proofErr w:type="spellEnd"/>
+      <w:r>
+        <w:rPr>
+          <w:rFonts w:ascii="Times New Roman" w:hAnsi="Times New Roman" w:cs="Times New Roman"/>
+          <w:sz w:val="24"/>
+          <w:szCs w:val="24"/>
+        </w:rPr>
+        <w:t xml:space="preserve"> Awal </w:t>
+      </w:r>
+      <w:proofErr w:type="spellStart"/>
+      <w:r>
+        <w:rPr>
+          <w:rFonts w:ascii="Times New Roman" w:hAnsi="Times New Roman" w:cs="Times New Roman"/>
+          <w:sz w:val="24"/>
+          <w:szCs w:val="24"/>
+        </w:rPr>
+        <w:t>Aplikasi</w:t>
+      </w:r>
+      <w:proofErr w:type="spellEnd"/>
+    </w:p>
+    <w:p>
+      <w:pPr>
+        <w:spacing w:after="110" w:line="360" w:lineRule="auto"/>
+        <w:rPr>
+          <w:rFonts w:ascii="Times New Roman" w:hAnsi="Times New Roman" w:cs="Times New Roman"/>
+          <w:b/>
+          <w:bCs/>
+          <w:sz w:val="24"/>
+          <w:szCs w:val="24"/>
+        </w:rPr>
+      </w:pPr>
+      <w:r>
+        <w:rPr>
+          <w:rFonts w:ascii="Times New Roman" w:hAnsi="Times New Roman" w:cs="Times New Roman"/>
+          <w:sz w:val="24"/>
+          <w:szCs w:val="24"/>
+        </w:rPr>
+        <w:tab/>
+      </w:r>
+      <w:r>
+        <w:rPr>
+          <w:rFonts w:ascii="Times New Roman" w:hAnsi="Times New Roman" w:cs="Times New Roman"/>
+          <w:b/>
+          <w:bCs/>
+          <w:sz w:val="24"/>
+          <w:szCs w:val="24"/>
+        </w:rPr>
+        <w:t xml:space="preserve">3.5.2 </w:t>
+      </w:r>
+      <w:proofErr w:type="spellStart"/>
+      <w:r>
+        <w:rPr>
+          <w:rFonts w:ascii="Times New Roman" w:hAnsi="Times New Roman" w:cs="Times New Roman"/>
+          <w:b/>
+          <w:bCs/>
+          <w:sz w:val="24"/>
+          <w:szCs w:val="24"/>
+        </w:rPr>
+        <w:t>Tampilan</w:t>
+      </w:r>
+      <w:proofErr w:type="spellEnd"/>
+      <w:r>
+        <w:rPr>
+          <w:rFonts w:ascii="Times New Roman" w:hAnsi="Times New Roman" w:cs="Times New Roman"/>
+          <w:b/>
+          <w:bCs/>
+          <w:sz w:val="24"/>
+          <w:szCs w:val="24"/>
+        </w:rPr>
+        <w:t xml:space="preserve"> Halaman</w:t>
+      </w:r>
+      <w:r>
+        <w:rPr>
+          <w:rFonts w:ascii="Times New Roman" w:hAnsi="Times New Roman" w:cs="Times New Roman"/>
+          <w:b/>
+          <w:bCs/>
+          <w:sz w:val="24"/>
+          <w:szCs w:val="24"/>
+        </w:rPr>
+        <w:t xml:space="preserve"> Login</w:t>
+      </w:r>
+    </w:p>
+    <w:p>
+      <w:pPr>
+        <w:spacing w:after="110" w:line="360" w:lineRule="auto"/>
+        <w:jc w:val="center"/>
+        <w:rPr>
+          <w:rFonts w:ascii="Times New Roman" w:hAnsi="Times New Roman" w:cs="Times New Roman"/>
+          <w:b/>
+          <w:bCs/>
+          <w:sz w:val="24"/>
+          <w:szCs w:val="24"/>
+        </w:rPr>
+      </w:pPr>
+      <w:r>
+        <w:rPr>
+          <w:rFonts w:ascii="Times New Roman" w:hAnsi="Times New Roman" w:cs="Times New Roman"/>
+          <w:b/>
+          <w:bCs/>
+          <w:noProof/>
+          <w:sz w:val="24"/>
+          <w:szCs w:val="24"/>
+        </w:rPr>
+        <w:drawing>
+          <wp:inline distT="0" distB="0" distL="0" distR="0" wp14:anchorId="426BB4CA" wp14:editId="66EFE232">
+            <wp:extent cx="1488263" cy="3253563"/>
+            <wp:effectExtent l="0" t="0" r="0" b="0"/>
+            <wp:docPr id="822994174" name="Picture 1"/>
+            <wp:cNvGraphicFramePr>
+              <a:graphicFrameLocks xmlns:a="http://schemas.openxmlformats.org/drawingml/2006/main" noChangeAspect="1"/>
+            </wp:cNvGraphicFramePr>
+            <a:graphic xmlns:a="http://schemas.openxmlformats.org/drawingml/2006/main">
+              <a:graphicData uri="http://schemas.openxmlformats.org/drawingml/2006/picture">
+                <pic:pic xmlns:pic="http://schemas.openxmlformats.org/drawingml/2006/picture">
+                  <pic:nvPicPr>
+                    <pic:cNvPr id="822994174" name=""/>
+                    <pic:cNvPicPr/>
+                  </pic:nvPicPr>
+                  <pic:blipFill>
+                    <a:blip r:embed="rId18"/>
+                    <a:stretch>
+                      <a:fillRect/>
+                    </a:stretch>
+                  </pic:blipFill>
+                  <pic:spPr>
+                    <a:xfrm>
+                      <a:off x="0" y="0"/>
+                      <a:ext cx="1508184" cy="3297114"/>
+                    </a:xfrm>
+                    <a:prstGeom prst="rect">
+                      <a:avLst/>
+                    </a:prstGeom>
+                  </pic:spPr>
+                </pic:pic>
+              </a:graphicData>
+            </a:graphic>
+          </wp:inline>
+        </w:drawing>
+      </w:r>
+    </w:p>
+    <w:p>
+      <w:pPr>
+        <w:spacing w:after="110" w:line="360" w:lineRule="auto"/>
+        <w:jc w:val="center"/>
+        <w:rPr>
+          <w:rFonts w:ascii="Times New Roman" w:hAnsi="Times New Roman" w:cs="Times New Roman"/>
+          <w:sz w:val="24"/>
+          <w:szCs w:val="24"/>
+        </w:rPr>
+      </w:pPr>
+      <w:r>
+        <w:rPr>
+          <w:rFonts w:ascii="Times New Roman" w:hAnsi="Times New Roman" w:cs="Times New Roman"/>
+          <w:b/>
+          <w:bCs/>
+          <w:sz w:val="24"/>
+          <w:szCs w:val="24"/>
+        </w:rPr>
+        <w:t xml:space="preserve">Gambar 3.5.2 </w:t>
+      </w:r>
+      <w:r>
+        <w:rPr>
+          <w:rFonts w:ascii="Times New Roman" w:hAnsi="Times New Roman" w:cs="Times New Roman"/>
+          <w:i/>
+          <w:iCs/>
+          <w:sz w:val="24"/>
+          <w:szCs w:val="24"/>
+        </w:rPr>
+        <w:t xml:space="preserve">Prototype </w:t>
+      </w:r>
+      <w:proofErr w:type="spellStart"/>
+      <w:r>
+        <w:rPr>
+          <w:rFonts w:ascii="Times New Roman" w:hAnsi="Times New Roman" w:cs="Times New Roman"/>
+          <w:sz w:val="24"/>
+          <w:szCs w:val="24"/>
+        </w:rPr>
+        <w:t>Tampilan</w:t>
+      </w:r>
+      <w:proofErr w:type="spellEnd"/>
+      <w:r>
+        <w:rPr>
+          <w:rFonts w:ascii="Times New Roman" w:hAnsi="Times New Roman" w:cs="Times New Roman"/>
+          <w:sz w:val="24"/>
+          <w:szCs w:val="24"/>
+        </w:rPr>
+        <w:t xml:space="preserve"> Login </w:t>
+      </w:r>
+      <w:proofErr w:type="spellStart"/>
+      <w:r>
+        <w:rPr>
+          <w:rFonts w:ascii="Times New Roman" w:hAnsi="Times New Roman" w:cs="Times New Roman"/>
+          <w:sz w:val="24"/>
+          <w:szCs w:val="24"/>
+        </w:rPr>
+        <w:t>Aplikasi</w:t>
+      </w:r>
+      <w:proofErr w:type="spellEnd"/>
+    </w:p>
+    <w:p>
+      <w:pPr>
+        <w:spacing w:after="110" w:line="360" w:lineRule="auto"/>
+        <w:jc w:val="center"/>
         <w:rPr>
           <w:rFonts w:ascii="Times New Roman" w:hAnsi="Times New Roman" w:cs="Times New Roman"/>
           <w:sz w:val="24"/>
@@ -44734,38 +47942,6 @@
         <w:jc w:val="both"/>
         <w:rPr>
           <w:rFonts w:ascii="Times New Roman" w:hAnsi="Times New Roman" w:cs="Times New Roman"/>
-          <w:b/>
-          <w:bCs/>
-          <w:sz w:val="24"/>
-          <w:szCs w:val="24"/>
-        </w:rPr>
-      </w:pPr>
-      <w:r>
-        <w:rPr>
-          <w:rFonts w:ascii="Times New Roman" w:hAnsi="Times New Roman" w:cs="Times New Roman"/>
-          <w:b/>
-          <w:bCs/>
-          <w:sz w:val="24"/>
-          <w:szCs w:val="24"/>
-        </w:rPr>
-        <w:lastRenderedPageBreak/>
-        <w:tab/>
-      </w:r>
-    </w:p>
-    <w:p>
-      <w:pPr>
-        <w:spacing w:after="110" w:line="360" w:lineRule="auto"/>
-        <w:ind w:left="720" w:firstLine="720"/>
-        <w:jc w:val="both"/>
-      </w:pPr>
-    </w:p>
-    <w:p>
-      <w:pPr>
-        <w:pStyle w:val="ListParagraph"/>
-        <w:spacing w:after="110" w:line="360" w:lineRule="auto"/>
-        <w:ind w:left="1080"/>
-        <w:rPr>
-          <w:rFonts w:ascii="Times New Roman" w:hAnsi="Times New Roman" w:cs="Times New Roman"/>
           <w:sz w:val="24"/>
           <w:szCs w:val="24"/>
         </w:rPr>
@@ -44814,10 +47990,632 @@
         <w:jc w:val="both"/>
         <w:rPr>
           <w:rFonts w:ascii="Times New Roman" w:hAnsi="Times New Roman" w:cs="Times New Roman"/>
-          <w:sz w:val="24"/>
-          <w:szCs w:val="24"/>
-        </w:rPr>
-      </w:pPr>
+          <w:b/>
+          <w:bCs/>
+          <w:sz w:val="24"/>
+          <w:szCs w:val="24"/>
+        </w:rPr>
+      </w:pPr>
+      <w:r>
+        <w:rPr>
+          <w:rFonts w:ascii="Times New Roman" w:hAnsi="Times New Roman" w:cs="Times New Roman"/>
+          <w:b/>
+          <w:bCs/>
+          <w:sz w:val="24"/>
+          <w:szCs w:val="24"/>
+        </w:rPr>
+        <w:t xml:space="preserve">3.5.3 </w:t>
+      </w:r>
+      <w:proofErr w:type="spellStart"/>
+      <w:r>
+        <w:rPr>
+          <w:rFonts w:ascii="Times New Roman" w:hAnsi="Times New Roman" w:cs="Times New Roman"/>
+          <w:b/>
+          <w:bCs/>
+          <w:sz w:val="24"/>
+          <w:szCs w:val="24"/>
+        </w:rPr>
+        <w:t>Tampilan</w:t>
+      </w:r>
+      <w:proofErr w:type="spellEnd"/>
+      <w:r>
+        <w:rPr>
+          <w:rFonts w:ascii="Times New Roman" w:hAnsi="Times New Roman" w:cs="Times New Roman"/>
+          <w:b/>
+          <w:bCs/>
+          <w:sz w:val="24"/>
+          <w:szCs w:val="24"/>
+        </w:rPr>
+        <w:t xml:space="preserve"> Awal Hak Akses </w:t>
+      </w:r>
+      <w:proofErr w:type="spellStart"/>
+      <w:r>
+        <w:rPr>
+          <w:rFonts w:ascii="Times New Roman" w:hAnsi="Times New Roman" w:cs="Times New Roman"/>
+          <w:b/>
+          <w:bCs/>
+          <w:sz w:val="24"/>
+          <w:szCs w:val="24"/>
+        </w:rPr>
+        <w:t>Ketua</w:t>
+      </w:r>
+      <w:proofErr w:type="spellEnd"/>
+      <w:r>
+        <w:rPr>
+          <w:rFonts w:ascii="Times New Roman" w:hAnsi="Times New Roman" w:cs="Times New Roman"/>
+          <w:b/>
+          <w:bCs/>
+          <w:sz w:val="24"/>
+          <w:szCs w:val="24"/>
+        </w:rPr>
+        <w:t xml:space="preserve"> KBK</w:t>
+      </w:r>
+    </w:p>
+    <w:p>
+      <w:pPr>
+        <w:spacing w:after="110" w:line="360" w:lineRule="auto"/>
+        <w:ind w:left="720"/>
+        <w:jc w:val="center"/>
+        <w:rPr>
+          <w:rFonts w:ascii="Times New Roman" w:hAnsi="Times New Roman" w:cs="Times New Roman"/>
+          <w:b/>
+          <w:bCs/>
+          <w:sz w:val="24"/>
+          <w:szCs w:val="24"/>
+        </w:rPr>
+      </w:pPr>
+      <w:r>
+        <w:rPr>
+          <w:rFonts w:ascii="Times New Roman" w:hAnsi="Times New Roman" w:cs="Times New Roman"/>
+          <w:b/>
+          <w:bCs/>
+          <w:sz w:val="24"/>
+          <w:szCs w:val="24"/>
+        </w:rPr>
+        <w:drawing>
+          <wp:inline distT="0" distB="0" distL="0" distR="0" wp14:anchorId="3233EF55" wp14:editId="344AEA38">
+            <wp:extent cx="1591550" cy="3466214"/>
+            <wp:effectExtent l="0" t="0" r="0" b="0"/>
+            <wp:docPr id="1552105150" name="Picture 1"/>
+            <wp:cNvGraphicFramePr>
+              <a:graphicFrameLocks xmlns:a="http://schemas.openxmlformats.org/drawingml/2006/main" noChangeAspect="1"/>
+            </wp:cNvGraphicFramePr>
+            <a:graphic xmlns:a="http://schemas.openxmlformats.org/drawingml/2006/main">
+              <a:graphicData uri="http://schemas.openxmlformats.org/drawingml/2006/picture">
+                <pic:pic xmlns:pic="http://schemas.openxmlformats.org/drawingml/2006/picture">
+                  <pic:nvPicPr>
+                    <pic:cNvPr id="1552105150" name=""/>
+                    <pic:cNvPicPr/>
+                  </pic:nvPicPr>
+                  <pic:blipFill>
+                    <a:blip r:embed="rId19"/>
+                    <a:stretch>
+                      <a:fillRect/>
+                    </a:stretch>
+                  </pic:blipFill>
+                  <pic:spPr>
+                    <a:xfrm>
+                      <a:off x="0" y="0"/>
+                      <a:ext cx="1599244" cy="3482971"/>
+                    </a:xfrm>
+                    <a:prstGeom prst="rect">
+                      <a:avLst/>
+                    </a:prstGeom>
+                  </pic:spPr>
+                </pic:pic>
+              </a:graphicData>
+            </a:graphic>
+          </wp:inline>
+        </w:drawing>
+      </w:r>
+    </w:p>
+    <w:p>
+      <w:pPr>
+        <w:spacing w:after="110" w:line="360" w:lineRule="auto"/>
+        <w:ind w:left="720"/>
+        <w:jc w:val="center"/>
+        <w:rPr>
+          <w:rFonts w:ascii="Times New Roman" w:hAnsi="Times New Roman" w:cs="Times New Roman"/>
+          <w:sz w:val="24"/>
+          <w:szCs w:val="24"/>
+        </w:rPr>
+      </w:pPr>
+      <w:r>
+        <w:rPr>
+          <w:rFonts w:ascii="Times New Roman" w:hAnsi="Times New Roman" w:cs="Times New Roman"/>
+          <w:b/>
+          <w:bCs/>
+          <w:sz w:val="24"/>
+          <w:szCs w:val="24"/>
+        </w:rPr>
+        <w:t xml:space="preserve">Gambar 3.5.3 </w:t>
+      </w:r>
+      <w:r>
+        <w:rPr>
+          <w:rFonts w:ascii="Times New Roman" w:hAnsi="Times New Roman" w:cs="Times New Roman"/>
+          <w:i/>
+          <w:iCs/>
+          <w:sz w:val="24"/>
+          <w:szCs w:val="24"/>
+        </w:rPr>
+        <w:t xml:space="preserve">Prototype </w:t>
+      </w:r>
+      <w:proofErr w:type="spellStart"/>
+      <w:r>
+        <w:rPr>
+          <w:rFonts w:ascii="Times New Roman" w:hAnsi="Times New Roman" w:cs="Times New Roman"/>
+          <w:sz w:val="24"/>
+          <w:szCs w:val="24"/>
+        </w:rPr>
+        <w:t>Tampilan</w:t>
+      </w:r>
+      <w:proofErr w:type="spellEnd"/>
+      <w:r>
+        <w:rPr>
+          <w:rFonts w:ascii="Times New Roman" w:hAnsi="Times New Roman" w:cs="Times New Roman"/>
+          <w:sz w:val="24"/>
+          <w:szCs w:val="24"/>
+        </w:rPr>
+        <w:t xml:space="preserve"> Awal Admin</w:t>
+      </w:r>
+    </w:p>
+    <w:p>
+      <w:pPr>
+        <w:spacing w:after="110" w:line="360" w:lineRule="auto"/>
+        <w:rPr>
+          <w:rFonts w:ascii="Times New Roman" w:hAnsi="Times New Roman" w:cs="Times New Roman"/>
+          <w:b/>
+          <w:bCs/>
+          <w:sz w:val="24"/>
+          <w:szCs w:val="24"/>
+        </w:rPr>
+      </w:pPr>
+      <w:r>
+        <w:rPr>
+          <w:rFonts w:ascii="Times New Roman" w:hAnsi="Times New Roman" w:cs="Times New Roman"/>
+          <w:b/>
+          <w:bCs/>
+          <w:sz w:val="24"/>
+          <w:szCs w:val="24"/>
+        </w:rPr>
+        <w:tab/>
+        <w:t xml:space="preserve">3.5.4 </w:t>
+      </w:r>
+      <w:proofErr w:type="spellStart"/>
+      <w:r>
+        <w:rPr>
+          <w:rFonts w:ascii="Times New Roman" w:hAnsi="Times New Roman" w:cs="Times New Roman"/>
+          <w:b/>
+          <w:bCs/>
+          <w:sz w:val="24"/>
+          <w:szCs w:val="24"/>
+        </w:rPr>
+        <w:t>Tampilan</w:t>
+      </w:r>
+      <w:proofErr w:type="spellEnd"/>
+      <w:r>
+        <w:rPr>
+          <w:rFonts w:ascii="Times New Roman" w:hAnsi="Times New Roman" w:cs="Times New Roman"/>
+          <w:b/>
+          <w:bCs/>
+          <w:sz w:val="24"/>
+          <w:szCs w:val="24"/>
+        </w:rPr>
+        <w:t xml:space="preserve"> </w:t>
+      </w:r>
+      <w:proofErr w:type="spellStart"/>
+      <w:r>
+        <w:rPr>
+          <w:rFonts w:ascii="Times New Roman" w:hAnsi="Times New Roman" w:cs="Times New Roman"/>
+          <w:b/>
+          <w:bCs/>
+          <w:sz w:val="24"/>
+          <w:szCs w:val="24"/>
+        </w:rPr>
+        <w:t>Tambah</w:t>
+      </w:r>
+      <w:proofErr w:type="spellEnd"/>
+      <w:r>
+        <w:rPr>
+          <w:rFonts w:ascii="Times New Roman" w:hAnsi="Times New Roman" w:cs="Times New Roman"/>
+          <w:b/>
+          <w:bCs/>
+          <w:sz w:val="24"/>
+          <w:szCs w:val="24"/>
+        </w:rPr>
+        <w:t xml:space="preserve"> </w:t>
+      </w:r>
+      <w:proofErr w:type="spellStart"/>
+      <w:r>
+        <w:rPr>
+          <w:rFonts w:ascii="Times New Roman" w:hAnsi="Times New Roman" w:cs="Times New Roman"/>
+          <w:b/>
+          <w:bCs/>
+          <w:sz w:val="24"/>
+          <w:szCs w:val="24"/>
+        </w:rPr>
+        <w:t>Judul</w:t>
+      </w:r>
+      <w:proofErr w:type="spellEnd"/>
+      <w:r>
+        <w:rPr>
+          <w:rFonts w:ascii="Times New Roman" w:hAnsi="Times New Roman" w:cs="Times New Roman"/>
+          <w:b/>
+          <w:bCs/>
+          <w:sz w:val="24"/>
+          <w:szCs w:val="24"/>
+        </w:rPr>
+        <w:t xml:space="preserve"> Hak Akses </w:t>
+      </w:r>
+      <w:proofErr w:type="spellStart"/>
+      <w:r>
+        <w:rPr>
+          <w:rFonts w:ascii="Times New Roman" w:hAnsi="Times New Roman" w:cs="Times New Roman"/>
+          <w:b/>
+          <w:bCs/>
+          <w:sz w:val="24"/>
+          <w:szCs w:val="24"/>
+        </w:rPr>
+        <w:t>Ketua</w:t>
+      </w:r>
+      <w:proofErr w:type="spellEnd"/>
+      <w:r>
+        <w:rPr>
+          <w:rFonts w:ascii="Times New Roman" w:hAnsi="Times New Roman" w:cs="Times New Roman"/>
+          <w:b/>
+          <w:bCs/>
+          <w:sz w:val="24"/>
+          <w:szCs w:val="24"/>
+        </w:rPr>
+        <w:t xml:space="preserve"> KBK</w:t>
+      </w:r>
+    </w:p>
+    <w:p>
+      <w:pPr>
+        <w:spacing w:after="110" w:line="360" w:lineRule="auto"/>
+        <w:jc w:val="center"/>
+        <w:rPr>
+          <w:rFonts w:ascii="Times New Roman" w:hAnsi="Times New Roman" w:cs="Times New Roman"/>
+          <w:b/>
+          <w:bCs/>
+          <w:sz w:val="24"/>
+          <w:szCs w:val="24"/>
+        </w:rPr>
+      </w:pPr>
+      <w:r>
+        <w:rPr>
+          <w:rFonts w:ascii="Times New Roman" w:hAnsi="Times New Roman" w:cs="Times New Roman"/>
+          <w:b/>
+          <w:bCs/>
+          <w:sz w:val="24"/>
+          <w:szCs w:val="24"/>
+        </w:rPr>
+        <w:drawing>
+          <wp:inline distT="0" distB="0" distL="0" distR="0" wp14:anchorId="10E85BD5" wp14:editId="1D09B47C">
+            <wp:extent cx="1549076" cy="3381154"/>
+            <wp:effectExtent l="0" t="0" r="0" b="0"/>
+            <wp:docPr id="1235783816" name="Picture 1"/>
+            <wp:cNvGraphicFramePr>
+              <a:graphicFrameLocks xmlns:a="http://schemas.openxmlformats.org/drawingml/2006/main" noChangeAspect="1"/>
+            </wp:cNvGraphicFramePr>
+            <a:graphic xmlns:a="http://schemas.openxmlformats.org/drawingml/2006/main">
+              <a:graphicData uri="http://schemas.openxmlformats.org/drawingml/2006/picture">
+                <pic:pic xmlns:pic="http://schemas.openxmlformats.org/drawingml/2006/picture">
+                  <pic:nvPicPr>
+                    <pic:cNvPr id="1235783816" name=""/>
+                    <pic:cNvPicPr/>
+                  </pic:nvPicPr>
+                  <pic:blipFill>
+                    <a:blip r:embed="rId20"/>
+                    <a:stretch>
+                      <a:fillRect/>
+                    </a:stretch>
+                  </pic:blipFill>
+                  <pic:spPr>
+                    <a:xfrm>
+                      <a:off x="0" y="0"/>
+                      <a:ext cx="1554567" cy="3393139"/>
+                    </a:xfrm>
+                    <a:prstGeom prst="rect">
+                      <a:avLst/>
+                    </a:prstGeom>
+                  </pic:spPr>
+                </pic:pic>
+              </a:graphicData>
+            </a:graphic>
+          </wp:inline>
+        </w:drawing>
+      </w:r>
+    </w:p>
+    <w:p>
+      <w:pPr>
+        <w:spacing w:after="110" w:line="360" w:lineRule="auto"/>
+        <w:jc w:val="center"/>
+        <w:rPr>
+          <w:rFonts w:ascii="Times New Roman" w:hAnsi="Times New Roman" w:cs="Times New Roman"/>
+          <w:sz w:val="24"/>
+          <w:szCs w:val="24"/>
+        </w:rPr>
+      </w:pPr>
+      <w:r>
+        <w:rPr>
+          <w:rFonts w:ascii="Times New Roman" w:hAnsi="Times New Roman" w:cs="Times New Roman"/>
+          <w:b/>
+          <w:bCs/>
+          <w:sz w:val="24"/>
+          <w:szCs w:val="24"/>
+        </w:rPr>
+        <w:t xml:space="preserve">Gambar 3.5.4 </w:t>
+      </w:r>
+      <w:r>
+        <w:rPr>
+          <w:rFonts w:ascii="Times New Roman" w:hAnsi="Times New Roman" w:cs="Times New Roman"/>
+          <w:i/>
+          <w:iCs/>
+          <w:sz w:val="24"/>
+          <w:szCs w:val="24"/>
+        </w:rPr>
+        <w:t xml:space="preserve">Prototype </w:t>
+      </w:r>
+      <w:proofErr w:type="spellStart"/>
+      <w:r>
+        <w:rPr>
+          <w:rFonts w:ascii="Times New Roman" w:hAnsi="Times New Roman" w:cs="Times New Roman"/>
+          <w:sz w:val="24"/>
+          <w:szCs w:val="24"/>
+        </w:rPr>
+        <w:t>Tampilan</w:t>
+      </w:r>
+      <w:proofErr w:type="spellEnd"/>
+      <w:r>
+        <w:rPr>
+          <w:rFonts w:ascii="Times New Roman" w:hAnsi="Times New Roman" w:cs="Times New Roman"/>
+          <w:sz w:val="24"/>
+          <w:szCs w:val="24"/>
+        </w:rPr>
+        <w:t xml:space="preserve"> </w:t>
+      </w:r>
+      <w:proofErr w:type="spellStart"/>
+      <w:r>
+        <w:rPr>
+          <w:rFonts w:ascii="Times New Roman" w:hAnsi="Times New Roman" w:cs="Times New Roman"/>
+          <w:sz w:val="24"/>
+          <w:szCs w:val="24"/>
+        </w:rPr>
+        <w:t>Tambah</w:t>
+      </w:r>
+      <w:proofErr w:type="spellEnd"/>
+      <w:r>
+        <w:rPr>
+          <w:rFonts w:ascii="Times New Roman" w:hAnsi="Times New Roman" w:cs="Times New Roman"/>
+          <w:sz w:val="24"/>
+          <w:szCs w:val="24"/>
+        </w:rPr>
+        <w:t xml:space="preserve"> </w:t>
+      </w:r>
+      <w:proofErr w:type="spellStart"/>
+      <w:r>
+        <w:rPr>
+          <w:rFonts w:ascii="Times New Roman" w:hAnsi="Times New Roman" w:cs="Times New Roman"/>
+          <w:sz w:val="24"/>
+          <w:szCs w:val="24"/>
+        </w:rPr>
+        <w:t>Judul</w:t>
+      </w:r>
+      <w:proofErr w:type="spellEnd"/>
+    </w:p>
+    <w:p>
+      <w:pPr>
+        <w:spacing w:after="110" w:line="360" w:lineRule="auto"/>
+        <w:rPr>
+          <w:rFonts w:ascii="Times New Roman" w:hAnsi="Times New Roman" w:cs="Times New Roman"/>
+          <w:b/>
+          <w:bCs/>
+          <w:sz w:val="24"/>
+          <w:szCs w:val="24"/>
+        </w:rPr>
+      </w:pPr>
+      <w:r>
+        <w:rPr>
+          <w:rFonts w:ascii="Times New Roman" w:hAnsi="Times New Roman" w:cs="Times New Roman"/>
+          <w:sz w:val="24"/>
+          <w:szCs w:val="24"/>
+        </w:rPr>
+        <w:lastRenderedPageBreak/>
+        <w:tab/>
+      </w:r>
+      <w:r>
+        <w:rPr>
+          <w:rFonts w:ascii="Times New Roman" w:hAnsi="Times New Roman" w:cs="Times New Roman"/>
+          <w:b/>
+          <w:bCs/>
+          <w:sz w:val="24"/>
+          <w:szCs w:val="24"/>
+        </w:rPr>
+        <w:t xml:space="preserve">3.5.5 </w:t>
+      </w:r>
+      <w:proofErr w:type="spellStart"/>
+      <w:r>
+        <w:rPr>
+          <w:rFonts w:ascii="Times New Roman" w:hAnsi="Times New Roman" w:cs="Times New Roman"/>
+          <w:b/>
+          <w:bCs/>
+          <w:sz w:val="24"/>
+          <w:szCs w:val="24"/>
+        </w:rPr>
+        <w:t>Tampilan</w:t>
+      </w:r>
+      <w:proofErr w:type="spellEnd"/>
+      <w:r>
+        <w:rPr>
+          <w:rFonts w:ascii="Times New Roman" w:hAnsi="Times New Roman" w:cs="Times New Roman"/>
+          <w:b/>
+          <w:bCs/>
+          <w:sz w:val="24"/>
+          <w:szCs w:val="24"/>
+        </w:rPr>
+        <w:t xml:space="preserve"> Edit </w:t>
+      </w:r>
+      <w:proofErr w:type="spellStart"/>
+      <w:r>
+        <w:rPr>
+          <w:rFonts w:ascii="Times New Roman" w:hAnsi="Times New Roman" w:cs="Times New Roman"/>
+          <w:b/>
+          <w:bCs/>
+          <w:sz w:val="24"/>
+          <w:szCs w:val="24"/>
+        </w:rPr>
+        <w:t>Judul</w:t>
+      </w:r>
+      <w:proofErr w:type="spellEnd"/>
+      <w:r>
+        <w:rPr>
+          <w:rFonts w:ascii="Times New Roman" w:hAnsi="Times New Roman" w:cs="Times New Roman"/>
+          <w:b/>
+          <w:bCs/>
+          <w:sz w:val="24"/>
+          <w:szCs w:val="24"/>
+        </w:rPr>
+        <w:t xml:space="preserve"> Hak Akses </w:t>
+      </w:r>
+      <w:proofErr w:type="spellStart"/>
+      <w:r>
+        <w:rPr>
+          <w:rFonts w:ascii="Times New Roman" w:hAnsi="Times New Roman" w:cs="Times New Roman"/>
+          <w:b/>
+          <w:bCs/>
+          <w:sz w:val="24"/>
+          <w:szCs w:val="24"/>
+        </w:rPr>
+        <w:t>Ketua</w:t>
+      </w:r>
+      <w:proofErr w:type="spellEnd"/>
+      <w:r>
+        <w:rPr>
+          <w:rFonts w:ascii="Times New Roman" w:hAnsi="Times New Roman" w:cs="Times New Roman"/>
+          <w:b/>
+          <w:bCs/>
+          <w:sz w:val="24"/>
+          <w:szCs w:val="24"/>
+        </w:rPr>
+        <w:t xml:space="preserve"> KBK</w:t>
+      </w:r>
+    </w:p>
+    <w:p>
+      <w:pPr>
+        <w:spacing w:after="110" w:line="360" w:lineRule="auto"/>
+        <w:jc w:val="center"/>
+        <w:rPr>
+          <w:rFonts w:ascii="Times New Roman" w:hAnsi="Times New Roman" w:cs="Times New Roman"/>
+          <w:b/>
+          <w:bCs/>
+          <w:sz w:val="24"/>
+          <w:szCs w:val="24"/>
+        </w:rPr>
+      </w:pPr>
+      <w:r>
+        <w:rPr>
+          <w:rFonts w:ascii="Times New Roman" w:hAnsi="Times New Roman" w:cs="Times New Roman"/>
+          <w:b/>
+          <w:bCs/>
+          <w:sz w:val="24"/>
+          <w:szCs w:val="24"/>
+        </w:rPr>
+        <w:drawing>
+          <wp:inline distT="0" distB="0" distL="0" distR="0" wp14:anchorId="3A801B55" wp14:editId="4E5BC344">
+            <wp:extent cx="1488558" cy="3205592"/>
+            <wp:effectExtent l="0" t="0" r="0" b="0"/>
+            <wp:docPr id="535773766" name="Picture 1"/>
+            <wp:cNvGraphicFramePr>
+              <a:graphicFrameLocks xmlns:a="http://schemas.openxmlformats.org/drawingml/2006/main" noChangeAspect="1"/>
+            </wp:cNvGraphicFramePr>
+            <a:graphic xmlns:a="http://schemas.openxmlformats.org/drawingml/2006/main">
+              <a:graphicData uri="http://schemas.openxmlformats.org/drawingml/2006/picture">
+                <pic:pic xmlns:pic="http://schemas.openxmlformats.org/drawingml/2006/picture">
+                  <pic:nvPicPr>
+                    <pic:cNvPr id="535773766" name=""/>
+                    <pic:cNvPicPr/>
+                  </pic:nvPicPr>
+                  <pic:blipFill>
+                    <a:blip r:embed="rId21"/>
+                    <a:stretch>
+                      <a:fillRect/>
+                    </a:stretch>
+                  </pic:blipFill>
+                  <pic:spPr>
+                    <a:xfrm>
+                      <a:off x="0" y="0"/>
+                      <a:ext cx="1490763" cy="3210341"/>
+                    </a:xfrm>
+                    <a:prstGeom prst="rect">
+                      <a:avLst/>
+                    </a:prstGeom>
+                  </pic:spPr>
+                </pic:pic>
+              </a:graphicData>
+            </a:graphic>
+          </wp:inline>
+        </w:drawing>
+      </w:r>
+    </w:p>
+    <w:p>
+      <w:pPr>
+        <w:spacing w:after="110" w:line="360" w:lineRule="auto"/>
+        <w:jc w:val="center"/>
+        <w:rPr>
+          <w:rFonts w:ascii="Times New Roman" w:hAnsi="Times New Roman" w:cs="Times New Roman"/>
+          <w:sz w:val="24"/>
+          <w:szCs w:val="24"/>
+        </w:rPr>
+      </w:pPr>
+      <w:r>
+        <w:rPr>
+          <w:rFonts w:ascii="Times New Roman" w:hAnsi="Times New Roman" w:cs="Times New Roman"/>
+          <w:b/>
+          <w:bCs/>
+          <w:sz w:val="24"/>
+          <w:szCs w:val="24"/>
+        </w:rPr>
+        <w:t xml:space="preserve">Gambar 3.5.5 </w:t>
+      </w:r>
+      <w:r>
+        <w:rPr>
+          <w:rFonts w:ascii="Times New Roman" w:hAnsi="Times New Roman" w:cs="Times New Roman"/>
+          <w:i/>
+          <w:iCs/>
+          <w:sz w:val="24"/>
+          <w:szCs w:val="24"/>
+        </w:rPr>
+        <w:t xml:space="preserve">Prototype </w:t>
+      </w:r>
+      <w:proofErr w:type="spellStart"/>
+      <w:r>
+        <w:rPr>
+          <w:rFonts w:ascii="Times New Roman" w:hAnsi="Times New Roman" w:cs="Times New Roman"/>
+          <w:sz w:val="24"/>
+          <w:szCs w:val="24"/>
+        </w:rPr>
+        <w:t>Tampilan</w:t>
+      </w:r>
+      <w:proofErr w:type="spellEnd"/>
+      <w:r>
+        <w:rPr>
+          <w:rFonts w:ascii="Times New Roman" w:hAnsi="Times New Roman" w:cs="Times New Roman"/>
+          <w:sz w:val="24"/>
+          <w:szCs w:val="24"/>
+        </w:rPr>
+        <w:t xml:space="preserve"> Edit </w:t>
+      </w:r>
+      <w:proofErr w:type="spellStart"/>
+      <w:r>
+        <w:rPr>
+          <w:rFonts w:ascii="Times New Roman" w:hAnsi="Times New Roman" w:cs="Times New Roman"/>
+          <w:sz w:val="24"/>
+          <w:szCs w:val="24"/>
+        </w:rPr>
+        <w:t>Judul</w:t>
+      </w:r>
+      <w:proofErr w:type="spellEnd"/>
     </w:p>
     <w:p>
       <w:pPr>
@@ -45017,22 +48815,10 @@
         <w:ind w:left="720"/>
         <w:jc w:val="both"/>
         <w:rPr>
-          <w:rFonts w:ascii="Times New Roman" w:hAnsi="Times New Roman" w:cs="Times New Roman"/>
-          <w:sz w:val="24"/>
-          <w:szCs w:val="24"/>
-        </w:rPr>
-      </w:pPr>
-    </w:p>
-    <w:p>
-      <w:pPr>
-        <w:spacing w:after="110" w:line="360" w:lineRule="auto"/>
-        <w:ind w:left="720"/>
-        <w:jc w:val="both"/>
-        <w:rPr>
           <w:rStyle w:val="Hyperlink"/>
         </w:rPr>
       </w:pPr>
-      <w:hyperlink r:id="rId15" w:history="1">
+      <w:hyperlink r:id="rId22" w:history="1">
         <w:r>
           <w:rPr>
             <w:rStyle w:val="Hyperlink"/>
@@ -45133,8 +48919,19 @@
         <w:rPr>
           <w:rStyle w:val="Hyperlink"/>
         </w:rPr>
-        <w:lastRenderedPageBreak/>
-        <w:t xml:space="preserve">[3] </w:t>
+        <w:t>[</w:t>
+      </w:r>
+      <w:r>
+        <w:rPr>
+          <w:rStyle w:val="Hyperlink"/>
+        </w:rPr>
+        <w:t>2</w:t>
+      </w:r>
+      <w:r>
+        <w:rPr>
+          <w:rStyle w:val="Hyperlink"/>
+        </w:rPr>
+        <w:t xml:space="preserve">] </w:t>
       </w:r>
       <w:proofErr w:type="spellStart"/>
       <w:r>
@@ -45163,21 +48960,57 @@
         <w:rPr>
           <w:rStyle w:val="Hyperlink"/>
         </w:rPr>
-        <w:t>[4</w:t>
-      </w:r>
-      <w:r>
-        <w:rPr>
-          <w:rStyle w:val="Hyperlink"/>
-        </w:rPr>
-        <w:t xml:space="preserve">] </w:t>
-      </w:r>
-      <w:proofErr w:type="spellStart"/>
-      <w:r>
-        <w:t>Nazaruddin</w:t>
-      </w:r>
-      <w:proofErr w:type="spellEnd"/>
-      <w:r>
-        <w:t>(2012)</w:t>
+        <w:t xml:space="preserve">[3] </w:t>
+      </w:r>
+      <w:r>
+        <w:rPr>
+          <w:rFonts w:ascii="Times New Roman" w:hAnsi="Times New Roman" w:cs="Times New Roman"/>
+          <w:sz w:val="24"/>
+          <w:szCs w:val="24"/>
+        </w:rPr>
+        <w:t xml:space="preserve">Purwanto dan </w:t>
+      </w:r>
+      <w:proofErr w:type="spellStart"/>
+      <w:r>
+        <w:rPr>
+          <w:rFonts w:ascii="Times New Roman" w:hAnsi="Times New Roman" w:cs="Times New Roman"/>
+          <w:sz w:val="24"/>
+          <w:szCs w:val="24"/>
+        </w:rPr>
+        <w:t>Sulistyastuti</w:t>
+      </w:r>
+      <w:proofErr w:type="spellEnd"/>
+      <w:r>
+        <w:rPr>
+          <w:rFonts w:ascii="Times New Roman" w:hAnsi="Times New Roman" w:cs="Times New Roman"/>
+          <w:sz w:val="24"/>
+          <w:szCs w:val="24"/>
+        </w:rPr>
+        <w:t xml:space="preserve">, </w:t>
+      </w:r>
+      <w:r>
+        <w:rPr>
+          <w:rFonts w:ascii="Times New Roman" w:hAnsi="Times New Roman" w:cs="Times New Roman"/>
+          <w:sz w:val="24"/>
+          <w:szCs w:val="24"/>
+        </w:rPr>
+        <w:t>(</w:t>
+      </w:r>
+      <w:r>
+        <w:rPr>
+          <w:rFonts w:ascii="Times New Roman" w:hAnsi="Times New Roman" w:cs="Times New Roman"/>
+          <w:sz w:val="24"/>
+          <w:szCs w:val="24"/>
+        </w:rPr>
+        <w:t>2016)</w:t>
+      </w:r>
+      <w:r>
+        <w:rPr>
+          <w:rFonts w:ascii="Times New Roman" w:hAnsi="Times New Roman" w:cs="Times New Roman"/>
+          <w:sz w:val="24"/>
+          <w:szCs w:val="24"/>
+        </w:rPr>
+        <w:t>.</w:t>
       </w:r>
     </w:p>
     <w:p>
@@ -45185,11 +49018,38 @@
         <w:spacing w:after="110" w:line="360" w:lineRule="auto"/>
         <w:ind w:left="720"/>
         <w:jc w:val="both"/>
+      </w:pPr>
+      <w:r>
         <w:rPr>
           <w:rStyle w:val="Hyperlink"/>
         </w:rPr>
-      </w:pPr>
-      <w:hyperlink r:id="rId16" w:anchor=":~:text=In%20information%20retrieval%2C%20tf%E2%80%93idf%20%28also%20TF%2AIDF%2C%20TFIDF%2C%20TF%E2%80%93IDF%2C,some%20words%20appear%20more%20frequently%20in%20general.%20" w:history="1">
+        <w:t>[4</w:t>
+      </w:r>
+      <w:r>
+        <w:rPr>
+          <w:rStyle w:val="Hyperlink"/>
+        </w:rPr>
+        <w:t xml:space="preserve">] </w:t>
+      </w:r>
+      <w:proofErr w:type="spellStart"/>
+      <w:r>
+        <w:t>Nazaruddin</w:t>
+      </w:r>
+      <w:proofErr w:type="spellEnd"/>
+      <w:r>
+        <w:t>(2012)</w:t>
+      </w:r>
+    </w:p>
+    <w:p>
+      <w:pPr>
+        <w:spacing w:after="110" w:line="360" w:lineRule="auto"/>
+        <w:ind w:left="720"/>
+        <w:jc w:val="both"/>
+        <w:rPr>
+          <w:rStyle w:val="Hyperlink"/>
+        </w:rPr>
+      </w:pPr>
+      <w:hyperlink r:id="rId23" w:anchor=":~:text=In%20information%20retrieval%2C%20tf%E2%80%93idf%20%28also%20TF%2AIDF%2C%20TFIDF%2C%20TF%E2%80%93IDF%2C,some%20words%20appear%20more%20frequently%20in%20general.%20" w:history="1">
         <w:r>
           <w:rPr>
             <w:rStyle w:val="Hyperlink"/>
@@ -45209,7 +49069,7 @@
           <w:szCs w:val="24"/>
         </w:rPr>
       </w:pPr>
-      <w:hyperlink r:id="rId17" w:history="1">
+      <w:hyperlink r:id="rId24" w:history="1">
         <w:r>
           <w:rPr>
             <w:rStyle w:val="Hyperlink"/>
@@ -45232,7 +49092,7 @@
           <w:szCs w:val="24"/>
         </w:rPr>
       </w:pPr>
-      <w:hyperlink r:id="rId18" w:history="1">
+      <w:hyperlink r:id="rId25" w:history="1">
         <w:r>
           <w:rPr>
             <w:rStyle w:val="Hyperlink"/>
@@ -45255,7 +49115,7 @@
           <w:szCs w:val="24"/>
         </w:rPr>
       </w:pPr>
-      <w:hyperlink r:id="rId19" w:history="1">
+      <w:hyperlink r:id="rId26" w:history="1">
         <w:r>
           <w:rPr>
             <w:rStyle w:val="Hyperlink"/>
@@ -45278,7 +49138,7 @@
           <w:szCs w:val="24"/>
         </w:rPr>
       </w:pPr>
-      <w:hyperlink r:id="rId20" w:history="1">
+      <w:hyperlink r:id="rId27" w:history="1">
         <w:r>
           <w:rPr>
             <w:rStyle w:val="Hyperlink"/>
@@ -45302,7 +49162,7 @@
           <w:szCs w:val="24"/>
         </w:rPr>
       </w:pPr>
-      <w:hyperlink r:id="rId21" w:history="1">
+      <w:hyperlink r:id="rId28" w:history="1">
         <w:r>
           <w:rPr>
             <w:rStyle w:val="Hyperlink"/>
@@ -45325,7 +49185,7 @@
           <w:szCs w:val="24"/>
         </w:rPr>
       </w:pPr>
-      <w:hyperlink r:id="rId22" w:history="1">
+      <w:hyperlink r:id="rId29" w:history="1">
         <w:r>
           <w:rPr>
             <w:rStyle w:val="Hyperlink"/>
@@ -45348,7 +49208,7 @@
           <w:szCs w:val="24"/>
         </w:rPr>
       </w:pPr>
-      <w:hyperlink r:id="rId23" w:history="1">
+      <w:hyperlink r:id="rId30" w:history="1">
         <w:r>
           <w:rPr>
             <w:rStyle w:val="Hyperlink"/>
@@ -45803,6 +49663,119 @@
     </w:lvl>
   </w:abstractNum>
   <w:abstractNum w:abstractNumId="1" w15:restartNumberingAfterBreak="0">
+    <w:nsid w:val="06B44AB0"/>
+    <w:multiLevelType w:val="hybridMultilevel"/>
+    <w:tmpl w:val="1550F924"/>
+    <w:lvl w:ilvl="0" w:tplc="38090001">
+      <w:start w:val="1"/>
+      <w:numFmt w:val="bullet"/>
+      <w:lvlText w:val=""/>
+      <w:lvlJc w:val="left"/>
+      <w:pPr>
+        <w:ind w:left="2160" w:hanging="360"/>
+      </w:pPr>
+      <w:rPr>
+        <w:rFonts w:ascii="Symbol" w:hAnsi="Symbol" w:hint="default"/>
+      </w:rPr>
+    </w:lvl>
+    <w:lvl w:ilvl="1" w:tplc="38090003" w:tentative="1">
+      <w:start w:val="1"/>
+      <w:numFmt w:val="bullet"/>
+      <w:lvlText w:val="o"/>
+      <w:lvlJc w:val="left"/>
+      <w:pPr>
+        <w:ind w:left="2880" w:hanging="360"/>
+      </w:pPr>
+      <w:rPr>
+        <w:rFonts w:ascii="Courier New" w:hAnsi="Courier New" w:cs="Courier New" w:hint="default"/>
+      </w:rPr>
+    </w:lvl>
+    <w:lvl w:ilvl="2" w:tplc="38090005" w:tentative="1">
+      <w:start w:val="1"/>
+      <w:numFmt w:val="bullet"/>
+      <w:lvlText w:val=""/>
+      <w:lvlJc w:val="left"/>
+      <w:pPr>
+        <w:ind w:left="3600" w:hanging="360"/>
+      </w:pPr>
+      <w:rPr>
+        <w:rFonts w:ascii="Wingdings" w:hAnsi="Wingdings" w:hint="default"/>
+      </w:rPr>
+    </w:lvl>
+    <w:lvl w:ilvl="3" w:tplc="38090001" w:tentative="1">
+      <w:start w:val="1"/>
+      <w:numFmt w:val="bullet"/>
+      <w:lvlText w:val=""/>
+      <w:lvlJc w:val="left"/>
+      <w:pPr>
+        <w:ind w:left="4320" w:hanging="360"/>
+      </w:pPr>
+      <w:rPr>
+        <w:rFonts w:ascii="Symbol" w:hAnsi="Symbol" w:hint="default"/>
+      </w:rPr>
+    </w:lvl>
+    <w:lvl w:ilvl="4" w:tplc="38090003" w:tentative="1">
+      <w:start w:val="1"/>
+      <w:numFmt w:val="bullet"/>
+      <w:lvlText w:val="o"/>
+      <w:lvlJc w:val="left"/>
+      <w:pPr>
+        <w:ind w:left="5040" w:hanging="360"/>
+      </w:pPr>
+      <w:rPr>
+        <w:rFonts w:ascii="Courier New" w:hAnsi="Courier New" w:cs="Courier New" w:hint="default"/>
+      </w:rPr>
+    </w:lvl>
+    <w:lvl w:ilvl="5" w:tplc="38090005" w:tentative="1">
+      <w:start w:val="1"/>
+      <w:numFmt w:val="bullet"/>
+      <w:lvlText w:val=""/>
+      <w:lvlJc w:val="left"/>
+      <w:pPr>
+        <w:ind w:left="5760" w:hanging="360"/>
+      </w:pPr>
+      <w:rPr>
+        <w:rFonts w:ascii="Wingdings" w:hAnsi="Wingdings" w:hint="default"/>
+      </w:rPr>
+    </w:lvl>
+    <w:lvl w:ilvl="6" w:tplc="38090001" w:tentative="1">
+      <w:start w:val="1"/>
+      <w:numFmt w:val="bullet"/>
+      <w:lvlText w:val=""/>
+      <w:lvlJc w:val="left"/>
+      <w:pPr>
+        <w:ind w:left="6480" w:hanging="360"/>
+      </w:pPr>
+      <w:rPr>
+        <w:rFonts w:ascii="Symbol" w:hAnsi="Symbol" w:hint="default"/>
+      </w:rPr>
+    </w:lvl>
+    <w:lvl w:ilvl="7" w:tplc="38090003" w:tentative="1">
+      <w:start w:val="1"/>
+      <w:numFmt w:val="bullet"/>
+      <w:lvlText w:val="o"/>
+      <w:lvlJc w:val="left"/>
+      <w:pPr>
+        <w:ind w:left="7200" w:hanging="360"/>
+      </w:pPr>
+      <w:rPr>
+        <w:rFonts w:ascii="Courier New" w:hAnsi="Courier New" w:cs="Courier New" w:hint="default"/>
+      </w:rPr>
+    </w:lvl>
+    <w:lvl w:ilvl="8" w:tplc="38090005" w:tentative="1">
+      <w:start w:val="1"/>
+      <w:numFmt w:val="bullet"/>
+      <w:lvlText w:val=""/>
+      <w:lvlJc w:val="left"/>
+      <w:pPr>
+        <w:ind w:left="7920" w:hanging="360"/>
+      </w:pPr>
+      <w:rPr>
+        <w:rFonts w:ascii="Wingdings" w:hAnsi="Wingdings" w:hint="default"/>
+      </w:rPr>
+    </w:lvl>
+  </w:abstractNum>
+  <w:abstractNum w:abstractNumId="2" w15:restartNumberingAfterBreak="0">
     <w:nsid w:val="142F1373"/>
     <w:multiLevelType w:val="multilevel"/>
     <w:tmpl w:val="9314C93C"/>
@@ -45917,7 +49890,7 @@
       </w:rPr>
     </w:lvl>
   </w:abstractNum>
-  <w:abstractNum w:abstractNumId="2" w15:restartNumberingAfterBreak="0">
+  <w:abstractNum w:abstractNumId="3" w15:restartNumberingAfterBreak="0">
     <w:nsid w:val="167712FA"/>
     <w:multiLevelType w:val="multilevel"/>
     <w:tmpl w:val="72CC77F8"/>
@@ -46030,7 +50003,7 @@
       </w:rPr>
     </w:lvl>
   </w:abstractNum>
-  <w:abstractNum w:abstractNumId="3" w15:restartNumberingAfterBreak="0">
+  <w:abstractNum w:abstractNumId="4" w15:restartNumberingAfterBreak="0">
     <w:nsid w:val="1A125AE5"/>
     <w:multiLevelType w:val="hybridMultilevel"/>
     <w:tmpl w:val="6CD6C2CA"/>
@@ -46120,7 +50093,7 @@
       </w:pPr>
     </w:lvl>
   </w:abstractNum>
-  <w:abstractNum w:abstractNumId="4" w15:restartNumberingAfterBreak="0">
+  <w:abstractNum w:abstractNumId="5" w15:restartNumberingAfterBreak="0">
     <w:nsid w:val="1BD8693A"/>
     <w:multiLevelType w:val="hybridMultilevel"/>
     <w:tmpl w:val="68C0F06C"/>
@@ -46209,7 +50182,7 @@
       </w:pPr>
     </w:lvl>
   </w:abstractNum>
-  <w:abstractNum w:abstractNumId="5" w15:restartNumberingAfterBreak="0">
+  <w:abstractNum w:abstractNumId="6" w15:restartNumberingAfterBreak="0">
     <w:nsid w:val="25AA1557"/>
     <w:multiLevelType w:val="hybridMultilevel"/>
     <w:tmpl w:val="FEA0E49C"/>
@@ -46300,7 +50273,7 @@
       </w:pPr>
     </w:lvl>
   </w:abstractNum>
-  <w:abstractNum w:abstractNumId="6" w15:restartNumberingAfterBreak="0">
+  <w:abstractNum w:abstractNumId="7" w15:restartNumberingAfterBreak="0">
     <w:nsid w:val="25E87A95"/>
     <w:multiLevelType w:val="hybridMultilevel"/>
     <w:tmpl w:val="567C2C8C"/>
@@ -46413,7 +50386,7 @@
       </w:rPr>
     </w:lvl>
   </w:abstractNum>
-  <w:abstractNum w:abstractNumId="7" w15:restartNumberingAfterBreak="0">
+  <w:abstractNum w:abstractNumId="8" w15:restartNumberingAfterBreak="0">
     <w:nsid w:val="268B5B07"/>
     <w:multiLevelType w:val="hybridMultilevel"/>
     <w:tmpl w:val="CCA432B2"/>
@@ -46526,7 +50499,7 @@
       </w:rPr>
     </w:lvl>
   </w:abstractNum>
-  <w:abstractNum w:abstractNumId="8" w15:restartNumberingAfterBreak="0">
+  <w:abstractNum w:abstractNumId="9" w15:restartNumberingAfterBreak="0">
     <w:nsid w:val="292060F0"/>
     <w:multiLevelType w:val="hybridMultilevel"/>
     <w:tmpl w:val="B85C5242"/>
@@ -46639,7 +50612,7 @@
       </w:rPr>
     </w:lvl>
   </w:abstractNum>
-  <w:abstractNum w:abstractNumId="9" w15:restartNumberingAfterBreak="0">
+  <w:abstractNum w:abstractNumId="10" w15:restartNumberingAfterBreak="0">
     <w:nsid w:val="29282C2F"/>
     <w:multiLevelType w:val="hybridMultilevel"/>
     <w:tmpl w:val="0896BB70"/>
@@ -46728,7 +50701,7 @@
       </w:pPr>
     </w:lvl>
   </w:abstractNum>
-  <w:abstractNum w:abstractNumId="10" w15:restartNumberingAfterBreak="0">
+  <w:abstractNum w:abstractNumId="11" w15:restartNumberingAfterBreak="0">
     <w:nsid w:val="29EC733E"/>
     <w:multiLevelType w:val="hybridMultilevel"/>
     <w:tmpl w:val="3B48B5EC"/>
@@ -46817,7 +50790,7 @@
       </w:pPr>
     </w:lvl>
   </w:abstractNum>
-  <w:abstractNum w:abstractNumId="11" w15:restartNumberingAfterBreak="0">
+  <w:abstractNum w:abstractNumId="12" w15:restartNumberingAfterBreak="0">
     <w:nsid w:val="2A2333F6"/>
     <w:multiLevelType w:val="hybridMultilevel"/>
     <w:tmpl w:val="66FC6416"/>
@@ -46930,7 +50903,7 @@
       </w:rPr>
     </w:lvl>
   </w:abstractNum>
-  <w:abstractNum w:abstractNumId="12" w15:restartNumberingAfterBreak="0">
+  <w:abstractNum w:abstractNumId="13" w15:restartNumberingAfterBreak="0">
     <w:nsid w:val="2DE726BE"/>
     <w:multiLevelType w:val="hybridMultilevel"/>
     <w:tmpl w:val="1576B15A"/>
@@ -47016,7 +50989,7 @@
       </w:pPr>
     </w:lvl>
   </w:abstractNum>
-  <w:abstractNum w:abstractNumId="13" w15:restartNumberingAfterBreak="0">
+  <w:abstractNum w:abstractNumId="14" w15:restartNumberingAfterBreak="0">
     <w:nsid w:val="359A213D"/>
     <w:multiLevelType w:val="hybridMultilevel"/>
     <w:tmpl w:val="4F18D638"/>
@@ -47105,7 +51078,7 @@
       </w:pPr>
     </w:lvl>
   </w:abstractNum>
-  <w:abstractNum w:abstractNumId="14" w15:restartNumberingAfterBreak="0">
+  <w:abstractNum w:abstractNumId="15" w15:restartNumberingAfterBreak="0">
     <w:nsid w:val="39744B04"/>
     <w:multiLevelType w:val="hybridMultilevel"/>
     <w:tmpl w:val="BF42BCEC"/>
@@ -47194,7 +51167,7 @@
       </w:pPr>
     </w:lvl>
   </w:abstractNum>
-  <w:abstractNum w:abstractNumId="15" w15:restartNumberingAfterBreak="0">
+  <w:abstractNum w:abstractNumId="16" w15:restartNumberingAfterBreak="0">
     <w:nsid w:val="3A3D65D4"/>
     <w:multiLevelType w:val="hybridMultilevel"/>
     <w:tmpl w:val="75F018CA"/>
@@ -47283,7 +51256,7 @@
       </w:pPr>
     </w:lvl>
   </w:abstractNum>
-  <w:abstractNum w:abstractNumId="16" w15:restartNumberingAfterBreak="0">
+  <w:abstractNum w:abstractNumId="17" w15:restartNumberingAfterBreak="0">
     <w:nsid w:val="472D4BEE"/>
     <w:multiLevelType w:val="hybridMultilevel"/>
     <w:tmpl w:val="4760A6A4"/>
@@ -47372,7 +51345,7 @@
       </w:pPr>
     </w:lvl>
   </w:abstractNum>
-  <w:abstractNum w:abstractNumId="17" w15:restartNumberingAfterBreak="0">
+  <w:abstractNum w:abstractNumId="18" w15:restartNumberingAfterBreak="0">
     <w:nsid w:val="4F7215FA"/>
     <w:multiLevelType w:val="hybridMultilevel"/>
     <w:tmpl w:val="25581B8C"/>
@@ -47461,7 +51434,7 @@
       </w:pPr>
     </w:lvl>
   </w:abstractNum>
-  <w:abstractNum w:abstractNumId="18" w15:restartNumberingAfterBreak="0">
+  <w:abstractNum w:abstractNumId="19" w15:restartNumberingAfterBreak="0">
     <w:nsid w:val="526948B0"/>
     <w:multiLevelType w:val="hybridMultilevel"/>
     <w:tmpl w:val="83142F22"/>
@@ -47574,7 +51547,7 @@
       </w:rPr>
     </w:lvl>
   </w:abstractNum>
-  <w:abstractNum w:abstractNumId="19" w15:restartNumberingAfterBreak="0">
+  <w:abstractNum w:abstractNumId="20" w15:restartNumberingAfterBreak="0">
     <w:nsid w:val="59F72EA5"/>
     <w:multiLevelType w:val="hybridMultilevel"/>
     <w:tmpl w:val="FA0E7B28"/>
@@ -47663,7 +51636,7 @@
       </w:pPr>
     </w:lvl>
   </w:abstractNum>
-  <w:abstractNum w:abstractNumId="20" w15:restartNumberingAfterBreak="0">
+  <w:abstractNum w:abstractNumId="21" w15:restartNumberingAfterBreak="0">
     <w:nsid w:val="5F760C5A"/>
     <w:multiLevelType w:val="hybridMultilevel"/>
     <w:tmpl w:val="32462B9C"/>
@@ -47752,7 +51725,7 @@
       </w:pPr>
     </w:lvl>
   </w:abstractNum>
-  <w:abstractNum w:abstractNumId="21" w15:restartNumberingAfterBreak="0">
+  <w:abstractNum w:abstractNumId="22" w15:restartNumberingAfterBreak="0">
     <w:nsid w:val="5FB20C49"/>
     <w:multiLevelType w:val="hybridMultilevel"/>
     <w:tmpl w:val="02E44544"/>
@@ -47843,7 +51816,7 @@
       </w:pPr>
     </w:lvl>
   </w:abstractNum>
-  <w:abstractNum w:abstractNumId="22" w15:restartNumberingAfterBreak="0">
+  <w:abstractNum w:abstractNumId="23" w15:restartNumberingAfterBreak="0">
     <w:nsid w:val="663F507E"/>
     <w:multiLevelType w:val="hybridMultilevel"/>
     <w:tmpl w:val="0C70A524"/>
@@ -47932,7 +51905,7 @@
       </w:pPr>
     </w:lvl>
   </w:abstractNum>
-  <w:abstractNum w:abstractNumId="23" w15:restartNumberingAfterBreak="0">
+  <w:abstractNum w:abstractNumId="24" w15:restartNumberingAfterBreak="0">
     <w:nsid w:val="66593FCB"/>
     <w:multiLevelType w:val="hybridMultilevel"/>
     <w:tmpl w:val="D25C91D0"/>
@@ -48021,7 +51994,7 @@
       </w:pPr>
     </w:lvl>
   </w:abstractNum>
-  <w:abstractNum w:abstractNumId="24" w15:restartNumberingAfterBreak="0">
+  <w:abstractNum w:abstractNumId="25" w15:restartNumberingAfterBreak="0">
     <w:nsid w:val="66790116"/>
     <w:multiLevelType w:val="hybridMultilevel"/>
     <w:tmpl w:val="B69E624E"/>
@@ -48134,7 +52107,7 @@
       </w:rPr>
     </w:lvl>
   </w:abstractNum>
-  <w:abstractNum w:abstractNumId="25" w15:restartNumberingAfterBreak="0">
+  <w:abstractNum w:abstractNumId="26" w15:restartNumberingAfterBreak="0">
     <w:nsid w:val="6DA357E4"/>
     <w:multiLevelType w:val="hybridMultilevel"/>
     <w:tmpl w:val="DBDC4796"/>
@@ -48247,7 +52220,7 @@
       </w:rPr>
     </w:lvl>
   </w:abstractNum>
-  <w:abstractNum w:abstractNumId="26" w15:restartNumberingAfterBreak="0">
+  <w:abstractNum w:abstractNumId="27" w15:restartNumberingAfterBreak="0">
     <w:nsid w:val="6DBE556E"/>
     <w:multiLevelType w:val="multilevel"/>
     <w:tmpl w:val="879CE95C"/>
@@ -48368,7 +52341,7 @@
       </w:rPr>
     </w:lvl>
   </w:abstractNum>
-  <w:abstractNum w:abstractNumId="27" w15:restartNumberingAfterBreak="0">
+  <w:abstractNum w:abstractNumId="28" w15:restartNumberingAfterBreak="0">
     <w:nsid w:val="7E7F1770"/>
     <w:multiLevelType w:val="multilevel"/>
     <w:tmpl w:val="38090025"/>
@@ -48464,88 +52437,91 @@
     </w:lvl>
   </w:abstractNum>
   <w:num w:numId="1" w16cid:durableId="2062053391">
-    <w:abstractNumId w:val="12"/>
+    <w:abstractNumId w:val="13"/>
   </w:num>
   <w:num w:numId="2" w16cid:durableId="15204997">
+    <w:abstractNumId w:val="28"/>
+  </w:num>
+  <w:num w:numId="3" w16cid:durableId="1209681330">
+    <w:abstractNumId w:val="22"/>
+  </w:num>
+  <w:num w:numId="4" w16cid:durableId="1961253964">
+    <w:abstractNumId w:val="2"/>
+  </w:num>
+  <w:num w:numId="5" w16cid:durableId="411005104">
+    <w:abstractNumId w:val="10"/>
+  </w:num>
+  <w:num w:numId="6" w16cid:durableId="304480692">
     <w:abstractNumId w:val="27"/>
   </w:num>
-  <w:num w:numId="3" w16cid:durableId="1209681330">
-    <w:abstractNumId w:val="21"/>
-  </w:num>
-  <w:num w:numId="4" w16cid:durableId="1961253964">
-    <w:abstractNumId w:val="1"/>
-  </w:num>
-  <w:num w:numId="5" w16cid:durableId="411005104">
-    <w:abstractNumId w:val="9"/>
-  </w:num>
-  <w:num w:numId="6" w16cid:durableId="304480692">
-    <w:abstractNumId w:val="26"/>
-  </w:num>
   <w:num w:numId="7" w16cid:durableId="1251357425">
-    <w:abstractNumId w:val="17"/>
+    <w:abstractNumId w:val="18"/>
   </w:num>
   <w:num w:numId="8" w16cid:durableId="926885805">
-    <w:abstractNumId w:val="20"/>
+    <w:abstractNumId w:val="21"/>
   </w:num>
   <w:num w:numId="9" w16cid:durableId="382682344">
     <w:abstractNumId w:val="0"/>
   </w:num>
   <w:num w:numId="10" w16cid:durableId="1801725160">
+    <w:abstractNumId w:val="15"/>
+  </w:num>
+  <w:num w:numId="11" w16cid:durableId="1000818873">
     <w:abstractNumId w:val="14"/>
   </w:num>
-  <w:num w:numId="11" w16cid:durableId="1000818873">
-    <w:abstractNumId w:val="13"/>
-  </w:num>
   <w:num w:numId="12" w16cid:durableId="1107389571">
-    <w:abstractNumId w:val="10"/>
+    <w:abstractNumId w:val="11"/>
   </w:num>
   <w:num w:numId="13" w16cid:durableId="92483825">
-    <w:abstractNumId w:val="22"/>
+    <w:abstractNumId w:val="23"/>
   </w:num>
   <w:num w:numId="14" w16cid:durableId="1457986439">
-    <w:abstractNumId w:val="23"/>
+    <w:abstractNumId w:val="24"/>
   </w:num>
   <w:num w:numId="15" w16cid:durableId="1942109139">
-    <w:abstractNumId w:val="2"/>
+    <w:abstractNumId w:val="3"/>
   </w:num>
   <w:num w:numId="16" w16cid:durableId="1621571227">
+    <w:abstractNumId w:val="26"/>
+  </w:num>
+  <w:num w:numId="17" w16cid:durableId="1454515276">
+    <w:abstractNumId w:val="9"/>
+  </w:num>
+  <w:num w:numId="18" w16cid:durableId="1591546735">
+    <w:abstractNumId w:val="7"/>
+  </w:num>
+  <w:num w:numId="19" w16cid:durableId="899754409">
     <w:abstractNumId w:val="25"/>
   </w:num>
-  <w:num w:numId="17" w16cid:durableId="1454515276">
+  <w:num w:numId="20" w16cid:durableId="127820858">
+    <w:abstractNumId w:val="6"/>
+  </w:num>
+  <w:num w:numId="21" w16cid:durableId="302976688">
     <w:abstractNumId w:val="8"/>
   </w:num>
-  <w:num w:numId="18" w16cid:durableId="1591546735">
-    <w:abstractNumId w:val="6"/>
+  <w:num w:numId="22" w16cid:durableId="1407923490">
+    <w:abstractNumId w:val="12"/>
   </w:num>
-  <w:num w:numId="19" w16cid:durableId="899754409">
-    <w:abstractNumId w:val="24"/>
+  <w:num w:numId="23" w16cid:durableId="1710496197">
+    <w:abstractNumId w:val="19"/>
   </w:num>
-  <w:num w:numId="20" w16cid:durableId="127820858">
+  <w:num w:numId="24" w16cid:durableId="2060282063">
+    <w:abstractNumId w:val="4"/>
+  </w:num>
+  <w:num w:numId="25" w16cid:durableId="738984387">
     <w:abstractNumId w:val="5"/>
   </w:num>
-  <w:num w:numId="21" w16cid:durableId="302976688">
-    <w:abstractNumId w:val="7"/>
-  </w:num>
-  <w:num w:numId="22" w16cid:durableId="1407923490">
-    <w:abstractNumId w:val="11"/>
-  </w:num>
-  <w:num w:numId="23" w16cid:durableId="1710496197">
-    <w:abstractNumId w:val="18"/>
-  </w:num>
-  <w:num w:numId="24" w16cid:durableId="2060282063">
-    <w:abstractNumId w:val="3"/>
-  </w:num>
-  <w:num w:numId="25" w16cid:durableId="738984387">
-    <w:abstractNumId w:val="4"/>
-  </w:num>
   <w:num w:numId="26" w16cid:durableId="2113284319">
-    <w:abstractNumId w:val="15"/>
+    <w:abstractNumId w:val="16"/>
   </w:num>
   <w:num w:numId="27" w16cid:durableId="333529970">
-    <w:abstractNumId w:val="19"/>
+    <w:abstractNumId w:val="20"/>
   </w:num>
   <w:num w:numId="28" w16cid:durableId="1586644180">
-    <w:abstractNumId w:val="16"/>
+    <w:abstractNumId w:val="17"/>
+  </w:num>
+  <w:num w:numId="29" w16cid:durableId="15548393">
+    <w:abstractNumId w:val="1"/>
   </w:num>
 </w:numbering>
 </file>
@@ -49190,6 +53166,7 @@
   <w:style w:type="character" w:default="1" w:styleId="DefaultParagraphFont">
     <w:name w:val="Default Paragraph Font"/>
     <w:uiPriority w:val="1"/>
+    <w:semiHidden/>
     <w:unhideWhenUsed/>
   </w:style>
   <w:style w:type="table" w:default="1" w:styleId="TableNormal">

--- a/LATAR BELAKANG SKRIPSI _ Unsaved _ New Version.docx
+++ b/LATAR BELAKANG SKRIPSI _ Unsaved _ New Version.docx
@@ -345,6 +345,16 @@
           <w:szCs w:val="24"/>
         </w:rPr>
       </w:pPr>
+      <w:r>
+        <w:rPr>
+          <w:rFonts w:ascii="Times New Roman" w:hAnsi="Times New Roman" w:cs="Times New Roman"/>
+          <w:b/>
+          <w:bCs/>
+          <w:sz w:val="24"/>
+          <w:szCs w:val="24"/>
+        </w:rPr>
+        <w:t>PROGRAM STUDI TEKNIK INFORMATIKA</w:t>
+      </w:r>
     </w:p>
     <w:p>
       <w:pPr>
@@ -366,7 +376,7 @@
           <w:sz w:val="24"/>
           <w:szCs w:val="24"/>
         </w:rPr>
-        <w:t>PROGRAM STUDI TEKNIK INFORMATIKA</w:t>
+        <w:t>FAKULTAS ILMU KOMPUTER</w:t>
       </w:r>
     </w:p>
     <w:p>
@@ -389,7 +399,7 @@
           <w:sz w:val="24"/>
           <w:szCs w:val="24"/>
         </w:rPr>
-        <w:t>FAKULTAS ILMU KOMPUTER</w:t>
+        <w:t>INSTITUT INFORMATIKA DAN BISNIS DARMAJAYA</w:t>
       </w:r>
     </w:p>
     <w:p>
@@ -412,7 +422,7 @@
           <w:sz w:val="24"/>
           <w:szCs w:val="24"/>
         </w:rPr>
-        <w:t>INSTITUT INFORMATIKA DAN BISNIS DARMAJAYA</w:t>
+        <w:t>BANDAR LAMPUNG</w:t>
       </w:r>
     </w:p>
     <w:p>
@@ -435,12 +445,12 @@
           <w:sz w:val="24"/>
           <w:szCs w:val="24"/>
         </w:rPr>
-        <w:t>BANDAR LAMPUNG</w:t>
+        <w:t>TAHUN 2024</w:t>
       </w:r>
     </w:p>
     <w:p>
       <w:pPr>
-        <w:spacing w:after="100" w:afterAutospacing="1"/>
+        <w:spacing w:after="0" w:line="240" w:lineRule="auto"/>
         <w:jc w:val="center"/>
         <w:rPr>
           <w:rFonts w:ascii="Times New Roman" w:hAnsi="Times New Roman" w:cs="Times New Roman"/>
@@ -459,29 +469,6 @@
           <w:szCs w:val="24"/>
         </w:rPr>
         <w:lastRenderedPageBreak/>
-        <w:t>TAHUN 2024</w:t>
-      </w:r>
-    </w:p>
-    <w:p>
-      <w:pPr>
-        <w:spacing w:after="0" w:line="240" w:lineRule="auto"/>
-        <w:jc w:val="center"/>
-        <w:rPr>
-          <w:rFonts w:ascii="Times New Roman" w:hAnsi="Times New Roman" w:cs="Times New Roman"/>
-          <w:b/>
-          <w:bCs/>
-          <w:sz w:val="24"/>
-          <w:szCs w:val="24"/>
-        </w:rPr>
-      </w:pPr>
-      <w:r>
-        <w:rPr>
-          <w:rFonts w:ascii="Times New Roman" w:hAnsi="Times New Roman" w:cs="Times New Roman"/>
-          <w:b/>
-          <w:bCs/>
-          <w:sz w:val="24"/>
-          <w:szCs w:val="24"/>
-        </w:rPr>
         <w:t xml:space="preserve">BAB </w:t>
       </w:r>
       <w:r>
@@ -3288,6 +3275,18 @@
         </w:rPr>
         <w:t xml:space="preserve"> </w:t>
       </w:r>
+    </w:p>
+    <w:p>
+      <w:pPr>
+        <w:spacing w:after="110" w:line="360" w:lineRule="auto"/>
+        <w:ind w:left="1080" w:firstLine="360"/>
+        <w:jc w:val="both"/>
+        <w:rPr>
+          <w:rFonts w:ascii="Times New Roman" w:hAnsi="Times New Roman" w:cs="Times New Roman"/>
+          <w:sz w:val="24"/>
+          <w:szCs w:val="24"/>
+        </w:rPr>
+      </w:pPr>
       <w:proofErr w:type="spellStart"/>
       <w:r>
         <w:rPr>
@@ -27731,7 +27730,6 @@
     <w:p>
       <w:pPr>
         <w:spacing w:after="110" w:line="360" w:lineRule="auto"/>
-        <w:ind w:left="720"/>
         <w:jc w:val="both"/>
         <w:rPr>
           <w:rFonts w:ascii="Times New Roman" w:hAnsi="Times New Roman" w:cs="Times New Roman"/>
@@ -27740,18 +27738,26 @@
           <w:i/>
           <w:iCs/>
           <w:sz w:val="24"/>
-          <w:szCs w:val="24"/>
-        </w:rPr>
-      </w:pPr>
+          <w:szCs w:val="32"/>
+        </w:rPr>
+      </w:pPr>
+      <w:r>
+        <w:rPr>
+          <w:rFonts w:ascii="Times New Roman" w:hAnsi="Times New Roman" w:cs="Times New Roman"/>
+          <w:sz w:val="24"/>
+          <w:szCs w:val="32"/>
+        </w:rPr>
+        <w:tab/>
+      </w:r>
       <w:r>
         <w:rPr>
           <w:rFonts w:ascii="Times New Roman" w:hAnsi="Times New Roman" w:cs="Times New Roman"/>
           <w:b/>
           <w:bCs/>
           <w:sz w:val="24"/>
-          <w:szCs w:val="24"/>
-        </w:rPr>
-        <w:t xml:space="preserve">2.7.1 </w:t>
+          <w:szCs w:val="32"/>
+        </w:rPr>
+        <w:t xml:space="preserve">2.7.2 </w:t>
       </w:r>
       <w:r>
         <w:rPr>
@@ -27761,15 +27767,15 @@
           <w:i/>
           <w:iCs/>
           <w:sz w:val="24"/>
-          <w:szCs w:val="24"/>
-        </w:rPr>
-        <w:t>Use Case Diagram</w:t>
+          <w:szCs w:val="32"/>
+        </w:rPr>
+        <w:t>Activity Diagram</w:t>
       </w:r>
     </w:p>
     <w:p>
       <w:pPr>
         <w:spacing w:after="110" w:line="360" w:lineRule="auto"/>
-        <w:ind w:left="1134" w:firstLine="306"/>
+        <w:ind w:left="1134"/>
         <w:jc w:val="both"/>
         <w:rPr>
           <w:rFonts w:ascii="Times New Roman" w:hAnsi="Times New Roman" w:cs="Times New Roman"/>
@@ -27778,2478 +27784,6 @@
         </w:rPr>
       </w:pPr>
       <w:r>
-        <w:rPr>
-          <w:rFonts w:ascii="Times New Roman" w:hAnsi="Times New Roman" w:cs="Times New Roman"/>
-          <w:sz w:val="24"/>
-          <w:szCs w:val="24"/>
-        </w:rPr>
-        <w:t xml:space="preserve">Use case diagram </w:t>
-      </w:r>
-      <w:proofErr w:type="spellStart"/>
-      <w:r>
-        <w:rPr>
-          <w:rFonts w:ascii="Times New Roman" w:hAnsi="Times New Roman" w:cs="Times New Roman"/>
-          <w:sz w:val="24"/>
-          <w:szCs w:val="24"/>
-        </w:rPr>
-        <w:t>adalah</w:t>
-      </w:r>
-      <w:proofErr w:type="spellEnd"/>
-      <w:r>
-        <w:rPr>
-          <w:rFonts w:ascii="Times New Roman" w:hAnsi="Times New Roman" w:cs="Times New Roman"/>
-          <w:sz w:val="24"/>
-          <w:szCs w:val="24"/>
-        </w:rPr>
-        <w:t xml:space="preserve"> </w:t>
-      </w:r>
-      <w:proofErr w:type="spellStart"/>
-      <w:r>
-        <w:rPr>
-          <w:rFonts w:ascii="Times New Roman" w:hAnsi="Times New Roman" w:cs="Times New Roman"/>
-          <w:sz w:val="24"/>
-          <w:szCs w:val="24"/>
-        </w:rPr>
-        <w:t>sebuah</w:t>
-      </w:r>
-      <w:proofErr w:type="spellEnd"/>
-      <w:r>
-        <w:rPr>
-          <w:rFonts w:ascii="Times New Roman" w:hAnsi="Times New Roman" w:cs="Times New Roman"/>
-          <w:sz w:val="24"/>
-          <w:szCs w:val="24"/>
-        </w:rPr>
-        <w:t xml:space="preserve"> diagram UML yang </w:t>
-      </w:r>
-      <w:proofErr w:type="spellStart"/>
-      <w:r>
-        <w:rPr>
-          <w:rFonts w:ascii="Times New Roman" w:hAnsi="Times New Roman" w:cs="Times New Roman"/>
-          <w:sz w:val="24"/>
-          <w:szCs w:val="24"/>
-        </w:rPr>
-        <w:t>digunakan</w:t>
-      </w:r>
-      <w:proofErr w:type="spellEnd"/>
-      <w:r>
-        <w:rPr>
-          <w:rFonts w:ascii="Times New Roman" w:hAnsi="Times New Roman" w:cs="Times New Roman"/>
-          <w:sz w:val="24"/>
-          <w:szCs w:val="24"/>
-        </w:rPr>
-        <w:t xml:space="preserve"> </w:t>
-      </w:r>
-      <w:proofErr w:type="spellStart"/>
-      <w:r>
-        <w:rPr>
-          <w:rFonts w:ascii="Times New Roman" w:hAnsi="Times New Roman" w:cs="Times New Roman"/>
-          <w:sz w:val="24"/>
-          <w:szCs w:val="24"/>
-        </w:rPr>
-        <w:t>untuk</w:t>
-      </w:r>
-      <w:proofErr w:type="spellEnd"/>
-      <w:r>
-        <w:rPr>
-          <w:rFonts w:ascii="Times New Roman" w:hAnsi="Times New Roman" w:cs="Times New Roman"/>
-          <w:sz w:val="24"/>
-          <w:szCs w:val="24"/>
-        </w:rPr>
-        <w:t xml:space="preserve"> </w:t>
-      </w:r>
-      <w:proofErr w:type="spellStart"/>
-      <w:r>
-        <w:rPr>
-          <w:rFonts w:ascii="Times New Roman" w:hAnsi="Times New Roman" w:cs="Times New Roman"/>
-          <w:sz w:val="24"/>
-          <w:szCs w:val="24"/>
-        </w:rPr>
-        <w:t>menggambarkan</w:t>
-      </w:r>
-      <w:proofErr w:type="spellEnd"/>
-      <w:r>
-        <w:rPr>
-          <w:rFonts w:ascii="Times New Roman" w:hAnsi="Times New Roman" w:cs="Times New Roman"/>
-          <w:sz w:val="24"/>
-          <w:szCs w:val="24"/>
-        </w:rPr>
-        <w:t xml:space="preserve"> </w:t>
-      </w:r>
-      <w:proofErr w:type="spellStart"/>
-      <w:r>
-        <w:rPr>
-          <w:rFonts w:ascii="Times New Roman" w:hAnsi="Times New Roman" w:cs="Times New Roman"/>
-          <w:sz w:val="24"/>
-          <w:szCs w:val="24"/>
-        </w:rPr>
-        <w:t>interaksi</w:t>
-      </w:r>
-      <w:proofErr w:type="spellEnd"/>
-      <w:r>
-        <w:rPr>
-          <w:rFonts w:ascii="Times New Roman" w:hAnsi="Times New Roman" w:cs="Times New Roman"/>
-          <w:sz w:val="24"/>
-          <w:szCs w:val="24"/>
-        </w:rPr>
-        <w:t xml:space="preserve"> </w:t>
-      </w:r>
-      <w:proofErr w:type="spellStart"/>
-      <w:r>
-        <w:rPr>
-          <w:rFonts w:ascii="Times New Roman" w:hAnsi="Times New Roman" w:cs="Times New Roman"/>
-          <w:sz w:val="24"/>
-          <w:szCs w:val="24"/>
-        </w:rPr>
-        <w:t>antara</w:t>
-      </w:r>
-      <w:proofErr w:type="spellEnd"/>
-      <w:r>
-        <w:rPr>
-          <w:rFonts w:ascii="Times New Roman" w:hAnsi="Times New Roman" w:cs="Times New Roman"/>
-          <w:sz w:val="24"/>
-          <w:szCs w:val="24"/>
-        </w:rPr>
-        <w:t xml:space="preserve"> </w:t>
-      </w:r>
-      <w:proofErr w:type="spellStart"/>
-      <w:r>
-        <w:rPr>
-          <w:rFonts w:ascii="Times New Roman" w:hAnsi="Times New Roman" w:cs="Times New Roman"/>
-          <w:sz w:val="24"/>
-          <w:szCs w:val="24"/>
-        </w:rPr>
-        <w:t>aktor</w:t>
-      </w:r>
-      <w:proofErr w:type="spellEnd"/>
-      <w:r>
-        <w:rPr>
-          <w:rFonts w:ascii="Times New Roman" w:hAnsi="Times New Roman" w:cs="Times New Roman"/>
-          <w:sz w:val="24"/>
-          <w:szCs w:val="24"/>
-        </w:rPr>
-        <w:t xml:space="preserve"> dan </w:t>
-      </w:r>
-      <w:proofErr w:type="spellStart"/>
-      <w:r>
-        <w:rPr>
-          <w:rFonts w:ascii="Times New Roman" w:hAnsi="Times New Roman" w:cs="Times New Roman"/>
-          <w:sz w:val="24"/>
-          <w:szCs w:val="24"/>
-        </w:rPr>
-        <w:t>sistem</w:t>
-      </w:r>
-      <w:proofErr w:type="spellEnd"/>
-      <w:r>
-        <w:rPr>
-          <w:rFonts w:ascii="Times New Roman" w:hAnsi="Times New Roman" w:cs="Times New Roman"/>
-          <w:sz w:val="24"/>
-          <w:szCs w:val="24"/>
-        </w:rPr>
-        <w:t xml:space="preserve">. Diagram </w:t>
-      </w:r>
-      <w:proofErr w:type="spellStart"/>
-      <w:r>
-        <w:rPr>
-          <w:rFonts w:ascii="Times New Roman" w:hAnsi="Times New Roman" w:cs="Times New Roman"/>
-          <w:sz w:val="24"/>
-          <w:szCs w:val="24"/>
-        </w:rPr>
-        <w:t>ini</w:t>
-      </w:r>
-      <w:proofErr w:type="spellEnd"/>
-      <w:r>
-        <w:rPr>
-          <w:rFonts w:ascii="Times New Roman" w:hAnsi="Times New Roman" w:cs="Times New Roman"/>
-          <w:sz w:val="24"/>
-          <w:szCs w:val="24"/>
-        </w:rPr>
-        <w:t xml:space="preserve"> </w:t>
-      </w:r>
-      <w:proofErr w:type="spellStart"/>
-      <w:r>
-        <w:rPr>
-          <w:rFonts w:ascii="Times New Roman" w:hAnsi="Times New Roman" w:cs="Times New Roman"/>
-          <w:sz w:val="24"/>
-          <w:szCs w:val="24"/>
-        </w:rPr>
-        <w:t>menunjukkan</w:t>
-      </w:r>
-      <w:proofErr w:type="spellEnd"/>
-      <w:r>
-        <w:rPr>
-          <w:rFonts w:ascii="Times New Roman" w:hAnsi="Times New Roman" w:cs="Times New Roman"/>
-          <w:sz w:val="24"/>
-          <w:szCs w:val="24"/>
-        </w:rPr>
-        <w:t xml:space="preserve"> </w:t>
-      </w:r>
-      <w:proofErr w:type="spellStart"/>
-      <w:r>
-        <w:rPr>
-          <w:rFonts w:ascii="Times New Roman" w:hAnsi="Times New Roman" w:cs="Times New Roman"/>
-          <w:sz w:val="24"/>
-          <w:szCs w:val="24"/>
-        </w:rPr>
-        <w:t>apa</w:t>
-      </w:r>
-      <w:proofErr w:type="spellEnd"/>
-      <w:r>
-        <w:rPr>
-          <w:rFonts w:ascii="Times New Roman" w:hAnsi="Times New Roman" w:cs="Times New Roman"/>
-          <w:sz w:val="24"/>
-          <w:szCs w:val="24"/>
-        </w:rPr>
-        <w:t xml:space="preserve"> yang </w:t>
-      </w:r>
-      <w:proofErr w:type="spellStart"/>
-      <w:r>
-        <w:rPr>
-          <w:rFonts w:ascii="Times New Roman" w:hAnsi="Times New Roman" w:cs="Times New Roman"/>
-          <w:sz w:val="24"/>
-          <w:szCs w:val="24"/>
-        </w:rPr>
-        <w:t>dilakukan</w:t>
-      </w:r>
-      <w:proofErr w:type="spellEnd"/>
-      <w:r>
-        <w:rPr>
-          <w:rFonts w:ascii="Times New Roman" w:hAnsi="Times New Roman" w:cs="Times New Roman"/>
-          <w:sz w:val="24"/>
-          <w:szCs w:val="24"/>
-        </w:rPr>
-        <w:t xml:space="preserve"> </w:t>
-      </w:r>
-      <w:proofErr w:type="spellStart"/>
-      <w:r>
-        <w:rPr>
-          <w:rFonts w:ascii="Times New Roman" w:hAnsi="Times New Roman" w:cs="Times New Roman"/>
-          <w:sz w:val="24"/>
-          <w:szCs w:val="24"/>
-        </w:rPr>
-        <w:t>aktor</w:t>
-      </w:r>
-      <w:proofErr w:type="spellEnd"/>
-      <w:r>
-        <w:rPr>
-          <w:rFonts w:ascii="Times New Roman" w:hAnsi="Times New Roman" w:cs="Times New Roman"/>
-          <w:sz w:val="24"/>
-          <w:szCs w:val="24"/>
-        </w:rPr>
-        <w:t xml:space="preserve"> </w:t>
-      </w:r>
-      <w:proofErr w:type="spellStart"/>
-      <w:r>
-        <w:rPr>
-          <w:rFonts w:ascii="Times New Roman" w:hAnsi="Times New Roman" w:cs="Times New Roman"/>
-          <w:sz w:val="24"/>
-          <w:szCs w:val="24"/>
-        </w:rPr>
-        <w:t>dengan</w:t>
-      </w:r>
-      <w:proofErr w:type="spellEnd"/>
-      <w:r>
-        <w:rPr>
-          <w:rFonts w:ascii="Times New Roman" w:hAnsi="Times New Roman" w:cs="Times New Roman"/>
-          <w:sz w:val="24"/>
-          <w:szCs w:val="24"/>
-        </w:rPr>
-        <w:t xml:space="preserve"> </w:t>
-      </w:r>
-      <w:proofErr w:type="spellStart"/>
-      <w:r>
-        <w:rPr>
-          <w:rFonts w:ascii="Times New Roman" w:hAnsi="Times New Roman" w:cs="Times New Roman"/>
-          <w:sz w:val="24"/>
-          <w:szCs w:val="24"/>
-        </w:rPr>
-        <w:t>sistem</w:t>
-      </w:r>
-      <w:proofErr w:type="spellEnd"/>
-      <w:r>
-        <w:rPr>
-          <w:rFonts w:ascii="Times New Roman" w:hAnsi="Times New Roman" w:cs="Times New Roman"/>
-          <w:sz w:val="24"/>
-          <w:szCs w:val="24"/>
-        </w:rPr>
-        <w:t xml:space="preserve">, dan </w:t>
-      </w:r>
-      <w:proofErr w:type="spellStart"/>
-      <w:r>
-        <w:rPr>
-          <w:rFonts w:ascii="Times New Roman" w:hAnsi="Times New Roman" w:cs="Times New Roman"/>
-          <w:sz w:val="24"/>
-          <w:szCs w:val="24"/>
-        </w:rPr>
-        <w:t>bagaimana</w:t>
-      </w:r>
-      <w:proofErr w:type="spellEnd"/>
-      <w:r>
-        <w:rPr>
-          <w:rFonts w:ascii="Times New Roman" w:hAnsi="Times New Roman" w:cs="Times New Roman"/>
-          <w:sz w:val="24"/>
-          <w:szCs w:val="24"/>
-        </w:rPr>
-        <w:t xml:space="preserve"> </w:t>
-      </w:r>
-      <w:proofErr w:type="spellStart"/>
-      <w:r>
-        <w:rPr>
-          <w:rFonts w:ascii="Times New Roman" w:hAnsi="Times New Roman" w:cs="Times New Roman"/>
-          <w:sz w:val="24"/>
-          <w:szCs w:val="24"/>
-        </w:rPr>
-        <w:t>sistem</w:t>
-      </w:r>
-      <w:proofErr w:type="spellEnd"/>
-      <w:r>
-        <w:rPr>
-          <w:rFonts w:ascii="Times New Roman" w:hAnsi="Times New Roman" w:cs="Times New Roman"/>
-          <w:sz w:val="24"/>
-          <w:szCs w:val="24"/>
-        </w:rPr>
-        <w:t xml:space="preserve"> </w:t>
-      </w:r>
-      <w:proofErr w:type="spellStart"/>
-      <w:r>
-        <w:rPr>
-          <w:rFonts w:ascii="Times New Roman" w:hAnsi="Times New Roman" w:cs="Times New Roman"/>
-          <w:sz w:val="24"/>
-          <w:szCs w:val="24"/>
-        </w:rPr>
-        <w:t>menanggapinya</w:t>
-      </w:r>
-      <w:proofErr w:type="spellEnd"/>
-      <w:r>
-        <w:rPr>
-          <w:rFonts w:ascii="Times New Roman" w:hAnsi="Times New Roman" w:cs="Times New Roman"/>
-          <w:sz w:val="24"/>
-          <w:szCs w:val="24"/>
-        </w:rPr>
-        <w:fldChar w:fldCharType="begin" w:fldLock="1"/>
-      </w:r>
-      <w:r>
-        <w:rPr>
-          <w:rFonts w:ascii="Times New Roman" w:hAnsi="Times New Roman" w:cs="Times New Roman"/>
-          <w:sz w:val="24"/>
-          <w:szCs w:val="24"/>
-        </w:rPr>
-        <w:instrText>ADDIN CSL_CITATION {"citationItems":[{"id":"ITEM-1","itemData":{"ISBN":"9783863750831","ISSN":"2198-4999","PMID":"16631217","abstract":"Bu çalışmanın amacı, ses ve görüntü üretip, aynı zamanda bunları çoğaltıp yaymaya yarayan, ilk gramofondan bugünkü çoklu-ortamlı bilgisayarlara kadar istisnasız bütün teknolojik buluşların aslında hep aynı öğrenme kuramı (davranışçılık) temel alınarak dil öğretiminde nasıl ders aracı yapıldığını göstermek ve söz konusu araçların, ilgili ekonomik çevrelerce, eğitsel kaygılardan uzak, ticari bir anlayışla pazarlanarak alanın nasıl endüstriye dönüştürüldüğünü veriler aracılığıyla ortaya koymaktır.","author":[{"dropping-particle":"","family":"Rosa A.S dan M. Shalahudin","given":"","non-dropping-particle":"","parse-names":false,"suffix":""}],"container-title":"Contemporary Psychology: A Journal of Reviews","id":"ITEM-1","issued":{"date-parts":[["2015"]]},"title":"Usecase Diagram","type":"article-journal"},"uris":["http://www.mendeley.com/documents/?uuid=7e64f53d-a4b5-44a6-98af-ee9ce5acf1b4"]}],"mendeley":{"formattedCitation":"[10]","plainTextFormattedCitation":"[10]","previouslyFormattedCitation":"[10]"},"properties":{"noteIndex":0},"schema":"https://github.com/citation-style-language/schema/raw/master/csl-citation.json"}</w:instrText>
-      </w:r>
-      <w:r>
-        <w:rPr>
-          <w:rFonts w:ascii="Times New Roman" w:hAnsi="Times New Roman" w:cs="Times New Roman"/>
-          <w:sz w:val="24"/>
-          <w:szCs w:val="24"/>
-        </w:rPr>
-        <w:fldChar w:fldCharType="separate"/>
-      </w:r>
-      <w:r>
-        <w:rPr>
-          <w:rFonts w:ascii="Times New Roman" w:hAnsi="Times New Roman" w:cs="Times New Roman"/>
-          <w:noProof/>
-          <w:sz w:val="24"/>
-          <w:szCs w:val="24"/>
-        </w:rPr>
-        <w:t>[10]</w:t>
-      </w:r>
-      <w:r>
-        <w:rPr>
-          <w:rFonts w:ascii="Times New Roman" w:hAnsi="Times New Roman" w:cs="Times New Roman"/>
-          <w:sz w:val="24"/>
-          <w:szCs w:val="24"/>
-        </w:rPr>
-        <w:fldChar w:fldCharType="end"/>
-      </w:r>
-      <w:r>
-        <w:rPr>
-          <w:rFonts w:ascii="Times New Roman" w:hAnsi="Times New Roman" w:cs="Times New Roman"/>
-          <w:sz w:val="24"/>
-          <w:szCs w:val="32"/>
-        </w:rPr>
-        <w:t>.</w:t>
-      </w:r>
-    </w:p>
-    <w:p>
-      <w:pPr>
-        <w:spacing w:after="110" w:line="360" w:lineRule="auto"/>
-        <w:ind w:left="720" w:firstLine="720"/>
-        <w:jc w:val="both"/>
-        <w:rPr>
-          <w:rFonts w:ascii="Times New Roman" w:hAnsi="Times New Roman" w:cs="Times New Roman"/>
-          <w:sz w:val="24"/>
-          <w:szCs w:val="32"/>
-        </w:rPr>
-      </w:pPr>
-      <w:r>
-        <w:rPr>
-          <w:rFonts w:ascii="Times New Roman" w:hAnsi="Times New Roman" w:cs="Times New Roman"/>
-          <w:i/>
-          <w:iCs/>
-          <w:sz w:val="24"/>
-          <w:szCs w:val="32"/>
-        </w:rPr>
-        <w:t xml:space="preserve">Use Case Diagram </w:t>
-      </w:r>
-      <w:proofErr w:type="spellStart"/>
-      <w:r>
-        <w:rPr>
-          <w:rFonts w:ascii="Times New Roman" w:hAnsi="Times New Roman" w:cs="Times New Roman"/>
-          <w:sz w:val="24"/>
-          <w:szCs w:val="32"/>
-        </w:rPr>
-        <w:t>memiliki</w:t>
-      </w:r>
-      <w:proofErr w:type="spellEnd"/>
-      <w:r>
-        <w:rPr>
-          <w:rFonts w:ascii="Times New Roman" w:hAnsi="Times New Roman" w:cs="Times New Roman"/>
-          <w:sz w:val="24"/>
-          <w:szCs w:val="32"/>
-        </w:rPr>
-        <w:t xml:space="preserve"> </w:t>
-      </w:r>
-      <w:proofErr w:type="spellStart"/>
-      <w:r>
-        <w:rPr>
-          <w:rFonts w:ascii="Times New Roman" w:hAnsi="Times New Roman" w:cs="Times New Roman"/>
-          <w:sz w:val="24"/>
-          <w:szCs w:val="32"/>
-        </w:rPr>
-        <w:t>beberapa</w:t>
-      </w:r>
-      <w:proofErr w:type="spellEnd"/>
-      <w:r>
-        <w:rPr>
-          <w:rFonts w:ascii="Times New Roman" w:hAnsi="Times New Roman" w:cs="Times New Roman"/>
-          <w:sz w:val="24"/>
-          <w:szCs w:val="32"/>
-        </w:rPr>
-        <w:t xml:space="preserve"> </w:t>
-      </w:r>
-      <w:proofErr w:type="spellStart"/>
-      <w:r>
-        <w:rPr>
-          <w:rFonts w:ascii="Times New Roman" w:hAnsi="Times New Roman" w:cs="Times New Roman"/>
-          <w:sz w:val="24"/>
-          <w:szCs w:val="32"/>
-        </w:rPr>
-        <w:t>simbol</w:t>
-      </w:r>
-      <w:proofErr w:type="spellEnd"/>
-      <w:r>
-        <w:rPr>
-          <w:rFonts w:ascii="Times New Roman" w:hAnsi="Times New Roman" w:cs="Times New Roman"/>
-          <w:sz w:val="24"/>
-          <w:szCs w:val="32"/>
-        </w:rPr>
-        <w:t xml:space="preserve"> </w:t>
-      </w:r>
-      <w:proofErr w:type="spellStart"/>
-      <w:r>
-        <w:rPr>
-          <w:rFonts w:ascii="Times New Roman" w:hAnsi="Times New Roman" w:cs="Times New Roman"/>
-          <w:sz w:val="24"/>
-          <w:szCs w:val="32"/>
-        </w:rPr>
-        <w:t>diantaranya</w:t>
-      </w:r>
-      <w:proofErr w:type="spellEnd"/>
-      <w:r>
-        <w:rPr>
-          <w:rFonts w:ascii="Times New Roman" w:hAnsi="Times New Roman" w:cs="Times New Roman"/>
-          <w:sz w:val="24"/>
-          <w:szCs w:val="32"/>
-        </w:rPr>
-        <w:t>:</w:t>
-      </w:r>
-    </w:p>
-    <w:p>
-      <w:pPr>
-        <w:spacing w:after="110" w:line="360" w:lineRule="auto"/>
-        <w:ind w:left="720" w:firstLine="720"/>
-        <w:jc w:val="center"/>
-        <w:rPr>
-          <w:rFonts w:ascii="Times New Roman" w:hAnsi="Times New Roman" w:cs="Times New Roman"/>
-          <w:sz w:val="24"/>
-          <w:szCs w:val="32"/>
-        </w:rPr>
-      </w:pPr>
-      <w:r>
-        <w:rPr>
-          <w:rFonts w:ascii="Times New Roman" w:hAnsi="Times New Roman" w:cs="Times New Roman"/>
-          <w:b/>
-          <w:bCs/>
-          <w:sz w:val="24"/>
-          <w:szCs w:val="32"/>
-        </w:rPr>
-        <w:t>Tabel 2</w:t>
-      </w:r>
-      <w:r>
-        <w:rPr>
-          <w:rFonts w:ascii="Times New Roman" w:hAnsi="Times New Roman" w:cs="Times New Roman"/>
-          <w:b/>
-          <w:bCs/>
-          <w:sz w:val="24"/>
-          <w:szCs w:val="32"/>
-        </w:rPr>
-        <w:t>.7.</w:t>
-      </w:r>
-      <w:r>
-        <w:rPr>
-          <w:rFonts w:ascii="Times New Roman" w:hAnsi="Times New Roman" w:cs="Times New Roman"/>
-          <w:b/>
-          <w:bCs/>
-          <w:sz w:val="24"/>
-          <w:szCs w:val="32"/>
-        </w:rPr>
-        <w:t>1</w:t>
-      </w:r>
-      <w:r>
-        <w:rPr>
-          <w:rFonts w:ascii="Times New Roman" w:hAnsi="Times New Roman" w:cs="Times New Roman"/>
-          <w:sz w:val="24"/>
-          <w:szCs w:val="32"/>
-        </w:rPr>
-        <w:t xml:space="preserve"> </w:t>
-      </w:r>
-      <w:proofErr w:type="spellStart"/>
-      <w:r>
-        <w:rPr>
-          <w:rFonts w:ascii="Times New Roman" w:hAnsi="Times New Roman" w:cs="Times New Roman"/>
-          <w:sz w:val="24"/>
-          <w:szCs w:val="32"/>
-        </w:rPr>
-        <w:t>Simbol</w:t>
-      </w:r>
-      <w:proofErr w:type="spellEnd"/>
-      <w:r>
-        <w:rPr>
-          <w:rFonts w:ascii="Times New Roman" w:hAnsi="Times New Roman" w:cs="Times New Roman"/>
-          <w:sz w:val="24"/>
-          <w:szCs w:val="32"/>
-        </w:rPr>
-        <w:t xml:space="preserve"> – </w:t>
-      </w:r>
-      <w:proofErr w:type="spellStart"/>
-      <w:r>
-        <w:rPr>
-          <w:rFonts w:ascii="Times New Roman" w:hAnsi="Times New Roman" w:cs="Times New Roman"/>
-          <w:sz w:val="24"/>
-          <w:szCs w:val="32"/>
-        </w:rPr>
-        <w:t>Simbol</w:t>
-      </w:r>
-      <w:proofErr w:type="spellEnd"/>
-      <w:r>
-        <w:rPr>
-          <w:rFonts w:ascii="Times New Roman" w:hAnsi="Times New Roman" w:cs="Times New Roman"/>
-          <w:sz w:val="24"/>
-          <w:szCs w:val="32"/>
-        </w:rPr>
-        <w:t xml:space="preserve"> </w:t>
-      </w:r>
-      <w:r>
-        <w:rPr>
-          <w:rFonts w:ascii="Times New Roman" w:hAnsi="Times New Roman" w:cs="Times New Roman"/>
-          <w:i/>
-          <w:iCs/>
-          <w:sz w:val="24"/>
-          <w:szCs w:val="32"/>
-        </w:rPr>
-        <w:t>Use Case Diagram</w:t>
-      </w:r>
-    </w:p>
-    <w:tbl>
-      <w:tblPr>
-        <w:tblStyle w:val="TableGrid"/>
-        <w:tblW w:w="0" w:type="auto"/>
-        <w:tblInd w:w="720" w:type="dxa"/>
-        <w:tblLook w:val="04A0" w:firstRow="1" w:lastRow="0" w:firstColumn="1" w:lastColumn="0" w:noHBand="0" w:noVBand="1"/>
-      </w:tblPr>
-      <w:tblGrid>
-        <w:gridCol w:w="3716"/>
-        <w:gridCol w:w="3654"/>
-      </w:tblGrid>
-      <w:tr>
-        <w:tc>
-          <w:tcPr>
-            <w:tcW w:w="4621" w:type="dxa"/>
-          </w:tcPr>
-          <w:p>
-            <w:pPr>
-              <w:spacing w:after="110" w:line="360" w:lineRule="auto"/>
-              <w:jc w:val="both"/>
-              <w:rPr>
-                <w:rFonts w:ascii="Times New Roman" w:hAnsi="Times New Roman" w:cs="Times New Roman"/>
-                <w:sz w:val="24"/>
-                <w:szCs w:val="32"/>
-              </w:rPr>
-            </w:pPr>
-            <w:proofErr w:type="spellStart"/>
-            <w:r>
-              <w:rPr>
-                <w:rFonts w:ascii="Times New Roman" w:hAnsi="Times New Roman" w:cs="Times New Roman"/>
-                <w:sz w:val="24"/>
-                <w:szCs w:val="32"/>
-              </w:rPr>
-              <w:t>Simbol</w:t>
-            </w:r>
-            <w:proofErr w:type="spellEnd"/>
-          </w:p>
-        </w:tc>
-        <w:tc>
-          <w:tcPr>
-            <w:tcW w:w="4621" w:type="dxa"/>
-          </w:tcPr>
-          <w:p>
-            <w:pPr>
-              <w:spacing w:after="110" w:line="360" w:lineRule="auto"/>
-              <w:jc w:val="both"/>
-              <w:rPr>
-                <w:rFonts w:ascii="Times New Roman" w:hAnsi="Times New Roman" w:cs="Times New Roman"/>
-                <w:sz w:val="24"/>
-                <w:szCs w:val="32"/>
-              </w:rPr>
-            </w:pPr>
-            <w:proofErr w:type="spellStart"/>
-            <w:r>
-              <w:rPr>
-                <w:rFonts w:ascii="Times New Roman" w:hAnsi="Times New Roman" w:cs="Times New Roman"/>
-                <w:sz w:val="24"/>
-                <w:szCs w:val="32"/>
-              </w:rPr>
-              <w:t>Deskripsi</w:t>
-            </w:r>
-            <w:proofErr w:type="spellEnd"/>
-          </w:p>
-        </w:tc>
-      </w:tr>
-      <w:tr>
-        <w:trPr>
-          <w:trHeight w:val="1156"/>
-        </w:trPr>
-        <w:tc>
-          <w:tcPr>
-            <w:tcW w:w="4621" w:type="dxa"/>
-          </w:tcPr>
-          <w:p>
-            <w:pPr>
-              <w:spacing w:after="110"/>
-              <w:rPr>
-                <w:rFonts w:ascii="Times New Roman" w:hAnsi="Times New Roman" w:cs="Times New Roman"/>
-                <w:i/>
-                <w:iCs/>
-                <w:sz w:val="24"/>
-                <w:szCs w:val="32"/>
-              </w:rPr>
-            </w:pPr>
-            <w:r>
-              <w:rPr>
-                <w:rFonts w:ascii="Times New Roman" w:hAnsi="Times New Roman" w:cs="Times New Roman"/>
-                <w:noProof/>
-                <w:sz w:val="24"/>
-                <w:szCs w:val="32"/>
-              </w:rPr>
-              <mc:AlternateContent>
-                <mc:Choice Requires="wps">
-                  <w:drawing>
-                    <wp:anchor distT="0" distB="0" distL="114300" distR="114300" simplePos="0" relativeHeight="251594240" behindDoc="0" locked="0" layoutInCell="1" allowOverlap="1" wp14:anchorId="022A5218" wp14:editId="3ACC0808">
-                      <wp:simplePos x="0" y="0"/>
-                      <wp:positionH relativeFrom="column">
-                        <wp:posOffset>647700</wp:posOffset>
-                      </wp:positionH>
-                      <wp:positionV relativeFrom="paragraph">
-                        <wp:posOffset>247015</wp:posOffset>
-                      </wp:positionV>
-                      <wp:extent cx="1152525" cy="409575"/>
-                      <wp:effectExtent l="9525" t="5715" r="9525" b="13335"/>
-                      <wp:wrapNone/>
-                      <wp:docPr id="1297380515" name="Oval 2"/>
-                      <wp:cNvGraphicFramePr>
-                        <a:graphicFrameLocks xmlns:a="http://schemas.openxmlformats.org/drawingml/2006/main"/>
-                      </wp:cNvGraphicFramePr>
-                      <a:graphic xmlns:a="http://schemas.openxmlformats.org/drawingml/2006/main">
-                        <a:graphicData uri="http://schemas.microsoft.com/office/word/2010/wordprocessingShape">
-                          <wps:wsp>
-                            <wps:cNvSpPr>
-                              <a:spLocks noChangeArrowheads="1"/>
-                            </wps:cNvSpPr>
-                            <wps:spPr bwMode="auto">
-                              <a:xfrm>
-                                <a:off x="0" y="0"/>
-                                <a:ext cx="1152525" cy="409575"/>
-                              </a:xfrm>
-                              <a:prstGeom prst="ellipse">
-                                <a:avLst/>
-                              </a:prstGeom>
-                              <a:solidFill>
-                                <a:srgbClr val="FFFFFF"/>
-                              </a:solidFill>
-                              <a:ln w="9525">
-                                <a:solidFill>
-                                  <a:srgbClr val="000000"/>
-                                </a:solidFill>
-                                <a:round/>
-                                <a:headEnd/>
-                                <a:tailEnd/>
-                              </a:ln>
-                            </wps:spPr>
-                            <wps:txbx>
-                              <w:txbxContent>
-                                <w:p>
-                                  <w:pPr>
-                                    <w:jc w:val="center"/>
-                                    <w:rPr>
-                                      <w:i/>
-                                      <w:iCs/>
-                                      <w:lang w:val="en-US"/>
-                                    </w:rPr>
-                                  </w:pPr>
-                                  <w:r>
-                                    <w:rPr>
-                                      <w:i/>
-                                      <w:iCs/>
-                                      <w:lang w:val="en-US"/>
-                                    </w:rPr>
-                                    <w:t>Use Case</w:t>
-                                  </w:r>
-                                </w:p>
-                              </w:txbxContent>
-                            </wps:txbx>
-                            <wps:bodyPr rot="0" vert="horz" wrap="square" lIns="91440" tIns="45720" rIns="91440" bIns="45720" anchor="t" anchorCtr="0" upright="1">
-                              <a:noAutofit/>
-                            </wps:bodyPr>
-                          </wps:wsp>
-                        </a:graphicData>
-                      </a:graphic>
-                      <wp14:sizeRelH relativeFrom="page">
-                        <wp14:pctWidth>0</wp14:pctWidth>
-                      </wp14:sizeRelH>
-                      <wp14:sizeRelV relativeFrom="page">
-                        <wp14:pctHeight>0</wp14:pctHeight>
-                      </wp14:sizeRelV>
-                    </wp:anchor>
-                  </w:drawing>
-                </mc:Choice>
-                <mc:Fallback>
-                  <w:pict>
-                    <v:oval w14:anchorId="022A5218" id="Oval 2" o:spid="_x0000_s1026" style="position:absolute;margin-left:51pt;margin-top:19.45pt;width:90.75pt;height:32.25pt;z-index:251594240;visibility:visible;mso-wrap-style:square;mso-width-percent:0;mso-height-percent:0;mso-wrap-distance-left:9pt;mso-wrap-distance-top:0;mso-wrap-distance-right:9pt;mso-wrap-distance-bottom:0;mso-position-horizontal:absolute;mso-position-horizontal-relative:text;mso-position-vertical:absolute;mso-position-vertical-relative:text;mso-width-percent:0;mso-height-percent:0;mso-width-relative:page;mso-height-relative:page;v-text-anchor:top" o:gfxdata="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">
-                      <v:textbox>
-                        <w:txbxContent>
-                          <w:p>
-                            <w:pPr>
-                              <w:jc w:val="center"/>
-                              <w:rPr>
-                                <w:i/>
-                                <w:iCs/>
-                                <w:lang w:val="en-US"/>
-                              </w:rPr>
-                            </w:pPr>
-                            <w:r>
-                              <w:rPr>
-                                <w:i/>
-                                <w:iCs/>
-                                <w:lang w:val="en-US"/>
-                              </w:rPr>
-                              <w:t>Use Case</w:t>
-                            </w:r>
-                          </w:p>
-                        </w:txbxContent>
-                      </v:textbox>
-                    </v:oval>
-                  </w:pict>
-                </mc:Fallback>
-              </mc:AlternateContent>
-            </w:r>
-            <w:proofErr w:type="spellStart"/>
-            <w:r>
-              <w:rPr>
-                <w:rFonts w:ascii="Times New Roman" w:hAnsi="Times New Roman" w:cs="Times New Roman"/>
-                <w:sz w:val="24"/>
-                <w:szCs w:val="32"/>
-              </w:rPr>
-              <w:t>Simbol</w:t>
-            </w:r>
-            <w:proofErr w:type="spellEnd"/>
-            <w:r>
-              <w:rPr>
-                <w:rFonts w:ascii="Times New Roman" w:hAnsi="Times New Roman" w:cs="Times New Roman"/>
-                <w:sz w:val="24"/>
-                <w:szCs w:val="32"/>
-              </w:rPr>
-              <w:t xml:space="preserve"> </w:t>
-            </w:r>
-            <w:r>
-              <w:rPr>
-                <w:rFonts w:ascii="Times New Roman" w:hAnsi="Times New Roman" w:cs="Times New Roman"/>
-                <w:i/>
-                <w:iCs/>
-                <w:sz w:val="24"/>
-                <w:szCs w:val="32"/>
-              </w:rPr>
-              <w:t>Use Case</w:t>
-            </w:r>
-          </w:p>
-          <w:p>
-            <w:pPr>
-              <w:spacing w:after="110"/>
-              <w:rPr>
-                <w:rFonts w:ascii="Times New Roman" w:hAnsi="Times New Roman" w:cs="Times New Roman"/>
-                <w:sz w:val="24"/>
-                <w:szCs w:val="32"/>
-              </w:rPr>
-            </w:pPr>
-          </w:p>
-        </w:tc>
-        <w:tc>
-          <w:tcPr>
-            <w:tcW w:w="4621" w:type="dxa"/>
-          </w:tcPr>
-          <w:p>
-            <w:pPr>
-              <w:spacing w:after="110"/>
-              <w:rPr>
-                <w:rFonts w:ascii="Times New Roman" w:hAnsi="Times New Roman" w:cs="Times New Roman"/>
-                <w:sz w:val="24"/>
-                <w:szCs w:val="32"/>
-              </w:rPr>
-            </w:pPr>
-            <w:proofErr w:type="spellStart"/>
-            <w:r>
-              <w:rPr>
-                <w:rFonts w:ascii="Times New Roman" w:hAnsi="Times New Roman" w:cs="Times New Roman"/>
-                <w:sz w:val="24"/>
-                <w:szCs w:val="32"/>
-              </w:rPr>
-              <w:t>Fungsionalitas</w:t>
-            </w:r>
-            <w:proofErr w:type="spellEnd"/>
-            <w:r>
-              <w:rPr>
-                <w:rFonts w:ascii="Times New Roman" w:hAnsi="Times New Roman" w:cs="Times New Roman"/>
-                <w:sz w:val="24"/>
-                <w:szCs w:val="32"/>
-              </w:rPr>
-              <w:t xml:space="preserve"> yang </w:t>
-            </w:r>
-            <w:proofErr w:type="spellStart"/>
-            <w:r>
-              <w:rPr>
-                <w:rFonts w:ascii="Times New Roman" w:hAnsi="Times New Roman" w:cs="Times New Roman"/>
-                <w:sz w:val="24"/>
-                <w:szCs w:val="32"/>
-              </w:rPr>
-              <w:t>disediakan</w:t>
-            </w:r>
-            <w:proofErr w:type="spellEnd"/>
-            <w:r>
-              <w:rPr>
-                <w:rFonts w:ascii="Times New Roman" w:hAnsi="Times New Roman" w:cs="Times New Roman"/>
-                <w:sz w:val="24"/>
-                <w:szCs w:val="32"/>
-              </w:rPr>
-              <w:t xml:space="preserve"> </w:t>
-            </w:r>
-            <w:r>
-              <w:rPr>
-                <w:rFonts w:ascii="Times New Roman" w:hAnsi="Times New Roman" w:cs="Times New Roman"/>
-                <w:i/>
-                <w:iCs/>
-                <w:sz w:val="24"/>
-                <w:szCs w:val="32"/>
-              </w:rPr>
-              <w:t>Use Case Diagram</w:t>
-            </w:r>
-            <w:r>
-              <w:rPr>
-                <w:rFonts w:ascii="Times New Roman" w:hAnsi="Times New Roman" w:cs="Times New Roman"/>
-                <w:sz w:val="24"/>
-                <w:szCs w:val="32"/>
-              </w:rPr>
-              <w:t xml:space="preserve"> </w:t>
-            </w:r>
-            <w:proofErr w:type="spellStart"/>
-            <w:r>
-              <w:rPr>
-                <w:rFonts w:ascii="Times New Roman" w:hAnsi="Times New Roman" w:cs="Times New Roman"/>
-                <w:sz w:val="24"/>
-                <w:szCs w:val="32"/>
-              </w:rPr>
-              <w:t>sebagai</w:t>
-            </w:r>
-            <w:proofErr w:type="spellEnd"/>
-            <w:r>
-              <w:rPr>
-                <w:rFonts w:ascii="Times New Roman" w:hAnsi="Times New Roman" w:cs="Times New Roman"/>
-                <w:sz w:val="24"/>
-                <w:szCs w:val="32"/>
-              </w:rPr>
-              <w:t xml:space="preserve"> unit </w:t>
-            </w:r>
-            <w:proofErr w:type="spellStart"/>
-            <w:r>
-              <w:rPr>
-                <w:rFonts w:ascii="Times New Roman" w:hAnsi="Times New Roman" w:cs="Times New Roman"/>
-                <w:sz w:val="24"/>
-                <w:szCs w:val="32"/>
-              </w:rPr>
-              <w:t>tukar</w:t>
-            </w:r>
-            <w:proofErr w:type="spellEnd"/>
-            <w:r>
-              <w:rPr>
-                <w:rFonts w:ascii="Times New Roman" w:hAnsi="Times New Roman" w:cs="Times New Roman"/>
-                <w:sz w:val="24"/>
-                <w:szCs w:val="32"/>
-              </w:rPr>
-              <w:t xml:space="preserve"> </w:t>
-            </w:r>
-            <w:proofErr w:type="spellStart"/>
-            <w:r>
-              <w:rPr>
-                <w:rFonts w:ascii="Times New Roman" w:hAnsi="Times New Roman" w:cs="Times New Roman"/>
-                <w:sz w:val="24"/>
-                <w:szCs w:val="32"/>
-              </w:rPr>
-              <w:t>pesan</w:t>
-            </w:r>
-            <w:proofErr w:type="spellEnd"/>
-            <w:r>
-              <w:rPr>
-                <w:rFonts w:ascii="Times New Roman" w:hAnsi="Times New Roman" w:cs="Times New Roman"/>
-                <w:sz w:val="24"/>
-                <w:szCs w:val="32"/>
-              </w:rPr>
-              <w:t>.</w:t>
-            </w:r>
-          </w:p>
-        </w:tc>
-      </w:tr>
-      <w:tr>
-        <w:trPr>
-          <w:trHeight w:val="1272"/>
-        </w:trPr>
-        <w:tc>
-          <w:tcPr>
-            <w:tcW w:w="4621" w:type="dxa"/>
-          </w:tcPr>
-          <w:p>
-            <w:pPr>
-              <w:spacing w:after="110"/>
-              <w:rPr>
-                <w:rFonts w:ascii="Times New Roman" w:hAnsi="Times New Roman" w:cs="Times New Roman"/>
-                <w:noProof/>
-                <w:sz w:val="24"/>
-                <w:szCs w:val="32"/>
-              </w:rPr>
-            </w:pPr>
-            <w:r>
-              <w:rPr>
-                <w:rFonts w:ascii="Times New Roman" w:hAnsi="Times New Roman" w:cs="Times New Roman"/>
-                <w:i/>
-                <w:iCs/>
-                <w:noProof/>
-                <w:sz w:val="24"/>
-                <w:szCs w:val="32"/>
-              </w:rPr>
-              <w:t>Actor</w:t>
-            </w:r>
-          </w:p>
-          <w:p>
-            <w:pPr>
-              <w:spacing w:after="110"/>
-              <w:jc w:val="center"/>
-              <w:rPr>
-                <w:rFonts w:ascii="Times New Roman" w:hAnsi="Times New Roman" w:cs="Times New Roman"/>
-                <w:noProof/>
-                <w:sz w:val="24"/>
-                <w:szCs w:val="32"/>
-              </w:rPr>
-            </w:pPr>
-            <w:r>
-              <w:rPr>
-                <w:rFonts w:ascii="Times New Roman" w:hAnsi="Times New Roman" w:cs="Times New Roman"/>
-                <w:noProof/>
-                <w:sz w:val="24"/>
-                <w:szCs w:val="32"/>
-              </w:rPr>
-              <w:drawing>
-                <wp:inline distT="0" distB="0" distL="0" distR="0" wp14:anchorId="64ACE94C" wp14:editId="587EE7FE">
-                  <wp:extent cx="523948" cy="485843"/>
-                  <wp:effectExtent l="0" t="0" r="9525" b="9525"/>
-                  <wp:docPr id="2111428863" name="Picture 1"/>
-                  <wp:cNvGraphicFramePr>
-                    <a:graphicFrameLocks xmlns:a="http://schemas.openxmlformats.org/drawingml/2006/main" noChangeAspect="1"/>
-                  </wp:cNvGraphicFramePr>
-                  <a:graphic xmlns:a="http://schemas.openxmlformats.org/drawingml/2006/main">
-                    <a:graphicData uri="http://schemas.openxmlformats.org/drawingml/2006/picture">
-                      <pic:pic xmlns:pic="http://schemas.openxmlformats.org/drawingml/2006/picture">
-                        <pic:nvPicPr>
-                          <pic:cNvPr id="2111428863" name=""/>
-                          <pic:cNvPicPr/>
-                        </pic:nvPicPr>
-                        <pic:blipFill>
-                          <a:blip r:embed="rId12"/>
-                          <a:stretch>
-                            <a:fillRect/>
-                          </a:stretch>
-                        </pic:blipFill>
-                        <pic:spPr>
-                          <a:xfrm>
-                            <a:off x="0" y="0"/>
-                            <a:ext cx="523948" cy="485843"/>
-                          </a:xfrm>
-                          <a:prstGeom prst="rect">
-                            <a:avLst/>
-                          </a:prstGeom>
-                        </pic:spPr>
-                      </pic:pic>
-                    </a:graphicData>
-                  </a:graphic>
-                </wp:inline>
-              </w:drawing>
-            </w:r>
-          </w:p>
-        </w:tc>
-        <w:tc>
-          <w:tcPr>
-            <w:tcW w:w="4621" w:type="dxa"/>
-          </w:tcPr>
-          <w:p>
-            <w:pPr>
-              <w:spacing w:after="110"/>
-            </w:pPr>
-            <w:proofErr w:type="spellStart"/>
-            <w:r>
-              <w:rPr>
-                <w:rFonts w:ascii="Times New Roman" w:hAnsi="Times New Roman" w:cs="Times New Roman"/>
-                <w:sz w:val="24"/>
-                <w:szCs w:val="32"/>
-              </w:rPr>
-              <w:t>Mewakili</w:t>
-            </w:r>
-            <w:proofErr w:type="spellEnd"/>
-            <w:r>
-              <w:rPr>
-                <w:rFonts w:ascii="Times New Roman" w:hAnsi="Times New Roman" w:cs="Times New Roman"/>
-                <w:sz w:val="24"/>
-                <w:szCs w:val="32"/>
-              </w:rPr>
-              <w:t xml:space="preserve"> </w:t>
-            </w:r>
-            <w:proofErr w:type="spellStart"/>
-            <w:r>
-              <w:rPr>
-                <w:rFonts w:ascii="Times New Roman" w:hAnsi="Times New Roman" w:cs="Times New Roman"/>
-                <w:sz w:val="24"/>
-                <w:szCs w:val="32"/>
-              </w:rPr>
-              <w:t>peran</w:t>
-            </w:r>
-            <w:proofErr w:type="spellEnd"/>
-            <w:r>
-              <w:rPr>
-                <w:rFonts w:ascii="Times New Roman" w:hAnsi="Times New Roman" w:cs="Times New Roman"/>
-                <w:sz w:val="24"/>
-                <w:szCs w:val="32"/>
-              </w:rPr>
-              <w:t xml:space="preserve"> orang, </w:t>
-            </w:r>
-            <w:proofErr w:type="spellStart"/>
-            <w:r>
-              <w:rPr>
-                <w:rFonts w:ascii="Times New Roman" w:hAnsi="Times New Roman" w:cs="Times New Roman"/>
-                <w:sz w:val="24"/>
-                <w:szCs w:val="32"/>
-              </w:rPr>
-              <w:t>sistem</w:t>
-            </w:r>
-            <w:proofErr w:type="spellEnd"/>
-            <w:r>
-              <w:rPr>
-                <w:rFonts w:ascii="Times New Roman" w:hAnsi="Times New Roman" w:cs="Times New Roman"/>
-                <w:sz w:val="24"/>
-                <w:szCs w:val="32"/>
-              </w:rPr>
-              <w:t xml:space="preserve"> yang lain, </w:t>
-            </w:r>
-            <w:proofErr w:type="spellStart"/>
-            <w:r>
-              <w:rPr>
-                <w:rFonts w:ascii="Times New Roman" w:hAnsi="Times New Roman" w:cs="Times New Roman"/>
-                <w:sz w:val="24"/>
-                <w:szCs w:val="32"/>
-              </w:rPr>
-              <w:t>atau</w:t>
-            </w:r>
-            <w:proofErr w:type="spellEnd"/>
-            <w:r>
-              <w:rPr>
-                <w:rFonts w:ascii="Times New Roman" w:hAnsi="Times New Roman" w:cs="Times New Roman"/>
-                <w:sz w:val="24"/>
-                <w:szCs w:val="32"/>
-              </w:rPr>
-              <w:t xml:space="preserve"> </w:t>
-            </w:r>
-            <w:proofErr w:type="spellStart"/>
-            <w:r>
-              <w:rPr>
-                <w:rFonts w:ascii="Times New Roman" w:hAnsi="Times New Roman" w:cs="Times New Roman"/>
-                <w:sz w:val="24"/>
-                <w:szCs w:val="32"/>
-              </w:rPr>
-              <w:t>alat</w:t>
-            </w:r>
-            <w:proofErr w:type="spellEnd"/>
-            <w:r>
-              <w:rPr>
-                <w:rFonts w:ascii="Times New Roman" w:hAnsi="Times New Roman" w:cs="Times New Roman"/>
-                <w:sz w:val="24"/>
-                <w:szCs w:val="32"/>
-              </w:rPr>
-              <w:t xml:space="preserve"> </w:t>
-            </w:r>
-            <w:proofErr w:type="spellStart"/>
-            <w:r>
-              <w:rPr>
-                <w:rFonts w:ascii="Times New Roman" w:hAnsi="Times New Roman" w:cs="Times New Roman"/>
-                <w:sz w:val="24"/>
-                <w:szCs w:val="32"/>
-              </w:rPr>
-              <w:t>ketika</w:t>
-            </w:r>
-            <w:proofErr w:type="spellEnd"/>
-            <w:r>
-              <w:rPr>
-                <w:rFonts w:ascii="Times New Roman" w:hAnsi="Times New Roman" w:cs="Times New Roman"/>
-                <w:sz w:val="24"/>
-                <w:szCs w:val="32"/>
-              </w:rPr>
-              <w:t xml:space="preserve"> </w:t>
-            </w:r>
-            <w:proofErr w:type="spellStart"/>
-            <w:r>
-              <w:rPr>
-                <w:rFonts w:ascii="Times New Roman" w:hAnsi="Times New Roman" w:cs="Times New Roman"/>
-                <w:sz w:val="24"/>
-                <w:szCs w:val="32"/>
-              </w:rPr>
-              <w:t>berkomunikasi</w:t>
-            </w:r>
-            <w:proofErr w:type="spellEnd"/>
-            <w:r>
-              <w:rPr>
-                <w:rFonts w:ascii="Times New Roman" w:hAnsi="Times New Roman" w:cs="Times New Roman"/>
-                <w:sz w:val="24"/>
-                <w:szCs w:val="32"/>
-              </w:rPr>
-              <w:t xml:space="preserve"> </w:t>
-            </w:r>
-            <w:proofErr w:type="spellStart"/>
-            <w:r>
-              <w:rPr>
-                <w:rFonts w:ascii="Times New Roman" w:hAnsi="Times New Roman" w:cs="Times New Roman"/>
-                <w:sz w:val="24"/>
-                <w:szCs w:val="32"/>
-              </w:rPr>
-              <w:t>dengan</w:t>
-            </w:r>
-            <w:proofErr w:type="spellEnd"/>
-            <w:r>
-              <w:rPr>
-                <w:rFonts w:ascii="Times New Roman" w:hAnsi="Times New Roman" w:cs="Times New Roman"/>
-                <w:sz w:val="24"/>
-                <w:szCs w:val="32"/>
-              </w:rPr>
-              <w:t xml:space="preserve"> </w:t>
-            </w:r>
-            <w:r>
-              <w:rPr>
-                <w:rFonts w:ascii="Times New Roman" w:hAnsi="Times New Roman" w:cs="Times New Roman"/>
-                <w:i/>
-                <w:iCs/>
-                <w:sz w:val="24"/>
-                <w:szCs w:val="32"/>
-              </w:rPr>
-              <w:t xml:space="preserve">Use Case </w:t>
-            </w:r>
-            <w:r>
-              <w:rPr>
-                <w:rFonts w:ascii="Times New Roman" w:hAnsi="Times New Roman" w:cs="Times New Roman"/>
-                <w:sz w:val="24"/>
-                <w:szCs w:val="32"/>
-              </w:rPr>
-              <w:t>lain.</w:t>
-            </w:r>
-          </w:p>
-        </w:tc>
-      </w:tr>
-      <w:tr>
-        <w:trPr>
-          <w:trHeight w:val="1346"/>
-        </w:trPr>
-        <w:tc>
-          <w:tcPr>
-            <w:tcW w:w="4621" w:type="dxa"/>
-          </w:tcPr>
-          <w:p>
-            <w:pPr>
-              <w:spacing w:after="110"/>
-              <w:rPr>
-                <w:rFonts w:ascii="Times New Roman" w:hAnsi="Times New Roman" w:cs="Times New Roman"/>
-                <w:i/>
-                <w:iCs/>
-                <w:noProof/>
-                <w:sz w:val="24"/>
-                <w:szCs w:val="32"/>
-              </w:rPr>
-            </w:pPr>
-            <w:r>
-              <w:rPr>
-                <w:rFonts w:ascii="Times New Roman" w:hAnsi="Times New Roman" w:cs="Times New Roman"/>
-                <w:i/>
-                <w:iCs/>
-                <w:noProof/>
-                <w:sz w:val="24"/>
-                <w:szCs w:val="32"/>
-              </w:rPr>
-              <w:t>Association</w:t>
-            </w:r>
-          </w:p>
-          <w:p>
-            <w:pPr>
-              <w:spacing w:after="110"/>
-              <w:rPr>
-                <w:rFonts w:ascii="Times New Roman" w:hAnsi="Times New Roman" w:cs="Times New Roman"/>
-                <w:noProof/>
-                <w:sz w:val="24"/>
-                <w:szCs w:val="32"/>
-              </w:rPr>
-            </w:pPr>
-            <w:r>
-              <w:rPr>
-                <w:rFonts w:ascii="Times New Roman" w:hAnsi="Times New Roman" w:cs="Times New Roman"/>
-                <w:noProof/>
-                <w:sz w:val="24"/>
-                <w:szCs w:val="32"/>
-              </w:rPr>
-              <mc:AlternateContent>
-                <mc:Choice Requires="wps">
-                  <w:drawing>
-                    <wp:anchor distT="0" distB="0" distL="114300" distR="114300" simplePos="0" relativeHeight="251610624" behindDoc="0" locked="0" layoutInCell="1" allowOverlap="1" wp14:anchorId="7FFCB4A4" wp14:editId="5D788F16">
-                      <wp:simplePos x="0" y="0"/>
-                      <wp:positionH relativeFrom="column">
-                        <wp:posOffset>628650</wp:posOffset>
-                      </wp:positionH>
-                      <wp:positionV relativeFrom="paragraph">
-                        <wp:posOffset>81280</wp:posOffset>
-                      </wp:positionV>
-                      <wp:extent cx="971550" cy="0"/>
-                      <wp:effectExtent l="9525" t="53975" r="19050" b="60325"/>
-                      <wp:wrapNone/>
-                      <wp:docPr id="1355749512" name="AutoShape 4"/>
-                      <wp:cNvGraphicFramePr>
-                        <a:graphicFrameLocks xmlns:a="http://schemas.openxmlformats.org/drawingml/2006/main"/>
-                      </wp:cNvGraphicFramePr>
-                      <a:graphic xmlns:a="http://schemas.openxmlformats.org/drawingml/2006/main">
-                        <a:graphicData uri="http://schemas.microsoft.com/office/word/2010/wordprocessingShape">
-                          <wps:wsp>
-                            <wps:cNvCnPr>
-                              <a:cxnSpLocks noChangeShapeType="1"/>
-                            </wps:cNvCnPr>
-                            <wps:spPr bwMode="auto">
-                              <a:xfrm>
-                                <a:off x="0" y="0"/>
-                                <a:ext cx="971550" cy="0"/>
-                              </a:xfrm>
-                              <a:prstGeom prst="straightConnector1">
-                                <a:avLst/>
-                              </a:prstGeom>
-                              <a:noFill/>
-                              <a:ln w="9525">
-                                <a:solidFill>
-                                  <a:srgbClr val="000000"/>
-                                </a:solidFill>
-                                <a:round/>
-                                <a:headEnd/>
-                                <a:tailEnd type="triangle" w="med" len="med"/>
-                              </a:ln>
-                              <a:extLst>
-                                <a:ext uri="{909E8E84-426E-40DD-AFC4-6F175D3DCCD1}">
-                                  <a14:hiddenFill xmlns:a14="http://schemas.microsoft.com/office/drawing/2010/main">
-                                    <a:noFill/>
-                                  </a14:hiddenFill>
-                                </a:ext>
-                              </a:extLst>
-                            </wps:spPr>
-                            <wps:bodyPr/>
-                          </wps:wsp>
-                        </a:graphicData>
-                      </a:graphic>
-                      <wp14:sizeRelH relativeFrom="page">
-                        <wp14:pctWidth>0</wp14:pctWidth>
-                      </wp14:sizeRelH>
-                      <wp14:sizeRelV relativeFrom="page">
-                        <wp14:pctHeight>0</wp14:pctHeight>
-                      </wp14:sizeRelV>
-                    </wp:anchor>
-                  </w:drawing>
-                </mc:Choice>
-                <mc:Fallback>
-                  <w:pict>
-                    <v:shapetype w14:anchorId="78C3BBCD" id="_x0000_t32" coordsize="21600,21600" o:spt="32" o:oned="t" path="m,l21600,21600e" filled="f">
-                      <v:path arrowok="t" fillok="f" o:connecttype="none"/>
-                      <o:lock v:ext="edit" shapetype="t"/>
-                    </v:shapetype>
-                    <v:shape id="AutoShape 4" o:spid="_x0000_s1026" type="#_x0000_t32" style="position:absolute;margin-left:49.5pt;margin-top:6.4pt;width:76.5pt;height:0;z-index:251610624;visibility:visible;mso-wrap-style:square;mso-width-percent:0;mso-height-percent:0;mso-wrap-distance-left:9pt;mso-wrap-distance-top:0;mso-wrap-distance-right:9pt;mso-wrap-distance-bottom:0;mso-position-horizontal:absolute;mso-position-horizontal-relative:text;mso-position-vertical:absolute;mso-position-vertical-relative:text;mso-width-percent:0;mso-height-percent:0;mso-width-relative:page;mso-height-relative:page" o:gfxdata="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">
-                      <v:stroke endarrow="block"/>
-                    </v:shape>
-                  </w:pict>
-                </mc:Fallback>
-              </mc:AlternateContent>
-            </w:r>
-          </w:p>
-        </w:tc>
-        <w:tc>
-          <w:tcPr>
-            <w:tcW w:w="4621" w:type="dxa"/>
-          </w:tcPr>
-          <w:p>
-            <w:pPr>
-              <w:spacing w:after="110"/>
-              <w:rPr>
-                <w:rFonts w:ascii="Times New Roman" w:hAnsi="Times New Roman" w:cs="Times New Roman"/>
-                <w:sz w:val="24"/>
-                <w:szCs w:val="32"/>
-              </w:rPr>
-            </w:pPr>
-            <w:proofErr w:type="spellStart"/>
-            <w:r>
-              <w:rPr>
-                <w:rFonts w:ascii="Times New Roman" w:hAnsi="Times New Roman" w:cs="Times New Roman"/>
-                <w:sz w:val="24"/>
-                <w:szCs w:val="32"/>
-              </w:rPr>
-              <w:t>Abstraksi</w:t>
-            </w:r>
-            <w:proofErr w:type="spellEnd"/>
-            <w:r>
-              <w:rPr>
-                <w:rFonts w:ascii="Times New Roman" w:hAnsi="Times New Roman" w:cs="Times New Roman"/>
-                <w:sz w:val="24"/>
-                <w:szCs w:val="32"/>
-              </w:rPr>
-              <w:t xml:space="preserve"> </w:t>
-            </w:r>
-            <w:proofErr w:type="spellStart"/>
-            <w:r>
-              <w:rPr>
-                <w:rFonts w:ascii="Times New Roman" w:hAnsi="Times New Roman" w:cs="Times New Roman"/>
-                <w:sz w:val="24"/>
-                <w:szCs w:val="32"/>
-              </w:rPr>
-              <w:t>dari</w:t>
-            </w:r>
-            <w:proofErr w:type="spellEnd"/>
-            <w:r>
-              <w:rPr>
-                <w:rFonts w:ascii="Times New Roman" w:hAnsi="Times New Roman" w:cs="Times New Roman"/>
-                <w:sz w:val="24"/>
-                <w:szCs w:val="32"/>
-              </w:rPr>
-              <w:t xml:space="preserve"> </w:t>
-            </w:r>
-            <w:proofErr w:type="spellStart"/>
-            <w:r>
-              <w:rPr>
-                <w:rFonts w:ascii="Times New Roman" w:hAnsi="Times New Roman" w:cs="Times New Roman"/>
-                <w:sz w:val="24"/>
-                <w:szCs w:val="32"/>
-              </w:rPr>
-              <w:t>penghubung</w:t>
-            </w:r>
-            <w:proofErr w:type="spellEnd"/>
-            <w:r>
-              <w:rPr>
-                <w:rFonts w:ascii="Times New Roman" w:hAnsi="Times New Roman" w:cs="Times New Roman"/>
-                <w:sz w:val="24"/>
-                <w:szCs w:val="32"/>
-              </w:rPr>
-              <w:t xml:space="preserve"> </w:t>
-            </w:r>
-            <w:proofErr w:type="spellStart"/>
-            <w:r>
-              <w:rPr>
-                <w:rFonts w:ascii="Times New Roman" w:hAnsi="Times New Roman" w:cs="Times New Roman"/>
-                <w:sz w:val="24"/>
-                <w:szCs w:val="32"/>
-              </w:rPr>
-              <w:t>antara</w:t>
-            </w:r>
-            <w:proofErr w:type="spellEnd"/>
-            <w:r>
-              <w:rPr>
-                <w:rFonts w:ascii="Times New Roman" w:hAnsi="Times New Roman" w:cs="Times New Roman"/>
-                <w:sz w:val="24"/>
-                <w:szCs w:val="32"/>
-              </w:rPr>
-              <w:t xml:space="preserve"> </w:t>
-            </w:r>
-            <w:proofErr w:type="spellStart"/>
-            <w:r>
-              <w:rPr>
-                <w:rFonts w:ascii="Times New Roman" w:hAnsi="Times New Roman" w:cs="Times New Roman"/>
-                <w:sz w:val="24"/>
-                <w:szCs w:val="32"/>
-              </w:rPr>
-              <w:t>aktor</w:t>
-            </w:r>
-            <w:proofErr w:type="spellEnd"/>
-            <w:r>
-              <w:rPr>
-                <w:rFonts w:ascii="Times New Roman" w:hAnsi="Times New Roman" w:cs="Times New Roman"/>
-                <w:sz w:val="24"/>
-                <w:szCs w:val="32"/>
-              </w:rPr>
-              <w:t xml:space="preserve"> </w:t>
-            </w:r>
-            <w:proofErr w:type="spellStart"/>
-            <w:r>
-              <w:rPr>
-                <w:rFonts w:ascii="Times New Roman" w:hAnsi="Times New Roman" w:cs="Times New Roman"/>
-                <w:sz w:val="24"/>
-                <w:szCs w:val="32"/>
-              </w:rPr>
-              <w:t>dengan</w:t>
-            </w:r>
-            <w:proofErr w:type="spellEnd"/>
-            <w:r>
-              <w:rPr>
-                <w:rFonts w:ascii="Times New Roman" w:hAnsi="Times New Roman" w:cs="Times New Roman"/>
-                <w:sz w:val="24"/>
-                <w:szCs w:val="32"/>
-              </w:rPr>
-              <w:t xml:space="preserve"> </w:t>
-            </w:r>
-            <w:r>
-              <w:rPr>
-                <w:rFonts w:ascii="Times New Roman" w:hAnsi="Times New Roman" w:cs="Times New Roman"/>
-                <w:i/>
-                <w:iCs/>
-                <w:sz w:val="24"/>
-                <w:szCs w:val="32"/>
-              </w:rPr>
-              <w:t>use case</w:t>
-            </w:r>
-          </w:p>
-        </w:tc>
-      </w:tr>
-      <w:tr>
-        <w:trPr>
-          <w:trHeight w:val="687"/>
-        </w:trPr>
-        <w:tc>
-          <w:tcPr>
-            <w:tcW w:w="4621" w:type="dxa"/>
-          </w:tcPr>
-          <w:p>
-            <w:pPr>
-              <w:spacing w:after="110"/>
-              <w:rPr>
-                <w:rFonts w:ascii="Times New Roman" w:hAnsi="Times New Roman" w:cs="Times New Roman"/>
-                <w:noProof/>
-                <w:sz w:val="24"/>
-                <w:szCs w:val="32"/>
-              </w:rPr>
-            </w:pPr>
-            <w:r>
-              <w:rPr>
-                <w:rFonts w:ascii="Times New Roman" w:hAnsi="Times New Roman" w:cs="Times New Roman"/>
-                <w:noProof/>
-                <w:sz w:val="24"/>
-                <w:szCs w:val="32"/>
-              </w:rPr>
-              <w:t>Generalisasi</w:t>
-            </w:r>
-          </w:p>
-          <w:p>
-            <w:pPr>
-              <w:spacing w:after="110"/>
-              <w:jc w:val="center"/>
-              <w:rPr>
-                <w:rFonts w:ascii="Times New Roman" w:hAnsi="Times New Roman" w:cs="Times New Roman"/>
-                <w:noProof/>
-                <w:sz w:val="24"/>
-                <w:szCs w:val="32"/>
-              </w:rPr>
-            </w:pPr>
-            <w:r>
-              <w:rPr>
-                <w:rFonts w:ascii="Times New Roman" w:hAnsi="Times New Roman" w:cs="Times New Roman"/>
-                <w:noProof/>
-                <w:sz w:val="24"/>
-                <w:szCs w:val="32"/>
-              </w:rPr>
-              <w:lastRenderedPageBreak/>
-              <w:drawing>
-                <wp:inline distT="0" distB="0" distL="0" distR="0" wp14:anchorId="17164F84" wp14:editId="4DF54236">
-                  <wp:extent cx="1019317" cy="323895"/>
-                  <wp:effectExtent l="0" t="0" r="9525" b="0"/>
-                  <wp:docPr id="1870775966" name="Picture 1"/>
-                  <wp:cNvGraphicFramePr>
-                    <a:graphicFrameLocks xmlns:a="http://schemas.openxmlformats.org/drawingml/2006/main" noChangeAspect="1"/>
-                  </wp:cNvGraphicFramePr>
-                  <a:graphic xmlns:a="http://schemas.openxmlformats.org/drawingml/2006/main">
-                    <a:graphicData uri="http://schemas.openxmlformats.org/drawingml/2006/picture">
-                      <pic:pic xmlns:pic="http://schemas.openxmlformats.org/drawingml/2006/picture">
-                        <pic:nvPicPr>
-                          <pic:cNvPr id="1870775966" name=""/>
-                          <pic:cNvPicPr/>
-                        </pic:nvPicPr>
-                        <pic:blipFill>
-                          <a:blip r:embed="rId13"/>
-                          <a:stretch>
-                            <a:fillRect/>
-                          </a:stretch>
-                        </pic:blipFill>
-                        <pic:spPr>
-                          <a:xfrm>
-                            <a:off x="0" y="0"/>
-                            <a:ext cx="1019317" cy="323895"/>
-                          </a:xfrm>
-                          <a:prstGeom prst="rect">
-                            <a:avLst/>
-                          </a:prstGeom>
-                        </pic:spPr>
-                      </pic:pic>
-                    </a:graphicData>
-                  </a:graphic>
-                </wp:inline>
-              </w:drawing>
-            </w:r>
-          </w:p>
-        </w:tc>
-        <w:tc>
-          <w:tcPr>
-            <w:tcW w:w="4621" w:type="dxa"/>
-          </w:tcPr>
-          <w:p>
-            <w:pPr>
-              <w:spacing w:after="110"/>
-              <w:rPr>
-                <w:rFonts w:ascii="Times New Roman" w:hAnsi="Times New Roman" w:cs="Times New Roman"/>
-                <w:sz w:val="24"/>
-                <w:szCs w:val="32"/>
-              </w:rPr>
-            </w:pPr>
-            <w:proofErr w:type="spellStart"/>
-            <w:r>
-              <w:rPr>
-                <w:rFonts w:ascii="Times New Roman" w:hAnsi="Times New Roman" w:cs="Times New Roman"/>
-                <w:sz w:val="24"/>
-                <w:szCs w:val="32"/>
-              </w:rPr>
-              <w:lastRenderedPageBreak/>
-              <w:t>Menunjukan</w:t>
-            </w:r>
-            <w:proofErr w:type="spellEnd"/>
-            <w:r>
-              <w:rPr>
-                <w:rFonts w:ascii="Times New Roman" w:hAnsi="Times New Roman" w:cs="Times New Roman"/>
-                <w:sz w:val="24"/>
-                <w:szCs w:val="32"/>
-              </w:rPr>
-              <w:t xml:space="preserve"> </w:t>
-            </w:r>
-            <w:proofErr w:type="spellStart"/>
-            <w:r>
-              <w:rPr>
-                <w:rFonts w:ascii="Times New Roman" w:hAnsi="Times New Roman" w:cs="Times New Roman"/>
-                <w:sz w:val="24"/>
-                <w:szCs w:val="32"/>
-              </w:rPr>
-              <w:t>spesialisasi</w:t>
-            </w:r>
-            <w:proofErr w:type="spellEnd"/>
-            <w:r>
-              <w:rPr>
-                <w:rFonts w:ascii="Times New Roman" w:hAnsi="Times New Roman" w:cs="Times New Roman"/>
-                <w:sz w:val="24"/>
-                <w:szCs w:val="32"/>
-              </w:rPr>
-              <w:t xml:space="preserve"> </w:t>
-            </w:r>
-            <w:proofErr w:type="spellStart"/>
-            <w:r>
-              <w:rPr>
-                <w:rFonts w:ascii="Times New Roman" w:hAnsi="Times New Roman" w:cs="Times New Roman"/>
-                <w:sz w:val="24"/>
-                <w:szCs w:val="32"/>
-              </w:rPr>
-              <w:t>aktor</w:t>
-            </w:r>
-            <w:proofErr w:type="spellEnd"/>
-            <w:r>
-              <w:rPr>
-                <w:rFonts w:ascii="Times New Roman" w:hAnsi="Times New Roman" w:cs="Times New Roman"/>
-                <w:sz w:val="24"/>
-                <w:szCs w:val="32"/>
-              </w:rPr>
-              <w:t xml:space="preserve"> </w:t>
-            </w:r>
-            <w:proofErr w:type="spellStart"/>
-            <w:r>
-              <w:rPr>
-                <w:rFonts w:ascii="Times New Roman" w:hAnsi="Times New Roman" w:cs="Times New Roman"/>
-                <w:sz w:val="24"/>
-                <w:szCs w:val="32"/>
-              </w:rPr>
-              <w:t>untuk</w:t>
-            </w:r>
-            <w:proofErr w:type="spellEnd"/>
-            <w:r>
-              <w:rPr>
-                <w:rFonts w:ascii="Times New Roman" w:hAnsi="Times New Roman" w:cs="Times New Roman"/>
-                <w:sz w:val="24"/>
-                <w:szCs w:val="32"/>
-              </w:rPr>
-              <w:t xml:space="preserve"> </w:t>
-            </w:r>
-            <w:proofErr w:type="spellStart"/>
-            <w:r>
-              <w:rPr>
-                <w:rFonts w:ascii="Times New Roman" w:hAnsi="Times New Roman" w:cs="Times New Roman"/>
-                <w:sz w:val="24"/>
-                <w:szCs w:val="32"/>
-              </w:rPr>
-              <w:t>dapat</w:t>
-            </w:r>
-            <w:proofErr w:type="spellEnd"/>
-            <w:r>
-              <w:rPr>
-                <w:rFonts w:ascii="Times New Roman" w:hAnsi="Times New Roman" w:cs="Times New Roman"/>
-                <w:sz w:val="24"/>
-                <w:szCs w:val="32"/>
-              </w:rPr>
-              <w:t xml:space="preserve"> </w:t>
-            </w:r>
-            <w:proofErr w:type="spellStart"/>
-            <w:r>
-              <w:rPr>
-                <w:rFonts w:ascii="Times New Roman" w:hAnsi="Times New Roman" w:cs="Times New Roman"/>
-                <w:sz w:val="24"/>
-                <w:szCs w:val="32"/>
-              </w:rPr>
-              <w:t>berpartisipasi</w:t>
-            </w:r>
-            <w:proofErr w:type="spellEnd"/>
-            <w:r>
-              <w:rPr>
-                <w:rFonts w:ascii="Times New Roman" w:hAnsi="Times New Roman" w:cs="Times New Roman"/>
-                <w:sz w:val="24"/>
-                <w:szCs w:val="32"/>
-              </w:rPr>
-              <w:t xml:space="preserve"> </w:t>
-            </w:r>
-            <w:proofErr w:type="spellStart"/>
-            <w:r>
-              <w:rPr>
-                <w:rFonts w:ascii="Times New Roman" w:hAnsi="Times New Roman" w:cs="Times New Roman"/>
-                <w:sz w:val="24"/>
-                <w:szCs w:val="32"/>
-              </w:rPr>
-              <w:t>dengan</w:t>
-            </w:r>
-            <w:proofErr w:type="spellEnd"/>
-            <w:r>
-              <w:rPr>
-                <w:rFonts w:ascii="Times New Roman" w:hAnsi="Times New Roman" w:cs="Times New Roman"/>
-                <w:sz w:val="24"/>
-                <w:szCs w:val="32"/>
-              </w:rPr>
-              <w:t xml:space="preserve"> </w:t>
-            </w:r>
-            <w:r>
-              <w:rPr>
-                <w:rFonts w:ascii="Times New Roman" w:hAnsi="Times New Roman" w:cs="Times New Roman"/>
-                <w:i/>
-                <w:iCs/>
-                <w:sz w:val="24"/>
-                <w:szCs w:val="32"/>
-              </w:rPr>
-              <w:t>use case</w:t>
-            </w:r>
-          </w:p>
-        </w:tc>
-      </w:tr>
-      <w:tr>
-        <w:trPr>
-          <w:trHeight w:val="1279"/>
-        </w:trPr>
-        <w:tc>
-          <w:tcPr>
-            <w:tcW w:w="4621" w:type="dxa"/>
-          </w:tcPr>
-          <w:p>
-            <w:pPr>
-              <w:spacing w:after="110"/>
-              <w:rPr>
-                <w:rFonts w:ascii="Times New Roman" w:hAnsi="Times New Roman" w:cs="Times New Roman"/>
-                <w:i/>
-                <w:iCs/>
-                <w:noProof/>
-                <w:sz w:val="24"/>
-                <w:szCs w:val="32"/>
-              </w:rPr>
-            </w:pPr>
-            <w:r>
-              <w:rPr>
-                <w:rFonts w:ascii="Times New Roman" w:hAnsi="Times New Roman" w:cs="Times New Roman"/>
-                <w:i/>
-                <w:iCs/>
-                <w:noProof/>
-                <w:sz w:val="24"/>
-                <w:szCs w:val="32"/>
-              </w:rPr>
-              <w:t>Include</w:t>
-            </w:r>
-          </w:p>
-          <w:p>
-            <w:pPr>
-              <w:spacing w:after="110"/>
-              <w:jc w:val="center"/>
-              <w:rPr>
-                <w:rFonts w:ascii="Times New Roman" w:hAnsi="Times New Roman" w:cs="Times New Roman"/>
-                <w:noProof/>
-                <w:sz w:val="24"/>
-                <w:szCs w:val="32"/>
-              </w:rPr>
-            </w:pPr>
-            <w:r>
-              <w:rPr>
-                <w:rFonts w:ascii="Times New Roman" w:hAnsi="Times New Roman" w:cs="Times New Roman"/>
-                <w:noProof/>
-                <w:sz w:val="24"/>
-                <w:szCs w:val="32"/>
-              </w:rPr>
-              <mc:AlternateContent>
-                <mc:Choice Requires="wps">
-                  <w:drawing>
-                    <wp:anchor distT="0" distB="0" distL="114300" distR="114300" simplePos="0" relativeHeight="251628032" behindDoc="0" locked="0" layoutInCell="1" allowOverlap="1" wp14:anchorId="7505FCCE" wp14:editId="7D081893">
-                      <wp:simplePos x="0" y="0"/>
-                      <wp:positionH relativeFrom="column">
-                        <wp:posOffset>628650</wp:posOffset>
-                      </wp:positionH>
-                      <wp:positionV relativeFrom="paragraph">
-                        <wp:posOffset>292735</wp:posOffset>
-                      </wp:positionV>
-                      <wp:extent cx="904875" cy="0"/>
-                      <wp:effectExtent l="9525" t="53975" r="19050" b="60325"/>
-                      <wp:wrapNone/>
-                      <wp:docPr id="1633092968" name="AutoShape 6"/>
-                      <wp:cNvGraphicFramePr>
-                        <a:graphicFrameLocks xmlns:a="http://schemas.openxmlformats.org/drawingml/2006/main"/>
-                      </wp:cNvGraphicFramePr>
-                      <a:graphic xmlns:a="http://schemas.openxmlformats.org/drawingml/2006/main">
-                        <a:graphicData uri="http://schemas.microsoft.com/office/word/2010/wordprocessingShape">
-                          <wps:wsp>
-                            <wps:cNvCnPr>
-                              <a:cxnSpLocks noChangeShapeType="1"/>
-                            </wps:cNvCnPr>
-                            <wps:spPr bwMode="auto">
-                              <a:xfrm>
-                                <a:off x="0" y="0"/>
-                                <a:ext cx="904875" cy="0"/>
-                              </a:xfrm>
-                              <a:prstGeom prst="straightConnector1">
-                                <a:avLst/>
-                              </a:prstGeom>
-                              <a:noFill/>
-                              <a:ln w="9525">
-                                <a:solidFill>
-                                  <a:srgbClr val="000000"/>
-                                </a:solidFill>
-                                <a:round/>
-                                <a:headEnd/>
-                                <a:tailEnd type="triangle" w="med" len="med"/>
-                              </a:ln>
-                              <a:extLst>
-                                <a:ext uri="{909E8E84-426E-40DD-AFC4-6F175D3DCCD1}">
-                                  <a14:hiddenFill xmlns:a14="http://schemas.microsoft.com/office/drawing/2010/main">
-                                    <a:noFill/>
-                                  </a14:hiddenFill>
-                                </a:ext>
-                              </a:extLst>
-                            </wps:spPr>
-                            <wps:bodyPr/>
-                          </wps:wsp>
-                        </a:graphicData>
-                      </a:graphic>
-                      <wp14:sizeRelH relativeFrom="page">
-                        <wp14:pctWidth>0</wp14:pctWidth>
-                      </wp14:sizeRelH>
-                      <wp14:sizeRelV relativeFrom="page">
-                        <wp14:pctHeight>0</wp14:pctHeight>
-                      </wp14:sizeRelV>
-                    </wp:anchor>
-                  </w:drawing>
-                </mc:Choice>
-                <mc:Fallback>
-                  <w:pict>
-                    <v:shape w14:anchorId="3B6AE148" id="AutoShape 6" o:spid="_x0000_s1026" type="#_x0000_t32" style="position:absolute;margin-left:49.5pt;margin-top:23.05pt;width:71.25pt;height:0;z-index:251628032;visibility:visible;mso-wrap-style:square;mso-width-percent:0;mso-height-percent:0;mso-wrap-distance-left:9pt;mso-wrap-distance-top:0;mso-wrap-distance-right:9pt;mso-wrap-distance-bottom:0;mso-position-horizontal:absolute;mso-position-horizontal-relative:text;mso-position-vertical:absolute;mso-position-vertical-relative:text;mso-width-percent:0;mso-height-percent:0;mso-width-relative:page;mso-height-relative:page" o:gfxdata="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">
-                      <v:stroke endarrow="block"/>
-                    </v:shape>
-                  </w:pict>
-                </mc:Fallback>
-              </mc:AlternateContent>
-            </w:r>
-            <w:r>
-              <w:rPr>
-                <w:rFonts w:ascii="Times New Roman" w:hAnsi="Times New Roman" w:cs="Times New Roman"/>
-                <w:noProof/>
-                <w:sz w:val="24"/>
-                <w:szCs w:val="32"/>
-              </w:rPr>
-              <w:t xml:space="preserve">&lt;&lt; </w:t>
-            </w:r>
-            <w:r>
-              <w:rPr>
-                <w:rFonts w:ascii="Times New Roman" w:hAnsi="Times New Roman" w:cs="Times New Roman"/>
-                <w:i/>
-                <w:iCs/>
-                <w:noProof/>
-                <w:sz w:val="24"/>
-                <w:szCs w:val="32"/>
-              </w:rPr>
-              <w:t xml:space="preserve">include </w:t>
-            </w:r>
-            <w:r>
-              <w:rPr>
-                <w:rFonts w:ascii="Times New Roman" w:hAnsi="Times New Roman" w:cs="Times New Roman"/>
-                <w:noProof/>
-                <w:sz w:val="24"/>
-                <w:szCs w:val="32"/>
-              </w:rPr>
-              <w:t>&gt;&gt;</w:t>
-            </w:r>
-          </w:p>
-        </w:tc>
-        <w:tc>
-          <w:tcPr>
-            <w:tcW w:w="4621" w:type="dxa"/>
-          </w:tcPr>
-          <w:p>
-            <w:pPr>
-              <w:spacing w:after="110"/>
-              <w:rPr>
-                <w:rFonts w:ascii="Times New Roman" w:hAnsi="Times New Roman" w:cs="Times New Roman"/>
-                <w:sz w:val="24"/>
-                <w:szCs w:val="32"/>
-              </w:rPr>
-            </w:pPr>
-            <w:proofErr w:type="spellStart"/>
-            <w:r>
-              <w:rPr>
-                <w:rFonts w:ascii="Times New Roman" w:hAnsi="Times New Roman" w:cs="Times New Roman"/>
-                <w:sz w:val="24"/>
-                <w:szCs w:val="32"/>
-              </w:rPr>
-              <w:t>Menunjukan</w:t>
-            </w:r>
-            <w:proofErr w:type="spellEnd"/>
-            <w:r>
-              <w:rPr>
-                <w:rFonts w:ascii="Times New Roman" w:hAnsi="Times New Roman" w:cs="Times New Roman"/>
-                <w:sz w:val="24"/>
-                <w:szCs w:val="32"/>
-              </w:rPr>
-              <w:t xml:space="preserve"> </w:t>
-            </w:r>
-            <w:proofErr w:type="spellStart"/>
-            <w:r>
-              <w:rPr>
-                <w:rFonts w:ascii="Times New Roman" w:hAnsi="Times New Roman" w:cs="Times New Roman"/>
-                <w:sz w:val="24"/>
-                <w:szCs w:val="32"/>
-              </w:rPr>
-              <w:t>bahwa</w:t>
-            </w:r>
-            <w:proofErr w:type="spellEnd"/>
-            <w:r>
-              <w:rPr>
-                <w:rFonts w:ascii="Times New Roman" w:hAnsi="Times New Roman" w:cs="Times New Roman"/>
-                <w:sz w:val="24"/>
-                <w:szCs w:val="32"/>
-              </w:rPr>
-              <w:t xml:space="preserve"> </w:t>
-            </w:r>
-            <w:proofErr w:type="spellStart"/>
-            <w:r>
-              <w:rPr>
-                <w:rFonts w:ascii="Times New Roman" w:hAnsi="Times New Roman" w:cs="Times New Roman"/>
-                <w:sz w:val="24"/>
-                <w:szCs w:val="32"/>
-              </w:rPr>
-              <w:t>suatu</w:t>
-            </w:r>
-            <w:proofErr w:type="spellEnd"/>
-            <w:r>
-              <w:rPr>
-                <w:rFonts w:ascii="Times New Roman" w:hAnsi="Times New Roman" w:cs="Times New Roman"/>
-                <w:sz w:val="24"/>
-                <w:szCs w:val="32"/>
-              </w:rPr>
-              <w:t xml:space="preserve"> </w:t>
-            </w:r>
-            <w:r>
-              <w:rPr>
-                <w:rFonts w:ascii="Times New Roman" w:hAnsi="Times New Roman" w:cs="Times New Roman"/>
-                <w:i/>
-                <w:iCs/>
-                <w:sz w:val="24"/>
-                <w:szCs w:val="32"/>
-              </w:rPr>
-              <w:t xml:space="preserve">use case </w:t>
-            </w:r>
-            <w:proofErr w:type="spellStart"/>
-            <w:r>
-              <w:rPr>
-                <w:rFonts w:ascii="Times New Roman" w:hAnsi="Times New Roman" w:cs="Times New Roman"/>
-                <w:sz w:val="24"/>
-                <w:szCs w:val="32"/>
-              </w:rPr>
-              <w:t>seluruhnya</w:t>
-            </w:r>
-            <w:proofErr w:type="spellEnd"/>
-            <w:r>
-              <w:rPr>
-                <w:rFonts w:ascii="Times New Roman" w:hAnsi="Times New Roman" w:cs="Times New Roman"/>
-                <w:sz w:val="24"/>
-                <w:szCs w:val="32"/>
-              </w:rPr>
-              <w:t xml:space="preserve"> </w:t>
-            </w:r>
-            <w:proofErr w:type="spellStart"/>
-            <w:r>
-              <w:rPr>
-                <w:rFonts w:ascii="Times New Roman" w:hAnsi="Times New Roman" w:cs="Times New Roman"/>
-                <w:sz w:val="24"/>
-                <w:szCs w:val="32"/>
-              </w:rPr>
-              <w:t>merupakan</w:t>
-            </w:r>
-            <w:proofErr w:type="spellEnd"/>
-            <w:r>
-              <w:rPr>
-                <w:rFonts w:ascii="Times New Roman" w:hAnsi="Times New Roman" w:cs="Times New Roman"/>
-                <w:sz w:val="24"/>
-                <w:szCs w:val="32"/>
-              </w:rPr>
-              <w:t xml:space="preserve"> </w:t>
-            </w:r>
-            <w:proofErr w:type="spellStart"/>
-            <w:r>
-              <w:rPr>
-                <w:rFonts w:ascii="Times New Roman" w:hAnsi="Times New Roman" w:cs="Times New Roman"/>
-                <w:sz w:val="24"/>
-                <w:szCs w:val="32"/>
-              </w:rPr>
-              <w:t>fungsionalitas</w:t>
-            </w:r>
-            <w:proofErr w:type="spellEnd"/>
-            <w:r>
-              <w:rPr>
-                <w:rFonts w:ascii="Times New Roman" w:hAnsi="Times New Roman" w:cs="Times New Roman"/>
-                <w:sz w:val="24"/>
-                <w:szCs w:val="32"/>
-              </w:rPr>
-              <w:t xml:space="preserve"> </w:t>
-            </w:r>
-            <w:proofErr w:type="spellStart"/>
-            <w:r>
-              <w:rPr>
-                <w:rFonts w:ascii="Times New Roman" w:hAnsi="Times New Roman" w:cs="Times New Roman"/>
-                <w:sz w:val="24"/>
-                <w:szCs w:val="32"/>
-              </w:rPr>
-              <w:t>dari</w:t>
-            </w:r>
-            <w:proofErr w:type="spellEnd"/>
-            <w:r>
-              <w:rPr>
-                <w:rFonts w:ascii="Times New Roman" w:hAnsi="Times New Roman" w:cs="Times New Roman"/>
-                <w:sz w:val="24"/>
-                <w:szCs w:val="32"/>
-              </w:rPr>
-              <w:t xml:space="preserve"> </w:t>
-            </w:r>
-            <w:r>
-              <w:rPr>
-                <w:rFonts w:ascii="Times New Roman" w:hAnsi="Times New Roman" w:cs="Times New Roman"/>
-                <w:i/>
-                <w:iCs/>
-                <w:sz w:val="24"/>
-                <w:szCs w:val="32"/>
-              </w:rPr>
-              <w:t>use case</w:t>
-            </w:r>
-            <w:r>
-              <w:rPr>
-                <w:rFonts w:ascii="Times New Roman" w:hAnsi="Times New Roman" w:cs="Times New Roman"/>
-                <w:sz w:val="24"/>
-                <w:szCs w:val="32"/>
-              </w:rPr>
-              <w:t xml:space="preserve"> </w:t>
-            </w:r>
-            <w:proofErr w:type="spellStart"/>
-            <w:r>
-              <w:rPr>
-                <w:rFonts w:ascii="Times New Roman" w:hAnsi="Times New Roman" w:cs="Times New Roman"/>
-                <w:sz w:val="24"/>
-                <w:szCs w:val="32"/>
-              </w:rPr>
-              <w:t>lainnya</w:t>
-            </w:r>
-            <w:proofErr w:type="spellEnd"/>
-            <w:r>
-              <w:rPr>
-                <w:rFonts w:ascii="Times New Roman" w:hAnsi="Times New Roman" w:cs="Times New Roman"/>
-                <w:sz w:val="24"/>
-                <w:szCs w:val="32"/>
-              </w:rPr>
-              <w:t>.</w:t>
-            </w:r>
-          </w:p>
-        </w:tc>
-      </w:tr>
-      <w:tr>
-        <w:trPr>
-          <w:trHeight w:val="1346"/>
-        </w:trPr>
-        <w:tc>
-          <w:tcPr>
-            <w:tcW w:w="4621" w:type="dxa"/>
-          </w:tcPr>
-          <w:p>
-            <w:pPr>
-              <w:spacing w:after="110"/>
-              <w:rPr>
-                <w:rFonts w:ascii="Times New Roman" w:hAnsi="Times New Roman" w:cs="Times New Roman"/>
-                <w:i/>
-                <w:iCs/>
-                <w:noProof/>
-                <w:sz w:val="24"/>
-                <w:szCs w:val="32"/>
-              </w:rPr>
-            </w:pPr>
-            <w:r>
-              <w:rPr>
-                <w:rFonts w:ascii="Times New Roman" w:hAnsi="Times New Roman" w:cs="Times New Roman"/>
-                <w:i/>
-                <w:iCs/>
-                <w:noProof/>
-                <w:sz w:val="24"/>
-                <w:szCs w:val="32"/>
-              </w:rPr>
-              <w:t>Extend</w:t>
-            </w:r>
-          </w:p>
-          <w:p>
-            <w:pPr>
-              <w:spacing w:after="110"/>
-              <w:jc w:val="center"/>
-              <w:rPr>
-                <w:rFonts w:ascii="Times New Roman" w:hAnsi="Times New Roman" w:cs="Times New Roman"/>
-                <w:noProof/>
-                <w:sz w:val="24"/>
-                <w:szCs w:val="32"/>
-              </w:rPr>
-            </w:pPr>
-            <w:r>
-              <w:rPr>
-                <w:rFonts w:ascii="Times New Roman" w:hAnsi="Times New Roman" w:cs="Times New Roman"/>
-                <w:noProof/>
-                <w:sz w:val="24"/>
-                <w:szCs w:val="32"/>
-              </w:rPr>
-              <mc:AlternateContent>
-                <mc:Choice Requires="wps">
-                  <w:drawing>
-                    <wp:anchor distT="0" distB="0" distL="114300" distR="114300" simplePos="0" relativeHeight="251644416" behindDoc="0" locked="0" layoutInCell="1" allowOverlap="1" wp14:anchorId="79FF0129" wp14:editId="117F919F">
-                      <wp:simplePos x="0" y="0"/>
-                      <wp:positionH relativeFrom="column">
-                        <wp:posOffset>676275</wp:posOffset>
-                      </wp:positionH>
-                      <wp:positionV relativeFrom="paragraph">
-                        <wp:posOffset>318135</wp:posOffset>
-                      </wp:positionV>
-                      <wp:extent cx="857250" cy="0"/>
-                      <wp:effectExtent l="9525" t="58420" r="19050" b="55880"/>
-                      <wp:wrapNone/>
-                      <wp:docPr id="100340799" name="AutoShape 8"/>
-                      <wp:cNvGraphicFramePr>
-                        <a:graphicFrameLocks xmlns:a="http://schemas.openxmlformats.org/drawingml/2006/main"/>
-                      </wp:cNvGraphicFramePr>
-                      <a:graphic xmlns:a="http://schemas.openxmlformats.org/drawingml/2006/main">
-                        <a:graphicData uri="http://schemas.microsoft.com/office/word/2010/wordprocessingShape">
-                          <wps:wsp>
-                            <wps:cNvCnPr>
-                              <a:cxnSpLocks noChangeShapeType="1"/>
-                            </wps:cNvCnPr>
-                            <wps:spPr bwMode="auto">
-                              <a:xfrm>
-                                <a:off x="0" y="0"/>
-                                <a:ext cx="857250" cy="0"/>
-                              </a:xfrm>
-                              <a:prstGeom prst="straightConnector1">
-                                <a:avLst/>
-                              </a:prstGeom>
-                              <a:noFill/>
-                              <a:ln w="9525">
-                                <a:solidFill>
-                                  <a:srgbClr val="000000"/>
-                                </a:solidFill>
-                                <a:round/>
-                                <a:headEnd/>
-                                <a:tailEnd type="triangle" w="med" len="med"/>
-                              </a:ln>
-                              <a:extLst>
-                                <a:ext uri="{909E8E84-426E-40DD-AFC4-6F175D3DCCD1}">
-                                  <a14:hiddenFill xmlns:a14="http://schemas.microsoft.com/office/drawing/2010/main">
-                                    <a:noFill/>
-                                  </a14:hiddenFill>
-                                </a:ext>
-                              </a:extLst>
-                            </wps:spPr>
-                            <wps:bodyPr/>
-                          </wps:wsp>
-                        </a:graphicData>
-                      </a:graphic>
-                      <wp14:sizeRelH relativeFrom="page">
-                        <wp14:pctWidth>0</wp14:pctWidth>
-                      </wp14:sizeRelH>
-                      <wp14:sizeRelV relativeFrom="page">
-                        <wp14:pctHeight>0</wp14:pctHeight>
-                      </wp14:sizeRelV>
-                    </wp:anchor>
-                  </w:drawing>
-                </mc:Choice>
-                <mc:Fallback>
-                  <w:pict>
-                    <v:shape w14:anchorId="084515C0" id="AutoShape 8" o:spid="_x0000_s1026" type="#_x0000_t32" style="position:absolute;margin-left:53.25pt;margin-top:25.05pt;width:67.5pt;height:0;z-index:251644416;visibility:visible;mso-wrap-style:square;mso-width-percent:0;mso-height-percent:0;mso-wrap-distance-left:9pt;mso-wrap-distance-top:0;mso-wrap-distance-right:9pt;mso-wrap-distance-bottom:0;mso-position-horizontal:absolute;mso-position-horizontal-relative:text;mso-position-vertical:absolute;mso-position-vertical-relative:text;mso-width-percent:0;mso-height-percent:0;mso-width-relative:page;mso-height-relative:page" o:gfxdata="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">
-                      <v:stroke endarrow="block"/>
-                    </v:shape>
-                  </w:pict>
-                </mc:Fallback>
-              </mc:AlternateContent>
-            </w:r>
-            <w:r>
-              <w:rPr>
-                <w:rFonts w:ascii="Times New Roman" w:hAnsi="Times New Roman" w:cs="Times New Roman"/>
-                <w:noProof/>
-                <w:sz w:val="24"/>
-                <w:szCs w:val="32"/>
-              </w:rPr>
-              <w:t xml:space="preserve">&lt;&lt; </w:t>
-            </w:r>
-            <w:r>
-              <w:rPr>
-                <w:rFonts w:ascii="Times New Roman" w:hAnsi="Times New Roman" w:cs="Times New Roman"/>
-                <w:i/>
-                <w:iCs/>
-                <w:noProof/>
-                <w:sz w:val="24"/>
-                <w:szCs w:val="32"/>
-              </w:rPr>
-              <w:t>extend</w:t>
-            </w:r>
-            <w:r>
-              <w:rPr>
-                <w:rFonts w:ascii="Times New Roman" w:hAnsi="Times New Roman" w:cs="Times New Roman"/>
-                <w:noProof/>
-                <w:sz w:val="24"/>
-                <w:szCs w:val="32"/>
-              </w:rPr>
-              <w:t xml:space="preserve"> &gt;&gt;</w:t>
-            </w:r>
-          </w:p>
-        </w:tc>
-        <w:tc>
-          <w:tcPr>
-            <w:tcW w:w="4621" w:type="dxa"/>
-          </w:tcPr>
-          <w:p>
-            <w:pPr>
-              <w:spacing w:after="110"/>
-              <w:rPr>
-                <w:rFonts w:ascii="Times New Roman" w:hAnsi="Times New Roman" w:cs="Times New Roman"/>
-                <w:sz w:val="24"/>
-                <w:szCs w:val="32"/>
-              </w:rPr>
-            </w:pPr>
-            <w:proofErr w:type="spellStart"/>
-            <w:r>
-              <w:rPr>
-                <w:rFonts w:ascii="Times New Roman" w:hAnsi="Times New Roman" w:cs="Times New Roman"/>
-                <w:sz w:val="24"/>
-                <w:szCs w:val="32"/>
-              </w:rPr>
-              <w:t>Menunjukan</w:t>
-            </w:r>
-            <w:proofErr w:type="spellEnd"/>
-            <w:r>
-              <w:rPr>
-                <w:rFonts w:ascii="Times New Roman" w:hAnsi="Times New Roman" w:cs="Times New Roman"/>
-                <w:sz w:val="24"/>
-                <w:szCs w:val="32"/>
-              </w:rPr>
-              <w:t xml:space="preserve"> </w:t>
-            </w:r>
-            <w:proofErr w:type="spellStart"/>
-            <w:r>
-              <w:rPr>
-                <w:rFonts w:ascii="Times New Roman" w:hAnsi="Times New Roman" w:cs="Times New Roman"/>
-                <w:sz w:val="24"/>
-                <w:szCs w:val="32"/>
-              </w:rPr>
-              <w:t>bahwa</w:t>
-            </w:r>
-            <w:proofErr w:type="spellEnd"/>
-            <w:r>
-              <w:rPr>
-                <w:rFonts w:ascii="Times New Roman" w:hAnsi="Times New Roman" w:cs="Times New Roman"/>
-                <w:sz w:val="24"/>
-                <w:szCs w:val="32"/>
-              </w:rPr>
-              <w:t xml:space="preserve"> </w:t>
-            </w:r>
-            <w:proofErr w:type="spellStart"/>
-            <w:r>
-              <w:rPr>
-                <w:rFonts w:ascii="Times New Roman" w:hAnsi="Times New Roman" w:cs="Times New Roman"/>
-                <w:sz w:val="24"/>
-                <w:szCs w:val="32"/>
-              </w:rPr>
-              <w:t>suatu</w:t>
-            </w:r>
-            <w:proofErr w:type="spellEnd"/>
-            <w:r>
-              <w:rPr>
-                <w:rFonts w:ascii="Times New Roman" w:hAnsi="Times New Roman" w:cs="Times New Roman"/>
-                <w:sz w:val="24"/>
-                <w:szCs w:val="32"/>
-              </w:rPr>
-              <w:t xml:space="preserve"> </w:t>
-            </w:r>
-            <w:r>
-              <w:rPr>
-                <w:rFonts w:ascii="Times New Roman" w:hAnsi="Times New Roman" w:cs="Times New Roman"/>
-                <w:i/>
-                <w:iCs/>
-                <w:sz w:val="24"/>
-                <w:szCs w:val="32"/>
-              </w:rPr>
-              <w:t>use case</w:t>
-            </w:r>
-            <w:r>
-              <w:rPr>
-                <w:rFonts w:ascii="Times New Roman" w:hAnsi="Times New Roman" w:cs="Times New Roman"/>
-                <w:sz w:val="24"/>
-                <w:szCs w:val="32"/>
-              </w:rPr>
-              <w:t xml:space="preserve"> </w:t>
-            </w:r>
-            <w:proofErr w:type="spellStart"/>
-            <w:r>
-              <w:rPr>
-                <w:rFonts w:ascii="Times New Roman" w:hAnsi="Times New Roman" w:cs="Times New Roman"/>
-                <w:sz w:val="24"/>
-                <w:szCs w:val="32"/>
-              </w:rPr>
-              <w:t>merupakan</w:t>
-            </w:r>
-            <w:proofErr w:type="spellEnd"/>
-            <w:r>
-              <w:rPr>
-                <w:rFonts w:ascii="Times New Roman" w:hAnsi="Times New Roman" w:cs="Times New Roman"/>
-                <w:sz w:val="24"/>
-                <w:szCs w:val="32"/>
-              </w:rPr>
-              <w:t xml:space="preserve"> </w:t>
-            </w:r>
-            <w:proofErr w:type="spellStart"/>
-            <w:r>
-              <w:rPr>
-                <w:rFonts w:ascii="Times New Roman" w:hAnsi="Times New Roman" w:cs="Times New Roman"/>
-                <w:sz w:val="24"/>
-                <w:szCs w:val="32"/>
-              </w:rPr>
-              <w:t>tambahan</w:t>
-            </w:r>
-            <w:proofErr w:type="spellEnd"/>
-            <w:r>
-              <w:rPr>
-                <w:rFonts w:ascii="Times New Roman" w:hAnsi="Times New Roman" w:cs="Times New Roman"/>
-                <w:sz w:val="24"/>
-                <w:szCs w:val="32"/>
-              </w:rPr>
-              <w:t xml:space="preserve"> </w:t>
-            </w:r>
-            <w:proofErr w:type="spellStart"/>
-            <w:r>
-              <w:rPr>
-                <w:rFonts w:ascii="Times New Roman" w:hAnsi="Times New Roman" w:cs="Times New Roman"/>
-                <w:sz w:val="24"/>
-                <w:szCs w:val="32"/>
-              </w:rPr>
-              <w:t>fungsionalitas</w:t>
-            </w:r>
-            <w:proofErr w:type="spellEnd"/>
-            <w:r>
-              <w:rPr>
-                <w:rFonts w:ascii="Times New Roman" w:hAnsi="Times New Roman" w:cs="Times New Roman"/>
-                <w:sz w:val="24"/>
-                <w:szCs w:val="32"/>
-              </w:rPr>
-              <w:t xml:space="preserve"> </w:t>
-            </w:r>
-            <w:proofErr w:type="spellStart"/>
-            <w:r>
-              <w:rPr>
-                <w:rFonts w:ascii="Times New Roman" w:hAnsi="Times New Roman" w:cs="Times New Roman"/>
-                <w:sz w:val="24"/>
-                <w:szCs w:val="32"/>
-              </w:rPr>
-              <w:t>dari</w:t>
-            </w:r>
-            <w:proofErr w:type="spellEnd"/>
-            <w:r>
-              <w:rPr>
-                <w:rFonts w:ascii="Times New Roman" w:hAnsi="Times New Roman" w:cs="Times New Roman"/>
-                <w:sz w:val="24"/>
-                <w:szCs w:val="32"/>
-              </w:rPr>
-              <w:t xml:space="preserve"> </w:t>
-            </w:r>
-            <w:r>
-              <w:rPr>
-                <w:rFonts w:ascii="Times New Roman" w:hAnsi="Times New Roman" w:cs="Times New Roman"/>
-                <w:i/>
-                <w:iCs/>
-                <w:sz w:val="24"/>
-                <w:szCs w:val="32"/>
-              </w:rPr>
-              <w:t xml:space="preserve">use case </w:t>
-            </w:r>
-            <w:proofErr w:type="spellStart"/>
-            <w:r>
-              <w:rPr>
-                <w:rFonts w:ascii="Times New Roman" w:hAnsi="Times New Roman" w:cs="Times New Roman"/>
-                <w:sz w:val="24"/>
-                <w:szCs w:val="32"/>
-              </w:rPr>
-              <w:t>lainnya</w:t>
-            </w:r>
-            <w:proofErr w:type="spellEnd"/>
-            <w:r>
-              <w:rPr>
-                <w:rFonts w:ascii="Times New Roman" w:hAnsi="Times New Roman" w:cs="Times New Roman"/>
-                <w:sz w:val="24"/>
-                <w:szCs w:val="32"/>
-              </w:rPr>
-              <w:t xml:space="preserve"> </w:t>
-            </w:r>
-            <w:proofErr w:type="spellStart"/>
-            <w:r>
-              <w:rPr>
-                <w:rFonts w:ascii="Times New Roman" w:hAnsi="Times New Roman" w:cs="Times New Roman"/>
-                <w:sz w:val="24"/>
-                <w:szCs w:val="32"/>
-              </w:rPr>
-              <w:t>jika</w:t>
-            </w:r>
-            <w:proofErr w:type="spellEnd"/>
-            <w:r>
-              <w:rPr>
-                <w:rFonts w:ascii="Times New Roman" w:hAnsi="Times New Roman" w:cs="Times New Roman"/>
-                <w:sz w:val="24"/>
-                <w:szCs w:val="32"/>
-              </w:rPr>
-              <w:t xml:space="preserve"> </w:t>
-            </w:r>
-            <w:proofErr w:type="spellStart"/>
-            <w:r>
-              <w:rPr>
-                <w:rFonts w:ascii="Times New Roman" w:hAnsi="Times New Roman" w:cs="Times New Roman"/>
-                <w:sz w:val="24"/>
-                <w:szCs w:val="32"/>
-              </w:rPr>
-              <w:t>suatu</w:t>
-            </w:r>
-            <w:proofErr w:type="spellEnd"/>
-            <w:r>
-              <w:rPr>
-                <w:rFonts w:ascii="Times New Roman" w:hAnsi="Times New Roman" w:cs="Times New Roman"/>
-                <w:sz w:val="24"/>
-                <w:szCs w:val="32"/>
-              </w:rPr>
-              <w:t xml:space="preserve"> </w:t>
-            </w:r>
-            <w:proofErr w:type="spellStart"/>
-            <w:r>
-              <w:rPr>
-                <w:rFonts w:ascii="Times New Roman" w:hAnsi="Times New Roman" w:cs="Times New Roman"/>
-                <w:sz w:val="24"/>
-                <w:szCs w:val="32"/>
-              </w:rPr>
-              <w:t>kondisi</w:t>
-            </w:r>
-            <w:proofErr w:type="spellEnd"/>
-            <w:r>
-              <w:rPr>
-                <w:rFonts w:ascii="Times New Roman" w:hAnsi="Times New Roman" w:cs="Times New Roman"/>
-                <w:sz w:val="24"/>
-                <w:szCs w:val="32"/>
-              </w:rPr>
-              <w:t xml:space="preserve"> </w:t>
-            </w:r>
-            <w:proofErr w:type="spellStart"/>
-            <w:r>
-              <w:rPr>
-                <w:rFonts w:ascii="Times New Roman" w:hAnsi="Times New Roman" w:cs="Times New Roman"/>
-                <w:sz w:val="24"/>
-                <w:szCs w:val="32"/>
-              </w:rPr>
-              <w:t>terpenuhi</w:t>
-            </w:r>
-            <w:proofErr w:type="spellEnd"/>
-            <w:r>
-              <w:rPr>
-                <w:rFonts w:ascii="Times New Roman" w:hAnsi="Times New Roman" w:cs="Times New Roman"/>
-                <w:sz w:val="24"/>
-                <w:szCs w:val="32"/>
-              </w:rPr>
-              <w:t>.</w:t>
-            </w:r>
-          </w:p>
-        </w:tc>
-      </w:tr>
-    </w:tbl>
-    <w:p>
-      <w:pPr>
-        <w:spacing w:after="110" w:line="360" w:lineRule="auto"/>
-        <w:jc w:val="both"/>
-        <w:rPr>
-          <w:rFonts w:ascii="Times New Roman" w:hAnsi="Times New Roman" w:cs="Times New Roman"/>
-          <w:sz w:val="24"/>
-          <w:szCs w:val="32"/>
-        </w:rPr>
-      </w:pPr>
-    </w:p>
-    <w:p>
-      <w:pPr>
-        <w:spacing w:after="110" w:line="360" w:lineRule="auto"/>
-        <w:jc w:val="both"/>
         <w:rPr>
           <w:rFonts w:ascii="Times New Roman" w:hAnsi="Times New Roman" w:cs="Times New Roman"/>
           <w:b/>
@@ -30259,69 +27793,16 @@
           <w:sz w:val="24"/>
           <w:szCs w:val="32"/>
         </w:rPr>
-      </w:pPr>
-      <w:r>
-        <w:rPr>
-          <w:rFonts w:ascii="Times New Roman" w:hAnsi="Times New Roman" w:cs="Times New Roman"/>
-          <w:sz w:val="24"/>
-          <w:szCs w:val="32"/>
-        </w:rPr>
         <w:tab/>
       </w:r>
       <w:r>
         <w:rPr>
           <w:rFonts w:ascii="Times New Roman" w:hAnsi="Times New Roman" w:cs="Times New Roman"/>
-          <w:b/>
-          <w:bCs/>
-          <w:sz w:val="24"/>
-          <w:szCs w:val="32"/>
-        </w:rPr>
-        <w:t xml:space="preserve">2.7.2 </w:t>
-      </w:r>
-      <w:r>
-        <w:rPr>
-          <w:rFonts w:ascii="Times New Roman" w:hAnsi="Times New Roman" w:cs="Times New Roman"/>
-          <w:b/>
-          <w:bCs/>
           <w:i/>
           <w:iCs/>
           <w:sz w:val="24"/>
           <w:szCs w:val="32"/>
         </w:rPr>
-        <w:t>Activity Diagram</w:t>
-      </w:r>
-    </w:p>
-    <w:p>
-      <w:pPr>
-        <w:spacing w:after="110" w:line="360" w:lineRule="auto"/>
-        <w:ind w:left="1134"/>
-        <w:jc w:val="both"/>
-        <w:rPr>
-          <w:rFonts w:ascii="Times New Roman" w:hAnsi="Times New Roman" w:cs="Times New Roman"/>
-          <w:sz w:val="24"/>
-          <w:szCs w:val="32"/>
-        </w:rPr>
-      </w:pPr>
-      <w:r>
-        <w:rPr>
-          <w:rFonts w:ascii="Times New Roman" w:hAnsi="Times New Roman" w:cs="Times New Roman"/>
-          <w:b/>
-          <w:bCs/>
-          <w:i/>
-          <w:iCs/>
-          <w:sz w:val="24"/>
-          <w:szCs w:val="32"/>
-        </w:rPr>
-        <w:tab/>
-      </w:r>
-      <w:r>
-        <w:rPr>
-          <w:rFonts w:ascii="Times New Roman" w:hAnsi="Times New Roman" w:cs="Times New Roman"/>
-          <w:i/>
-          <w:iCs/>
-          <w:sz w:val="24"/>
-          <w:szCs w:val="32"/>
-        </w:rPr>
         <w:t xml:space="preserve">Activity diagram </w:t>
       </w:r>
       <w:proofErr w:type="spellStart"/>
@@ -30482,7 +27963,7 @@
           <w:sz w:val="24"/>
           <w:szCs w:val="32"/>
         </w:rPr>
-        <w:instrText>ADDIN CSL_CITATION {"citationItems":[{"id":"ITEM-1","itemData":{"abstract":"Activity Diagram adalah bagian penting dari UML yang menggambarkan aspek dinamis dari sistem. Logika prosedural, proses bisnis, dan aliran kerja suatu bisnis dapat dengan mudah dideskripsikan dalam activity diagram.","author":[{"dropping-particle":"","family":"Paramitha","given":"Anisa","non-dropping-particle":"","parse-names":false,"suffix":""}],"container-title":"Materi 4 - Activity Diagram APSI - 2","id":"ITEM-1","issued":{"date-parts":[["2018"]]},"title":"Materi 4 - activity diagram","type":"article-journal"},"uris":["http://www.mendeley.com/documents/?uuid=fcd91b27-3eef-4b38-91ee-d8b5910162ef"]}],"mendeley":{"formattedCitation":"[11]","plainTextFormattedCitation":"[11]","previouslyFormattedCitation":"[11]"},"properties":{"noteIndex":0},"schema":"https://github.com/citation-style-language/schema/raw/master/csl-citation.json"}</w:instrText>
+        <w:instrText>ADDIN CSL_CITATION {"citationItems":[{"id":"ITEM-1","itemData":{"abstract":"Activity Diagram adalah bagian penting dari UML yang menggambarkan aspek dinamis dari sistem. Logika prosedural, proses bisnis, dan aliran kerja suatu bisnis dapat dengan mudah dideskripsikan dalam activity diagram.","author":[{"dropping-particle":"","family":"Paramitha","given":"Anisa","non-dropping-particle":"","parse-names":false,"suffix":""}],"container-title":"Materi 4 - Activity Diagram APSI - 2","id":"ITEM-1","issued":{"date-parts":[["2018"]]},"title":"Materi 4 - activity diagram","type":"article-journal"},"uris":["http://www.mendeley.com/documents/?uuid=fcd91b27-3eef-4b38-91ee-d8b5910162ef"]}],"mendeley":{"formattedCitation":"[10]","plainTextFormattedCitation":"[10]","previouslyFormattedCitation":"[11]"},"properties":{"noteIndex":0},"schema":"https://github.com/citation-style-language/schema/raw/master/csl-citation.json"}</w:instrText>
       </w:r>
       <w:r>
         <w:rPr>
@@ -30499,7 +27980,7 @@
           <w:sz w:val="24"/>
           <w:szCs w:val="32"/>
         </w:rPr>
-        <w:t>[11]</w:t>
+        <w:t>[10]</w:t>
       </w:r>
       <w:r>
         <w:rPr>
@@ -30890,7 +28371,7 @@
                 </mc:Choice>
                 <mc:Fallback>
                   <w:pict>
-                    <v:oval w14:anchorId="3EDC247C" id="Oval 9" o:spid="_x0000_s1026" style="position:absolute;margin-left:82.5pt;margin-top:6.4pt;width:38.25pt;height:38.25pt;z-index:251659776;visibility:visible;mso-wrap-style:square;mso-width-percent:0;mso-height-percent:0;mso-wrap-distance-left:9pt;mso-wrap-distance-top:0;mso-wrap-distance-right:9pt;mso-wrap-distance-bottom:0;mso-position-horizontal:absolute;mso-position-horizontal-relative:text;mso-position-vertical:absolute;mso-position-vertical-relative:text;mso-width-percent:0;mso-height-percent:0;mso-width-relative:page;mso-height-relative:page;v-text-anchor:top" o:gfxdata="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" fillcolor="black [3200]" stroked="f" strokecolor="#f2f2f2 [3041]" strokeweight="3pt">
+                    <v:oval w14:anchorId="74AB8C65" id="Oval 9" o:spid="_x0000_s1026" style="position:absolute;margin-left:82.5pt;margin-top:6.4pt;width:38.25pt;height:38.25pt;z-index:251659776;visibility:visible;mso-wrap-style:square;mso-width-percent:0;mso-height-percent:0;mso-wrap-distance-left:9pt;mso-wrap-distance-top:0;mso-wrap-distance-right:9pt;mso-wrap-distance-bottom:0;mso-position-horizontal:absolute;mso-position-horizontal-relative:text;mso-position-vertical:absolute;mso-position-vertical-relative:text;mso-width-percent:0;mso-height-percent:0;mso-width-relative:page;mso-height-relative:page;v-text-anchor:top" o:gfxdata="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" fillcolor="black [3200]" stroked="f" strokecolor="#f2f2f2 [3041]" strokeweight="3pt">
                       <v:shadow color="#7f7f7f [1601]" opacity=".5" offset="1pt"/>
                     </v:oval>
                   </w:pict>
@@ -31101,7 +28582,7 @@
                 </mc:Choice>
                 <mc:Fallback>
                   <w:pict>
-                    <v:roundrect w14:anchorId="38502C54" id="AutoShape 10" o:spid="_x0000_s1026" style="position:absolute;margin-left:74.25pt;margin-top:25.55pt;width:52.5pt;height:26.55pt;z-index:251674112;visibility:visible;mso-wrap-style:square;mso-width-percent:0;mso-height-percent:0;mso-wrap-distance-left:9pt;mso-wrap-distance-top:0;mso-wrap-distance-right:9pt;mso-wrap-distance-bottom:0;mso-position-horizontal:absolute;mso-position-horizontal-relative:text;mso-position-vertical:absolute;mso-position-vertical-relative:text;mso-width-percent:0;mso-height-percent:0;mso-width-relative:page;mso-height-relative:page;v-text-anchor:top" arcsize="10923f" o:gfxdata="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"/>
+                    <v:roundrect w14:anchorId="267380EF" id="AutoShape 10" o:spid="_x0000_s1026" style="position:absolute;margin-left:74.25pt;margin-top:25.55pt;width:52.5pt;height:26.55pt;z-index:251674112;visibility:visible;mso-wrap-style:square;mso-width-percent:0;mso-height-percent:0;mso-wrap-distance-left:9pt;mso-wrap-distance-top:0;mso-wrap-distance-right:9pt;mso-wrap-distance-bottom:0;mso-position-horizontal:absolute;mso-position-horizontal-relative:text;mso-position-vertical:absolute;mso-position-vertical-relative:text;mso-width-percent:0;mso-height-percent:0;mso-width-relative:page;mso-height-relative:page;v-text-anchor:top" arcsize="10923f" o:gfxdata="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"/>
                   </w:pict>
                 </mc:Fallback>
               </mc:AlternateContent>
@@ -31467,7 +28948,7 @@
                 </mc:Choice>
                 <mc:Fallback>
                   <w:pict>
-                    <v:shapetype w14:anchorId="671C661A" id="_x0000_t4" coordsize="21600,21600" o:spt="4" path="m10800,l,10800,10800,21600,21600,10800xe">
+                    <v:shapetype w14:anchorId="7CCE0A03" id="_x0000_t4" coordsize="21600,21600" o:spt="4" path="m10800,l,10800,10800,21600,21600,10800xe">
                       <v:stroke joinstyle="miter"/>
                       <v:path gradientshapeok="t" o:connecttype="rect" textboxrect="5400,5400,16200,16200"/>
                     </v:shapetype>
@@ -31804,7 +29285,11 @@
                 </mc:Choice>
                 <mc:Fallback>
                   <w:pict>
-                    <v:shape w14:anchorId="571DCF22" id="AutoShape 12" o:spid="_x0000_s1026" type="#_x0000_t32" style="position:absolute;margin-left:74.25pt;margin-top:14.65pt;width:60pt;height:0;z-index:251704832;visibility:visible;mso-wrap-style:square;mso-width-percent:0;mso-height-percent:0;mso-wrap-distance-left:9pt;mso-wrap-distance-top:0;mso-wrap-distance-right:9pt;mso-wrap-distance-bottom:0;mso-position-horizontal:absolute;mso-position-horizontal-relative:text;mso-position-vertical:absolute;mso-position-vertical-relative:text;mso-width-percent:0;mso-height-percent:0;mso-width-relative:page;mso-height-relative:page" o:gfxdata="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"/>
+                    <v:shapetype w14:anchorId="476DAF58" id="_x0000_t32" coordsize="21600,21600" o:spt="32" o:oned="t" path="m,l21600,21600e" filled="f">
+                      <v:path arrowok="t" fillok="f" o:connecttype="none"/>
+                      <o:lock v:ext="edit" shapetype="t"/>
+                    </v:shapetype>
+                    <v:shape id="AutoShape 12" o:spid="_x0000_s1026" type="#_x0000_t32" style="position:absolute;margin-left:74.25pt;margin-top:14.65pt;width:60pt;height:0;z-index:251704832;visibility:visible;mso-wrap-style:square;mso-width-percent:0;mso-height-percent:0;mso-wrap-distance-left:9pt;mso-wrap-distance-top:0;mso-wrap-distance-right:9pt;mso-wrap-distance-bottom:0;mso-position-horizontal:absolute;mso-position-horizontal-relative:text;mso-position-vertical:absolute;mso-position-vertical-relative:text;mso-width-percent:0;mso-height-percent:0;mso-width-relative:page;mso-height-relative:page" o:gfxdata="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"/>
                   </w:pict>
                 </mc:Fallback>
               </mc:AlternateContent>
@@ -32175,7 +29660,7 @@
                 </mc:Choice>
                 <mc:Fallback>
                   <w:pict>
-                    <v:oval w14:anchorId="7B4D5F96" id="Oval 17" o:spid="_x0000_s1026" style="position:absolute;margin-left:82.5pt;margin-top:10.25pt;width:38.25pt;height:38.25pt;z-index:251735552;visibility:visible;mso-wrap-style:square;mso-width-percent:0;mso-height-percent:0;mso-wrap-distance-left:9pt;mso-wrap-distance-top:0;mso-wrap-distance-right:9pt;mso-wrap-distance-bottom:0;mso-position-horizontal:absolute;mso-position-horizontal-relative:text;mso-position-vertical:absolute;mso-position-vertical-relative:text;mso-width-percent:0;mso-height-percent:0;mso-width-relative:page;mso-height-relative:page;v-text-anchor:top" o:gfxdata="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" filled="f"/>
+                    <v:oval w14:anchorId="7AB7BBC2" id="Oval 17" o:spid="_x0000_s1026" style="position:absolute;margin-left:82.5pt;margin-top:10.25pt;width:38.25pt;height:38.25pt;z-index:251735552;visibility:visible;mso-wrap-style:square;mso-width-percent:0;mso-height-percent:0;mso-wrap-distance-left:9pt;mso-wrap-distance-top:0;mso-wrap-distance-right:9pt;mso-wrap-distance-bottom:0;mso-position-horizontal:absolute;mso-position-horizontal-relative:text;mso-position-vertical:absolute;mso-position-vertical-relative:text;mso-width-percent:0;mso-height-percent:0;mso-width-relative:page;mso-height-relative:page;v-text-anchor:top" o:gfxdata="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" filled="f"/>
                   </w:pict>
                 </mc:Fallback>
               </mc:AlternateContent>
@@ -32275,7 +29760,7 @@
                 </mc:Choice>
                 <mc:Fallback>
                   <w:pict>
-                    <v:oval w14:anchorId="72DC6927" id="Oval 13" o:spid="_x0000_s1026" style="position:absolute;margin-left:87pt;margin-top:14.75pt;width:28.5pt;height:28.5pt;z-index:251720192;visibility:visible;mso-wrap-style:square;mso-width-percent:0;mso-height-percent:0;mso-wrap-distance-left:9pt;mso-wrap-distance-top:0;mso-wrap-distance-right:9pt;mso-wrap-distance-bottom:0;mso-position-horizontal:absolute;mso-position-horizontal-relative:text;mso-position-vertical:absolute;mso-position-vertical-relative:text;mso-width-percent:0;mso-height-percent:0;mso-width-relative:page;mso-height-relative:page;v-text-anchor:top" o:gfxdata="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" fillcolor="black [3200]" stroked="f" strokecolor="black [3213]" strokeweight="3pt">
+                    <v:oval w14:anchorId="6E7F0DFA" id="Oval 13" o:spid="_x0000_s1026" style="position:absolute;margin-left:87pt;margin-top:14.75pt;width:28.5pt;height:28.5pt;z-index:251720192;visibility:visible;mso-wrap-style:square;mso-width-percent:0;mso-height-percent:0;mso-wrap-distance-left:9pt;mso-wrap-distance-top:0;mso-wrap-distance-right:9pt;mso-wrap-distance-bottom:0;mso-position-horizontal:absolute;mso-position-horizontal-relative:text;mso-position-vertical:absolute;mso-position-vertical-relative:text;mso-width-percent:0;mso-height-percent:0;mso-width-relative:page;mso-height-relative:page;v-text-anchor:top" o:gfxdata="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" fillcolor="black [3200]" stroked="f" strokecolor="black [3213]" strokeweight="3pt">
                       <v:shadow color="#7f7f7f [1601]" opacity=".5" offset="1pt"/>
                     </v:oval>
                   </w:pict>
@@ -32543,7 +30028,7 @@
                           <pic:cNvPicPr/>
                         </pic:nvPicPr>
                         <pic:blipFill>
-                          <a:blip r:embed="rId14"/>
+                          <a:blip r:embed="rId12"/>
                           <a:stretch>
                             <a:fillRect/>
                           </a:stretch>
@@ -32872,7 +30357,19 @@
           <w:sz w:val="24"/>
           <w:szCs w:val="24"/>
         </w:rPr>
-        <w:t>Database MongoDB</w:t>
+        <w:t xml:space="preserve">Database </w:t>
+      </w:r>
+      <w:r>
+        <w:rPr>
+          <w:rFonts w:ascii="Times New Roman" w:hAnsi="Times New Roman" w:cs="Times New Roman"/>
+          <w:b/>
+          <w:bCs/>
+          <w:i/>
+          <w:iCs/>
+          <w:sz w:val="24"/>
+          <w:szCs w:val="24"/>
+        </w:rPr>
+        <w:t>MySQL</w:t>
       </w:r>
     </w:p>
     <w:p>
@@ -32882,38 +30379,12 @@
         <w:jc w:val="both"/>
         <w:rPr>
           <w:rFonts w:ascii="Times New Roman" w:hAnsi="Times New Roman" w:cs="Times New Roman"/>
-          <w:sz w:val="24"/>
-          <w:szCs w:val="24"/>
-        </w:rPr>
-      </w:pPr>
-      <w:r>
-        <w:rPr>
-          <w:rFonts w:ascii="Times New Roman" w:hAnsi="Times New Roman" w:cs="Times New Roman"/>
           <w:i/>
           <w:iCs/>
           <w:sz w:val="24"/>
           <w:szCs w:val="24"/>
         </w:rPr>
-        <w:t xml:space="preserve">MongoDB </w:t>
-      </w:r>
-      <w:proofErr w:type="spellStart"/>
-      <w:r>
-        <w:rPr>
-          <w:rFonts w:ascii="Times New Roman" w:hAnsi="Times New Roman" w:cs="Times New Roman"/>
-          <w:sz w:val="24"/>
-          <w:szCs w:val="24"/>
-        </w:rPr>
-        <w:t>adalah</w:t>
-      </w:r>
-      <w:proofErr w:type="spellEnd"/>
-      <w:r>
-        <w:rPr>
-          <w:rFonts w:ascii="Times New Roman" w:hAnsi="Times New Roman" w:cs="Times New Roman"/>
-          <w:sz w:val="24"/>
-          <w:szCs w:val="24"/>
-        </w:rPr>
-        <w:t xml:space="preserve"> basis data </w:t>
-      </w:r>
+      </w:pPr>
       <w:r>
         <w:rPr>
           <w:rFonts w:ascii="Times New Roman" w:hAnsi="Times New Roman" w:cs="Times New Roman"/>
@@ -32922,561 +30393,25 @@
           <w:sz w:val="24"/>
           <w:szCs w:val="24"/>
         </w:rPr>
-        <w:t xml:space="preserve">NoSQL </w:t>
-      </w:r>
-      <w:r>
-        <w:rPr>
-          <w:rFonts w:ascii="Times New Roman" w:hAnsi="Times New Roman" w:cs="Times New Roman"/>
-          <w:sz w:val="24"/>
-          <w:szCs w:val="24"/>
-        </w:rPr>
-        <w:t xml:space="preserve">yang </w:t>
-      </w:r>
-      <w:proofErr w:type="spellStart"/>
-      <w:r>
-        <w:rPr>
-          <w:rFonts w:ascii="Times New Roman" w:hAnsi="Times New Roman" w:cs="Times New Roman"/>
-          <w:sz w:val="24"/>
-          <w:szCs w:val="24"/>
-        </w:rPr>
-        <w:t>kuat</w:t>
-      </w:r>
-      <w:proofErr w:type="spellEnd"/>
-      <w:r>
-        <w:rPr>
-          <w:rFonts w:ascii="Times New Roman" w:hAnsi="Times New Roman" w:cs="Times New Roman"/>
-          <w:sz w:val="24"/>
-          <w:szCs w:val="24"/>
-        </w:rPr>
-        <w:t xml:space="preserve"> dan </w:t>
-      </w:r>
-      <w:proofErr w:type="spellStart"/>
-      <w:r>
-        <w:rPr>
-          <w:rFonts w:ascii="Times New Roman" w:hAnsi="Times New Roman" w:cs="Times New Roman"/>
-          <w:sz w:val="24"/>
-          <w:szCs w:val="24"/>
-        </w:rPr>
-        <w:t>fleksibel</w:t>
-      </w:r>
-      <w:proofErr w:type="spellEnd"/>
-      <w:r>
-        <w:rPr>
-          <w:rFonts w:ascii="Times New Roman" w:hAnsi="Times New Roman" w:cs="Times New Roman"/>
-          <w:sz w:val="24"/>
-          <w:szCs w:val="24"/>
-        </w:rPr>
-        <w:t xml:space="preserve">, </w:t>
-      </w:r>
-      <w:proofErr w:type="spellStart"/>
-      <w:r>
-        <w:rPr>
-          <w:rFonts w:ascii="Times New Roman" w:hAnsi="Times New Roman" w:cs="Times New Roman"/>
-          <w:sz w:val="24"/>
-          <w:szCs w:val="24"/>
-        </w:rPr>
-        <w:t>banyak</w:t>
-      </w:r>
-      <w:proofErr w:type="spellEnd"/>
-      <w:r>
-        <w:rPr>
-          <w:rFonts w:ascii="Times New Roman" w:hAnsi="Times New Roman" w:cs="Times New Roman"/>
-          <w:sz w:val="24"/>
-          <w:szCs w:val="24"/>
-        </w:rPr>
-        <w:t xml:space="preserve"> </w:t>
-      </w:r>
-      <w:proofErr w:type="spellStart"/>
-      <w:r>
-        <w:rPr>
-          <w:rFonts w:ascii="Times New Roman" w:hAnsi="Times New Roman" w:cs="Times New Roman"/>
-          <w:sz w:val="24"/>
-          <w:szCs w:val="24"/>
-        </w:rPr>
-        <w:t>digunakan</w:t>
-      </w:r>
-      <w:proofErr w:type="spellEnd"/>
-      <w:r>
-        <w:rPr>
-          <w:rFonts w:ascii="Times New Roman" w:hAnsi="Times New Roman" w:cs="Times New Roman"/>
-          <w:sz w:val="24"/>
-          <w:szCs w:val="24"/>
-        </w:rPr>
-        <w:t xml:space="preserve"> oleh para </w:t>
-      </w:r>
-      <w:proofErr w:type="spellStart"/>
-      <w:r>
-        <w:rPr>
-          <w:rFonts w:ascii="Times New Roman" w:hAnsi="Times New Roman" w:cs="Times New Roman"/>
-          <w:sz w:val="24"/>
-          <w:szCs w:val="24"/>
-        </w:rPr>
-        <w:t>ahli</w:t>
-      </w:r>
-      <w:proofErr w:type="spellEnd"/>
-      <w:r>
-        <w:rPr>
-          <w:rFonts w:ascii="Times New Roman" w:hAnsi="Times New Roman" w:cs="Times New Roman"/>
-          <w:sz w:val="24"/>
-          <w:szCs w:val="24"/>
-        </w:rPr>
-        <w:t xml:space="preserve"> </w:t>
-      </w:r>
-      <w:proofErr w:type="spellStart"/>
-      <w:r>
-        <w:rPr>
-          <w:rFonts w:ascii="Times New Roman" w:hAnsi="Times New Roman" w:cs="Times New Roman"/>
-          <w:sz w:val="24"/>
-          <w:szCs w:val="24"/>
-        </w:rPr>
-        <w:t>dalam</w:t>
-      </w:r>
-      <w:proofErr w:type="spellEnd"/>
-      <w:r>
-        <w:rPr>
-          <w:rFonts w:ascii="Times New Roman" w:hAnsi="Times New Roman" w:cs="Times New Roman"/>
-          <w:sz w:val="24"/>
-          <w:szCs w:val="24"/>
-        </w:rPr>
-        <w:t xml:space="preserve"> </w:t>
-      </w:r>
-      <w:proofErr w:type="spellStart"/>
-      <w:r>
-        <w:rPr>
-          <w:rFonts w:ascii="Times New Roman" w:hAnsi="Times New Roman" w:cs="Times New Roman"/>
-          <w:sz w:val="24"/>
-          <w:szCs w:val="24"/>
-        </w:rPr>
-        <w:t>berbagai</w:t>
-      </w:r>
-      <w:proofErr w:type="spellEnd"/>
-      <w:r>
-        <w:rPr>
-          <w:rFonts w:ascii="Times New Roman" w:hAnsi="Times New Roman" w:cs="Times New Roman"/>
-          <w:sz w:val="24"/>
-          <w:szCs w:val="24"/>
-        </w:rPr>
-        <w:t xml:space="preserve"> </w:t>
-      </w:r>
-      <w:proofErr w:type="spellStart"/>
-      <w:r>
-        <w:rPr>
-          <w:rFonts w:ascii="Times New Roman" w:hAnsi="Times New Roman" w:cs="Times New Roman"/>
-          <w:sz w:val="24"/>
-          <w:szCs w:val="24"/>
-        </w:rPr>
-        <w:t>bidang</w:t>
-      </w:r>
-      <w:proofErr w:type="spellEnd"/>
-      <w:r>
-        <w:rPr>
-          <w:rFonts w:ascii="Times New Roman" w:hAnsi="Times New Roman" w:cs="Times New Roman"/>
-          <w:sz w:val="24"/>
-          <w:szCs w:val="24"/>
-        </w:rPr>
-        <w:t xml:space="preserve"> </w:t>
-      </w:r>
-      <w:proofErr w:type="spellStart"/>
-      <w:r>
-        <w:rPr>
-          <w:rFonts w:ascii="Times New Roman" w:hAnsi="Times New Roman" w:cs="Times New Roman"/>
-          <w:sz w:val="24"/>
-          <w:szCs w:val="24"/>
-        </w:rPr>
-        <w:t>industri</w:t>
-      </w:r>
-      <w:proofErr w:type="spellEnd"/>
-      <w:r>
-        <w:rPr>
-          <w:rFonts w:ascii="Times New Roman" w:hAnsi="Times New Roman" w:cs="Times New Roman"/>
-          <w:sz w:val="24"/>
-          <w:szCs w:val="24"/>
-        </w:rPr>
-        <w:t xml:space="preserve"> </w:t>
-      </w:r>
-      <w:proofErr w:type="spellStart"/>
-      <w:r>
-        <w:rPr>
-          <w:rFonts w:ascii="Times New Roman" w:hAnsi="Times New Roman" w:cs="Times New Roman"/>
-          <w:sz w:val="24"/>
-          <w:szCs w:val="24"/>
-        </w:rPr>
-        <w:t>Keunggulannya</w:t>
-      </w:r>
-      <w:proofErr w:type="spellEnd"/>
-      <w:r>
-        <w:rPr>
-          <w:rFonts w:ascii="Times New Roman" w:hAnsi="Times New Roman" w:cs="Times New Roman"/>
-          <w:sz w:val="24"/>
-          <w:szCs w:val="24"/>
-        </w:rPr>
-        <w:t xml:space="preserve"> </w:t>
-      </w:r>
-      <w:proofErr w:type="spellStart"/>
-      <w:r>
-        <w:rPr>
-          <w:rFonts w:ascii="Times New Roman" w:hAnsi="Times New Roman" w:cs="Times New Roman"/>
-          <w:sz w:val="24"/>
-          <w:szCs w:val="24"/>
-        </w:rPr>
-        <w:t>dalam</w:t>
-      </w:r>
-      <w:proofErr w:type="spellEnd"/>
-      <w:r>
-        <w:rPr>
-          <w:rFonts w:ascii="Times New Roman" w:hAnsi="Times New Roman" w:cs="Times New Roman"/>
-          <w:sz w:val="24"/>
-          <w:szCs w:val="24"/>
-        </w:rPr>
-        <w:t xml:space="preserve"> </w:t>
-      </w:r>
-      <w:proofErr w:type="spellStart"/>
-      <w:r>
-        <w:rPr>
-          <w:rFonts w:ascii="Times New Roman" w:hAnsi="Times New Roman" w:cs="Times New Roman"/>
-          <w:sz w:val="24"/>
-          <w:szCs w:val="24"/>
-        </w:rPr>
-        <w:t>skalabilitas</w:t>
-      </w:r>
-      <w:proofErr w:type="spellEnd"/>
-      <w:r>
-        <w:rPr>
-          <w:rFonts w:ascii="Times New Roman" w:hAnsi="Times New Roman" w:cs="Times New Roman"/>
-          <w:sz w:val="24"/>
-          <w:szCs w:val="24"/>
-        </w:rPr>
-        <w:t xml:space="preserve">, </w:t>
-      </w:r>
-      <w:proofErr w:type="spellStart"/>
-      <w:r>
-        <w:rPr>
-          <w:rFonts w:ascii="Times New Roman" w:hAnsi="Times New Roman" w:cs="Times New Roman"/>
-          <w:sz w:val="24"/>
-          <w:szCs w:val="24"/>
-        </w:rPr>
-        <w:t>kinerja</w:t>
-      </w:r>
-      <w:proofErr w:type="spellEnd"/>
-      <w:r>
-        <w:rPr>
-          <w:rFonts w:ascii="Times New Roman" w:hAnsi="Times New Roman" w:cs="Times New Roman"/>
-          <w:sz w:val="24"/>
-          <w:szCs w:val="24"/>
-        </w:rPr>
-        <w:t xml:space="preserve">, dan </w:t>
-      </w:r>
-      <w:proofErr w:type="spellStart"/>
-      <w:r>
-        <w:rPr>
-          <w:rFonts w:ascii="Times New Roman" w:hAnsi="Times New Roman" w:cs="Times New Roman"/>
-          <w:sz w:val="24"/>
-          <w:szCs w:val="24"/>
-        </w:rPr>
-        <w:t>kemudahan</w:t>
-      </w:r>
-      <w:proofErr w:type="spellEnd"/>
-      <w:r>
-        <w:rPr>
-          <w:rFonts w:ascii="Times New Roman" w:hAnsi="Times New Roman" w:cs="Times New Roman"/>
-          <w:sz w:val="24"/>
-          <w:szCs w:val="24"/>
-        </w:rPr>
-        <w:t xml:space="preserve"> </w:t>
-      </w:r>
-      <w:proofErr w:type="spellStart"/>
-      <w:r>
-        <w:rPr>
-          <w:rFonts w:ascii="Times New Roman" w:hAnsi="Times New Roman" w:cs="Times New Roman"/>
-          <w:sz w:val="24"/>
-          <w:szCs w:val="24"/>
-        </w:rPr>
-        <w:t>penggunaan</w:t>
-      </w:r>
-      <w:proofErr w:type="spellEnd"/>
-      <w:r>
-        <w:rPr>
-          <w:rFonts w:ascii="Times New Roman" w:hAnsi="Times New Roman" w:cs="Times New Roman"/>
-          <w:sz w:val="24"/>
-          <w:szCs w:val="24"/>
-        </w:rPr>
-        <w:t xml:space="preserve"> </w:t>
-      </w:r>
-      <w:proofErr w:type="spellStart"/>
-      <w:r>
-        <w:rPr>
-          <w:rFonts w:ascii="Times New Roman" w:hAnsi="Times New Roman" w:cs="Times New Roman"/>
-          <w:sz w:val="24"/>
-          <w:szCs w:val="24"/>
-        </w:rPr>
-        <w:t>menjadikannya</w:t>
-      </w:r>
-      <w:proofErr w:type="spellEnd"/>
-      <w:r>
-        <w:rPr>
-          <w:rFonts w:ascii="Times New Roman" w:hAnsi="Times New Roman" w:cs="Times New Roman"/>
-          <w:sz w:val="24"/>
-          <w:szCs w:val="24"/>
-        </w:rPr>
-        <w:t xml:space="preserve"> </w:t>
-      </w:r>
-      <w:proofErr w:type="spellStart"/>
-      <w:r>
-        <w:rPr>
-          <w:rFonts w:ascii="Times New Roman" w:hAnsi="Times New Roman" w:cs="Times New Roman"/>
-          <w:sz w:val="24"/>
-          <w:szCs w:val="24"/>
-        </w:rPr>
-        <w:t>pilihan</w:t>
-      </w:r>
-      <w:proofErr w:type="spellEnd"/>
-      <w:r>
-        <w:rPr>
-          <w:rFonts w:ascii="Times New Roman" w:hAnsi="Times New Roman" w:cs="Times New Roman"/>
-          <w:sz w:val="24"/>
-          <w:szCs w:val="24"/>
-        </w:rPr>
-        <w:t xml:space="preserve"> </w:t>
-      </w:r>
-      <w:proofErr w:type="spellStart"/>
-      <w:r>
-        <w:rPr>
-          <w:rFonts w:ascii="Times New Roman" w:hAnsi="Times New Roman" w:cs="Times New Roman"/>
-          <w:sz w:val="24"/>
-          <w:szCs w:val="24"/>
-        </w:rPr>
-        <w:t>populer</w:t>
-      </w:r>
-      <w:proofErr w:type="spellEnd"/>
-      <w:r>
-        <w:rPr>
-          <w:rFonts w:ascii="Times New Roman" w:hAnsi="Times New Roman" w:cs="Times New Roman"/>
-          <w:sz w:val="24"/>
-          <w:szCs w:val="24"/>
-        </w:rPr>
-        <w:t xml:space="preserve"> </w:t>
-      </w:r>
-      <w:proofErr w:type="spellStart"/>
-      <w:r>
-        <w:rPr>
-          <w:rFonts w:ascii="Times New Roman" w:hAnsi="Times New Roman" w:cs="Times New Roman"/>
-          <w:sz w:val="24"/>
-          <w:szCs w:val="24"/>
-        </w:rPr>
-        <w:t>untuk</w:t>
-      </w:r>
-      <w:proofErr w:type="spellEnd"/>
-      <w:r>
-        <w:rPr>
-          <w:rFonts w:ascii="Times New Roman" w:hAnsi="Times New Roman" w:cs="Times New Roman"/>
-          <w:sz w:val="24"/>
-          <w:szCs w:val="24"/>
-        </w:rPr>
-        <w:t xml:space="preserve"> </w:t>
-      </w:r>
-      <w:proofErr w:type="spellStart"/>
-      <w:r>
-        <w:rPr>
-          <w:rFonts w:ascii="Times New Roman" w:hAnsi="Times New Roman" w:cs="Times New Roman"/>
-          <w:sz w:val="24"/>
-          <w:szCs w:val="24"/>
-        </w:rPr>
-        <w:t>aplikasi</w:t>
-      </w:r>
-      <w:proofErr w:type="spellEnd"/>
-      <w:r>
-        <w:rPr>
-          <w:rFonts w:ascii="Times New Roman" w:hAnsi="Times New Roman" w:cs="Times New Roman"/>
-          <w:sz w:val="24"/>
-          <w:szCs w:val="24"/>
-        </w:rPr>
-        <w:t xml:space="preserve"> modern</w:t>
-      </w:r>
-      <w:r>
-        <w:rPr>
-          <w:rFonts w:ascii="Times New Roman" w:hAnsi="Times New Roman" w:cs="Times New Roman"/>
-          <w:sz w:val="24"/>
-          <w:szCs w:val="24"/>
-        </w:rPr>
-        <w:fldChar w:fldCharType="begin" w:fldLock="1"/>
-      </w:r>
-      <w:r>
-        <w:rPr>
-          <w:rFonts w:ascii="Times New Roman" w:hAnsi="Times New Roman" w:cs="Times New Roman"/>
-          <w:sz w:val="24"/>
-          <w:szCs w:val="24"/>
-        </w:rPr>
-        <w:instrText>ADDIN CSL_CITATION {"citationItems":[{"id":"ITEM-1","itemData":{"abstract":"MongoDB’s multimodel design significantly reduces developer and operational complexity when compared to running multiple distinct database technologies to meet different applications needs. Users can leverage the same MongoDB query language, data model, scaling, security, and operational tooling across different parts of their application, with each powered by the optimal storage engine.","author":[{"dropping-particle":"","family":"MongoDB","given":"","non-dropping-particle":"","parse-names":false,"suffix":""}],"container-title":"MongoDB White Paper","id":"ITEM-1","issued":{"date-parts":[["2016"]]},"title":"MongoDB Architecture Guide","type":"article-journal"},"uris":["http://www.mendeley.com/documents/?uuid=d9b59e26-e5a4-44f3-82c8-5d8b7431e84f"]}],"mendeley":{"formattedCitation":"[12]","plainTextFormattedCitation":"[12]"},"properties":{"noteIndex":0},"schema":"https://github.com/citation-style-language/schema/raw/master/csl-citation.json"}</w:instrText>
-      </w:r>
-      <w:r>
-        <w:rPr>
-          <w:rFonts w:ascii="Times New Roman" w:hAnsi="Times New Roman" w:cs="Times New Roman"/>
-          <w:sz w:val="24"/>
-          <w:szCs w:val="24"/>
-        </w:rPr>
-        <w:fldChar w:fldCharType="separate"/>
-      </w:r>
-      <w:r>
-        <w:rPr>
-          <w:rFonts w:ascii="Times New Roman" w:hAnsi="Times New Roman" w:cs="Times New Roman"/>
-          <w:noProof/>
-          <w:sz w:val="24"/>
-          <w:szCs w:val="24"/>
-        </w:rPr>
-        <w:t>[12]</w:t>
-      </w:r>
-      <w:r>
-        <w:rPr>
-          <w:rFonts w:ascii="Times New Roman" w:hAnsi="Times New Roman" w:cs="Times New Roman"/>
-          <w:sz w:val="24"/>
-          <w:szCs w:val="24"/>
-        </w:rPr>
-        <w:fldChar w:fldCharType="end"/>
-      </w:r>
-      <w:r>
-        <w:rPr>
-          <w:rFonts w:ascii="Times New Roman" w:hAnsi="Times New Roman" w:cs="Times New Roman"/>
-          <w:sz w:val="24"/>
-          <w:szCs w:val="24"/>
-        </w:rPr>
-        <w:t>.</w:t>
-      </w:r>
-      <w:r>
-        <w:t xml:space="preserve"> </w:t>
-      </w:r>
-      <w:r>
-        <w:rPr>
-          <w:rFonts w:ascii="Times New Roman" w:hAnsi="Times New Roman" w:cs="Times New Roman"/>
-          <w:sz w:val="24"/>
-          <w:szCs w:val="24"/>
-        </w:rPr>
-        <w:t xml:space="preserve">Tidak </w:t>
-      </w:r>
-      <w:proofErr w:type="spellStart"/>
-      <w:r>
-        <w:rPr>
-          <w:rFonts w:ascii="Times New Roman" w:hAnsi="Times New Roman" w:cs="Times New Roman"/>
-          <w:sz w:val="24"/>
-          <w:szCs w:val="24"/>
-        </w:rPr>
-        <w:t>seperti</w:t>
-      </w:r>
-      <w:proofErr w:type="spellEnd"/>
-      <w:r>
-        <w:rPr>
-          <w:rFonts w:ascii="Times New Roman" w:hAnsi="Times New Roman" w:cs="Times New Roman"/>
-          <w:sz w:val="24"/>
-          <w:szCs w:val="24"/>
-        </w:rPr>
-        <w:t xml:space="preserve"> basis data </w:t>
-      </w:r>
-      <w:proofErr w:type="spellStart"/>
-      <w:r>
-        <w:rPr>
-          <w:rFonts w:ascii="Times New Roman" w:hAnsi="Times New Roman" w:cs="Times New Roman"/>
-          <w:sz w:val="24"/>
-          <w:szCs w:val="24"/>
-        </w:rPr>
-        <w:t>relasional</w:t>
-      </w:r>
-      <w:proofErr w:type="spellEnd"/>
-      <w:r>
-        <w:rPr>
-          <w:rFonts w:ascii="Times New Roman" w:hAnsi="Times New Roman" w:cs="Times New Roman"/>
-          <w:sz w:val="24"/>
-          <w:szCs w:val="24"/>
-        </w:rPr>
-        <w:t xml:space="preserve"> </w:t>
-      </w:r>
-      <w:proofErr w:type="spellStart"/>
-      <w:r>
-        <w:rPr>
-          <w:rFonts w:ascii="Times New Roman" w:hAnsi="Times New Roman" w:cs="Times New Roman"/>
-          <w:sz w:val="24"/>
-          <w:szCs w:val="24"/>
-        </w:rPr>
-        <w:t>tradisional</w:t>
-      </w:r>
-      <w:proofErr w:type="spellEnd"/>
-      <w:r>
-        <w:rPr>
-          <w:rFonts w:ascii="Times New Roman" w:hAnsi="Times New Roman" w:cs="Times New Roman"/>
-          <w:sz w:val="24"/>
-          <w:szCs w:val="24"/>
-        </w:rPr>
-        <w:t xml:space="preserve"> yang </w:t>
-      </w:r>
-      <w:proofErr w:type="spellStart"/>
-      <w:r>
-        <w:rPr>
-          <w:rFonts w:ascii="Times New Roman" w:hAnsi="Times New Roman" w:cs="Times New Roman"/>
-          <w:sz w:val="24"/>
-          <w:szCs w:val="24"/>
-        </w:rPr>
-        <w:t>menggunakan</w:t>
-      </w:r>
-      <w:proofErr w:type="spellEnd"/>
-      <w:r>
-        <w:rPr>
-          <w:rFonts w:ascii="Times New Roman" w:hAnsi="Times New Roman" w:cs="Times New Roman"/>
-          <w:sz w:val="24"/>
-          <w:szCs w:val="24"/>
-        </w:rPr>
-        <w:t xml:space="preserve"> </w:t>
-      </w:r>
-      <w:proofErr w:type="spellStart"/>
-      <w:r>
-        <w:rPr>
-          <w:rFonts w:ascii="Times New Roman" w:hAnsi="Times New Roman" w:cs="Times New Roman"/>
-          <w:sz w:val="24"/>
-          <w:szCs w:val="24"/>
-        </w:rPr>
-        <w:t>tabel</w:t>
-      </w:r>
-      <w:proofErr w:type="spellEnd"/>
-      <w:r>
-        <w:rPr>
-          <w:rFonts w:ascii="Times New Roman" w:hAnsi="Times New Roman" w:cs="Times New Roman"/>
-          <w:sz w:val="24"/>
-          <w:szCs w:val="24"/>
-        </w:rPr>
-        <w:t xml:space="preserve"> dan </w:t>
-      </w:r>
-      <w:proofErr w:type="spellStart"/>
-      <w:r>
-        <w:rPr>
-          <w:rFonts w:ascii="Times New Roman" w:hAnsi="Times New Roman" w:cs="Times New Roman"/>
-          <w:sz w:val="24"/>
-          <w:szCs w:val="24"/>
-        </w:rPr>
-        <w:t>skema</w:t>
-      </w:r>
-      <w:proofErr w:type="spellEnd"/>
-      <w:r>
-        <w:rPr>
-          <w:rFonts w:ascii="Times New Roman" w:hAnsi="Times New Roman" w:cs="Times New Roman"/>
-          <w:sz w:val="24"/>
-          <w:szCs w:val="24"/>
-        </w:rPr>
-        <w:t xml:space="preserve"> </w:t>
-      </w:r>
-      <w:proofErr w:type="spellStart"/>
-      <w:r>
-        <w:rPr>
-          <w:rFonts w:ascii="Times New Roman" w:hAnsi="Times New Roman" w:cs="Times New Roman"/>
-          <w:sz w:val="24"/>
-          <w:szCs w:val="24"/>
-        </w:rPr>
-        <w:t>tetap</w:t>
-      </w:r>
-      <w:proofErr w:type="spellEnd"/>
-      <w:r>
-        <w:rPr>
-          <w:rFonts w:ascii="Times New Roman" w:hAnsi="Times New Roman" w:cs="Times New Roman"/>
-          <w:sz w:val="24"/>
-          <w:szCs w:val="24"/>
-        </w:rPr>
-        <w:t xml:space="preserve">, </w:t>
+        <w:t xml:space="preserve">MySQL </w:t>
+      </w:r>
+      <w:proofErr w:type="spellStart"/>
+      <w:r>
+        <w:rPr>
+          <w:rFonts w:ascii="Times New Roman" w:hAnsi="Times New Roman" w:cs="Times New Roman"/>
+          <w:sz w:val="24"/>
+          <w:szCs w:val="24"/>
+        </w:rPr>
+        <w:t>adalah</w:t>
+      </w:r>
+      <w:proofErr w:type="spellEnd"/>
+      <w:r>
+        <w:rPr>
+          <w:rFonts w:ascii="Times New Roman" w:hAnsi="Times New Roman" w:cs="Times New Roman"/>
+          <w:sz w:val="24"/>
+          <w:szCs w:val="24"/>
+        </w:rPr>
+        <w:t xml:space="preserve"> </w:t>
       </w:r>
       <w:r>
         <w:rPr>
@@ -33486,123 +30421,15 @@
           <w:sz w:val="24"/>
           <w:szCs w:val="24"/>
         </w:rPr>
-        <w:t>MongoDB</w:t>
-      </w:r>
-      <w:r>
-        <w:rPr>
-          <w:rFonts w:ascii="Times New Roman" w:hAnsi="Times New Roman" w:cs="Times New Roman"/>
-          <w:sz w:val="24"/>
-          <w:szCs w:val="24"/>
-        </w:rPr>
-        <w:t xml:space="preserve"> </w:t>
-      </w:r>
-      <w:proofErr w:type="spellStart"/>
-      <w:r>
-        <w:rPr>
-          <w:rFonts w:ascii="Times New Roman" w:hAnsi="Times New Roman" w:cs="Times New Roman"/>
-          <w:sz w:val="24"/>
-          <w:szCs w:val="24"/>
-        </w:rPr>
-        <w:t>menyimpan</w:t>
-      </w:r>
-      <w:proofErr w:type="spellEnd"/>
-      <w:r>
-        <w:rPr>
-          <w:rFonts w:ascii="Times New Roman" w:hAnsi="Times New Roman" w:cs="Times New Roman"/>
-          <w:sz w:val="24"/>
-          <w:szCs w:val="24"/>
-        </w:rPr>
-        <w:t xml:space="preserve"> data </w:t>
-      </w:r>
-      <w:proofErr w:type="spellStart"/>
-      <w:r>
-        <w:rPr>
-          <w:rFonts w:ascii="Times New Roman" w:hAnsi="Times New Roman" w:cs="Times New Roman"/>
-          <w:sz w:val="24"/>
-          <w:szCs w:val="24"/>
-        </w:rPr>
-        <w:t>dalam</w:t>
-      </w:r>
-      <w:proofErr w:type="spellEnd"/>
-      <w:r>
-        <w:rPr>
-          <w:rFonts w:ascii="Times New Roman" w:hAnsi="Times New Roman" w:cs="Times New Roman"/>
-          <w:sz w:val="24"/>
-          <w:szCs w:val="24"/>
-        </w:rPr>
-        <w:t xml:space="preserve"> </w:t>
-      </w:r>
-      <w:proofErr w:type="spellStart"/>
-      <w:r>
-        <w:rPr>
-          <w:rFonts w:ascii="Times New Roman" w:hAnsi="Times New Roman" w:cs="Times New Roman"/>
-          <w:sz w:val="24"/>
-          <w:szCs w:val="24"/>
-        </w:rPr>
-        <w:t>dokumen</w:t>
-      </w:r>
-      <w:proofErr w:type="spellEnd"/>
-      <w:r>
-        <w:rPr>
-          <w:rFonts w:ascii="Times New Roman" w:hAnsi="Times New Roman" w:cs="Times New Roman"/>
-          <w:sz w:val="24"/>
-          <w:szCs w:val="24"/>
-        </w:rPr>
-        <w:t xml:space="preserve"> </w:t>
-      </w:r>
-      <w:proofErr w:type="spellStart"/>
-      <w:r>
-        <w:rPr>
-          <w:rFonts w:ascii="Times New Roman" w:hAnsi="Times New Roman" w:cs="Times New Roman"/>
-          <w:sz w:val="24"/>
-          <w:szCs w:val="24"/>
-        </w:rPr>
-        <w:t>fleksibel</w:t>
-      </w:r>
-      <w:proofErr w:type="spellEnd"/>
-      <w:r>
-        <w:rPr>
-          <w:rFonts w:ascii="Times New Roman" w:hAnsi="Times New Roman" w:cs="Times New Roman"/>
-          <w:sz w:val="24"/>
-          <w:szCs w:val="24"/>
-        </w:rPr>
-        <w:t xml:space="preserve"> yang </w:t>
-      </w:r>
-      <w:proofErr w:type="spellStart"/>
-      <w:r>
-        <w:rPr>
-          <w:rFonts w:ascii="Times New Roman" w:hAnsi="Times New Roman" w:cs="Times New Roman"/>
-          <w:sz w:val="24"/>
-          <w:szCs w:val="24"/>
-        </w:rPr>
-        <w:t>mirip</w:t>
-      </w:r>
-      <w:proofErr w:type="spellEnd"/>
-      <w:r>
-        <w:rPr>
-          <w:rFonts w:ascii="Times New Roman" w:hAnsi="Times New Roman" w:cs="Times New Roman"/>
-          <w:sz w:val="24"/>
-          <w:szCs w:val="24"/>
-        </w:rPr>
-        <w:t xml:space="preserve"> </w:t>
-      </w:r>
-      <w:proofErr w:type="spellStart"/>
-      <w:r>
-        <w:rPr>
-          <w:rFonts w:ascii="Times New Roman" w:hAnsi="Times New Roman" w:cs="Times New Roman"/>
-          <w:sz w:val="24"/>
-          <w:szCs w:val="24"/>
-        </w:rPr>
-        <w:t>dengan</w:t>
-      </w:r>
-      <w:proofErr w:type="spellEnd"/>
-      <w:r>
-        <w:rPr>
-          <w:rFonts w:ascii="Times New Roman" w:hAnsi="Times New Roman" w:cs="Times New Roman"/>
-          <w:sz w:val="24"/>
-          <w:szCs w:val="24"/>
-        </w:rPr>
-        <w:t xml:space="preserve"> format </w:t>
+        <w:t>database</w:t>
+      </w:r>
+      <w:r>
+        <w:rPr>
+          <w:rFonts w:ascii="Times New Roman" w:hAnsi="Times New Roman" w:cs="Times New Roman"/>
+          <w:sz w:val="24"/>
+          <w:szCs w:val="24"/>
+        </w:rPr>
+        <w:t xml:space="preserve"> </w:t>
       </w:r>
       <w:r>
         <w:rPr>
@@ -33612,161 +30439,50 @@
           <w:sz w:val="24"/>
           <w:szCs w:val="24"/>
         </w:rPr>
-        <w:t>JSON</w:t>
-      </w:r>
-      <w:r>
-        <w:rPr>
-          <w:rFonts w:ascii="Times New Roman" w:hAnsi="Times New Roman" w:cs="Times New Roman"/>
-          <w:sz w:val="24"/>
-          <w:szCs w:val="24"/>
-        </w:rPr>
-        <w:t xml:space="preserve">. Ini </w:t>
-      </w:r>
-      <w:proofErr w:type="spellStart"/>
-      <w:r>
-        <w:rPr>
-          <w:rFonts w:ascii="Times New Roman" w:hAnsi="Times New Roman" w:cs="Times New Roman"/>
-          <w:sz w:val="24"/>
-          <w:szCs w:val="24"/>
-        </w:rPr>
-        <w:t>memungkinkan</w:t>
-      </w:r>
-      <w:proofErr w:type="spellEnd"/>
-      <w:r>
-        <w:rPr>
-          <w:rFonts w:ascii="Times New Roman" w:hAnsi="Times New Roman" w:cs="Times New Roman"/>
-          <w:sz w:val="24"/>
-          <w:szCs w:val="24"/>
-        </w:rPr>
-        <w:t xml:space="preserve"> </w:t>
-      </w:r>
-      <w:proofErr w:type="spellStart"/>
-      <w:r>
-        <w:rPr>
-          <w:rFonts w:ascii="Times New Roman" w:hAnsi="Times New Roman" w:cs="Times New Roman"/>
-          <w:sz w:val="24"/>
-          <w:szCs w:val="24"/>
-        </w:rPr>
-        <w:t>penyimpanan</w:t>
-      </w:r>
-      <w:proofErr w:type="spellEnd"/>
-      <w:r>
-        <w:rPr>
-          <w:rFonts w:ascii="Times New Roman" w:hAnsi="Times New Roman" w:cs="Times New Roman"/>
-          <w:sz w:val="24"/>
-          <w:szCs w:val="24"/>
-        </w:rPr>
-        <w:t xml:space="preserve"> data yang </w:t>
-      </w:r>
-      <w:proofErr w:type="spellStart"/>
-      <w:r>
-        <w:rPr>
-          <w:rFonts w:ascii="Times New Roman" w:hAnsi="Times New Roman" w:cs="Times New Roman"/>
-          <w:sz w:val="24"/>
-          <w:szCs w:val="24"/>
-        </w:rPr>
-        <w:t>tidak</w:t>
-      </w:r>
-      <w:proofErr w:type="spellEnd"/>
-      <w:r>
-        <w:rPr>
-          <w:rFonts w:ascii="Times New Roman" w:hAnsi="Times New Roman" w:cs="Times New Roman"/>
-          <w:sz w:val="24"/>
-          <w:szCs w:val="24"/>
-        </w:rPr>
-        <w:t xml:space="preserve"> </w:t>
-      </w:r>
-      <w:proofErr w:type="spellStart"/>
-      <w:r>
-        <w:rPr>
-          <w:rFonts w:ascii="Times New Roman" w:hAnsi="Times New Roman" w:cs="Times New Roman"/>
-          <w:sz w:val="24"/>
-          <w:szCs w:val="24"/>
-        </w:rPr>
-        <w:t>terstruktur</w:t>
-      </w:r>
-      <w:proofErr w:type="spellEnd"/>
-      <w:r>
-        <w:rPr>
-          <w:rFonts w:ascii="Times New Roman" w:hAnsi="Times New Roman" w:cs="Times New Roman"/>
-          <w:sz w:val="24"/>
-          <w:szCs w:val="24"/>
-        </w:rPr>
-        <w:t xml:space="preserve"> </w:t>
-      </w:r>
-      <w:proofErr w:type="spellStart"/>
-      <w:r>
-        <w:rPr>
-          <w:rFonts w:ascii="Times New Roman" w:hAnsi="Times New Roman" w:cs="Times New Roman"/>
-          <w:sz w:val="24"/>
-          <w:szCs w:val="24"/>
-        </w:rPr>
-        <w:t>atau</w:t>
-      </w:r>
-      <w:proofErr w:type="spellEnd"/>
-      <w:r>
-        <w:rPr>
-          <w:rFonts w:ascii="Times New Roman" w:hAnsi="Times New Roman" w:cs="Times New Roman"/>
-          <w:sz w:val="24"/>
-          <w:szCs w:val="24"/>
-        </w:rPr>
-        <w:t xml:space="preserve"> semi-</w:t>
-      </w:r>
-      <w:proofErr w:type="spellStart"/>
-      <w:r>
-        <w:rPr>
-          <w:rFonts w:ascii="Times New Roman" w:hAnsi="Times New Roman" w:cs="Times New Roman"/>
-          <w:sz w:val="24"/>
-          <w:szCs w:val="24"/>
-        </w:rPr>
-        <w:t>terstruktur</w:t>
-      </w:r>
-      <w:proofErr w:type="spellEnd"/>
-      <w:r>
-        <w:rPr>
-          <w:rFonts w:ascii="Times New Roman" w:hAnsi="Times New Roman" w:cs="Times New Roman"/>
-          <w:sz w:val="24"/>
-          <w:szCs w:val="24"/>
-        </w:rPr>
-        <w:t xml:space="preserve"> </w:t>
-      </w:r>
-      <w:proofErr w:type="spellStart"/>
-      <w:r>
-        <w:rPr>
-          <w:rFonts w:ascii="Times New Roman" w:hAnsi="Times New Roman" w:cs="Times New Roman"/>
-          <w:sz w:val="24"/>
-          <w:szCs w:val="24"/>
-        </w:rPr>
-        <w:t>dengan</w:t>
-      </w:r>
-      <w:proofErr w:type="spellEnd"/>
-      <w:r>
-        <w:rPr>
-          <w:rFonts w:ascii="Times New Roman" w:hAnsi="Times New Roman" w:cs="Times New Roman"/>
-          <w:sz w:val="24"/>
-          <w:szCs w:val="24"/>
-        </w:rPr>
-        <w:t xml:space="preserve"> </w:t>
-      </w:r>
-      <w:proofErr w:type="spellStart"/>
-      <w:r>
-        <w:rPr>
-          <w:rFonts w:ascii="Times New Roman" w:hAnsi="Times New Roman" w:cs="Times New Roman"/>
-          <w:sz w:val="24"/>
-          <w:szCs w:val="24"/>
-        </w:rPr>
-        <w:t>mudah</w:t>
-      </w:r>
-      <w:proofErr w:type="spellEnd"/>
-      <w:r>
-        <w:rPr>
-          <w:rFonts w:ascii="Times New Roman" w:hAnsi="Times New Roman" w:cs="Times New Roman"/>
-          <w:sz w:val="24"/>
-          <w:szCs w:val="24"/>
-        </w:rPr>
-        <w:t>.</w:t>
-      </w:r>
-      <w:r>
+        <w:t>multiuser</w:t>
+      </w:r>
+      <w:r>
+        <w:rPr>
+          <w:rFonts w:ascii="Times New Roman" w:hAnsi="Times New Roman" w:cs="Times New Roman"/>
+          <w:sz w:val="24"/>
+          <w:szCs w:val="24"/>
+        </w:rPr>
+        <w:t xml:space="preserve"> yang </w:t>
+      </w:r>
+      <w:proofErr w:type="spellStart"/>
+      <w:r>
+        <w:rPr>
+          <w:rFonts w:ascii="Times New Roman" w:hAnsi="Times New Roman" w:cs="Times New Roman"/>
+          <w:sz w:val="24"/>
+          <w:szCs w:val="24"/>
+        </w:rPr>
+        <w:t>menggunakan</w:t>
+      </w:r>
+      <w:proofErr w:type="spellEnd"/>
+      <w:r>
+        <w:rPr>
+          <w:rFonts w:ascii="Times New Roman" w:hAnsi="Times New Roman" w:cs="Times New Roman"/>
+          <w:sz w:val="24"/>
+          <w:szCs w:val="24"/>
+        </w:rPr>
+        <w:t xml:space="preserve"> </w:t>
+      </w:r>
+      <w:proofErr w:type="spellStart"/>
+      <w:r>
+        <w:rPr>
+          <w:rFonts w:ascii="Times New Roman" w:hAnsi="Times New Roman" w:cs="Times New Roman"/>
+          <w:sz w:val="24"/>
+          <w:szCs w:val="24"/>
+        </w:rPr>
+        <w:t>bahasa</w:t>
+      </w:r>
+      <w:proofErr w:type="spellEnd"/>
+      <w:r>
+        <w:rPr>
+          <w:rFonts w:ascii="Times New Roman" w:hAnsi="Times New Roman" w:cs="Times New Roman"/>
+          <w:sz w:val="24"/>
+          <w:szCs w:val="24"/>
+        </w:rPr>
         <w:t xml:space="preserve"> </w:t>
       </w:r>
       <w:r>
@@ -33777,24 +30493,739 @@
           <w:sz w:val="24"/>
           <w:szCs w:val="24"/>
         </w:rPr>
-        <w:t>MongoDB</w:t>
-      </w:r>
-      <w:r>
-        <w:rPr>
-          <w:rFonts w:ascii="Times New Roman" w:hAnsi="Times New Roman" w:cs="Times New Roman"/>
-          <w:sz w:val="24"/>
-          <w:szCs w:val="24"/>
-        </w:rPr>
-        <w:t xml:space="preserve"> </w:t>
-      </w:r>
-      <w:proofErr w:type="spellStart"/>
-      <w:r>
-        <w:rPr>
-          <w:rFonts w:ascii="Times New Roman" w:hAnsi="Times New Roman" w:cs="Times New Roman"/>
-          <w:sz w:val="24"/>
-          <w:szCs w:val="24"/>
-        </w:rPr>
-        <w:t>dirancang</w:t>
+        <w:t>Structured</w:t>
+      </w:r>
+      <w:r>
+        <w:rPr>
+          <w:rFonts w:ascii="Times New Roman" w:hAnsi="Times New Roman" w:cs="Times New Roman"/>
+          <w:sz w:val="24"/>
+          <w:szCs w:val="24"/>
+        </w:rPr>
+        <w:t xml:space="preserve"> </w:t>
+      </w:r>
+      <w:r>
+        <w:rPr>
+          <w:rFonts w:ascii="Times New Roman" w:hAnsi="Times New Roman" w:cs="Times New Roman"/>
+          <w:i/>
+          <w:iCs/>
+          <w:sz w:val="24"/>
+          <w:szCs w:val="24"/>
+        </w:rPr>
+        <w:t>Query Language</w:t>
+      </w:r>
+      <w:r>
+        <w:rPr>
+          <w:rFonts w:ascii="Times New Roman" w:hAnsi="Times New Roman" w:cs="Times New Roman"/>
+          <w:sz w:val="24"/>
+          <w:szCs w:val="24"/>
+        </w:rPr>
+        <w:t xml:space="preserve"> (</w:t>
+      </w:r>
+      <w:r>
+        <w:rPr>
+          <w:rFonts w:ascii="Times New Roman" w:hAnsi="Times New Roman" w:cs="Times New Roman"/>
+          <w:i/>
+          <w:iCs/>
+          <w:sz w:val="24"/>
+          <w:szCs w:val="24"/>
+        </w:rPr>
+        <w:t>SQL</w:t>
+      </w:r>
+      <w:r>
+        <w:rPr>
+          <w:rFonts w:ascii="Times New Roman" w:hAnsi="Times New Roman" w:cs="Times New Roman"/>
+          <w:sz w:val="24"/>
+          <w:szCs w:val="24"/>
+        </w:rPr>
+        <w:t xml:space="preserve">) dan </w:t>
+      </w:r>
+      <w:proofErr w:type="spellStart"/>
+      <w:r>
+        <w:rPr>
+          <w:rFonts w:ascii="Times New Roman" w:hAnsi="Times New Roman" w:cs="Times New Roman"/>
+          <w:sz w:val="24"/>
+          <w:szCs w:val="24"/>
+        </w:rPr>
+        <w:t>termasuk</w:t>
+      </w:r>
+      <w:proofErr w:type="spellEnd"/>
+      <w:r>
+        <w:rPr>
+          <w:rFonts w:ascii="Times New Roman" w:hAnsi="Times New Roman" w:cs="Times New Roman"/>
+          <w:sz w:val="24"/>
+          <w:szCs w:val="24"/>
+        </w:rPr>
+        <w:t xml:space="preserve"> </w:t>
+      </w:r>
+      <w:proofErr w:type="spellStart"/>
+      <w:r>
+        <w:rPr>
+          <w:rFonts w:ascii="Times New Roman" w:hAnsi="Times New Roman" w:cs="Times New Roman"/>
+          <w:sz w:val="24"/>
+          <w:szCs w:val="24"/>
+        </w:rPr>
+        <w:t>dalam</w:t>
+      </w:r>
+      <w:proofErr w:type="spellEnd"/>
+      <w:r>
+        <w:rPr>
+          <w:rFonts w:ascii="Times New Roman" w:hAnsi="Times New Roman" w:cs="Times New Roman"/>
+          <w:sz w:val="24"/>
+          <w:szCs w:val="24"/>
+        </w:rPr>
+        <w:t xml:space="preserve"> </w:t>
+      </w:r>
+      <w:proofErr w:type="spellStart"/>
+      <w:r>
+        <w:rPr>
+          <w:rFonts w:ascii="Times New Roman" w:hAnsi="Times New Roman" w:cs="Times New Roman"/>
+          <w:sz w:val="24"/>
+          <w:szCs w:val="24"/>
+        </w:rPr>
+        <w:t>kategori</w:t>
+      </w:r>
+      <w:proofErr w:type="spellEnd"/>
+      <w:r>
+        <w:rPr>
+          <w:rFonts w:ascii="Times New Roman" w:hAnsi="Times New Roman" w:cs="Times New Roman"/>
+          <w:sz w:val="24"/>
+          <w:szCs w:val="24"/>
+        </w:rPr>
+        <w:t xml:space="preserve"> </w:t>
+      </w:r>
+      <w:r>
+        <w:rPr>
+          <w:rFonts w:ascii="Times New Roman" w:hAnsi="Times New Roman" w:cs="Times New Roman"/>
+          <w:i/>
+          <w:iCs/>
+          <w:sz w:val="24"/>
+          <w:szCs w:val="24"/>
+        </w:rPr>
+        <w:t>Database</w:t>
+      </w:r>
+      <w:r>
+        <w:rPr>
+          <w:rFonts w:ascii="Times New Roman" w:hAnsi="Times New Roman" w:cs="Times New Roman"/>
+          <w:sz w:val="24"/>
+          <w:szCs w:val="24"/>
+        </w:rPr>
+        <w:t xml:space="preserve"> </w:t>
+      </w:r>
+      <w:r>
+        <w:rPr>
+          <w:rFonts w:ascii="Times New Roman" w:hAnsi="Times New Roman" w:cs="Times New Roman"/>
+          <w:i/>
+          <w:iCs/>
+          <w:sz w:val="24"/>
+          <w:szCs w:val="24"/>
+        </w:rPr>
+        <w:t>Management System</w:t>
+      </w:r>
+      <w:r>
+        <w:rPr>
+          <w:rFonts w:ascii="Times New Roman" w:hAnsi="Times New Roman" w:cs="Times New Roman"/>
+          <w:sz w:val="24"/>
+          <w:szCs w:val="24"/>
+        </w:rPr>
+        <w:t xml:space="preserve"> (</w:t>
+      </w:r>
+      <w:r>
+        <w:rPr>
+          <w:rFonts w:ascii="Times New Roman" w:hAnsi="Times New Roman" w:cs="Times New Roman"/>
+          <w:i/>
+          <w:iCs/>
+          <w:sz w:val="24"/>
+          <w:szCs w:val="24"/>
+        </w:rPr>
+        <w:t>DBMS</w:t>
+      </w:r>
+      <w:r>
+        <w:rPr>
+          <w:rFonts w:ascii="Times New Roman" w:hAnsi="Times New Roman" w:cs="Times New Roman"/>
+          <w:sz w:val="24"/>
+          <w:szCs w:val="24"/>
+        </w:rPr>
+        <w:t xml:space="preserve">) yang </w:t>
+      </w:r>
+      <w:proofErr w:type="spellStart"/>
+      <w:r>
+        <w:rPr>
+          <w:rFonts w:ascii="Times New Roman" w:hAnsi="Times New Roman" w:cs="Times New Roman"/>
+          <w:sz w:val="24"/>
+          <w:szCs w:val="24"/>
+        </w:rPr>
+        <w:t>bersifat</w:t>
+      </w:r>
+      <w:proofErr w:type="spellEnd"/>
+      <w:r>
+        <w:rPr>
+          <w:rFonts w:ascii="Times New Roman" w:hAnsi="Times New Roman" w:cs="Times New Roman"/>
+          <w:sz w:val="24"/>
+          <w:szCs w:val="24"/>
+        </w:rPr>
+        <w:t xml:space="preserve"> </w:t>
+      </w:r>
+      <w:r>
+        <w:rPr>
+          <w:rFonts w:ascii="Times New Roman" w:hAnsi="Times New Roman" w:cs="Times New Roman"/>
+          <w:i/>
+          <w:iCs/>
+          <w:sz w:val="24"/>
+          <w:szCs w:val="24"/>
+        </w:rPr>
+        <w:t>open</w:t>
+      </w:r>
+      <w:r>
+        <w:rPr>
+          <w:rFonts w:ascii="Times New Roman" w:hAnsi="Times New Roman" w:cs="Times New Roman"/>
+          <w:sz w:val="24"/>
+          <w:szCs w:val="24"/>
+        </w:rPr>
+        <w:t xml:space="preserve"> </w:t>
+      </w:r>
+      <w:r>
+        <w:rPr>
+          <w:rFonts w:ascii="Times New Roman" w:hAnsi="Times New Roman" w:cs="Times New Roman"/>
+          <w:i/>
+          <w:iCs/>
+          <w:sz w:val="24"/>
+          <w:szCs w:val="24"/>
+        </w:rPr>
+        <w:t>source</w:t>
+      </w:r>
+      <w:r>
+        <w:rPr>
+          <w:rFonts w:ascii="Times New Roman" w:hAnsi="Times New Roman" w:cs="Times New Roman"/>
+          <w:sz w:val="24"/>
+          <w:szCs w:val="24"/>
+        </w:rPr>
+        <w:fldChar w:fldCharType="begin" w:fldLock="1"/>
+      </w:r>
+      <w:r>
+        <w:rPr>
+          <w:rFonts w:ascii="Times New Roman" w:hAnsi="Times New Roman" w:cs="Times New Roman"/>
+          <w:sz w:val="24"/>
+          <w:szCs w:val="24"/>
+        </w:rPr>
+        <w:instrText>ADDIN CSL_CITATION {"citationItems":[{"id":"ITEM-1","itemData":{"DOI":"10.31602/tji.v12i1.4174","ISSN":"2086-6917","abstract":"Sistem informasi di Pasar Cemara yang digunakan masih bersifat manual sehingga kesulitan dalam menyebarkan informasi terkait dengan pasar, pencarian data toko yang belum membayar uang retribusi, lokasi toko yang masih kosong, serta letak lokasi toko pedagang yang tidak tertata dengan rapi yang menyebabkan calon pembeli kesulitan ketika ingin berkunjung ke toko yang dituju. Tujuan penelitian ini adalah untuk membantu pengelolaan pasar yang terkomputerisasi. Metode yang digunakan pada penelitian ini adalah Waterfall yang mempunyai enam tahapan yaitu : Rekayasa dan Pemodelan Sistem (System Engineering), Analisa Kebutuhan Perangkat Lunak (Analysis), Perancangan Perangkat Lunak (Design), Pengkodean (Coding), Pengujian Perangkat Lunak (Testing), Pemeliharaan Perangkat Lunak (Maintenance). Teknik testing sistem menggunakan teknik Blackbox. Dan hasil akhir berupa Sistem Informasi Pengelolaan Pasar Cemara Banjarmasin Berbasis Web, diharapkan dengan adanya sistem tersebut dapat membantu dalam pengelolaan Pasar Cemara Banjarmasin.Kata Kunci : Sistem,Retribusi Pasar,Unified Modelling Language (UML), PHP, MySQL","author":[{"dropping-particle":"","family":"Agustini","given":"Dian","non-dropping-particle":"","parse-names":false,"suffix":""},{"dropping-particle":"","family":"Farida","given":"Muthia","non-dropping-particle":"","parse-names":false,"suffix":""}],"container-title":"Technologia: Jurnal Ilmiah","id":"ITEM-1","issued":{"date-parts":[["2021"]]},"title":"SISTEM INFORMASI PENGELOLAAN PASAR CEMARA BANJARMASIN BERBASIS WEB","type":"article-journal"},"uris":["http://www.mendeley.com/documents/?uuid=b1998294-19de-45b3-9af4-f3372ca34287"]}],"mendeley":{"formattedCitation":"[11]","plainTextFormattedCitation":"[11]"},"properties":{"noteIndex":0},"schema":"https://github.com/citation-style-language/schema/raw/master/csl-citation.json"}</w:instrText>
+      </w:r>
+      <w:r>
+        <w:rPr>
+          <w:rFonts w:ascii="Times New Roman" w:hAnsi="Times New Roman" w:cs="Times New Roman"/>
+          <w:sz w:val="24"/>
+          <w:szCs w:val="24"/>
+        </w:rPr>
+        <w:fldChar w:fldCharType="separate"/>
+      </w:r>
+      <w:r>
+        <w:rPr>
+          <w:rFonts w:ascii="Times New Roman" w:hAnsi="Times New Roman" w:cs="Times New Roman"/>
+          <w:noProof/>
+          <w:sz w:val="24"/>
+          <w:szCs w:val="24"/>
+        </w:rPr>
+        <w:t>[11]</w:t>
+      </w:r>
+      <w:r>
+        <w:rPr>
+          <w:rFonts w:ascii="Times New Roman" w:hAnsi="Times New Roman" w:cs="Times New Roman"/>
+          <w:sz w:val="24"/>
+          <w:szCs w:val="24"/>
+        </w:rPr>
+        <w:fldChar w:fldCharType="end"/>
+      </w:r>
+      <w:r>
+        <w:rPr>
+          <w:rFonts w:ascii="Times New Roman" w:hAnsi="Times New Roman" w:cs="Times New Roman"/>
+          <w:sz w:val="24"/>
+          <w:szCs w:val="24"/>
+        </w:rPr>
+        <w:t>.</w:t>
+      </w:r>
+      <w:r>
+        <w:rPr>
+          <w:rFonts w:ascii="Times New Roman" w:hAnsi="Times New Roman" w:cs="Times New Roman"/>
+          <w:sz w:val="24"/>
+          <w:szCs w:val="24"/>
+        </w:rPr>
+        <w:t xml:space="preserve"> </w:t>
+      </w:r>
+      <w:r>
+        <w:rPr>
+          <w:rFonts w:ascii="Times New Roman" w:hAnsi="Times New Roman" w:cs="Times New Roman"/>
+          <w:i/>
+          <w:iCs/>
+          <w:sz w:val="24"/>
+          <w:szCs w:val="24"/>
+        </w:rPr>
+        <w:t>MySQL</w:t>
+      </w:r>
+      <w:r>
+        <w:rPr>
+          <w:rFonts w:ascii="Times New Roman" w:hAnsi="Times New Roman" w:cs="Times New Roman"/>
+          <w:sz w:val="24"/>
+          <w:szCs w:val="24"/>
+        </w:rPr>
+        <w:t xml:space="preserve"> </w:t>
+      </w:r>
+      <w:proofErr w:type="spellStart"/>
+      <w:r>
+        <w:rPr>
+          <w:rFonts w:ascii="Times New Roman" w:hAnsi="Times New Roman" w:cs="Times New Roman"/>
+          <w:sz w:val="24"/>
+          <w:szCs w:val="24"/>
+        </w:rPr>
+        <w:t>menyimpan</w:t>
+      </w:r>
+      <w:proofErr w:type="spellEnd"/>
+      <w:r>
+        <w:rPr>
+          <w:rFonts w:ascii="Times New Roman" w:hAnsi="Times New Roman" w:cs="Times New Roman"/>
+          <w:sz w:val="24"/>
+          <w:szCs w:val="24"/>
+        </w:rPr>
+        <w:t xml:space="preserve"> data </w:t>
+      </w:r>
+      <w:proofErr w:type="spellStart"/>
+      <w:r>
+        <w:rPr>
+          <w:rFonts w:ascii="Times New Roman" w:hAnsi="Times New Roman" w:cs="Times New Roman"/>
+          <w:sz w:val="24"/>
+          <w:szCs w:val="24"/>
+        </w:rPr>
+        <w:t>dalam</w:t>
+      </w:r>
+      <w:proofErr w:type="spellEnd"/>
+      <w:r>
+        <w:rPr>
+          <w:rFonts w:ascii="Times New Roman" w:hAnsi="Times New Roman" w:cs="Times New Roman"/>
+          <w:sz w:val="24"/>
+          <w:szCs w:val="24"/>
+        </w:rPr>
+        <w:t xml:space="preserve"> </w:t>
+      </w:r>
+      <w:proofErr w:type="spellStart"/>
+      <w:r>
+        <w:rPr>
+          <w:rFonts w:ascii="Times New Roman" w:hAnsi="Times New Roman" w:cs="Times New Roman"/>
+          <w:sz w:val="24"/>
+          <w:szCs w:val="24"/>
+        </w:rPr>
+        <w:t>tabel</w:t>
+      </w:r>
+      <w:proofErr w:type="spellEnd"/>
+      <w:r>
+        <w:rPr>
+          <w:rFonts w:ascii="Times New Roman" w:hAnsi="Times New Roman" w:cs="Times New Roman"/>
+          <w:sz w:val="24"/>
+          <w:szCs w:val="24"/>
+        </w:rPr>
+        <w:t xml:space="preserve"> yang </w:t>
+      </w:r>
+      <w:proofErr w:type="spellStart"/>
+      <w:r>
+        <w:rPr>
+          <w:rFonts w:ascii="Times New Roman" w:hAnsi="Times New Roman" w:cs="Times New Roman"/>
+          <w:sz w:val="24"/>
+          <w:szCs w:val="24"/>
+        </w:rPr>
+        <w:t>terstruktur</w:t>
+      </w:r>
+      <w:proofErr w:type="spellEnd"/>
+      <w:r>
+        <w:rPr>
+          <w:rFonts w:ascii="Times New Roman" w:hAnsi="Times New Roman" w:cs="Times New Roman"/>
+          <w:sz w:val="24"/>
+          <w:szCs w:val="24"/>
+        </w:rPr>
+        <w:t xml:space="preserve">. </w:t>
+      </w:r>
+      <w:proofErr w:type="spellStart"/>
+      <w:r>
+        <w:rPr>
+          <w:rFonts w:ascii="Times New Roman" w:hAnsi="Times New Roman" w:cs="Times New Roman"/>
+          <w:sz w:val="24"/>
+          <w:szCs w:val="24"/>
+        </w:rPr>
+        <w:t>Setiap</w:t>
+      </w:r>
+      <w:proofErr w:type="spellEnd"/>
+      <w:r>
+        <w:rPr>
+          <w:rFonts w:ascii="Times New Roman" w:hAnsi="Times New Roman" w:cs="Times New Roman"/>
+          <w:sz w:val="24"/>
+          <w:szCs w:val="24"/>
+        </w:rPr>
+        <w:t xml:space="preserve"> </w:t>
+      </w:r>
+      <w:proofErr w:type="spellStart"/>
+      <w:r>
+        <w:rPr>
+          <w:rFonts w:ascii="Times New Roman" w:hAnsi="Times New Roman" w:cs="Times New Roman"/>
+          <w:sz w:val="24"/>
+          <w:szCs w:val="24"/>
+        </w:rPr>
+        <w:t>tabel</w:t>
+      </w:r>
+      <w:proofErr w:type="spellEnd"/>
+      <w:r>
+        <w:rPr>
+          <w:rFonts w:ascii="Times New Roman" w:hAnsi="Times New Roman" w:cs="Times New Roman"/>
+          <w:sz w:val="24"/>
+          <w:szCs w:val="24"/>
+        </w:rPr>
+        <w:t xml:space="preserve"> </w:t>
+      </w:r>
+      <w:proofErr w:type="spellStart"/>
+      <w:r>
+        <w:rPr>
+          <w:rFonts w:ascii="Times New Roman" w:hAnsi="Times New Roman" w:cs="Times New Roman"/>
+          <w:sz w:val="24"/>
+          <w:szCs w:val="24"/>
+        </w:rPr>
+        <w:t>terdiri</w:t>
+      </w:r>
+      <w:proofErr w:type="spellEnd"/>
+      <w:r>
+        <w:rPr>
+          <w:rFonts w:ascii="Times New Roman" w:hAnsi="Times New Roman" w:cs="Times New Roman"/>
+          <w:sz w:val="24"/>
+          <w:szCs w:val="24"/>
+        </w:rPr>
+        <w:t xml:space="preserve"> </w:t>
+      </w:r>
+      <w:proofErr w:type="spellStart"/>
+      <w:r>
+        <w:rPr>
+          <w:rFonts w:ascii="Times New Roman" w:hAnsi="Times New Roman" w:cs="Times New Roman"/>
+          <w:sz w:val="24"/>
+          <w:szCs w:val="24"/>
+        </w:rPr>
+        <w:t>dari</w:t>
+      </w:r>
+      <w:proofErr w:type="spellEnd"/>
+      <w:r>
+        <w:rPr>
+          <w:rFonts w:ascii="Times New Roman" w:hAnsi="Times New Roman" w:cs="Times New Roman"/>
+          <w:sz w:val="24"/>
+          <w:szCs w:val="24"/>
+        </w:rPr>
+        <w:t xml:space="preserve"> baris dan </w:t>
+      </w:r>
+      <w:proofErr w:type="spellStart"/>
+      <w:r>
+        <w:rPr>
+          <w:rFonts w:ascii="Times New Roman" w:hAnsi="Times New Roman" w:cs="Times New Roman"/>
+          <w:sz w:val="24"/>
+          <w:szCs w:val="24"/>
+        </w:rPr>
+        <w:t>kolom</w:t>
+      </w:r>
+      <w:proofErr w:type="spellEnd"/>
+      <w:r>
+        <w:rPr>
+          <w:rFonts w:ascii="Times New Roman" w:hAnsi="Times New Roman" w:cs="Times New Roman"/>
+          <w:sz w:val="24"/>
+          <w:szCs w:val="24"/>
+        </w:rPr>
+        <w:t xml:space="preserve">. Baris </w:t>
+      </w:r>
+      <w:proofErr w:type="spellStart"/>
+      <w:r>
+        <w:rPr>
+          <w:rFonts w:ascii="Times New Roman" w:hAnsi="Times New Roman" w:cs="Times New Roman"/>
+          <w:sz w:val="24"/>
+          <w:szCs w:val="24"/>
+        </w:rPr>
+        <w:t>mewakili</w:t>
+      </w:r>
+      <w:proofErr w:type="spellEnd"/>
+      <w:r>
+        <w:rPr>
+          <w:rFonts w:ascii="Times New Roman" w:hAnsi="Times New Roman" w:cs="Times New Roman"/>
+          <w:sz w:val="24"/>
+          <w:szCs w:val="24"/>
+        </w:rPr>
+        <w:t xml:space="preserve"> </w:t>
+      </w:r>
+      <w:proofErr w:type="spellStart"/>
+      <w:r>
+        <w:rPr>
+          <w:rFonts w:ascii="Times New Roman" w:hAnsi="Times New Roman" w:cs="Times New Roman"/>
+          <w:sz w:val="24"/>
+          <w:szCs w:val="24"/>
+        </w:rPr>
+        <w:t>catatan</w:t>
+      </w:r>
+      <w:proofErr w:type="spellEnd"/>
+      <w:r>
+        <w:rPr>
+          <w:rFonts w:ascii="Times New Roman" w:hAnsi="Times New Roman" w:cs="Times New Roman"/>
+          <w:sz w:val="24"/>
+          <w:szCs w:val="24"/>
+        </w:rPr>
+        <w:t xml:space="preserve"> individual, </w:t>
+      </w:r>
+      <w:proofErr w:type="spellStart"/>
+      <w:r>
+        <w:rPr>
+          <w:rFonts w:ascii="Times New Roman" w:hAnsi="Times New Roman" w:cs="Times New Roman"/>
+          <w:sz w:val="24"/>
+          <w:szCs w:val="24"/>
+        </w:rPr>
+        <w:t>sedangkan</w:t>
+      </w:r>
+      <w:proofErr w:type="spellEnd"/>
+      <w:r>
+        <w:rPr>
+          <w:rFonts w:ascii="Times New Roman" w:hAnsi="Times New Roman" w:cs="Times New Roman"/>
+          <w:sz w:val="24"/>
+          <w:szCs w:val="24"/>
+        </w:rPr>
+        <w:t xml:space="preserve"> </w:t>
+      </w:r>
+      <w:proofErr w:type="spellStart"/>
+      <w:r>
+        <w:rPr>
+          <w:rFonts w:ascii="Times New Roman" w:hAnsi="Times New Roman" w:cs="Times New Roman"/>
+          <w:sz w:val="24"/>
+          <w:szCs w:val="24"/>
+        </w:rPr>
+        <w:t>kolom</w:t>
+      </w:r>
+      <w:proofErr w:type="spellEnd"/>
+      <w:r>
+        <w:rPr>
+          <w:rFonts w:ascii="Times New Roman" w:hAnsi="Times New Roman" w:cs="Times New Roman"/>
+          <w:sz w:val="24"/>
+          <w:szCs w:val="24"/>
+        </w:rPr>
+        <w:t xml:space="preserve"> </w:t>
+      </w:r>
+      <w:proofErr w:type="spellStart"/>
+      <w:r>
+        <w:rPr>
+          <w:rFonts w:ascii="Times New Roman" w:hAnsi="Times New Roman" w:cs="Times New Roman"/>
+          <w:sz w:val="24"/>
+          <w:szCs w:val="24"/>
+        </w:rPr>
+        <w:t>mewakili</w:t>
+      </w:r>
+      <w:proofErr w:type="spellEnd"/>
+      <w:r>
+        <w:rPr>
+          <w:rFonts w:ascii="Times New Roman" w:hAnsi="Times New Roman" w:cs="Times New Roman"/>
+          <w:sz w:val="24"/>
+          <w:szCs w:val="24"/>
+        </w:rPr>
+        <w:t xml:space="preserve"> </w:t>
+      </w:r>
+      <w:proofErr w:type="spellStart"/>
+      <w:r>
+        <w:rPr>
+          <w:rFonts w:ascii="Times New Roman" w:hAnsi="Times New Roman" w:cs="Times New Roman"/>
+          <w:sz w:val="24"/>
+          <w:szCs w:val="24"/>
+        </w:rPr>
+        <w:t>atribut</w:t>
+      </w:r>
+      <w:proofErr w:type="spellEnd"/>
+      <w:r>
+        <w:rPr>
+          <w:rFonts w:ascii="Times New Roman" w:hAnsi="Times New Roman" w:cs="Times New Roman"/>
+          <w:sz w:val="24"/>
+          <w:szCs w:val="24"/>
+        </w:rPr>
+        <w:t xml:space="preserve"> </w:t>
+      </w:r>
+      <w:proofErr w:type="spellStart"/>
+      <w:r>
+        <w:rPr>
+          <w:rFonts w:ascii="Times New Roman" w:hAnsi="Times New Roman" w:cs="Times New Roman"/>
+          <w:sz w:val="24"/>
+          <w:szCs w:val="24"/>
+        </w:rPr>
+        <w:t>atau</w:t>
+      </w:r>
+      <w:proofErr w:type="spellEnd"/>
+      <w:r>
+        <w:rPr>
+          <w:rFonts w:ascii="Times New Roman" w:hAnsi="Times New Roman" w:cs="Times New Roman"/>
+          <w:sz w:val="24"/>
+          <w:szCs w:val="24"/>
+        </w:rPr>
+        <w:t xml:space="preserve"> </w:t>
+      </w:r>
+      <w:proofErr w:type="spellStart"/>
+      <w:r>
+        <w:rPr>
+          <w:rFonts w:ascii="Times New Roman" w:hAnsi="Times New Roman" w:cs="Times New Roman"/>
+          <w:sz w:val="24"/>
+          <w:szCs w:val="24"/>
+        </w:rPr>
+        <w:t>karakteristik</w:t>
+      </w:r>
+      <w:proofErr w:type="spellEnd"/>
+      <w:r>
+        <w:rPr>
+          <w:rFonts w:ascii="Times New Roman" w:hAnsi="Times New Roman" w:cs="Times New Roman"/>
+          <w:sz w:val="24"/>
+          <w:szCs w:val="24"/>
+        </w:rPr>
+        <w:t xml:space="preserve"> </w:t>
+      </w:r>
+      <w:proofErr w:type="spellStart"/>
+      <w:r>
+        <w:rPr>
+          <w:rFonts w:ascii="Times New Roman" w:hAnsi="Times New Roman" w:cs="Times New Roman"/>
+          <w:sz w:val="24"/>
+          <w:szCs w:val="24"/>
+        </w:rPr>
+        <w:t>dari</w:t>
+      </w:r>
+      <w:proofErr w:type="spellEnd"/>
+      <w:r>
+        <w:rPr>
+          <w:rFonts w:ascii="Times New Roman" w:hAnsi="Times New Roman" w:cs="Times New Roman"/>
+          <w:sz w:val="24"/>
+          <w:szCs w:val="24"/>
+        </w:rPr>
+        <w:t xml:space="preserve"> </w:t>
+      </w:r>
+      <w:proofErr w:type="spellStart"/>
+      <w:r>
+        <w:rPr>
+          <w:rFonts w:ascii="Times New Roman" w:hAnsi="Times New Roman" w:cs="Times New Roman"/>
+          <w:sz w:val="24"/>
+          <w:szCs w:val="24"/>
+        </w:rPr>
+        <w:t>catatan</w:t>
+      </w:r>
+      <w:proofErr w:type="spellEnd"/>
+      <w:r>
+        <w:rPr>
+          <w:rFonts w:ascii="Times New Roman" w:hAnsi="Times New Roman" w:cs="Times New Roman"/>
+          <w:sz w:val="24"/>
+          <w:szCs w:val="24"/>
+        </w:rPr>
+        <w:t xml:space="preserve"> </w:t>
+      </w:r>
+      <w:proofErr w:type="spellStart"/>
+      <w:r>
+        <w:rPr>
+          <w:rFonts w:ascii="Times New Roman" w:hAnsi="Times New Roman" w:cs="Times New Roman"/>
+          <w:sz w:val="24"/>
+          <w:szCs w:val="24"/>
+        </w:rPr>
+        <w:t>tersebut</w:t>
+      </w:r>
+      <w:proofErr w:type="spellEnd"/>
+      <w:r>
+        <w:rPr>
+          <w:rFonts w:ascii="Times New Roman" w:hAnsi="Times New Roman" w:cs="Times New Roman"/>
+          <w:sz w:val="24"/>
+          <w:szCs w:val="24"/>
+        </w:rPr>
+        <w:t xml:space="preserve">. </w:t>
+      </w:r>
+      <w:proofErr w:type="spellStart"/>
+      <w:r>
+        <w:rPr>
+          <w:rFonts w:ascii="Times New Roman" w:hAnsi="Times New Roman" w:cs="Times New Roman"/>
+          <w:sz w:val="24"/>
+          <w:szCs w:val="24"/>
+        </w:rPr>
+        <w:t>Misalnya</w:t>
+      </w:r>
+      <w:proofErr w:type="spellEnd"/>
+      <w:r>
+        <w:rPr>
+          <w:rFonts w:ascii="Times New Roman" w:hAnsi="Times New Roman" w:cs="Times New Roman"/>
+          <w:sz w:val="24"/>
+          <w:szCs w:val="24"/>
+        </w:rPr>
+        <w:t xml:space="preserve">, </w:t>
+      </w:r>
+      <w:proofErr w:type="spellStart"/>
+      <w:r>
+        <w:rPr>
+          <w:rFonts w:ascii="Times New Roman" w:hAnsi="Times New Roman" w:cs="Times New Roman"/>
+          <w:sz w:val="24"/>
+          <w:szCs w:val="24"/>
+        </w:rPr>
+        <w:t>tabel</w:t>
+      </w:r>
+      <w:proofErr w:type="spellEnd"/>
+      <w:r>
+        <w:rPr>
+          <w:rFonts w:ascii="Times New Roman" w:hAnsi="Times New Roman" w:cs="Times New Roman"/>
+          <w:sz w:val="24"/>
+          <w:szCs w:val="24"/>
+        </w:rPr>
+        <w:t xml:space="preserve"> "</w:t>
+      </w:r>
+      <w:proofErr w:type="spellStart"/>
+      <w:r>
+        <w:rPr>
+          <w:rFonts w:ascii="Times New Roman" w:hAnsi="Times New Roman" w:cs="Times New Roman"/>
+          <w:sz w:val="24"/>
+          <w:szCs w:val="24"/>
+        </w:rPr>
+        <w:t>Pelanggan</w:t>
+      </w:r>
+      <w:proofErr w:type="spellEnd"/>
+      <w:r>
+        <w:rPr>
+          <w:rFonts w:ascii="Times New Roman" w:hAnsi="Times New Roman" w:cs="Times New Roman"/>
+          <w:sz w:val="24"/>
+          <w:szCs w:val="24"/>
+        </w:rPr>
+        <w:t xml:space="preserve">" </w:t>
+      </w:r>
+      <w:proofErr w:type="spellStart"/>
+      <w:r>
+        <w:rPr>
+          <w:rFonts w:ascii="Times New Roman" w:hAnsi="Times New Roman" w:cs="Times New Roman"/>
+          <w:sz w:val="24"/>
+          <w:szCs w:val="24"/>
+        </w:rPr>
+        <w:t>mungkin</w:t>
+      </w:r>
+      <w:proofErr w:type="spellEnd"/>
+      <w:r>
+        <w:rPr>
+          <w:rFonts w:ascii="Times New Roman" w:hAnsi="Times New Roman" w:cs="Times New Roman"/>
+          <w:sz w:val="24"/>
+          <w:szCs w:val="24"/>
+        </w:rPr>
+        <w:t xml:space="preserve"> </w:t>
+      </w:r>
+      <w:proofErr w:type="spellStart"/>
+      <w:r>
+        <w:rPr>
+          <w:rFonts w:ascii="Times New Roman" w:hAnsi="Times New Roman" w:cs="Times New Roman"/>
+          <w:sz w:val="24"/>
+          <w:szCs w:val="24"/>
+        </w:rPr>
+        <w:t>memiliki</w:t>
+      </w:r>
+      <w:proofErr w:type="spellEnd"/>
+      <w:r>
+        <w:rPr>
+          <w:rFonts w:ascii="Times New Roman" w:hAnsi="Times New Roman" w:cs="Times New Roman"/>
+          <w:sz w:val="24"/>
+          <w:szCs w:val="24"/>
+        </w:rPr>
+        <w:t xml:space="preserve"> </w:t>
+      </w:r>
+      <w:proofErr w:type="spellStart"/>
+      <w:r>
+        <w:rPr>
+          <w:rFonts w:ascii="Times New Roman" w:hAnsi="Times New Roman" w:cs="Times New Roman"/>
+          <w:sz w:val="24"/>
+          <w:szCs w:val="24"/>
+        </w:rPr>
+        <w:t>kolom</w:t>
       </w:r>
       <w:proofErr w:type="spellEnd"/>
       <w:r>
@@ -33830,88 +31261,199 @@
           <w:sz w:val="24"/>
           <w:szCs w:val="24"/>
         </w:rPr>
-        <w:t>skalabilitas</w:t>
-      </w:r>
-      <w:proofErr w:type="spellEnd"/>
-      <w:r>
-        <w:rPr>
-          <w:rFonts w:ascii="Times New Roman" w:hAnsi="Times New Roman" w:cs="Times New Roman"/>
-          <w:sz w:val="24"/>
-          <w:szCs w:val="24"/>
-        </w:rPr>
-        <w:t xml:space="preserve"> horizontal, </w:t>
-      </w:r>
-      <w:proofErr w:type="spellStart"/>
-      <w:r>
-        <w:rPr>
-          <w:rFonts w:ascii="Times New Roman" w:hAnsi="Times New Roman" w:cs="Times New Roman"/>
-          <w:sz w:val="24"/>
-          <w:szCs w:val="24"/>
-        </w:rPr>
-        <w:t>artinya</w:t>
-      </w:r>
-      <w:proofErr w:type="spellEnd"/>
-      <w:r>
-        <w:rPr>
-          <w:rFonts w:ascii="Times New Roman" w:hAnsi="Times New Roman" w:cs="Times New Roman"/>
-          <w:sz w:val="24"/>
-          <w:szCs w:val="24"/>
-        </w:rPr>
-        <w:t xml:space="preserve"> </w:t>
-      </w:r>
-      <w:proofErr w:type="spellStart"/>
-      <w:r>
-        <w:rPr>
-          <w:rFonts w:ascii="Times New Roman" w:hAnsi="Times New Roman" w:cs="Times New Roman"/>
-          <w:sz w:val="24"/>
-          <w:szCs w:val="24"/>
-        </w:rPr>
-        <w:t>dapat</w:t>
-      </w:r>
-      <w:proofErr w:type="spellEnd"/>
-      <w:r>
-        <w:rPr>
-          <w:rFonts w:ascii="Times New Roman" w:hAnsi="Times New Roman" w:cs="Times New Roman"/>
-          <w:sz w:val="24"/>
-          <w:szCs w:val="24"/>
-        </w:rPr>
-        <w:t xml:space="preserve"> </w:t>
-      </w:r>
-      <w:proofErr w:type="spellStart"/>
-      <w:r>
-        <w:rPr>
-          <w:rFonts w:ascii="Times New Roman" w:hAnsi="Times New Roman" w:cs="Times New Roman"/>
-          <w:sz w:val="24"/>
-          <w:szCs w:val="24"/>
-        </w:rPr>
-        <w:t>didistribusikan</w:t>
-      </w:r>
-      <w:proofErr w:type="spellEnd"/>
-      <w:r>
-        <w:rPr>
-          <w:rFonts w:ascii="Times New Roman" w:hAnsi="Times New Roman" w:cs="Times New Roman"/>
-          <w:sz w:val="24"/>
-          <w:szCs w:val="24"/>
-        </w:rPr>
-        <w:t xml:space="preserve"> di </w:t>
-      </w:r>
-      <w:proofErr w:type="spellStart"/>
-      <w:r>
-        <w:rPr>
-          <w:rFonts w:ascii="Times New Roman" w:hAnsi="Times New Roman" w:cs="Times New Roman"/>
-          <w:sz w:val="24"/>
-          <w:szCs w:val="24"/>
-        </w:rPr>
-        <w:t>beberapa</w:t>
-      </w:r>
-      <w:proofErr w:type="spellEnd"/>
-      <w:r>
-        <w:rPr>
-          <w:rFonts w:ascii="Times New Roman" w:hAnsi="Times New Roman" w:cs="Times New Roman"/>
-          <w:sz w:val="24"/>
-          <w:szCs w:val="24"/>
-        </w:rPr>
-        <w:t xml:space="preserve"> server </w:t>
+        <w:t>nama</w:t>
+      </w:r>
+      <w:proofErr w:type="spellEnd"/>
+      <w:r>
+        <w:rPr>
+          <w:rFonts w:ascii="Times New Roman" w:hAnsi="Times New Roman" w:cs="Times New Roman"/>
+          <w:sz w:val="24"/>
+          <w:szCs w:val="24"/>
+        </w:rPr>
+        <w:t xml:space="preserve">, </w:t>
+      </w:r>
+      <w:proofErr w:type="spellStart"/>
+      <w:r>
+        <w:rPr>
+          <w:rFonts w:ascii="Times New Roman" w:hAnsi="Times New Roman" w:cs="Times New Roman"/>
+          <w:sz w:val="24"/>
+          <w:szCs w:val="24"/>
+        </w:rPr>
+        <w:t>alamat</w:t>
+      </w:r>
+      <w:proofErr w:type="spellEnd"/>
+      <w:r>
+        <w:rPr>
+          <w:rFonts w:ascii="Times New Roman" w:hAnsi="Times New Roman" w:cs="Times New Roman"/>
+          <w:sz w:val="24"/>
+          <w:szCs w:val="24"/>
+        </w:rPr>
+        <w:t xml:space="preserve">, dan </w:t>
+      </w:r>
+      <w:proofErr w:type="spellStart"/>
+      <w:r>
+        <w:rPr>
+          <w:rFonts w:ascii="Times New Roman" w:hAnsi="Times New Roman" w:cs="Times New Roman"/>
+          <w:sz w:val="24"/>
+          <w:szCs w:val="24"/>
+        </w:rPr>
+        <w:t>nomor</w:t>
+      </w:r>
+      <w:proofErr w:type="spellEnd"/>
+      <w:r>
+        <w:rPr>
+          <w:rFonts w:ascii="Times New Roman" w:hAnsi="Times New Roman" w:cs="Times New Roman"/>
+          <w:sz w:val="24"/>
+          <w:szCs w:val="24"/>
+        </w:rPr>
+        <w:t xml:space="preserve"> </w:t>
+      </w:r>
+      <w:proofErr w:type="spellStart"/>
+      <w:r>
+        <w:rPr>
+          <w:rFonts w:ascii="Times New Roman" w:hAnsi="Times New Roman" w:cs="Times New Roman"/>
+          <w:sz w:val="24"/>
+          <w:szCs w:val="24"/>
+        </w:rPr>
+        <w:t>telepon</w:t>
+      </w:r>
+      <w:proofErr w:type="spellEnd"/>
+      <w:r>
+        <w:rPr>
+          <w:rFonts w:ascii="Times New Roman" w:hAnsi="Times New Roman" w:cs="Times New Roman"/>
+          <w:sz w:val="24"/>
+          <w:szCs w:val="24"/>
+        </w:rPr>
+        <w:t xml:space="preserve"> </w:t>
+      </w:r>
+      <w:proofErr w:type="spellStart"/>
+      <w:r>
+        <w:rPr>
+          <w:rFonts w:ascii="Times New Roman" w:hAnsi="Times New Roman" w:cs="Times New Roman"/>
+          <w:sz w:val="24"/>
+          <w:szCs w:val="24"/>
+        </w:rPr>
+        <w:t>pelanggan</w:t>
+      </w:r>
+      <w:proofErr w:type="spellEnd"/>
+      <w:r>
+        <w:rPr>
+          <w:rFonts w:ascii="Times New Roman" w:hAnsi="Times New Roman" w:cs="Times New Roman"/>
+          <w:sz w:val="24"/>
+          <w:szCs w:val="24"/>
+        </w:rPr>
+        <w:t>.</w:t>
+      </w:r>
+      <w:r>
+        <w:t xml:space="preserve"> </w:t>
+      </w:r>
+      <w:r>
+        <w:rPr>
+          <w:rFonts w:ascii="Times New Roman" w:hAnsi="Times New Roman" w:cs="Times New Roman"/>
+          <w:i/>
+          <w:iCs/>
+          <w:sz w:val="24"/>
+          <w:szCs w:val="24"/>
+        </w:rPr>
+        <w:t>MySQL</w:t>
+      </w:r>
+      <w:r>
+        <w:rPr>
+          <w:rFonts w:ascii="Times New Roman" w:hAnsi="Times New Roman" w:cs="Times New Roman"/>
+          <w:sz w:val="24"/>
+          <w:szCs w:val="24"/>
+        </w:rPr>
+        <w:t xml:space="preserve"> </w:t>
+      </w:r>
+      <w:proofErr w:type="spellStart"/>
+      <w:r>
+        <w:rPr>
+          <w:rFonts w:ascii="Times New Roman" w:hAnsi="Times New Roman" w:cs="Times New Roman"/>
+          <w:sz w:val="24"/>
+          <w:szCs w:val="24"/>
+        </w:rPr>
+        <w:t>menggunakan</w:t>
+      </w:r>
+      <w:proofErr w:type="spellEnd"/>
+      <w:r>
+        <w:rPr>
+          <w:rFonts w:ascii="Times New Roman" w:hAnsi="Times New Roman" w:cs="Times New Roman"/>
+          <w:sz w:val="24"/>
+          <w:szCs w:val="24"/>
+        </w:rPr>
+        <w:t xml:space="preserve"> </w:t>
+      </w:r>
+      <w:proofErr w:type="spellStart"/>
+      <w:r>
+        <w:rPr>
+          <w:rFonts w:ascii="Times New Roman" w:hAnsi="Times New Roman" w:cs="Times New Roman"/>
+          <w:sz w:val="24"/>
+          <w:szCs w:val="24"/>
+        </w:rPr>
+        <w:t>bahasa</w:t>
+      </w:r>
+      <w:proofErr w:type="spellEnd"/>
+      <w:r>
+        <w:rPr>
+          <w:rFonts w:ascii="Times New Roman" w:hAnsi="Times New Roman" w:cs="Times New Roman"/>
+          <w:sz w:val="24"/>
+          <w:szCs w:val="24"/>
+        </w:rPr>
+        <w:t xml:space="preserve"> </w:t>
+      </w:r>
+      <w:r>
+        <w:rPr>
+          <w:rFonts w:ascii="Times New Roman" w:hAnsi="Times New Roman" w:cs="Times New Roman"/>
+          <w:i/>
+          <w:iCs/>
+          <w:sz w:val="24"/>
+          <w:szCs w:val="24"/>
+        </w:rPr>
+        <w:t>query</w:t>
+      </w:r>
+      <w:r>
+        <w:rPr>
+          <w:rFonts w:ascii="Times New Roman" w:hAnsi="Times New Roman" w:cs="Times New Roman"/>
+          <w:sz w:val="24"/>
+          <w:szCs w:val="24"/>
+        </w:rPr>
+        <w:t xml:space="preserve"> </w:t>
+      </w:r>
+      <w:proofErr w:type="spellStart"/>
+      <w:r>
+        <w:rPr>
+          <w:rFonts w:ascii="Times New Roman" w:hAnsi="Times New Roman" w:cs="Times New Roman"/>
+          <w:sz w:val="24"/>
+          <w:szCs w:val="24"/>
+        </w:rPr>
+        <w:t>terstruktur</w:t>
+      </w:r>
+      <w:proofErr w:type="spellEnd"/>
+      <w:r>
+        <w:rPr>
+          <w:rFonts w:ascii="Times New Roman" w:hAnsi="Times New Roman" w:cs="Times New Roman"/>
+          <w:sz w:val="24"/>
+          <w:szCs w:val="24"/>
+        </w:rPr>
+        <w:t xml:space="preserve"> (</w:t>
+      </w:r>
+      <w:r>
+        <w:rPr>
+          <w:rFonts w:ascii="Times New Roman" w:hAnsi="Times New Roman" w:cs="Times New Roman"/>
+          <w:i/>
+          <w:iCs/>
+          <w:sz w:val="24"/>
+          <w:szCs w:val="24"/>
+        </w:rPr>
+        <w:t>SQL</w:t>
+      </w:r>
+      <w:r>
+        <w:rPr>
+          <w:rFonts w:ascii="Times New Roman" w:hAnsi="Times New Roman" w:cs="Times New Roman"/>
+          <w:sz w:val="24"/>
+          <w:szCs w:val="24"/>
+        </w:rPr>
+        <w:t xml:space="preserve">) </w:t>
       </w:r>
       <w:proofErr w:type="spellStart"/>
       <w:r>
@@ -33938,61 +31480,7 @@
           <w:sz w:val="24"/>
           <w:szCs w:val="24"/>
         </w:rPr>
-        <w:t>menangani</w:t>
-      </w:r>
-      <w:proofErr w:type="spellEnd"/>
-      <w:r>
-        <w:rPr>
-          <w:rFonts w:ascii="Times New Roman" w:hAnsi="Times New Roman" w:cs="Times New Roman"/>
-          <w:sz w:val="24"/>
-          <w:szCs w:val="24"/>
-        </w:rPr>
-        <w:t xml:space="preserve"> </w:t>
-      </w:r>
-      <w:proofErr w:type="spellStart"/>
-      <w:r>
-        <w:rPr>
-          <w:rFonts w:ascii="Times New Roman" w:hAnsi="Times New Roman" w:cs="Times New Roman"/>
-          <w:sz w:val="24"/>
-          <w:szCs w:val="24"/>
-        </w:rPr>
-        <w:t>beban</w:t>
-      </w:r>
-      <w:proofErr w:type="spellEnd"/>
-      <w:r>
-        <w:rPr>
-          <w:rFonts w:ascii="Times New Roman" w:hAnsi="Times New Roman" w:cs="Times New Roman"/>
-          <w:sz w:val="24"/>
-          <w:szCs w:val="24"/>
-        </w:rPr>
-        <w:t xml:space="preserve"> </w:t>
-      </w:r>
-      <w:proofErr w:type="spellStart"/>
-      <w:r>
-        <w:rPr>
-          <w:rFonts w:ascii="Times New Roman" w:hAnsi="Times New Roman" w:cs="Times New Roman"/>
-          <w:sz w:val="24"/>
-          <w:szCs w:val="24"/>
-        </w:rPr>
-        <w:t>kerja</w:t>
-      </w:r>
-      <w:proofErr w:type="spellEnd"/>
-      <w:r>
-        <w:rPr>
-          <w:rFonts w:ascii="Times New Roman" w:hAnsi="Times New Roman" w:cs="Times New Roman"/>
-          <w:sz w:val="24"/>
-          <w:szCs w:val="24"/>
-        </w:rPr>
-        <w:t xml:space="preserve"> yang </w:t>
-      </w:r>
-      <w:proofErr w:type="spellStart"/>
-      <w:r>
-        <w:rPr>
-          <w:rFonts w:ascii="Times New Roman" w:hAnsi="Times New Roman" w:cs="Times New Roman"/>
-          <w:sz w:val="24"/>
-          <w:szCs w:val="24"/>
-        </w:rPr>
-        <w:t>besar</w:t>
+        <w:t>mengakses</w:t>
       </w:r>
       <w:proofErr w:type="spellEnd"/>
       <w:r>
@@ -34010,30 +31498,22 @@
           <w:sz w:val="24"/>
           <w:szCs w:val="24"/>
         </w:rPr>
-        <w:t>meningkatkan</w:t>
-      </w:r>
-      <w:proofErr w:type="spellEnd"/>
-      <w:r>
-        <w:rPr>
-          <w:rFonts w:ascii="Times New Roman" w:hAnsi="Times New Roman" w:cs="Times New Roman"/>
-          <w:sz w:val="24"/>
-          <w:szCs w:val="24"/>
-        </w:rPr>
-        <w:t xml:space="preserve"> </w:t>
-      </w:r>
-      <w:proofErr w:type="spellStart"/>
-      <w:r>
-        <w:rPr>
-          <w:rFonts w:ascii="Times New Roman" w:hAnsi="Times New Roman" w:cs="Times New Roman"/>
-          <w:sz w:val="24"/>
-          <w:szCs w:val="24"/>
-        </w:rPr>
-        <w:t>kinerja</w:t>
-      </w:r>
-      <w:proofErr w:type="spellEnd"/>
-      <w:r>
-        <w:rPr>
-          <w:rFonts w:ascii="Times New Roman" w:hAnsi="Times New Roman" w:cs="Times New Roman"/>
+        <w:t>memanipulasi</w:t>
+      </w:r>
+      <w:proofErr w:type="spellEnd"/>
+      <w:r>
+        <w:rPr>
+          <w:rFonts w:ascii="Times New Roman" w:hAnsi="Times New Roman" w:cs="Times New Roman"/>
+          <w:sz w:val="24"/>
+          <w:szCs w:val="24"/>
+        </w:rPr>
+        <w:t xml:space="preserve"> data</w:t>
+      </w:r>
+      <w:r>
+        <w:rPr>
+          <w:rFonts w:ascii="Times New Roman" w:hAnsi="Times New Roman" w:cs="Times New Roman"/>
+          <w:i/>
+          <w:iCs/>
           <w:sz w:val="24"/>
           <w:szCs w:val="24"/>
         </w:rPr>
@@ -34043,7 +31523,7 @@
     <w:p>
       <w:pPr>
         <w:spacing w:after="110" w:line="360" w:lineRule="auto"/>
-        <w:ind w:left="720" w:firstLine="720"/>
+        <w:ind w:left="1134" w:firstLine="306"/>
         <w:jc w:val="both"/>
         <w:rPr>
           <w:rFonts w:ascii="Times New Roman" w:hAnsi="Times New Roman" w:cs="Times New Roman"/>
@@ -34095,7 +31575,17 @@
           <w:sz w:val="24"/>
           <w:szCs w:val="24"/>
         </w:rPr>
-        <w:t xml:space="preserve">MongoDB </w:t>
+        <w:t>MySQL</w:t>
+      </w:r>
+      <w:r>
+        <w:rPr>
+          <w:rFonts w:ascii="Times New Roman" w:hAnsi="Times New Roman" w:cs="Times New Roman"/>
+          <w:i/>
+          <w:iCs/>
+          <w:sz w:val="24"/>
+          <w:szCs w:val="24"/>
+        </w:rPr>
+        <w:t xml:space="preserve"> </w:t>
       </w:r>
       <w:proofErr w:type="spellStart"/>
       <w:r>
@@ -34131,34 +31621,14 @@
           <w:szCs w:val="24"/>
         </w:rPr>
       </w:pPr>
-      <w:proofErr w:type="spellStart"/>
-      <w:r>
-        <w:rPr>
-          <w:rFonts w:ascii="Times New Roman" w:hAnsi="Times New Roman" w:cs="Times New Roman"/>
-          <w:sz w:val="24"/>
-          <w:szCs w:val="24"/>
-        </w:rPr>
-        <w:t>Fleksibilitas</w:t>
-      </w:r>
-      <w:proofErr w:type="spellEnd"/>
-      <w:r>
-        <w:rPr>
-          <w:rFonts w:ascii="Times New Roman" w:hAnsi="Times New Roman" w:cs="Times New Roman"/>
-          <w:sz w:val="24"/>
-          <w:szCs w:val="24"/>
-        </w:rPr>
-        <w:t xml:space="preserve"> </w:t>
-      </w:r>
-      <w:proofErr w:type="spellStart"/>
-      <w:r>
-        <w:rPr>
-          <w:rFonts w:ascii="Times New Roman" w:hAnsi="Times New Roman" w:cs="Times New Roman"/>
-          <w:sz w:val="24"/>
-          <w:szCs w:val="24"/>
-        </w:rPr>
-        <w:t>skema</w:t>
-      </w:r>
-      <w:proofErr w:type="spellEnd"/>
+      <w:r>
+        <w:rPr>
+          <w:rFonts w:ascii="Times New Roman" w:hAnsi="Times New Roman" w:cs="Times New Roman"/>
+          <w:sz w:val="24"/>
+          <w:szCs w:val="24"/>
+        </w:rPr>
+        <w:t>Kinerja</w:t>
+      </w:r>
     </w:p>
     <w:p>
       <w:pPr>
@@ -34182,7 +31652,7 @@
           <w:sz w:val="24"/>
           <w:szCs w:val="24"/>
         </w:rPr>
-        <w:t>Skalabilitasi</w:t>
+        <w:t>Keandalan</w:t>
       </w:r>
       <w:proofErr w:type="spellEnd"/>
     </w:p>
@@ -34201,22 +31671,14 @@
           <w:szCs w:val="24"/>
         </w:rPr>
       </w:pPr>
-      <w:r>
-        <w:rPr>
-          <w:rFonts w:ascii="Times New Roman" w:hAnsi="Times New Roman" w:cs="Times New Roman"/>
-          <w:sz w:val="24"/>
-          <w:szCs w:val="24"/>
-        </w:rPr>
-        <w:t xml:space="preserve">Kinerja </w:t>
-      </w:r>
-      <w:proofErr w:type="spellStart"/>
-      <w:r>
-        <w:rPr>
-          <w:rFonts w:ascii="Times New Roman" w:hAnsi="Times New Roman" w:cs="Times New Roman"/>
-          <w:sz w:val="24"/>
-          <w:szCs w:val="24"/>
-        </w:rPr>
-        <w:t>tinggi</w:t>
+      <w:proofErr w:type="spellStart"/>
+      <w:r>
+        <w:rPr>
+          <w:rFonts w:ascii="Times New Roman" w:hAnsi="Times New Roman" w:cs="Times New Roman"/>
+          <w:sz w:val="24"/>
+          <w:szCs w:val="24"/>
+        </w:rPr>
+        <w:t>Skalabilitas</w:t>
       </w:r>
       <w:proofErr w:type="spellEnd"/>
     </w:p>
@@ -34286,45 +31748,43 @@
           <w:sz w:val="24"/>
           <w:szCs w:val="24"/>
         </w:rPr>
-        <w:t>Dukungan</w:t>
-      </w:r>
-      <w:proofErr w:type="spellEnd"/>
-      <w:r>
-        <w:rPr>
-          <w:rFonts w:ascii="Times New Roman" w:hAnsi="Times New Roman" w:cs="Times New Roman"/>
-          <w:sz w:val="24"/>
-          <w:szCs w:val="24"/>
-        </w:rPr>
-        <w:t xml:space="preserve"> </w:t>
-      </w:r>
-      <w:proofErr w:type="spellStart"/>
-      <w:r>
-        <w:rPr>
-          <w:rFonts w:ascii="Times New Roman" w:hAnsi="Times New Roman" w:cs="Times New Roman"/>
-          <w:sz w:val="24"/>
-          <w:szCs w:val="24"/>
-        </w:rPr>
-        <w:t>komunitas</w:t>
-      </w:r>
-      <w:proofErr w:type="spellEnd"/>
-      <w:r>
-        <w:rPr>
-          <w:rFonts w:ascii="Times New Roman" w:hAnsi="Times New Roman" w:cs="Times New Roman"/>
-          <w:sz w:val="24"/>
-          <w:szCs w:val="24"/>
-        </w:rPr>
-        <w:t xml:space="preserve"> yang </w:t>
-      </w:r>
-      <w:proofErr w:type="spellStart"/>
-      <w:r>
-        <w:rPr>
-          <w:rFonts w:ascii="Times New Roman" w:hAnsi="Times New Roman" w:cs="Times New Roman"/>
-          <w:sz w:val="24"/>
-          <w:szCs w:val="24"/>
-        </w:rPr>
-        <w:t>kuat</w:t>
-      </w:r>
-      <w:proofErr w:type="spellEnd"/>
+        <w:t>Portabilitas</w:t>
+      </w:r>
+      <w:proofErr w:type="spellEnd"/>
+    </w:p>
+    <w:p>
+      <w:pPr>
+        <w:pStyle w:val="ListParagraph"/>
+        <w:numPr>
+          <w:ilvl w:val="0"/>
+          <w:numId w:val="29"/>
+        </w:numPr>
+        <w:spacing w:after="110" w:line="360" w:lineRule="auto"/>
+        <w:jc w:val="both"/>
+        <w:rPr>
+          <w:rFonts w:ascii="Times New Roman" w:hAnsi="Times New Roman" w:cs="Times New Roman"/>
+          <w:sz w:val="24"/>
+          <w:szCs w:val="24"/>
+        </w:rPr>
+      </w:pPr>
+      <w:r>
+        <w:rPr>
+          <w:rFonts w:ascii="Times New Roman" w:hAnsi="Times New Roman" w:cs="Times New Roman"/>
+          <w:i/>
+          <w:iCs/>
+          <w:sz w:val="24"/>
+          <w:szCs w:val="24"/>
+        </w:rPr>
+        <w:t>Open Source</w:t>
+      </w:r>
+      <w:r>
+        <w:rPr>
+          <w:rFonts w:ascii="Times New Roman" w:hAnsi="Times New Roman" w:cs="Times New Roman"/>
+          <w:sz w:val="24"/>
+          <w:szCs w:val="24"/>
+        </w:rPr>
+        <w:t xml:space="preserve"> dan Gratis</w:t>
+      </w:r>
     </w:p>
     <w:p>
       <w:pPr>
@@ -37984,7 +35444,6 @@
                 <w:sz w:val="24"/>
                 <w:szCs w:val="24"/>
               </w:rPr>
-              <w:lastRenderedPageBreak/>
               <w:t>3</w:t>
             </w:r>
           </w:p>
@@ -44126,7 +41585,7 @@
                     <pic:cNvPicPr/>
                   </pic:nvPicPr>
                   <pic:blipFill>
-                    <a:blip r:embed="rId15">
+                    <a:blip r:embed="rId13">
                       <a:extLst>
                         <a:ext uri="{28A0092B-C50C-407E-A947-70E740481C1C}">
                           <a14:useLocalDpi xmlns:a14="http://schemas.microsoft.com/office/drawing/2010/main" val="0"/>
@@ -46425,7 +43884,7 @@
                     <pic:cNvPicPr/>
                   </pic:nvPicPr>
                   <pic:blipFill>
-                    <a:blip r:embed="rId16">
+                    <a:blip r:embed="rId14">
                       <a:extLst>
                         <a:ext uri="{28A0092B-C50C-407E-A947-70E740481C1C}">
                           <a14:useLocalDpi xmlns:a14="http://schemas.microsoft.com/office/drawing/2010/main" val="0"/>
@@ -46981,7 +44440,7 @@
                     <pic:cNvPicPr/>
                   </pic:nvPicPr>
                   <pic:blipFill>
-                    <a:blip r:embed="rId17">
+                    <a:blip r:embed="rId15">
                       <a:extLst>
                         <a:ext uri="{28A0092B-C50C-407E-A947-70E740481C1C}">
                           <a14:useLocalDpi xmlns:a14="http://schemas.microsoft.com/office/drawing/2010/main" val="0"/>
@@ -47093,7 +44552,7 @@
                     <pic:cNvPicPr/>
                   </pic:nvPicPr>
                   <pic:blipFill>
-                    <a:blip r:embed="rId18">
+                    <a:blip r:embed="rId16">
                       <a:extLst>
                         <a:ext uri="{28A0092B-C50C-407E-A947-70E740481C1C}">
                           <a14:useLocalDpi xmlns:a14="http://schemas.microsoft.com/office/drawing/2010/main" val="0"/>
@@ -47651,6 +45110,7 @@
           <w:rFonts w:ascii="Times New Roman" w:hAnsi="Times New Roman" w:cs="Times New Roman"/>
           <w:b/>
           <w:bCs/>
+          <w:noProof/>
           <w:sz w:val="24"/>
           <w:szCs w:val="24"/>
         </w:rPr>
@@ -47671,7 +45131,7 @@
                     <pic:cNvPicPr/>
                   </pic:nvPicPr>
                   <pic:blipFill>
-                    <a:blip r:embed="rId19"/>
+                    <a:blip r:embed="rId17"/>
                     <a:stretch>
                       <a:fillRect/>
                     </a:stretch>
@@ -47851,7 +45311,7 @@
                     <pic:cNvPicPr/>
                   </pic:nvPicPr>
                   <pic:blipFill>
-                    <a:blip r:embed="rId20"/>
+                    <a:blip r:embed="rId18"/>
                     <a:stretch>
                       <a:fillRect/>
                     </a:stretch>
@@ -48029,6 +45489,7 @@
           <w:rFonts w:ascii="Times New Roman" w:hAnsi="Times New Roman" w:cs="Times New Roman"/>
           <w:b/>
           <w:bCs/>
+          <w:noProof/>
           <w:sz w:val="24"/>
           <w:szCs w:val="24"/>
         </w:rPr>
@@ -48048,7 +45509,7 @@
                     <pic:cNvPicPr/>
                   </pic:nvPicPr>
                   <pic:blipFill>
-                    <a:blip r:embed="rId21"/>
+                    <a:blip r:embed="rId19"/>
                     <a:stretch>
                       <a:fillRect/>
                     </a:stretch>
@@ -48268,7 +45729,7 @@
                     <pic:cNvPicPr/>
                   </pic:nvPicPr>
                   <pic:blipFill>
-                    <a:blip r:embed="rId22"/>
+                    <a:blip r:embed="rId20"/>
                     <a:stretch>
                       <a:fillRect/>
                     </a:stretch>
@@ -48501,7 +45962,7 @@
                     <pic:cNvPicPr/>
                   </pic:nvPicPr>
                   <pic:blipFill>
-                    <a:blip r:embed="rId23"/>
+                    <a:blip r:embed="rId21"/>
                     <a:stretch>
                       <a:fillRect/>
                     </a:stretch>
@@ -48568,18 +46029,8 @@
           <w:sz w:val="24"/>
           <w:szCs w:val="24"/>
         </w:rPr>
-        <w:t xml:space="preserve"> Edit </w:t>
-      </w:r>
-      <w:proofErr w:type="spellStart"/>
-      <w:r>
-        <w:rPr>
-          <w:rFonts w:ascii="Times New Roman" w:hAnsi="Times New Roman" w:cs="Times New Roman"/>
-          <w:sz w:val="24"/>
-          <w:szCs w:val="24"/>
-        </w:rPr>
-        <w:t>Judul</w:t>
-      </w:r>
-      <w:proofErr w:type="spellEnd"/>
+        <w:t xml:space="preserve"> Edit Judul</w:t>
+      </w:r>
     </w:p>
     <w:p>
       <w:pPr>
@@ -49283,7 +46734,7 @@
           <w:szCs w:val="24"/>
         </w:rPr>
         <w:tab/>
-        <w:t xml:space="preserve">Rosa A.S dan M. Shalahudin, “Usecase Diagram,” </w:t>
+        <w:t xml:space="preserve">A. Paramitha, “Materi 4 - activity diagram,” </w:t>
       </w:r>
       <w:r>
         <w:rPr>
@@ -49294,7 +46745,7 @@
           <w:sz w:val="24"/>
           <w:szCs w:val="24"/>
         </w:rPr>
-        <w:t>Contemp. Psychol. A J. Rev.</w:t>
+        <w:t>Mater. 4 - Act. Diagr. APSI - 2</w:t>
       </w:r>
       <w:r>
         <w:rPr>
@@ -49303,7 +46754,7 @@
           <w:sz w:val="24"/>
           <w:szCs w:val="24"/>
         </w:rPr>
-        <w:t>, 2015.</w:t>
+        <w:t>, 2018.</w:t>
       </w:r>
     </w:p>
     <w:p>
@@ -49318,7 +46769,6 @@
           <w:rFonts w:ascii="Times New Roman" w:hAnsi="Times New Roman" w:cs="Times New Roman"/>
           <w:noProof/>
           <w:sz w:val="24"/>
-          <w:szCs w:val="24"/>
         </w:rPr>
       </w:pPr>
       <w:r>
@@ -49338,7 +46788,7 @@
           <w:szCs w:val="24"/>
         </w:rPr>
         <w:tab/>
-        <w:t xml:space="preserve">A. Paramitha, “Materi 4 - activity diagram,” </w:t>
+        <w:t xml:space="preserve">D. Agustini and M. Farida, “SISTEM INFORMASI PENGELOLAAN PASAR CEMARA BANJARMASIN BERBASIS WEB,” </w:t>
       </w:r>
       <w:r>
         <w:rPr>
@@ -49349,7 +46799,7 @@
           <w:sz w:val="24"/>
           <w:szCs w:val="24"/>
         </w:rPr>
-        <w:t>Mater. 4 - Act. Diagr. APSI - 2</w:t>
+        <w:t>Technol. J. Ilm.</w:t>
       </w:r>
       <w:r>
         <w:rPr>
@@ -49358,7 +46808,7 @@
           <w:sz w:val="24"/>
           <w:szCs w:val="24"/>
         </w:rPr>
-        <w:t>, 2018.</w:t>
+        <w:t>, 2021, doi: 10.31602/tji.v12i1.4174.</w:t>
       </w:r>
     </w:p>
     <w:p>
@@ -49372,56 +46822,6 @@
         <w:rPr>
           <w:rFonts w:ascii="Times New Roman" w:hAnsi="Times New Roman" w:cs="Times New Roman"/>
           <w:noProof/>
-          <w:sz w:val="24"/>
-        </w:rPr>
-      </w:pPr>
-      <w:r>
-        <w:rPr>
-          <w:rFonts w:ascii="Times New Roman" w:hAnsi="Times New Roman" w:cs="Times New Roman"/>
-          <w:noProof/>
-          <w:sz w:val="24"/>
-          <w:szCs w:val="24"/>
-        </w:rPr>
-        <w:t>[12]</w:t>
-      </w:r>
-      <w:r>
-        <w:rPr>
-          <w:rFonts w:ascii="Times New Roman" w:hAnsi="Times New Roman" w:cs="Times New Roman"/>
-          <w:noProof/>
-          <w:sz w:val="24"/>
-          <w:szCs w:val="24"/>
-        </w:rPr>
-        <w:tab/>
-        <w:t xml:space="preserve">MongoDB, “MongoDB Architecture Guide,” </w:t>
-      </w:r>
-      <w:r>
-        <w:rPr>
-          <w:rFonts w:ascii="Times New Roman" w:hAnsi="Times New Roman" w:cs="Times New Roman"/>
-          <w:i/>
-          <w:iCs/>
-          <w:noProof/>
-          <w:sz w:val="24"/>
-          <w:szCs w:val="24"/>
-        </w:rPr>
-        <w:t>MongoDB White Pap.</w:t>
-      </w:r>
-      <w:r>
-        <w:rPr>
-          <w:rFonts w:ascii="Times New Roman" w:hAnsi="Times New Roman" w:cs="Times New Roman"/>
-          <w:noProof/>
-          <w:sz w:val="24"/>
-          <w:szCs w:val="24"/>
-        </w:rPr>
-        <w:t>, 2016.</w:t>
-      </w:r>
-    </w:p>
-    <w:p>
-      <w:pPr>
-        <w:spacing w:after="110" w:line="360" w:lineRule="auto"/>
-        <w:rPr>
-          <w:rFonts w:ascii="Times New Roman" w:hAnsi="Times New Roman" w:cs="Times New Roman"/>
-          <w:b/>
-          <w:bCs/>
           <w:sz w:val="24"/>
           <w:szCs w:val="24"/>
         </w:rPr>
@@ -53093,6 +50493,7 @@
   <w:style w:type="character" w:default="1" w:styleId="DefaultParagraphFont">
     <w:name w:val="Default Paragraph Font"/>
     <w:uiPriority w:val="1"/>
+    <w:semiHidden/>
     <w:unhideWhenUsed/>
   </w:style>
   <w:style w:type="table" w:default="1" w:styleId="TableNormal">
